--- a/fuentes/233104_CF03_CFA.docx
+++ b/fuentes/233104_CF03_CFA.docx
@@ -1,6 +1,6 @@
 
 <file path=word/document.xml><?xml version="1.0" encoding="utf-8"?>
-<w:document xmlns:wpc="http://schemas.microsoft.com/office/word/2010/wordprocessingCanvas" xmlns:cx="http://schemas.microsoft.com/office/drawing/2014/chartex" xmlns:cx1="http://schemas.microsoft.com/office/drawing/2015/9/8/chartex" xmlns:cx2="http://schemas.microsoft.com/office/drawing/2015/10/21/chartex" xmlns:cx3="http://schemas.microsoft.com/office/drawing/2016/5/9/chartex" xmlns:cx4="http://schemas.microsoft.com/office/drawing/2016/5/10/chartex" xmlns:cx5="http://schemas.microsoft.com/office/drawing/2016/5/11/chartex" xmlns:cx6="http://schemas.microsoft.com/office/drawing/2016/5/12/chartex" xmlns:cx7="http://schemas.microsoft.com/office/drawing/2016/5/13/chartex" xmlns:cx8="http://schemas.microsoft.com/office/drawing/2016/5/14/chartex" xmlns:mc="http://schemas.openxmlformats.org/markup-compatibility/2006" xmlns:aink="http://schemas.microsoft.com/office/drawing/2016/ink" xmlns:am3d="http://schemas.microsoft.com/office/drawing/2017/model3d" xmlns:o="urn:schemas-microsoft-com:office:office" xmlns:r="http://schemas.openxmlformats.org/officeDocument/2006/relationships" xmlns:m="http://schemas.openxmlformats.org/officeDocument/2006/math" xmlns:v="urn:schemas-microsoft-com:vml" xmlns:wp14="http://schemas.microsoft.com/office/word/2010/wordprocessingDrawing" xmlns:wp="http://schemas.openxmlformats.org/drawingml/2006/wordprocessingDrawing" xmlns:w10="urn:schemas-microsoft-com:office:word" xmlns:w="http://schemas.openxmlformats.org/wordprocessingml/2006/main" xmlns:w14="http://schemas.microsoft.com/office/word/2010/wordml" xmlns:w15="http://schemas.microsoft.com/office/word/2012/wordml" xmlns:w16cex="http://schemas.microsoft.com/office/word/2018/wordml/cex" xmlns:w16cid="http://schemas.microsoft.com/office/word/2016/wordml/cid" xmlns:w16="http://schemas.microsoft.com/office/word/2018/wordml" xmlns:w16sdtdh="http://schemas.microsoft.com/office/word/2020/wordml/sdtdatahash" xmlns:w16se="http://schemas.microsoft.com/office/word/2015/wordml/symex" xmlns:wpg="http://schemas.microsoft.com/office/word/2010/wordprocessingGroup" xmlns:wpi="http://schemas.microsoft.com/office/word/2010/wordprocessingInk" xmlns:wne="http://schemas.microsoft.com/office/word/2006/wordml" xmlns:wps="http://schemas.microsoft.com/office/word/2010/wordprocessingShape" mc:Ignorable="w14 w15 w16se w16cid w16 w16cex w16sdtdh wp14">
+<w:document xmlns:wpc="http://schemas.microsoft.com/office/word/2010/wordprocessingCanvas" xmlns:cx="http://schemas.microsoft.com/office/drawing/2014/chartex" xmlns:cx1="http://schemas.microsoft.com/office/drawing/2015/9/8/chartex" xmlns:cx2="http://schemas.microsoft.com/office/drawing/2015/10/21/chartex" xmlns:cx3="http://schemas.microsoft.com/office/drawing/2016/5/9/chartex" xmlns:cx4="http://schemas.microsoft.com/office/drawing/2016/5/10/chartex" xmlns:cx5="http://schemas.microsoft.com/office/drawing/2016/5/11/chartex" xmlns:cx6="http://schemas.microsoft.com/office/drawing/2016/5/12/chartex" xmlns:cx7="http://schemas.microsoft.com/office/drawing/2016/5/13/chartex" xmlns:cx8="http://schemas.microsoft.com/office/drawing/2016/5/14/chartex" xmlns:mc="http://schemas.openxmlformats.org/markup-compatibility/2006" xmlns:aink="http://schemas.microsoft.com/office/drawing/2016/ink" xmlns:am3d="http://schemas.microsoft.com/office/drawing/2017/model3d" xmlns:o="urn:schemas-microsoft-com:office:office" xmlns:r="http://schemas.openxmlformats.org/officeDocument/2006/relationships" xmlns:m="http://schemas.openxmlformats.org/officeDocument/2006/math" xmlns:v="urn:schemas-microsoft-com:vml" xmlns:wp14="http://schemas.microsoft.com/office/word/2010/wordprocessingDrawing" xmlns:wp="http://schemas.openxmlformats.org/drawingml/2006/wordprocessingDrawing" xmlns:w10="urn:schemas-microsoft-com:office:word" xmlns:w="http://schemas.openxmlformats.org/wordprocessingml/2006/main" xmlns:w14="http://schemas.microsoft.com/office/word/2010/wordml" xmlns:w15="http://schemas.microsoft.com/office/word/2012/wordml" xmlns:w16cex="http://schemas.microsoft.com/office/word/2018/wordml/cex" xmlns:w16cid="http://schemas.microsoft.com/office/word/2016/wordml/cid" xmlns:w16="http://schemas.microsoft.com/office/word/2018/wordml" xmlns:w16se="http://schemas.microsoft.com/office/word/2015/wordml/symex" xmlns:wpg="http://schemas.microsoft.com/office/word/2010/wordprocessingGroup" xmlns:wpi="http://schemas.microsoft.com/office/word/2010/wordprocessingInk" xmlns:wne="http://schemas.microsoft.com/office/word/2006/wordml" xmlns:wps="http://schemas.microsoft.com/office/word/2010/wordprocessingShape" mc:Ignorable="w14 w15 w16se w16cid w16 w16cex wp14">
   <w:body>
     <w:p>
       <w:pPr>
@@ -205,7 +205,7 @@
               </wp:anchor>
             </w:drawing>
           </mc:Choice>
-          <mc:Fallback xmlns:oel="http://schemas.microsoft.com/office/2019/extlst">
+          <mc:Fallback xmlns:oel="http://schemas.microsoft.com/office/2019/extlst" xmlns:w16sdtdh="http://schemas.microsoft.com/office/word/2020/wordml/sdtdatahash">
             <w:pict>
               <v:rect w14:anchorId="4C256C62" id="Rectángulo 3" o:spid="_x0000_s1026" alt="&quot;&quot;" style="position:absolute;margin-left:-55.95pt;margin-top:26.4pt;width:613.85pt;height:164.25pt;z-index:-251655168;visibility:visible;mso-wrap-style:square;mso-height-percent:0;mso-wrap-distance-left:9pt;mso-wrap-distance-top:0;mso-wrap-distance-right:9pt;mso-wrap-distance-bottom:0;mso-position-horizontal:absolute;mso-position-horizontal-relative:text;mso-position-vertical:absolute;mso-position-vertical-relative:text;mso-height-percent:0;mso-height-relative:margin;v-text-anchor:middle" o:gfxdata="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" fillcolor="#00314d" stroked="f" strokeweight="1pt"/>
             </w:pict>
@@ -3641,6 +3641,7 @@
       </w:pPr>
       <w:bookmarkStart w:id="0" w:name="_Toc230282727"/>
       <w:r>
+        <w:lastRenderedPageBreak/>
         <w:t>Introducción</w:t>
       </w:r>
       <w:bookmarkEnd w:id="0"/>
@@ -3693,6 +3694,7 @@
         <w:pStyle w:val="Video"/>
       </w:pPr>
       <w:r>
+        <w:lastRenderedPageBreak/>
         <w:t>Modelado y gestión de bases de datos</w:t>
       </w:r>
     </w:p>
@@ -3701,18 +3703,86 @@
         <w:ind w:hanging="142"/>
         <w:jc w:val="center"/>
       </w:pPr>
+      <w:r>
+        <w:rPr>
+          <w:noProof/>
+        </w:rPr>
+        <w:drawing>
+          <wp:inline distT="0" distB="0" distL="0" distR="0" wp14:anchorId="292F81BB" wp14:editId="6540F257">
+            <wp:extent cx="4680000" cy="2631600"/>
+            <wp:effectExtent l="0" t="0" r="6350" b="0"/>
+            <wp:docPr id="2" name="Imagen 2">
+              <a:extLst xmlns:a="http://schemas.openxmlformats.org/drawingml/2006/main">
+                <a:ext uri="{C183D7F6-B498-43B3-948B-1728B52AA6E4}">
+                  <adec:decorative xmlns:adec="http://schemas.microsoft.com/office/drawing/2017/decorative" val="1"/>
+                </a:ext>
+              </a:extLst>
+            </wp:docPr>
+            <wp:cNvGraphicFramePr>
+              <a:graphicFrameLocks xmlns:a="http://schemas.openxmlformats.org/drawingml/2006/main" noChangeAspect="1"/>
+            </wp:cNvGraphicFramePr>
+            <a:graphic xmlns:a="http://schemas.openxmlformats.org/drawingml/2006/main">
+              <a:graphicData uri="http://schemas.openxmlformats.org/drawingml/2006/picture">
+                <pic:pic xmlns:pic="http://schemas.openxmlformats.org/drawingml/2006/picture">
+                  <pic:nvPicPr>
+                    <pic:cNvPr id="2" name="Imagen 2">
+                      <a:extLst>
+                        <a:ext uri="{C183D7F6-B498-43B3-948B-1728B52AA6E4}">
+                          <adec:decorative xmlns:adec="http://schemas.microsoft.com/office/drawing/2017/decorative" val="1"/>
+                        </a:ext>
+                      </a:extLst>
+                    </pic:cNvPr>
+                    <pic:cNvPicPr>
+                      <a:picLocks noChangeAspect="1" noChangeArrowheads="1"/>
+                    </pic:cNvPicPr>
+                  </pic:nvPicPr>
+                  <pic:blipFill>
+                    <a:blip r:embed="rId12" cstate="print">
+                      <a:extLst>
+                        <a:ext uri="{28A0092B-C50C-407E-A947-70E740481C1C}">
+                          <a14:useLocalDpi xmlns:a14="http://schemas.microsoft.com/office/drawing/2010/main" val="0"/>
+                        </a:ext>
+                      </a:extLst>
+                    </a:blip>
+                    <a:srcRect/>
+                    <a:stretch>
+                      <a:fillRect/>
+                    </a:stretch>
+                  </pic:blipFill>
+                  <pic:spPr bwMode="auto">
+                    <a:xfrm>
+                      <a:off x="0" y="0"/>
+                      <a:ext cx="4680000" cy="2631600"/>
+                    </a:xfrm>
+                    <a:prstGeom prst="rect">
+                      <a:avLst/>
+                    </a:prstGeom>
+                    <a:noFill/>
+                    <a:ln>
+                      <a:noFill/>
+                    </a:ln>
+                  </pic:spPr>
+                </pic:pic>
+              </a:graphicData>
+            </a:graphic>
+          </wp:inline>
+        </w:drawing>
+      </w:r>
     </w:p>
     <w:p>
       <w:pPr>
         <w:ind w:firstLine="0"/>
         <w:jc w:val="center"/>
       </w:pPr>
-      <w:r>
-        <w:rPr>
-          <w:b/>
-        </w:rPr>
-        <w:t>Enlace de reproducción del video</w:t>
-      </w:r>
+      <w:hyperlink r:id="rId13" w:history="1">
+        <w:r>
+          <w:rPr>
+            <w:rStyle w:val="Hipervnculo"/>
+            <w:b/>
+          </w:rPr>
+          <w:t>Enlace de reproducción del video</w:t>
+        </w:r>
+      </w:hyperlink>
     </w:p>
     <w:tbl>
       <w:tblPr>
@@ -3767,6 +3837,7 @@
           </w:p>
           <w:p>
             <w:r>
+              <w:lastRenderedPageBreak/>
               <w:t>Para lograrlo, es necesario comprender cómo se organizan los datos, cómo se representan mediante modelos y cómo se transforman en estructuras que puedan implementarse en sistemas gestores de bases de datos. A partir de este proceso se crean tablas, se establecen relaciones entre los datos y se garantiza la integridad de la información.</w:t>
             </w:r>
           </w:p>
@@ -3837,6 +3908,7 @@
         <w:rPr>
           <w:rFonts w:eastAsia="Calibri"/>
         </w:rPr>
+        <w:lastRenderedPageBreak/>
         <w:t>Fundamentos de bases de datos</w:t>
       </w:r>
       <w:bookmarkEnd w:id="1"/>
@@ -3955,7 +4027,16 @@
           <w:lang w:eastAsia="es-CO"/>
           <w14:ligatures w14:val="none"/>
         </w:rPr>
-        <w:t>Las bases de datos son utilizadas en múltiples contextos, como sistemas empresariales, plataformas educativas, aplicaciones móviles, redes sociales, sistemas bancarios, servicios de salud y comercio electrónico. Gracias a su capacidad de organización y procesamiento, permiten almacenar grandes cantidades de información y recuperar los datos de manera rápida y precisa.</w:t>
+        <w:t xml:space="preserve">Las bases de datos son utilizadas en múltiples contextos, como sistemas empresariales, plataformas educativas, aplicaciones móviles, redes sociales, sistemas </w:t>
+      </w:r>
+      <w:r>
+        <w:rPr>
+          <w:rFonts w:ascii="Calibri" w:eastAsia="Calibri" w:hAnsi="Calibri" w:cs="Times New Roman"/>
+          <w:lang w:eastAsia="es-CO"/>
+          <w14:ligatures w14:val="none"/>
+        </w:rPr>
+        <w:lastRenderedPageBreak/>
+        <w:t>bancarios, servicios de salud y comercio electrónico. Gracias a su capacidad de organización y procesamiento, permiten almacenar grandes cantidades de información y recuperar los datos de manera rápida y precisa.</w:t>
       </w:r>
     </w:p>
     <w:p>
@@ -4277,6 +4358,7 @@
           <w:lang w:eastAsia="es-CO"/>
           <w14:ligatures w14:val="none"/>
         </w:rPr>
+        <w:lastRenderedPageBreak/>
         <w:t>Las bases de datos poseen características que garantizan la organización y el manejo eficiente de la información:</w:t>
       </w:r>
     </w:p>
@@ -4582,6 +4664,7 @@
           <w:lang w:eastAsia="es-CO"/>
           <w14:ligatures w14:val="none"/>
         </w:rPr>
+        <w:lastRenderedPageBreak/>
         <w:t xml:space="preserve">Estas características convierten a las bases de datos en herramientas fundamentales para el almacenamiento y procesamiento de información en los sistemas de </w:t>
       </w:r>
       <w:r>
@@ -4716,6 +4799,7 @@
           <w:lang w:eastAsia="es-CO"/>
           <w14:ligatures w14:val="none"/>
         </w:rPr>
+        <w:lastRenderedPageBreak/>
         <w:t xml:space="preserve">Con el crecimiento de Internet, las aplicaciones </w:t>
       </w:r>
       <w:r>
@@ -4748,25 +4832,7 @@
           <w:lang w:eastAsia="es-CO"/>
           <w14:ligatures w14:val="none"/>
         </w:rPr>
-        <w:t xml:space="preserve">Más recientemente surgen las bases de datos </w:t>
-      </w:r>
-      <w:proofErr w:type="spellStart"/>
-      <w:r>
-        <w:rPr>
-          <w:rFonts w:ascii="Calibri" w:eastAsia="Calibri" w:hAnsi="Calibri" w:cs="Times New Roman"/>
-          <w:lang w:eastAsia="es-CO"/>
-          <w14:ligatures w14:val="none"/>
-        </w:rPr>
-        <w:t>NewSQL</w:t>
-      </w:r>
-      <w:proofErr w:type="spellEnd"/>
-      <w:r>
-        <w:rPr>
-          <w:rFonts w:ascii="Calibri" w:eastAsia="Calibri" w:hAnsi="Calibri" w:cs="Times New Roman"/>
-          <w:lang w:eastAsia="es-CO"/>
-          <w14:ligatures w14:val="none"/>
-        </w:rPr>
-        <w:t>, que combinan características de escalabilidad propias de NoSQL con las propiedades transaccionales y de consistencia de las bases de datos relacionales tradicionales.</w:t>
+        <w:t>Más recientemente surgen las bases de datos NewSQL, que combinan características de escalabilidad propias de NoSQL con las propiedades transaccionales y de consistencia de las bases de datos relacionales tradicionales.</w:t>
       </w:r>
     </w:p>
     <w:p>
@@ -4954,6 +5020,7 @@
           <w:lang w:eastAsia="es-CO"/>
           <w14:ligatures w14:val="none"/>
         </w:rPr>
+        <w:lastRenderedPageBreak/>
         <w:t>Automatización y administración inteligente</w:t>
       </w:r>
       <w:r>
@@ -5158,59 +5225,14 @@
           <w14:ligatures w14:val="none"/>
         </w:rPr>
       </w:pPr>
-      <w:proofErr w:type="spellStart"/>
-      <w:r>
-        <w:rPr>
-          <w:rFonts w:ascii="Calibri" w:eastAsia="Calibri" w:hAnsi="Calibri" w:cs="Times New Roman"/>
-          <w:lang w:eastAsia="es-CO"/>
-          <w14:ligatures w14:val="none"/>
-        </w:rPr>
-        <w:t>Silberschatz</w:t>
-      </w:r>
-      <w:proofErr w:type="spellEnd"/>
-      <w:r>
-        <w:rPr>
-          <w:rFonts w:ascii="Calibri" w:eastAsia="Calibri" w:hAnsi="Calibri" w:cs="Times New Roman"/>
-          <w:lang w:eastAsia="es-CO"/>
-          <w14:ligatures w14:val="none"/>
-        </w:rPr>
-        <w:t xml:space="preserve">, </w:t>
-      </w:r>
-      <w:proofErr w:type="spellStart"/>
-      <w:r>
-        <w:rPr>
-          <w:rFonts w:ascii="Calibri" w:eastAsia="Calibri" w:hAnsi="Calibri" w:cs="Times New Roman"/>
-          <w:lang w:eastAsia="es-CO"/>
-          <w14:ligatures w14:val="none"/>
-        </w:rPr>
-        <w:t>Korth</w:t>
-      </w:r>
-      <w:proofErr w:type="spellEnd"/>
-      <w:r>
-        <w:rPr>
-          <w:rFonts w:ascii="Calibri" w:eastAsia="Calibri" w:hAnsi="Calibri" w:cs="Times New Roman"/>
-          <w:lang w:eastAsia="es-CO"/>
-          <w14:ligatures w14:val="none"/>
-        </w:rPr>
-        <w:t xml:space="preserve"> y </w:t>
-      </w:r>
-      <w:proofErr w:type="spellStart"/>
-      <w:r>
-        <w:rPr>
-          <w:rFonts w:ascii="Calibri" w:eastAsia="Calibri" w:hAnsi="Calibri" w:cs="Times New Roman"/>
-          <w:lang w:eastAsia="es-CO"/>
-          <w14:ligatures w14:val="none"/>
-        </w:rPr>
-        <w:t>Sudarshan</w:t>
-      </w:r>
-      <w:proofErr w:type="spellEnd"/>
-      <w:r>
-        <w:rPr>
-          <w:rFonts w:ascii="Calibri" w:eastAsia="Calibri" w:hAnsi="Calibri" w:cs="Times New Roman"/>
-          <w:lang w:eastAsia="es-CO"/>
-          <w14:ligatures w14:val="none"/>
-        </w:rPr>
-        <w:t xml:space="preserve"> (2020) destacan que las tendencias actuales en bases de datos están orientadas hacia la escalabilidad, el procesamiento distribuido y la administración eficiente de grandes volúmenes de información.</w:t>
+      <w:r>
+        <w:rPr>
+          <w:rFonts w:ascii="Calibri" w:eastAsia="Calibri" w:hAnsi="Calibri" w:cs="Times New Roman"/>
+          <w:lang w:eastAsia="es-CO"/>
+          <w14:ligatures w14:val="none"/>
+        </w:rPr>
+        <w:lastRenderedPageBreak/>
+        <w:t>Silberschatz, Korth y Sudarshan (2020) destacan que las tendencias actuales en bases de datos están orientadas hacia la escalabilidad, el procesamiento distribuido y la administración eficiente de grandes volúmenes de información.</w:t>
       </w:r>
     </w:p>
     <w:p>
@@ -5378,6 +5400,7 @@
           <w:lang w:eastAsia="es-CO"/>
           <w14:ligatures w14:val="none"/>
         </w:rPr>
+        <w:lastRenderedPageBreak/>
         <w:t>Mantienen relaciones entre datos.</w:t>
       </w:r>
     </w:p>
@@ -5484,11 +5507,9 @@
                 <w:rFonts w:eastAsia="Calibri" w:cs="Times New Roman"/>
               </w:rPr>
             </w:pPr>
-            <w:proofErr w:type="spellStart"/>
             <w:r>
               <w:t>Id_cliente</w:t>
             </w:r>
-            <w:proofErr w:type="spellEnd"/>
           </w:p>
         </w:tc>
         <w:tc>
@@ -5885,6 +5906,7 @@
           <w:lang w:eastAsia="es-CO"/>
           <w14:ligatures w14:val="none"/>
         </w:rPr>
+        <w:lastRenderedPageBreak/>
         <w:t>Facilitan el intercambio de información entre aplicaciones.</w:t>
       </w:r>
     </w:p>
@@ -6151,6 +6173,7 @@
           <w:lang w:eastAsia="es-CO"/>
           <w14:ligatures w14:val="none"/>
         </w:rPr>
+        <w:lastRenderedPageBreak/>
         <w:t>Los sistemas modernos utilizan tecnologías especializadas para almacenar y procesar este tipo de información debido a su complejidad y volumen.</w:t>
       </w:r>
     </w:p>
@@ -6497,6 +6520,7 @@
         <w:rPr>
           <w:lang w:eastAsia="es-CO"/>
         </w:rPr>
+        <w:lastRenderedPageBreak/>
         <w:t>Comparación de los modelos de datos</w:t>
       </w:r>
     </w:p>
@@ -6843,48 +6867,25 @@
       </w:pPr>
       <w:bookmarkStart w:id="5" w:name="_Toc230282732"/>
       <w:r>
-        <w:t xml:space="preserve">Bases de datos relacionales, NoSQL y </w:t>
-      </w:r>
-      <w:proofErr w:type="spellStart"/>
-      <w:r>
-        <w:t>NewSQL</w:t>
+        <w:t>Bases de datos relacionales, NoSQL y NewSQL</w:t>
       </w:r>
       <w:bookmarkEnd w:id="5"/>
-      <w:proofErr w:type="spellEnd"/>
-    </w:p>
-    <w:p>
-      <w:pPr>
-        <w:rPr>
-          <w:rFonts w:ascii="Calibri" w:eastAsia="Calibri" w:hAnsi="Calibri" w:cs="Times New Roman"/>
-          <w:lang w:eastAsia="es-CO"/>
-          <w14:ligatures w14:val="none"/>
-        </w:rPr>
-      </w:pPr>
-      <w:r>
-        <w:rPr>
-          <w:rFonts w:ascii="Calibri" w:eastAsia="Calibri" w:hAnsi="Calibri" w:cs="Times New Roman"/>
-          <w:lang w:eastAsia="es-CO"/>
-          <w14:ligatures w14:val="none"/>
-        </w:rPr>
-        <w:t xml:space="preserve">Las bases de datos evolucionan constantemente para responder a las necesidades de almacenamiento, procesamiento y administración de información en diferentes entornos tecnológicos. Dependiendo de la estructura de los datos, el volumen de información y los requerimientos de escalabilidad y rendimiento, existen distintos modelos de bases de datos, entre los que se destacan las relacionales, NoSQL y </w:t>
-      </w:r>
-      <w:proofErr w:type="spellStart"/>
-      <w:r>
-        <w:rPr>
-          <w:rFonts w:ascii="Calibri" w:eastAsia="Calibri" w:hAnsi="Calibri" w:cs="Times New Roman"/>
-          <w:lang w:eastAsia="es-CO"/>
-          <w14:ligatures w14:val="none"/>
-        </w:rPr>
-        <w:t>NewSQL</w:t>
-      </w:r>
-      <w:proofErr w:type="spellEnd"/>
-      <w:r>
-        <w:rPr>
-          <w:rFonts w:ascii="Calibri" w:eastAsia="Calibri" w:hAnsi="Calibri" w:cs="Times New Roman"/>
-          <w:lang w:eastAsia="es-CO"/>
-          <w14:ligatures w14:val="none"/>
-        </w:rPr>
-        <w:t>.</w:t>
+    </w:p>
+    <w:p>
+      <w:pPr>
+        <w:rPr>
+          <w:rFonts w:ascii="Calibri" w:eastAsia="Calibri" w:hAnsi="Calibri" w:cs="Times New Roman"/>
+          <w:lang w:eastAsia="es-CO"/>
+          <w14:ligatures w14:val="none"/>
+        </w:rPr>
+      </w:pPr>
+      <w:r>
+        <w:rPr>
+          <w:rFonts w:ascii="Calibri" w:eastAsia="Calibri" w:hAnsi="Calibri" w:cs="Times New Roman"/>
+          <w:lang w:eastAsia="es-CO"/>
+          <w14:ligatures w14:val="none"/>
+        </w:rPr>
+        <w:t>Las bases de datos evolucionan constantemente para responder a las necesidades de almacenamiento, procesamiento y administración de información en diferentes entornos tecnológicos. Dependiendo de la estructura de los datos, el volumen de información y los requerimientos de escalabilidad y rendimiento, existen distintos modelos de bases de datos, entre los que se destacan las relacionales, NoSQL y NewSQL.</w:t>
       </w:r>
     </w:p>
     <w:p>
@@ -6939,6 +6940,7 @@
           <w:lang w:eastAsia="es-CO"/>
           <w14:ligatures w14:val="none"/>
         </w:rPr>
+        <w:lastRenderedPageBreak/>
         <w:t>Bases de datos relacionales</w:t>
       </w:r>
     </w:p>
@@ -7213,25 +7215,7 @@
           <w:lang w:eastAsia="es-CO"/>
           <w14:ligatures w14:val="none"/>
         </w:rPr>
-        <w:t xml:space="preserve">Oracle </w:t>
-      </w:r>
-      <w:proofErr w:type="spellStart"/>
-      <w:r>
-        <w:rPr>
-          <w:rFonts w:ascii="Calibri" w:eastAsia="Calibri" w:hAnsi="Calibri" w:cs="Times New Roman"/>
-          <w:lang w:eastAsia="es-CO"/>
-          <w14:ligatures w14:val="none"/>
-        </w:rPr>
-        <w:t>Database</w:t>
-      </w:r>
-      <w:proofErr w:type="spellEnd"/>
-      <w:r>
-        <w:rPr>
-          <w:rFonts w:ascii="Calibri" w:eastAsia="Calibri" w:hAnsi="Calibri" w:cs="Times New Roman"/>
-          <w:lang w:eastAsia="es-CO"/>
-          <w14:ligatures w14:val="none"/>
-        </w:rPr>
-        <w:t>.</w:t>
+        <w:t>Oracle Database.</w:t>
       </w:r>
     </w:p>
     <w:p>
@@ -7293,6 +7277,7 @@
         <w:rPr>
           <w:lang w:eastAsia="es-CO"/>
         </w:rPr>
+        <w:lastRenderedPageBreak/>
         <w:t>Ejemplo de estructura relacional</w:t>
       </w:r>
     </w:p>
@@ -7323,11 +7308,9 @@
                 <w:rFonts w:eastAsia="Calibri" w:cs="Times New Roman"/>
               </w:rPr>
             </w:pPr>
-            <w:proofErr w:type="spellStart"/>
             <w:r>
               <w:t>Id_cliente</w:t>
             </w:r>
-            <w:proofErr w:type="spellEnd"/>
           </w:p>
         </w:tc>
         <w:tc>
@@ -7567,43 +7550,7 @@
           <w:lang w:eastAsia="es-CO"/>
           <w14:ligatures w14:val="none"/>
         </w:rPr>
-        <w:t>El término NoSQL significa “</w:t>
-      </w:r>
-      <w:proofErr w:type="spellStart"/>
-      <w:r>
-        <w:rPr>
-          <w:rFonts w:ascii="Calibri" w:eastAsia="Calibri" w:hAnsi="Calibri" w:cs="Times New Roman"/>
-          <w:lang w:eastAsia="es-CO"/>
-          <w14:ligatures w14:val="none"/>
-        </w:rPr>
-        <w:t>Not</w:t>
-      </w:r>
-      <w:proofErr w:type="spellEnd"/>
-      <w:r>
-        <w:rPr>
-          <w:rFonts w:ascii="Calibri" w:eastAsia="Calibri" w:hAnsi="Calibri" w:cs="Times New Roman"/>
-          <w:lang w:eastAsia="es-CO"/>
-          <w14:ligatures w14:val="none"/>
-        </w:rPr>
-        <w:t xml:space="preserve"> </w:t>
-      </w:r>
-      <w:proofErr w:type="spellStart"/>
-      <w:r>
-        <w:rPr>
-          <w:rFonts w:ascii="Calibri" w:eastAsia="Calibri" w:hAnsi="Calibri" w:cs="Times New Roman"/>
-          <w:lang w:eastAsia="es-CO"/>
-          <w14:ligatures w14:val="none"/>
-        </w:rPr>
-        <w:t>Only</w:t>
-      </w:r>
-      <w:proofErr w:type="spellEnd"/>
-      <w:r>
-        <w:rPr>
-          <w:rFonts w:ascii="Calibri" w:eastAsia="Calibri" w:hAnsi="Calibri" w:cs="Times New Roman"/>
-          <w:lang w:eastAsia="es-CO"/>
-          <w14:ligatures w14:val="none"/>
-        </w:rPr>
-        <w:t xml:space="preserve"> SQL”, indicando que estos sistemas pueden utilizar diferentes modelos de almacenamiento distintos al modelo tabular tradicional.</w:t>
+        <w:t>El término NoSQL significa “Not Only SQL”, indicando que estos sistemas pueden utilizar diferentes modelos de almacenamiento distintos al modelo tabular tradicional.</w:t>
       </w:r>
     </w:p>
     <w:p>
@@ -7747,7 +7694,6 @@
         </w:rPr>
         <w:t xml:space="preserve">, redes sociales y </w:t>
       </w:r>
-      <w:proofErr w:type="spellStart"/>
       <w:r>
         <w:rPr>
           <w:rStyle w:val="Extranjerismo"/>
@@ -7760,15 +7706,7 @@
           <w:rStyle w:val="Extranjerismo"/>
           <w:lang w:val="es-CO"/>
         </w:rPr>
-        <w:t>ig</w:t>
-      </w:r>
-      <w:proofErr w:type="spellEnd"/>
-      <w:r>
-        <w:rPr>
-          <w:rStyle w:val="Extranjerismo"/>
-          <w:lang w:val="es-CO"/>
-        </w:rPr>
-        <w:t xml:space="preserve"> </w:t>
+        <w:t xml:space="preserve">ig </w:t>
       </w:r>
       <w:r>
         <w:rPr>
@@ -7864,6 +7802,7 @@
           <w:lang w:eastAsia="es-CO"/>
           <w14:ligatures w14:val="none"/>
         </w:rPr>
+        <w:lastRenderedPageBreak/>
         <w:t>Bases de datos clave-valor.</w:t>
       </w:r>
     </w:p>
@@ -7963,23 +7902,13 @@
           <w14:ligatures w14:val="none"/>
         </w:rPr>
       </w:pPr>
-      <w:proofErr w:type="spellStart"/>
-      <w:r>
-        <w:rPr>
-          <w:rFonts w:ascii="Calibri" w:eastAsia="Calibri" w:hAnsi="Calibri" w:cs="Times New Roman"/>
-          <w:lang w:eastAsia="es-CO"/>
-          <w14:ligatures w14:val="none"/>
-        </w:rPr>
-        <w:t>Cassandra</w:t>
-      </w:r>
-      <w:proofErr w:type="spellEnd"/>
-      <w:r>
-        <w:rPr>
-          <w:rFonts w:ascii="Calibri" w:eastAsia="Calibri" w:hAnsi="Calibri" w:cs="Times New Roman"/>
-          <w:lang w:eastAsia="es-CO"/>
-          <w14:ligatures w14:val="none"/>
-        </w:rPr>
-        <w:t>.</w:t>
+      <w:r>
+        <w:rPr>
+          <w:rFonts w:ascii="Calibri" w:eastAsia="Calibri" w:hAnsi="Calibri" w:cs="Times New Roman"/>
+          <w:lang w:eastAsia="es-CO"/>
+          <w14:ligatures w14:val="none"/>
+        </w:rPr>
+        <w:t>Cassandra.</w:t>
       </w:r>
     </w:p>
     <w:p>
@@ -8210,9 +8139,10 @@
           <w:lang w:eastAsia="es-CO"/>
           <w14:ligatures w14:val="none"/>
         </w:rPr>
+        <w:lastRenderedPageBreak/>
         <w:t xml:space="preserve">Para complementar la importancia de NoSQL, se recomienda acceder al siguiente video: </w:t>
       </w:r>
-      <w:hyperlink r:id="rId12" w:history="1">
+      <w:hyperlink r:id="rId14" w:history="1">
         <w:r>
           <w:rPr>
             <w:rStyle w:val="Hipervnculo"/>
@@ -8244,19 +8174,8 @@
           <w:lang w:eastAsia="es-CO"/>
           <w14:ligatures w14:val="none"/>
         </w:rPr>
-        <w:t xml:space="preserve">Bases de datos </w:t>
-      </w:r>
-      <w:proofErr w:type="spellStart"/>
-      <w:r>
-        <w:rPr>
-          <w:rFonts w:ascii="Calibri" w:eastAsia="Calibri" w:hAnsi="Calibri" w:cs="Times New Roman"/>
-          <w:b/>
-          <w:lang w:eastAsia="es-CO"/>
-          <w14:ligatures w14:val="none"/>
-        </w:rPr>
-        <w:t>NewSQL</w:t>
-      </w:r>
-      <w:proofErr w:type="spellEnd"/>
+        <w:t>Bases de datos NewSQL</w:t>
+      </w:r>
     </w:p>
     <w:p>
       <w:pPr>
@@ -8314,25 +8233,7 @@
           <w:lang w:eastAsia="es-CO"/>
           <w14:ligatures w14:val="none"/>
         </w:rPr>
-        <w:t xml:space="preserve">Características de las bases de datos </w:t>
-      </w:r>
-      <w:proofErr w:type="spellStart"/>
-      <w:r>
-        <w:rPr>
-          <w:rFonts w:ascii="Calibri" w:eastAsia="Calibri" w:hAnsi="Calibri" w:cs="Times New Roman"/>
-          <w:lang w:eastAsia="es-CO"/>
-          <w14:ligatures w14:val="none"/>
-        </w:rPr>
-        <w:t>NewSQL</w:t>
-      </w:r>
-      <w:proofErr w:type="spellEnd"/>
-      <w:r>
-        <w:rPr>
-          <w:rFonts w:ascii="Calibri" w:eastAsia="Calibri" w:hAnsi="Calibri" w:cs="Times New Roman"/>
-          <w:lang w:eastAsia="es-CO"/>
-          <w14:ligatures w14:val="none"/>
-        </w:rPr>
-        <w:t>:</w:t>
+        <w:t>Características de las bases de datos NewSQL:</w:t>
       </w:r>
     </w:p>
     <w:p>
@@ -8459,25 +8360,7 @@
           <w:lang w:eastAsia="es-CO"/>
           <w14:ligatures w14:val="none"/>
         </w:rPr>
-        <w:t xml:space="preserve">Ejemplos de bases de datos </w:t>
-      </w:r>
-      <w:proofErr w:type="spellStart"/>
-      <w:r>
-        <w:rPr>
-          <w:rFonts w:ascii="Calibri" w:eastAsia="Calibri" w:hAnsi="Calibri" w:cs="Times New Roman"/>
-          <w:lang w:eastAsia="es-CO"/>
-          <w14:ligatures w14:val="none"/>
-        </w:rPr>
-        <w:t>NewSQL</w:t>
-      </w:r>
-      <w:proofErr w:type="spellEnd"/>
-      <w:r>
-        <w:rPr>
-          <w:rFonts w:ascii="Calibri" w:eastAsia="Calibri" w:hAnsi="Calibri" w:cs="Times New Roman"/>
-          <w:lang w:eastAsia="es-CO"/>
-          <w14:ligatures w14:val="none"/>
-        </w:rPr>
-        <w:t>:</w:t>
+        <w:t>Ejemplos de bases de datos NewSQL:</w:t>
       </w:r>
     </w:p>
     <w:p>
@@ -8499,25 +8382,7 @@
           <w:lang w:eastAsia="es-CO"/>
           <w14:ligatures w14:val="none"/>
         </w:rPr>
-        <w:t xml:space="preserve">Google </w:t>
-      </w:r>
-      <w:proofErr w:type="spellStart"/>
-      <w:r>
-        <w:rPr>
-          <w:rFonts w:ascii="Calibri" w:eastAsia="Calibri" w:hAnsi="Calibri" w:cs="Times New Roman"/>
-          <w:lang w:eastAsia="es-CO"/>
-          <w14:ligatures w14:val="none"/>
-        </w:rPr>
-        <w:t>Spanner</w:t>
-      </w:r>
-      <w:proofErr w:type="spellEnd"/>
-      <w:r>
-        <w:rPr>
-          <w:rFonts w:ascii="Calibri" w:eastAsia="Calibri" w:hAnsi="Calibri" w:cs="Times New Roman"/>
-          <w:lang w:eastAsia="es-CO"/>
-          <w14:ligatures w14:val="none"/>
-        </w:rPr>
-        <w:t>.</w:t>
+        <w:t>Google Spanner.</w:t>
       </w:r>
     </w:p>
     <w:p>
@@ -8533,23 +8398,13 @@
           <w14:ligatures w14:val="none"/>
         </w:rPr>
       </w:pPr>
-      <w:proofErr w:type="spellStart"/>
-      <w:r>
-        <w:rPr>
-          <w:rFonts w:ascii="Calibri" w:eastAsia="Calibri" w:hAnsi="Calibri" w:cs="Times New Roman"/>
-          <w:lang w:eastAsia="es-CO"/>
-          <w14:ligatures w14:val="none"/>
-        </w:rPr>
-        <w:t>CockroachDB</w:t>
-      </w:r>
-      <w:proofErr w:type="spellEnd"/>
-      <w:r>
-        <w:rPr>
-          <w:rFonts w:ascii="Calibri" w:eastAsia="Calibri" w:hAnsi="Calibri" w:cs="Times New Roman"/>
-          <w:lang w:eastAsia="es-CO"/>
-          <w14:ligatures w14:val="none"/>
-        </w:rPr>
-        <w:t>.</w:t>
+      <w:r>
+        <w:rPr>
+          <w:rFonts w:ascii="Calibri" w:eastAsia="Calibri" w:hAnsi="Calibri" w:cs="Times New Roman"/>
+          <w:lang w:eastAsia="es-CO"/>
+          <w14:ligatures w14:val="none"/>
+        </w:rPr>
+        <w:t>CockroachDB.</w:t>
       </w:r>
     </w:p>
     <w:p>
@@ -8565,23 +8420,13 @@
           <w14:ligatures w14:val="none"/>
         </w:rPr>
       </w:pPr>
-      <w:proofErr w:type="spellStart"/>
-      <w:r>
-        <w:rPr>
-          <w:rFonts w:ascii="Calibri" w:eastAsia="Calibri" w:hAnsi="Calibri" w:cs="Times New Roman"/>
-          <w:lang w:eastAsia="es-CO"/>
-          <w14:ligatures w14:val="none"/>
-        </w:rPr>
-        <w:t>VoltDB</w:t>
-      </w:r>
-      <w:proofErr w:type="spellEnd"/>
-      <w:r>
-        <w:rPr>
-          <w:rFonts w:ascii="Calibri" w:eastAsia="Calibri" w:hAnsi="Calibri" w:cs="Times New Roman"/>
-          <w:lang w:eastAsia="es-CO"/>
-          <w14:ligatures w14:val="none"/>
-        </w:rPr>
-        <w:t>.</w:t>
+      <w:r>
+        <w:rPr>
+          <w:rFonts w:ascii="Calibri" w:eastAsia="Calibri" w:hAnsi="Calibri" w:cs="Times New Roman"/>
+          <w:lang w:eastAsia="es-CO"/>
+          <w14:ligatures w14:val="none"/>
+        </w:rPr>
+        <w:t>VoltDB.</w:t>
       </w:r>
     </w:p>
     <w:p>
@@ -8597,76 +8442,49 @@
           <w14:ligatures w14:val="none"/>
         </w:rPr>
       </w:pPr>
-      <w:proofErr w:type="spellStart"/>
-      <w:r>
-        <w:rPr>
-          <w:rFonts w:ascii="Calibri" w:eastAsia="Calibri" w:hAnsi="Calibri" w:cs="Times New Roman"/>
-          <w:lang w:eastAsia="es-CO"/>
-          <w14:ligatures w14:val="none"/>
-        </w:rPr>
-        <w:t>NuoDB</w:t>
-      </w:r>
-      <w:proofErr w:type="spellEnd"/>
-      <w:r>
-        <w:rPr>
-          <w:rFonts w:ascii="Calibri" w:eastAsia="Calibri" w:hAnsi="Calibri" w:cs="Times New Roman"/>
-          <w:lang w:eastAsia="es-CO"/>
-          <w14:ligatures w14:val="none"/>
-        </w:rPr>
-        <w:t>.</w:t>
-      </w:r>
-    </w:p>
-    <w:p>
-      <w:pPr>
-        <w:rPr>
-          <w:rFonts w:ascii="Calibri" w:eastAsia="Calibri" w:hAnsi="Calibri" w:cs="Times New Roman"/>
-          <w:lang w:eastAsia="es-CO"/>
-          <w14:ligatures w14:val="none"/>
-        </w:rPr>
-      </w:pPr>
-    </w:p>
-    <w:p>
-      <w:pPr>
-        <w:rPr>
-          <w:rFonts w:ascii="Calibri" w:eastAsia="Calibri" w:hAnsi="Calibri" w:cs="Times New Roman"/>
-          <w:lang w:eastAsia="es-CO"/>
-          <w14:ligatures w14:val="none"/>
-        </w:rPr>
-      </w:pPr>
-    </w:p>
-    <w:p>
-      <w:pPr>
-        <w:rPr>
-          <w:rFonts w:ascii="Calibri" w:eastAsia="Calibri" w:hAnsi="Calibri" w:cs="Times New Roman"/>
-          <w:lang w:eastAsia="es-CO"/>
-          <w14:ligatures w14:val="none"/>
-        </w:rPr>
-      </w:pPr>
-      <w:r>
-        <w:rPr>
-          <w:rFonts w:ascii="Calibri" w:eastAsia="Calibri" w:hAnsi="Calibri" w:cs="Times New Roman"/>
-          <w:lang w:eastAsia="es-CO"/>
-          <w14:ligatures w14:val="none"/>
-        </w:rPr>
-        <w:t xml:space="preserve">Con el propósito de identificar las principales diferencias entre las bases de datos relacionales, NoSQL y </w:t>
-      </w:r>
-      <w:proofErr w:type="spellStart"/>
-      <w:r>
-        <w:rPr>
-          <w:rFonts w:ascii="Calibri" w:eastAsia="Calibri" w:hAnsi="Calibri" w:cs="Times New Roman"/>
-          <w:lang w:eastAsia="es-CO"/>
-          <w14:ligatures w14:val="none"/>
-        </w:rPr>
-        <w:t>NewSQL</w:t>
-      </w:r>
-      <w:proofErr w:type="spellEnd"/>
-      <w:r>
-        <w:rPr>
-          <w:rFonts w:ascii="Calibri" w:eastAsia="Calibri" w:hAnsi="Calibri" w:cs="Times New Roman"/>
-          <w:lang w:eastAsia="es-CO"/>
-          <w14:ligatures w14:val="none"/>
-        </w:rPr>
-        <w:t>, a continuación, se presenta una comparación relacionada con su estructura, escalabilidad, manejo de datos y aplicaciones más frecuentes:</w:t>
+      <w:r>
+        <w:rPr>
+          <w:rFonts w:ascii="Calibri" w:eastAsia="Calibri" w:hAnsi="Calibri" w:cs="Times New Roman"/>
+          <w:lang w:eastAsia="es-CO"/>
+          <w14:ligatures w14:val="none"/>
+        </w:rPr>
+        <w:t>NuoDB.</w:t>
+      </w:r>
+    </w:p>
+    <w:p>
+      <w:pPr>
+        <w:rPr>
+          <w:rFonts w:ascii="Calibri" w:eastAsia="Calibri" w:hAnsi="Calibri" w:cs="Times New Roman"/>
+          <w:lang w:eastAsia="es-CO"/>
+          <w14:ligatures w14:val="none"/>
+        </w:rPr>
+      </w:pPr>
+    </w:p>
+    <w:p>
+      <w:pPr>
+        <w:rPr>
+          <w:rFonts w:ascii="Calibri" w:eastAsia="Calibri" w:hAnsi="Calibri" w:cs="Times New Roman"/>
+          <w:lang w:eastAsia="es-CO"/>
+          <w14:ligatures w14:val="none"/>
+        </w:rPr>
+      </w:pPr>
+    </w:p>
+    <w:p>
+      <w:pPr>
+        <w:rPr>
+          <w:rFonts w:ascii="Calibri" w:eastAsia="Calibri" w:hAnsi="Calibri" w:cs="Times New Roman"/>
+          <w:lang w:eastAsia="es-CO"/>
+          <w14:ligatures w14:val="none"/>
+        </w:rPr>
+      </w:pPr>
+      <w:r>
+        <w:rPr>
+          <w:rFonts w:ascii="Calibri" w:eastAsia="Calibri" w:hAnsi="Calibri" w:cs="Times New Roman"/>
+          <w:lang w:eastAsia="es-CO"/>
+          <w14:ligatures w14:val="none"/>
+        </w:rPr>
+        <w:lastRenderedPageBreak/>
+        <w:t>Con el propósito de identificar las principales diferencias entre las bases de datos relacionales, NoSQL y NewSQL, a continuación, se presenta una comparación relacionada con su estructura, escalabilidad, manejo de datos y aplicaciones más frecuentes:</w:t>
       </w:r>
     </w:p>
     <w:p>
@@ -8680,16 +8498,8 @@
         <w:rPr>
           <w:lang w:eastAsia="es-CO"/>
         </w:rPr>
-        <w:t xml:space="preserve">Comparación entre bases de datos relacionales, NoSQL y </w:t>
-      </w:r>
-      <w:proofErr w:type="spellStart"/>
-      <w:r>
-        <w:rPr>
-          <w:lang w:eastAsia="es-CO"/>
-        </w:rPr>
-        <w:t>NewSQL</w:t>
-      </w:r>
-      <w:proofErr w:type="spellEnd"/>
+        <w:t>Comparación entre bases de datos relacionales, NoSQL y NewSQL</w:t>
+      </w:r>
     </w:p>
     <w:tbl>
       <w:tblPr>
@@ -8767,11 +8577,9 @@
                 <w:rFonts w:eastAsia="Calibri" w:cs="Times New Roman"/>
               </w:rPr>
             </w:pPr>
-            <w:proofErr w:type="spellStart"/>
             <w:r>
               <w:t>NewSQL</w:t>
             </w:r>
-            <w:proofErr w:type="spellEnd"/>
           </w:p>
         </w:tc>
       </w:tr>
@@ -9263,6 +9071,7 @@
         <w:rPr>
           <w:rFonts w:eastAsia="Calibri"/>
         </w:rPr>
+        <w:lastRenderedPageBreak/>
         <w:t>Modelado de bases de datos</w:t>
       </w:r>
       <w:bookmarkEnd w:id="6"/>
@@ -9454,7 +9263,16 @@
           <w:lang w:eastAsia="es-CO"/>
           <w14:ligatures w14:val="none"/>
         </w:rPr>
-        <w:t>En este apartado se abordan los principales elementos y etapas del modelado de bases de datos, incluyendo el diseño conceptual, el modelo entidad-relación, la transformación hacia el modelo lógico, el diseño físico y el proceso de normalización, aspectos fundamentales para la construcción de bases de datos eficientes y bien estructuradas.</w:t>
+        <w:t xml:space="preserve">En este apartado se abordan los principales elementos y etapas del modelado de bases de datos, incluyendo el diseño conceptual, el modelo entidad-relación, la transformación hacia el modelo lógico, el diseño físico y el proceso de normalización, </w:t>
+      </w:r>
+      <w:r>
+        <w:rPr>
+          <w:rFonts w:ascii="Calibri" w:eastAsia="Calibri" w:hAnsi="Calibri" w:cs="Times New Roman"/>
+          <w:lang w:eastAsia="es-CO"/>
+          <w14:ligatures w14:val="none"/>
+        </w:rPr>
+        <w:lastRenderedPageBreak/>
+        <w:t>aspectos fundamentales para la construcción de bases de datos eficientes y bien estructuradas.</w:t>
       </w:r>
     </w:p>
     <w:p>
@@ -9564,6 +9382,7 @@
           <w:lang w:eastAsia="es-CO"/>
           <w14:ligatures w14:val="none"/>
         </w:rPr>
+        <w:lastRenderedPageBreak/>
         <w:t>Entidad</w:t>
       </w:r>
       <w:r>
@@ -9870,6 +9689,7 @@
       </w:pPr>
       <w:bookmarkStart w:id="8" w:name="_Toc230282735"/>
       <w:r>
+        <w:lastRenderedPageBreak/>
         <w:t>Modelo Entidad-Relación (ER)</w:t>
       </w:r>
       <w:bookmarkEnd w:id="8"/>
@@ -10085,6 +9905,7 @@
           <w:lang w:eastAsia="es-CO"/>
           <w14:ligatures w14:val="none"/>
         </w:rPr>
+        <w:lastRenderedPageBreak/>
         <w:t>Atributos</w:t>
       </w:r>
       <w:r>
@@ -10273,17 +10094,6 @@
     </w:p>
     <w:p>
       <w:pPr>
-        <w:pStyle w:val="Prrafodelista"/>
-        <w:ind w:left="1429" w:firstLine="0"/>
-        <w:rPr>
-          <w:rFonts w:ascii="Calibri" w:eastAsia="Calibri" w:hAnsi="Calibri" w:cs="Times New Roman"/>
-          <w:lang w:eastAsia="es-CO"/>
-          <w14:ligatures w14:val="none"/>
-        </w:rPr>
-      </w:pPr>
-    </w:p>
-    <w:p>
-      <w:pPr>
         <w:rPr>
           <w:rFonts w:ascii="Calibri" w:eastAsia="Calibri" w:hAnsi="Calibri" w:cs="Times New Roman"/>
           <w:lang w:eastAsia="es-CO"/>
@@ -10376,27 +10186,7 @@
           <w:lang w:eastAsia="es-CO"/>
           <w14:ligatures w14:val="none"/>
         </w:rPr>
-        <w:t>Uno a muchos (</w:t>
-      </w:r>
-      <w:proofErr w:type="gramStart"/>
-      <w:r>
-        <w:rPr>
-          <w:rFonts w:ascii="Calibri" w:eastAsia="Calibri" w:hAnsi="Calibri" w:cs="Times New Roman"/>
-          <w:b/>
-          <w:lang w:eastAsia="es-CO"/>
-          <w14:ligatures w14:val="none"/>
-        </w:rPr>
-        <w:t>1:N</w:t>
-      </w:r>
-      <w:proofErr w:type="gramEnd"/>
-      <w:r>
-        <w:rPr>
-          <w:rFonts w:ascii="Calibri" w:eastAsia="Calibri" w:hAnsi="Calibri" w:cs="Times New Roman"/>
-          <w:b/>
-          <w:lang w:eastAsia="es-CO"/>
-          <w14:ligatures w14:val="none"/>
-        </w:rPr>
-        <w:t>)</w:t>
+        <w:t>Uno a muchos (1:N)</w:t>
       </w:r>
       <w:r>
         <w:rPr>
@@ -10452,6 +10242,7 @@
           <w:lang w:eastAsia="es-CO"/>
           <w14:ligatures w14:val="none"/>
         </w:rPr>
+        <w:lastRenderedPageBreak/>
         <w:t>Para comprender cómo funciona el modelo Entidad-Relación, se presenta un ejemplo sencillo basado en un sistema de préstamos de biblioteca. Este tipo de representación permite identificar las entidades principales del sistema, sus atributos y las relaciones que existen entre ellas, facilitando la organización y estructuración de la información en una base de datos.</w:t>
       </w:r>
     </w:p>
@@ -10513,6 +10304,7 @@
         <w:pStyle w:val="Figura"/>
       </w:pPr>
       <w:r>
+        <w:lastRenderedPageBreak/>
         <w:t>Modelo Entidad-Relación de un sistema de préstamos de biblioteca</w:t>
       </w:r>
     </w:p>
@@ -10552,7 +10344,7 @@
                     </pic:cNvPicPr>
                   </pic:nvPicPr>
                   <pic:blipFill>
-                    <a:blip r:embed="rId13">
+                    <a:blip r:embed="rId15">
                       <a:extLst>
                         <a:ext uri="{28A0092B-C50C-407E-A947-70E740481C1C}">
                           <a14:useLocalDpi xmlns:a14="http://schemas.microsoft.com/office/drawing/2010/main" val="0"/>
@@ -10688,7 +10480,16 @@
           <w:lang w:eastAsia="es-CO"/>
           <w14:ligatures w14:val="none"/>
         </w:rPr>
-        <w:t>: un atributo es una característica que describe a una entidad. Los atributos permiten registrar información específica sobre cada elemento. Por ejemplo, la entidad Usuario puede tener atributos como nombre y correo.</w:t>
+        <w:t xml:space="preserve">: un atributo es una característica que describe a una entidad. Los atributos permiten registrar información específica sobre cada elemento. </w:t>
+      </w:r>
+      <w:r>
+        <w:rPr>
+          <w:rFonts w:ascii="Calibri" w:eastAsia="Calibri" w:hAnsi="Calibri" w:cs="Times New Roman"/>
+          <w:lang w:eastAsia="es-CO"/>
+          <w14:ligatures w14:val="none"/>
+        </w:rPr>
+        <w:lastRenderedPageBreak/>
+        <w:t>Por ejemplo, la entidad Usuario puede tener atributos como nombre y correo.</w:t>
       </w:r>
     </w:p>
     <w:p>
@@ -10738,7 +10539,7 @@
         </w:rPr>
         <w:t xml:space="preserve">Para complementar la información de Entidad-Relación, se recomienda acceder al siguiente video: </w:t>
       </w:r>
-      <w:hyperlink r:id="rId14" w:history="1">
+      <w:hyperlink r:id="rId16" w:history="1">
         <w:r>
           <w:rPr>
             <w:rStyle w:val="Hipervnculo"/>
@@ -10800,43 +10601,7 @@
           <w:lang w:eastAsia="es-CO"/>
           <w14:ligatures w14:val="none"/>
         </w:rPr>
-        <w:t xml:space="preserve">El objetivo del diseño lógico es representar los datos de manera estructurada y coherente, permitiendo establecer las entidades, los atributos y las relaciones que formarán parte de la base de datos. En este nivel se definen elementos importantes como las claves primarias (PK, </w:t>
-      </w:r>
-      <w:proofErr w:type="spellStart"/>
-      <w:r>
-        <w:rPr>
-          <w:rFonts w:ascii="Calibri" w:eastAsia="Calibri" w:hAnsi="Calibri" w:cs="Times New Roman"/>
-          <w:lang w:eastAsia="es-CO"/>
-          <w14:ligatures w14:val="none"/>
-        </w:rPr>
-        <w:t>Primary</w:t>
-      </w:r>
-      <w:proofErr w:type="spellEnd"/>
-      <w:r>
-        <w:rPr>
-          <w:rFonts w:ascii="Calibri" w:eastAsia="Calibri" w:hAnsi="Calibri" w:cs="Times New Roman"/>
-          <w:lang w:eastAsia="es-CO"/>
-          <w14:ligatures w14:val="none"/>
-        </w:rPr>
-        <w:t xml:space="preserve"> Key), las claves foráneas (FK, </w:t>
-      </w:r>
-      <w:proofErr w:type="spellStart"/>
-      <w:r>
-        <w:rPr>
-          <w:rFonts w:ascii="Calibri" w:eastAsia="Calibri" w:hAnsi="Calibri" w:cs="Times New Roman"/>
-          <w:lang w:eastAsia="es-CO"/>
-          <w14:ligatures w14:val="none"/>
-        </w:rPr>
-        <w:t>Foreign</w:t>
-      </w:r>
-      <w:proofErr w:type="spellEnd"/>
-      <w:r>
-        <w:rPr>
-          <w:rFonts w:ascii="Calibri" w:eastAsia="Calibri" w:hAnsi="Calibri" w:cs="Times New Roman"/>
-          <w:lang w:eastAsia="es-CO"/>
-          <w14:ligatures w14:val="none"/>
-        </w:rPr>
-        <w:t xml:space="preserve"> Key) y las restricciones que garantizan la integridad de la información.</w:t>
+        <w:t>El objetivo del diseño lógico es representar los datos de manera estructurada y coherente, permitiendo establecer las entidades, los atributos y las relaciones que formarán parte de la base de datos. En este nivel se definen elementos importantes como las claves primarias (PK, Primary Key), las claves foráneas (FK, Foreign Key) y las restricciones que garantizan la integridad de la información.</w:t>
       </w:r>
     </w:p>
     <w:p>
@@ -10870,6 +10635,7 @@
           <w:lang w:eastAsia="es-CO"/>
           <w14:ligatures w14:val="none"/>
         </w:rPr>
+        <w:lastRenderedPageBreak/>
         <w:t>Para comprender mejor este proceso, a continuación, se presenta un ejemplo sencillo de cómo una entidad del modelo Entidad-Relación puede representarse en el diseño lógico mediante una tabla:</w:t>
       </w:r>
     </w:p>
@@ -11000,15 +10766,7 @@
               </w:rPr>
             </w:pPr>
             <w:r>
-              <w:t xml:space="preserve">Entidad: Aprendiz → atributos: </w:t>
-            </w:r>
-            <w:proofErr w:type="spellStart"/>
-            <w:r>
-              <w:t>id_aprendiz</w:t>
-            </w:r>
-            <w:proofErr w:type="spellEnd"/>
-            <w:r>
-              <w:t>, nombre, documento, correo.</w:t>
+              <w:t>Entidad: Aprendiz → atributos: id_aprendiz, nombre, documento, correo.</w:t>
             </w:r>
           </w:p>
         </w:tc>
@@ -11113,13 +10871,8 @@
                 <w:rFonts w:eastAsia="Calibri" w:cs="Times New Roman"/>
               </w:rPr>
             </w:pPr>
-            <w:proofErr w:type="spellStart"/>
-            <w:r>
-              <w:t>id_aprendiz</w:t>
-            </w:r>
-            <w:proofErr w:type="spellEnd"/>
-            <w:r>
-              <w:t>, nombre, documento, correo.</w:t>
+            <w:r>
+              <w:t>id_aprendiz, nombre, documento, correo.</w:t>
             </w:r>
           </w:p>
         </w:tc>
@@ -11168,13 +10921,8 @@
                 <w:rFonts w:eastAsia="Calibri" w:cs="Times New Roman"/>
               </w:rPr>
             </w:pPr>
-            <w:proofErr w:type="spellStart"/>
-            <w:r>
-              <w:t>id_aprendiz</w:t>
-            </w:r>
-            <w:proofErr w:type="spellEnd"/>
-            <w:r>
-              <w:t xml:space="preserve"> (PK).</w:t>
+            <w:r>
+              <w:t>id_aprendiz (PK).</w:t>
             </w:r>
           </w:p>
         </w:tc>
@@ -11221,6 +10969,7 @@
       </w:pPr>
       <w:bookmarkStart w:id="10" w:name="_Toc230282737"/>
       <w:r>
+        <w:lastRenderedPageBreak/>
         <w:t>Transformación del modelo conceptual al modelo lógico</w:t>
       </w:r>
       <w:bookmarkEnd w:id="10"/>
@@ -11421,25 +11170,7 @@
           <w:lang w:eastAsia="es-CO"/>
           <w14:ligatures w14:val="none"/>
         </w:rPr>
-        <w:t xml:space="preserve">: </w:t>
-      </w:r>
-      <w:proofErr w:type="spellStart"/>
-      <w:r>
-        <w:rPr>
-          <w:rFonts w:ascii="Calibri" w:eastAsia="Calibri" w:hAnsi="Calibri" w:cs="Times New Roman"/>
-          <w:lang w:eastAsia="es-CO"/>
-          <w14:ligatures w14:val="none"/>
-        </w:rPr>
-        <w:t>id_usuario</w:t>
-      </w:r>
-      <w:proofErr w:type="spellEnd"/>
-      <w:r>
-        <w:rPr>
-          <w:rFonts w:ascii="Calibri" w:eastAsia="Calibri" w:hAnsi="Calibri" w:cs="Times New Roman"/>
-          <w:lang w:eastAsia="es-CO"/>
-          <w14:ligatures w14:val="none"/>
-        </w:rPr>
-        <w:t>, nombre, correo.</w:t>
+        <w:t>: id_usuario, nombre, correo.</w:t>
       </w:r>
     </w:p>
     <w:p>
@@ -11462,6 +11193,7 @@
           <w:lang w:eastAsia="es-CO"/>
           <w14:ligatures w14:val="none"/>
         </w:rPr>
+        <w:lastRenderedPageBreak/>
         <w:t>Libro</w:t>
       </w:r>
       <w:r>
@@ -11470,25 +11202,7 @@
           <w:lang w:eastAsia="es-CO"/>
           <w14:ligatures w14:val="none"/>
         </w:rPr>
-        <w:t xml:space="preserve">: </w:t>
-      </w:r>
-      <w:proofErr w:type="spellStart"/>
-      <w:r>
-        <w:rPr>
-          <w:rFonts w:ascii="Calibri" w:eastAsia="Calibri" w:hAnsi="Calibri" w:cs="Times New Roman"/>
-          <w:lang w:eastAsia="es-CO"/>
-          <w14:ligatures w14:val="none"/>
-        </w:rPr>
-        <w:t>id_libro</w:t>
-      </w:r>
-      <w:proofErr w:type="spellEnd"/>
-      <w:r>
-        <w:rPr>
-          <w:rFonts w:ascii="Calibri" w:eastAsia="Calibri" w:hAnsi="Calibri" w:cs="Times New Roman"/>
-          <w:lang w:eastAsia="es-CO"/>
-          <w14:ligatures w14:val="none"/>
-        </w:rPr>
-        <w:t>, titulo, autor.</w:t>
+        <w:t>: id_libro, titulo, autor.</w:t>
       </w:r>
     </w:p>
     <w:p>
@@ -11519,43 +11233,7 @@
           <w:lang w:eastAsia="es-CO"/>
           <w14:ligatures w14:val="none"/>
         </w:rPr>
-        <w:t xml:space="preserve">: </w:t>
-      </w:r>
-      <w:proofErr w:type="spellStart"/>
-      <w:r>
-        <w:rPr>
-          <w:rFonts w:ascii="Calibri" w:eastAsia="Calibri" w:hAnsi="Calibri" w:cs="Times New Roman"/>
-          <w:lang w:eastAsia="es-CO"/>
-          <w14:ligatures w14:val="none"/>
-        </w:rPr>
-        <w:t>id_prestamo</w:t>
-      </w:r>
-      <w:proofErr w:type="spellEnd"/>
-      <w:r>
-        <w:rPr>
-          <w:rFonts w:ascii="Calibri" w:eastAsia="Calibri" w:hAnsi="Calibri" w:cs="Times New Roman"/>
-          <w:lang w:eastAsia="es-CO"/>
-          <w14:ligatures w14:val="none"/>
-        </w:rPr>
-        <w:t xml:space="preserve">, </w:t>
-      </w:r>
-      <w:proofErr w:type="spellStart"/>
-      <w:r>
-        <w:rPr>
-          <w:rFonts w:ascii="Calibri" w:eastAsia="Calibri" w:hAnsi="Calibri" w:cs="Times New Roman"/>
-          <w:lang w:eastAsia="es-CO"/>
-          <w14:ligatures w14:val="none"/>
-        </w:rPr>
-        <w:t>fecha_prestamo</w:t>
-      </w:r>
-      <w:proofErr w:type="spellEnd"/>
-      <w:r>
-        <w:rPr>
-          <w:rFonts w:ascii="Calibri" w:eastAsia="Calibri" w:hAnsi="Calibri" w:cs="Times New Roman"/>
-          <w:lang w:eastAsia="es-CO"/>
-          <w14:ligatures w14:val="none"/>
-        </w:rPr>
-        <w:t>.</w:t>
+        <w:t>: id_prestamo, fecha_prestamo.</w:t>
       </w:r>
     </w:p>
     <w:p>
@@ -11693,13 +11371,8 @@
                 <w:rFonts w:eastAsia="Calibri" w:cs="Times New Roman"/>
               </w:rPr>
             </w:pPr>
-            <w:proofErr w:type="spellStart"/>
-            <w:r>
-              <w:t>id_usuario</w:t>
-            </w:r>
-            <w:proofErr w:type="spellEnd"/>
-            <w:r>
-              <w:t>, nombre, correo.</w:t>
+            <w:r>
+              <w:t>id_usuario, nombre, correo.</w:t>
             </w:r>
           </w:p>
         </w:tc>
@@ -11714,13 +11387,8 @@
                 <w:rFonts w:eastAsia="Calibri" w:cs="Times New Roman"/>
               </w:rPr>
             </w:pPr>
-            <w:proofErr w:type="spellStart"/>
-            <w:r>
-              <w:t>id_usuario</w:t>
-            </w:r>
-            <w:proofErr w:type="spellEnd"/>
-            <w:r>
-              <w:t xml:space="preserve"> (PK).</w:t>
+            <w:r>
+              <w:t>id_usuario (PK).</w:t>
             </w:r>
           </w:p>
         </w:tc>
@@ -11753,13 +11421,8 @@
                 <w:rFonts w:eastAsia="Calibri" w:cs="Times New Roman"/>
               </w:rPr>
             </w:pPr>
-            <w:proofErr w:type="spellStart"/>
-            <w:r>
-              <w:t>id_libro</w:t>
-            </w:r>
-            <w:proofErr w:type="spellEnd"/>
-            <w:r>
-              <w:t>, titulo, autor.</w:t>
+            <w:r>
+              <w:t>id_libro, titulo, autor.</w:t>
             </w:r>
           </w:p>
         </w:tc>
@@ -11774,13 +11437,8 @@
                 <w:rFonts w:eastAsia="Calibri" w:cs="Times New Roman"/>
               </w:rPr>
             </w:pPr>
-            <w:proofErr w:type="spellStart"/>
-            <w:r>
-              <w:t>id_libro</w:t>
-            </w:r>
-            <w:proofErr w:type="spellEnd"/>
-            <w:r>
-              <w:t xml:space="preserve"> (PK).</w:t>
+            <w:r>
+              <w:t>id_libro (PK).</w:t>
             </w:r>
           </w:p>
         </w:tc>
@@ -11800,13 +11458,8 @@
                 <w:rFonts w:eastAsia="Calibri" w:cs="Times New Roman"/>
               </w:rPr>
             </w:pPr>
-            <w:proofErr w:type="spellStart"/>
-            <w:r>
-              <w:t>Prestamo</w:t>
-            </w:r>
-            <w:proofErr w:type="spellEnd"/>
-            <w:r>
-              <w:t>.</w:t>
+            <w:r>
+              <w:t>Prestamo.</w:t>
             </w:r>
           </w:p>
         </w:tc>
@@ -11821,37 +11474,8 @@
                 <w:rFonts w:eastAsia="Calibri" w:cs="Times New Roman"/>
               </w:rPr>
             </w:pPr>
-            <w:proofErr w:type="spellStart"/>
-            <w:r>
-              <w:t>id_prestamo</w:t>
-            </w:r>
-            <w:proofErr w:type="spellEnd"/>
-            <w:r>
-              <w:t xml:space="preserve">, </w:t>
-            </w:r>
-            <w:proofErr w:type="spellStart"/>
-            <w:r>
-              <w:t>fecha_prestamo</w:t>
-            </w:r>
-            <w:proofErr w:type="spellEnd"/>
-            <w:r>
-              <w:t xml:space="preserve">, </w:t>
-            </w:r>
-            <w:proofErr w:type="spellStart"/>
-            <w:r>
-              <w:t>id_usuario</w:t>
-            </w:r>
-            <w:proofErr w:type="spellEnd"/>
-            <w:r>
-              <w:t xml:space="preserve">, </w:t>
-            </w:r>
-            <w:proofErr w:type="spellStart"/>
-            <w:r>
-              <w:t>id_libro</w:t>
-            </w:r>
-            <w:proofErr w:type="spellEnd"/>
-            <w:r>
-              <w:t>.</w:t>
+            <w:r>
+              <w:t>id_prestamo, fecha_prestamo, id_usuario, id_libro.</w:t>
             </w:r>
           </w:p>
         </w:tc>
@@ -11866,13 +11490,8 @@
                 <w:rFonts w:eastAsia="Calibri" w:cs="Times New Roman"/>
               </w:rPr>
             </w:pPr>
-            <w:proofErr w:type="spellStart"/>
-            <w:r>
-              <w:t>id_prestamo</w:t>
-            </w:r>
-            <w:proofErr w:type="spellEnd"/>
-            <w:r>
-              <w:t xml:space="preserve"> (PK).</w:t>
+            <w:r>
+              <w:t>id_prestamo (PK).</w:t>
             </w:r>
           </w:p>
         </w:tc>
@@ -11901,43 +11520,7 @@
           <w:lang w:eastAsia="es-CO"/>
           <w14:ligatures w14:val="none"/>
         </w:rPr>
-        <w:t xml:space="preserve">En este caso, la tabla Préstamo incluye los campos </w:t>
-      </w:r>
-      <w:proofErr w:type="spellStart"/>
-      <w:r>
-        <w:rPr>
-          <w:rFonts w:ascii="Calibri" w:eastAsia="Calibri" w:hAnsi="Calibri" w:cs="Times New Roman"/>
-          <w:lang w:eastAsia="es-CO"/>
-          <w14:ligatures w14:val="none"/>
-        </w:rPr>
-        <w:t>id_usuario</w:t>
-      </w:r>
-      <w:proofErr w:type="spellEnd"/>
-      <w:r>
-        <w:rPr>
-          <w:rFonts w:ascii="Calibri" w:eastAsia="Calibri" w:hAnsi="Calibri" w:cs="Times New Roman"/>
-          <w:lang w:eastAsia="es-CO"/>
-          <w14:ligatures w14:val="none"/>
-        </w:rPr>
-        <w:t xml:space="preserve"> y </w:t>
-      </w:r>
-      <w:proofErr w:type="spellStart"/>
-      <w:r>
-        <w:rPr>
-          <w:rFonts w:ascii="Calibri" w:eastAsia="Calibri" w:hAnsi="Calibri" w:cs="Times New Roman"/>
-          <w:lang w:eastAsia="es-CO"/>
-          <w14:ligatures w14:val="none"/>
-        </w:rPr>
-        <w:t>id_libro</w:t>
-      </w:r>
-      <w:proofErr w:type="spellEnd"/>
-      <w:r>
-        <w:rPr>
-          <w:rFonts w:ascii="Calibri" w:eastAsia="Calibri" w:hAnsi="Calibri" w:cs="Times New Roman"/>
-          <w:lang w:eastAsia="es-CO"/>
-          <w14:ligatures w14:val="none"/>
-        </w:rPr>
-        <w:t>, los cuales funcionan como claves foráneas (FK) que permiten relacionar los préstamos con el usuario que realiza el préstamo y con el libro prestado.</w:t>
+        <w:t>En este caso, la tabla Préstamo incluye los campos id_usuario y id_libro, los cuales funcionan como claves foráneas (FK) que permiten relacionar los préstamos con el usuario que realiza el préstamo y con el libro prestado.</w:t>
       </w:r>
     </w:p>
     <w:p>
@@ -11990,7 +11573,16 @@
           <w:lang w:eastAsia="es-CO"/>
           <w14:ligatures w14:val="none"/>
         </w:rPr>
-        <w:t>El diseño físico de bases de datos corresponde a la etapa en la que se define cómo se almacenarán y gestionarán los datos dentro del sistema gestor de bases de datos. En esta fase se pasa del modelo lógico a la implementación técnica, teniendo en cuenta aspectos como el almacenamiento, el rendimiento y la eficiencia en el acceso a la información.</w:t>
+        <w:t xml:space="preserve">El diseño físico de bases de datos corresponde a la etapa en la que se define cómo se almacenarán y gestionarán los datos dentro del sistema gestor de bases de datos. En esta fase se pasa del modelo lógico a la implementación técnica, teniendo en </w:t>
+      </w:r>
+      <w:r>
+        <w:rPr>
+          <w:rFonts w:ascii="Calibri" w:eastAsia="Calibri" w:hAnsi="Calibri" w:cs="Times New Roman"/>
+          <w:lang w:eastAsia="es-CO"/>
+          <w14:ligatures w14:val="none"/>
+        </w:rPr>
+        <w:lastRenderedPageBreak/>
+        <w:t>cuenta aspectos como el almacenamiento, el rendimiento y la eficiencia en el acceso a la información.</w:t>
       </w:r>
     </w:p>
     <w:p>
@@ -12310,6 +11902,7 @@
         <w:rPr>
           <w:lang w:eastAsia="es-CO"/>
         </w:rPr>
+        <w:lastRenderedPageBreak/>
         <w:t>Ejemplo de diseño físico de una tabla</w:t>
       </w:r>
     </w:p>
@@ -12393,11 +11986,9 @@
                 <w:rFonts w:eastAsia="Calibri" w:cs="Times New Roman"/>
               </w:rPr>
             </w:pPr>
-            <w:proofErr w:type="spellStart"/>
             <w:r>
               <w:t>id_usuario</w:t>
             </w:r>
-            <w:proofErr w:type="spellEnd"/>
           </w:p>
         </w:tc>
         <w:tc>
@@ -12464,13 +12055,8 @@
                 <w:rFonts w:eastAsia="Calibri" w:cs="Times New Roman"/>
               </w:rPr>
             </w:pPr>
-            <w:proofErr w:type="gramStart"/>
-            <w:r>
-              <w:t>VARCHAR(</w:t>
-            </w:r>
-            <w:proofErr w:type="gramEnd"/>
-            <w:r>
-              <w:t>100)</w:t>
+            <w:r>
+              <w:t>VARCHAR(100)</w:t>
             </w:r>
           </w:p>
         </w:tc>
@@ -12525,13 +12111,8 @@
                 <w:rFonts w:eastAsia="Calibri" w:cs="Times New Roman"/>
               </w:rPr>
             </w:pPr>
-            <w:proofErr w:type="gramStart"/>
-            <w:r>
-              <w:t>VARCHAR(</w:t>
-            </w:r>
-            <w:proofErr w:type="gramEnd"/>
-            <w:r>
-              <w:t>100)</w:t>
+            <w:r>
+              <w:t>VARCHAR(100)</w:t>
             </w:r>
           </w:p>
         </w:tc>
@@ -12564,11 +12145,9 @@
                 <w:rFonts w:eastAsia="Calibri" w:cs="Times New Roman"/>
               </w:rPr>
             </w:pPr>
-            <w:proofErr w:type="spellStart"/>
             <w:r>
               <w:t>fecha_registro</w:t>
             </w:r>
-            <w:proofErr w:type="spellEnd"/>
           </w:p>
         </w:tc>
         <w:tc>
@@ -12698,6 +12277,7 @@
           <w:lang w:eastAsia="es-CO"/>
           <w14:ligatures w14:val="none"/>
         </w:rPr>
+        <w:lastRenderedPageBreak/>
         <w:t>Cuando una base de datos no está normalizada, es común encontrar datos repetidos o inconsistentes, lo que puede generar errores al momento de insertar, actualizar o eliminar información. Por esta razón, la normalización busca dividir la información en varias tablas relacionadas, de modo que cada dato se almacene una sola vez.</w:t>
       </w:r>
     </w:p>
@@ -13002,6 +12582,7 @@
           <w:lang w:eastAsia="es-CO"/>
           <w14:ligatures w14:val="none"/>
         </w:rPr>
+        <w:lastRenderedPageBreak/>
         <w:t>Tercera forma normal (</w:t>
       </w:r>
       <w:r>
@@ -13161,29 +12742,8 @@
                 <w:rFonts w:eastAsia="Calibri" w:cs="Times New Roman"/>
               </w:rPr>
             </w:pPr>
-            <w:proofErr w:type="spellStart"/>
-            <w:r>
-              <w:t>id_usuario</w:t>
-            </w:r>
-            <w:proofErr w:type="spellEnd"/>
-            <w:r>
-              <w:t xml:space="preserve">, </w:t>
-            </w:r>
-            <w:proofErr w:type="spellStart"/>
-            <w:r>
-              <w:t>nombre_usuario</w:t>
-            </w:r>
-            <w:proofErr w:type="spellEnd"/>
-            <w:r>
-              <w:t xml:space="preserve">, libro, </w:t>
-            </w:r>
-            <w:proofErr w:type="spellStart"/>
-            <w:r>
-              <w:t>autor_libro</w:t>
-            </w:r>
-            <w:proofErr w:type="spellEnd"/>
-            <w:r>
-              <w:t>.</w:t>
+            <w:r>
+              <w:t>id_usuario, nombre_usuario, libro, autor_libro.</w:t>
             </w:r>
           </w:p>
         </w:tc>
@@ -13324,21 +12884,8 @@
                 <w:rFonts w:eastAsia="Calibri" w:cs="Times New Roman"/>
               </w:rPr>
             </w:pPr>
-            <w:proofErr w:type="spellStart"/>
-            <w:r>
-              <w:t>id_usuario</w:t>
-            </w:r>
-            <w:proofErr w:type="spellEnd"/>
-            <w:r>
-              <w:t xml:space="preserve"> (PK), </w:t>
-            </w:r>
-            <w:proofErr w:type="spellStart"/>
-            <w:r>
-              <w:t>nombre_usuario</w:t>
-            </w:r>
-            <w:proofErr w:type="spellEnd"/>
-            <w:r>
-              <w:t>.</w:t>
+            <w:r>
+              <w:t>id_usuario (PK), nombre_usuario.</w:t>
             </w:r>
           </w:p>
         </w:tc>
@@ -13446,13 +12993,8 @@
                 <w:rFonts w:eastAsia="Calibri" w:cs="Times New Roman"/>
               </w:rPr>
             </w:pPr>
-            <w:proofErr w:type="spellStart"/>
-            <w:r>
-              <w:t>id_libro</w:t>
-            </w:r>
-            <w:proofErr w:type="spellEnd"/>
-            <w:r>
-              <w:t xml:space="preserve"> (PK), titulo, autor.</w:t>
+            <w:r>
+              <w:t>id_libro (PK), titulo, autor.</w:t>
             </w:r>
           </w:p>
         </w:tc>
@@ -13497,6 +13039,7 @@
         <w:rPr>
           <w:lang w:eastAsia="es-CO"/>
         </w:rPr>
+        <w:lastRenderedPageBreak/>
         <w:t>Préstamo</w:t>
       </w:r>
     </w:p>
@@ -13527,13 +13070,8 @@
               </w:rPr>
             </w:pPr>
             <w:r>
-              <w:t xml:space="preserve">Tabla </w:t>
-            </w:r>
-            <w:proofErr w:type="spellStart"/>
-            <w:r>
-              <w:t>Prestamo</w:t>
-            </w:r>
-            <w:proofErr w:type="spellEnd"/>
+              <w:t>Tabla Prestamo</w:t>
+            </w:r>
           </w:p>
         </w:tc>
         <w:tc>
@@ -13568,13 +13106,8 @@
                 <w:rFonts w:eastAsia="Calibri" w:cs="Times New Roman"/>
               </w:rPr>
             </w:pPr>
-            <w:proofErr w:type="spellStart"/>
-            <w:r>
-              <w:t>Prestamo</w:t>
-            </w:r>
-            <w:proofErr w:type="spellEnd"/>
-            <w:r>
-              <w:t>.</w:t>
+            <w:r>
+              <w:t>Prestamo.</w:t>
             </w:r>
           </w:p>
         </w:tc>
@@ -13589,29 +13122,8 @@
                 <w:rFonts w:eastAsia="Calibri" w:cs="Times New Roman"/>
               </w:rPr>
             </w:pPr>
-            <w:proofErr w:type="spellStart"/>
-            <w:r>
-              <w:t>id_prestamo</w:t>
-            </w:r>
-            <w:proofErr w:type="spellEnd"/>
-            <w:r>
-              <w:t xml:space="preserve"> (PK), </w:t>
-            </w:r>
-            <w:proofErr w:type="spellStart"/>
-            <w:r>
-              <w:t>id_usuario</w:t>
-            </w:r>
-            <w:proofErr w:type="spellEnd"/>
-            <w:r>
-              <w:t xml:space="preserve">, </w:t>
-            </w:r>
-            <w:proofErr w:type="spellStart"/>
-            <w:r>
-              <w:t>id_libro</w:t>
-            </w:r>
-            <w:proofErr w:type="spellEnd"/>
-            <w:r>
-              <w:t>.</w:t>
+            <w:r>
+              <w:t>id_prestamo (PK), id_usuario, id_libro.</w:t>
             </w:r>
           </w:p>
         </w:tc>
@@ -13691,6 +13203,7 @@
         <w:rPr>
           <w:rFonts w:eastAsia="Calibri"/>
         </w:rPr>
+        <w:lastRenderedPageBreak/>
         <w:t>Interpretación y estructura del modelo relacional</w:t>
       </w:r>
       <w:bookmarkEnd w:id="13"/>
@@ -13796,7 +13309,16 @@
           <w:lang w:eastAsia="es-CO"/>
           <w14:ligatures w14:val="none"/>
         </w:rPr>
-        <w:t>En el modelo relacional, la información se organiza en estructuras que permiten representar y gestionar los datos dentro de una base de datos. Para comprender esta estructura es importante interpretar cómo los elementos definidos en el modelo conceptual se reflejan en el modelo relacional.</w:t>
+        <w:t xml:space="preserve">En el modelo relacional, la información se organiza en estructuras que permiten representar y gestionar los datos dentro de una base de datos. Para comprender esta </w:t>
+      </w:r>
+      <w:r>
+        <w:rPr>
+          <w:rFonts w:ascii="Calibri" w:eastAsia="Calibri" w:hAnsi="Calibri" w:cs="Times New Roman"/>
+          <w:lang w:eastAsia="es-CO"/>
+          <w14:ligatures w14:val="none"/>
+        </w:rPr>
+        <w:lastRenderedPageBreak/>
+        <w:t>estructura es importante interpretar cómo los elementos definidos en el modelo conceptual se reflejan en el modelo relacional.</w:t>
       </w:r>
     </w:p>
     <w:p>
@@ -13900,7 +13422,16 @@
           <w:lang w:eastAsia="es-CO"/>
           <w14:ligatures w14:val="none"/>
         </w:rPr>
-        <w:t>En el modelo relacional, las tablas utilizan diferentes tipos de llaves para identificar los registros y establecer relaciones entre los datos almacenados. Las más importantes son la llave primaria y la llave foránea, ya que permiten organizar la información y mantener la coherencia entre las tablas de una base de datos.</w:t>
+        <w:t xml:space="preserve">En el modelo relacional, las tablas utilizan diferentes tipos de llaves para identificar los registros y establecer relaciones entre los datos almacenados. Las más </w:t>
+      </w:r>
+      <w:r>
+        <w:rPr>
+          <w:rFonts w:ascii="Calibri" w:eastAsia="Calibri" w:hAnsi="Calibri" w:cs="Times New Roman"/>
+          <w:lang w:eastAsia="es-CO"/>
+          <w14:ligatures w14:val="none"/>
+        </w:rPr>
+        <w:lastRenderedPageBreak/>
+        <w:t>importantes son la llave primaria y la llave foránea, ya que permiten organizar la información y mantener la coherencia entre las tablas de una base de datos.</w:t>
       </w:r>
     </w:p>
     <w:p>
@@ -13924,27 +13455,7 @@
           <w:lang w:eastAsia="es-CO"/>
           <w14:ligatures w14:val="none"/>
         </w:rPr>
-        <w:t>La llave primaria (</w:t>
-      </w:r>
-      <w:proofErr w:type="spellStart"/>
-      <w:r>
-        <w:rPr>
-          <w:rFonts w:ascii="Calibri" w:eastAsia="Calibri" w:hAnsi="Calibri" w:cs="Times New Roman"/>
-          <w:b/>
-          <w:lang w:eastAsia="es-CO"/>
-          <w14:ligatures w14:val="none"/>
-        </w:rPr>
-        <w:t>Primary</w:t>
-      </w:r>
-      <w:proofErr w:type="spellEnd"/>
-      <w:r>
-        <w:rPr>
-          <w:rFonts w:ascii="Calibri" w:eastAsia="Calibri" w:hAnsi="Calibri" w:cs="Times New Roman"/>
-          <w:b/>
-          <w:lang w:eastAsia="es-CO"/>
-          <w14:ligatures w14:val="none"/>
-        </w:rPr>
-        <w:t xml:space="preserve"> Key - PK)</w:t>
+        <w:t>La llave primaria (Primary Key - PK)</w:t>
       </w:r>
     </w:p>
     <w:p>
@@ -13977,25 +13488,7 @@
           <w:lang w:eastAsia="es-CO"/>
           <w14:ligatures w14:val="none"/>
         </w:rPr>
-        <w:t xml:space="preserve"> cada registro dentro de una tabla. Sus valores no pueden repetirse ni ser nulos. Por ejemplo, en una tabla llamada Usuario, el campo </w:t>
-      </w:r>
-      <w:proofErr w:type="spellStart"/>
-      <w:r>
-        <w:rPr>
-          <w:rFonts w:ascii="Calibri" w:eastAsia="Calibri" w:hAnsi="Calibri" w:cs="Times New Roman"/>
-          <w:lang w:eastAsia="es-CO"/>
-          <w14:ligatures w14:val="none"/>
-        </w:rPr>
-        <w:t>id_usuario</w:t>
-      </w:r>
-      <w:proofErr w:type="spellEnd"/>
-      <w:r>
-        <w:rPr>
-          <w:rFonts w:ascii="Calibri" w:eastAsia="Calibri" w:hAnsi="Calibri" w:cs="Times New Roman"/>
-          <w:lang w:eastAsia="es-CO"/>
-          <w14:ligatures w14:val="none"/>
-        </w:rPr>
-        <w:t xml:space="preserve"> puede funcionar como ll</w:t>
+        <w:t xml:space="preserve"> cada registro dentro de una tabla. Sus valores no pueden repetirse ni ser nulos. Por ejemplo, en una tabla llamada Usuario, el campo id_usuario puede funcionar como ll</w:t>
       </w:r>
       <w:r>
         <w:rPr>
@@ -14044,7 +13537,6 @@
           <w14:ligatures w14:val="none"/>
         </w:rPr>
       </w:pPr>
-      <w:proofErr w:type="spellStart"/>
       <w:r>
         <w:rPr>
           <w:rFonts w:ascii="Calibri" w:eastAsia="Calibri" w:hAnsi="Calibri" w:cs="Times New Roman"/>
@@ -14052,9 +13544,8 @@
           <w:lang w:val="en-US" w:eastAsia="es-CO"/>
           <w14:ligatures w14:val="none"/>
         </w:rPr>
-        <w:t>Llave</w:t>
-      </w:r>
-      <w:proofErr w:type="spellEnd"/>
+        <w:t xml:space="preserve">Llave </w:t>
+      </w:r>
       <w:r>
         <w:rPr>
           <w:rFonts w:ascii="Calibri" w:eastAsia="Calibri" w:hAnsi="Calibri" w:cs="Times New Roman"/>
@@ -14062,9 +13553,8 @@
           <w:lang w:val="en-US" w:eastAsia="es-CO"/>
           <w14:ligatures w14:val="none"/>
         </w:rPr>
-        <w:t xml:space="preserve"> </w:t>
-      </w:r>
-      <w:proofErr w:type="spellStart"/>
+        <w:t>foránea</w:t>
+      </w:r>
       <w:r>
         <w:rPr>
           <w:rFonts w:ascii="Calibri" w:eastAsia="Calibri" w:hAnsi="Calibri" w:cs="Times New Roman"/>
@@ -14072,136 +13562,88 @@
           <w:lang w:val="en-US" w:eastAsia="es-CO"/>
           <w14:ligatures w14:val="none"/>
         </w:rPr>
+        <w:t xml:space="preserve"> (Foreign Key - FK)</w:t>
+      </w:r>
+    </w:p>
+    <w:p>
+      <w:pPr>
+        <w:rPr>
+          <w:rFonts w:ascii="Calibri" w:eastAsia="Calibri" w:hAnsi="Calibri" w:cs="Times New Roman"/>
+          <w:lang w:eastAsia="es-CO"/>
+          <w14:ligatures w14:val="none"/>
+        </w:rPr>
+      </w:pPr>
+      <w:r>
+        <w:rPr>
+          <w:rFonts w:ascii="Calibri" w:eastAsia="Calibri" w:hAnsi="Calibri" w:cs="Times New Roman"/>
+          <w:lang w:eastAsia="es-CO"/>
+          <w14:ligatures w14:val="none"/>
+        </w:rPr>
+        <w:t xml:space="preserve">Es un atributo que establece una </w:t>
+      </w:r>
+      <w:r>
+        <w:rPr>
+          <w:rFonts w:ascii="Calibri" w:eastAsia="Calibri" w:hAnsi="Calibri" w:cs="Times New Roman"/>
+          <w:lang w:eastAsia="es-CO"/>
+          <w14:ligatures w14:val="none"/>
+        </w:rPr>
+        <w:t>relación</w:t>
+      </w:r>
+      <w:r>
+        <w:rPr>
+          <w:rFonts w:ascii="Calibri" w:eastAsia="Calibri" w:hAnsi="Calibri" w:cs="Times New Roman"/>
+          <w:lang w:eastAsia="es-CO"/>
+          <w14:ligatures w14:val="none"/>
+        </w:rPr>
+        <w:t xml:space="preserve"> entre dos tablas. Este campo hace referencia a la llave primaria de otra tabla, permitiendo conectar la información almacenada en diferentes entidades. Por ejemplo, en una tabla llamado </w:t>
+      </w:r>
+      <w:r>
+        <w:rPr>
+          <w:rFonts w:ascii="Calibri" w:eastAsia="Calibri" w:hAnsi="Calibri" w:cs="Times New Roman"/>
+          <w:lang w:eastAsia="es-CO"/>
+          <w14:ligatures w14:val="none"/>
+        </w:rPr>
+        <w:t>Pr</w:t>
+      </w:r>
+      <w:r>
+        <w:rPr>
+          <w:rFonts w:ascii="Calibri" w:eastAsia="Calibri" w:hAnsi="Calibri" w:cs="Times New Roman"/>
+          <w:lang w:eastAsia="es-CO"/>
+          <w14:ligatures w14:val="none"/>
+        </w:rPr>
+        <w:t>e</w:t>
+      </w:r>
+      <w:r>
+        <w:rPr>
+          <w:rFonts w:ascii="Calibri" w:eastAsia="Calibri" w:hAnsi="Calibri" w:cs="Times New Roman"/>
+          <w:lang w:eastAsia="es-CO"/>
+          <w14:ligatures w14:val="none"/>
+        </w:rPr>
+        <w:t>stamo</w:t>
+      </w:r>
+      <w:r>
+        <w:rPr>
+          <w:rFonts w:ascii="Calibri" w:eastAsia="Calibri" w:hAnsi="Calibri" w:cs="Times New Roman"/>
+          <w:lang w:eastAsia="es-CO"/>
+          <w14:ligatures w14:val="none"/>
+        </w:rPr>
+        <w:t xml:space="preserve">, el campo id_usuario puede funcionar como llave </w:t>
+      </w:r>
+      <w:r>
+        <w:rPr>
+          <w:rFonts w:ascii="Calibri" w:eastAsia="Calibri" w:hAnsi="Calibri" w:cs="Times New Roman"/>
+          <w:lang w:eastAsia="es-CO"/>
+          <w14:ligatures w14:val="none"/>
+        </w:rPr>
         <w:t>foránea</w:t>
       </w:r>
-      <w:proofErr w:type="spellEnd"/>
-      <w:r>
-        <w:rPr>
-          <w:rFonts w:ascii="Calibri" w:eastAsia="Calibri" w:hAnsi="Calibri" w:cs="Times New Roman"/>
-          <w:b/>
-          <w:lang w:val="en-US" w:eastAsia="es-CO"/>
-          <w14:ligatures w14:val="none"/>
-        </w:rPr>
-        <w:t xml:space="preserve"> (Foreign Key - FK)</w:t>
-      </w:r>
-    </w:p>
-    <w:p>
-      <w:pPr>
-        <w:rPr>
-          <w:rFonts w:ascii="Calibri" w:eastAsia="Calibri" w:hAnsi="Calibri" w:cs="Times New Roman"/>
-          <w:lang w:eastAsia="es-CO"/>
-          <w14:ligatures w14:val="none"/>
-        </w:rPr>
-      </w:pPr>
-      <w:r>
-        <w:rPr>
-          <w:rFonts w:ascii="Calibri" w:eastAsia="Calibri" w:hAnsi="Calibri" w:cs="Times New Roman"/>
-          <w:lang w:eastAsia="es-CO"/>
-          <w14:ligatures w14:val="none"/>
-        </w:rPr>
-        <w:t xml:space="preserve">Es un atributo que establece una </w:t>
-      </w:r>
-      <w:r>
-        <w:rPr>
-          <w:rFonts w:ascii="Calibri" w:eastAsia="Calibri" w:hAnsi="Calibri" w:cs="Times New Roman"/>
-          <w:lang w:eastAsia="es-CO"/>
-          <w14:ligatures w14:val="none"/>
-        </w:rPr>
-        <w:t>relación</w:t>
-      </w:r>
-      <w:r>
-        <w:rPr>
-          <w:rFonts w:ascii="Calibri" w:eastAsia="Calibri" w:hAnsi="Calibri" w:cs="Times New Roman"/>
-          <w:lang w:eastAsia="es-CO"/>
-          <w14:ligatures w14:val="none"/>
-        </w:rPr>
-        <w:t xml:space="preserve"> entre dos tablas. Este campo hace referencia a la llave primaria de otra tabla, permitiendo conectar la información almacenada en diferentes entidades. Por ejemplo, en una tabla llamado </w:t>
-      </w:r>
-      <w:proofErr w:type="spellStart"/>
-      <w:r>
-        <w:rPr>
-          <w:rFonts w:ascii="Calibri" w:eastAsia="Calibri" w:hAnsi="Calibri" w:cs="Times New Roman"/>
-          <w:lang w:eastAsia="es-CO"/>
-          <w14:ligatures w14:val="none"/>
-        </w:rPr>
-        <w:t>Pr</w:t>
-      </w:r>
-      <w:r>
-        <w:rPr>
-          <w:rFonts w:ascii="Calibri" w:eastAsia="Calibri" w:hAnsi="Calibri" w:cs="Times New Roman"/>
-          <w:lang w:eastAsia="es-CO"/>
-          <w14:ligatures w14:val="none"/>
-        </w:rPr>
-        <w:t>e</w:t>
-      </w:r>
-      <w:r>
-        <w:rPr>
-          <w:rFonts w:ascii="Calibri" w:eastAsia="Calibri" w:hAnsi="Calibri" w:cs="Times New Roman"/>
-          <w:lang w:eastAsia="es-CO"/>
-          <w14:ligatures w14:val="none"/>
-        </w:rPr>
-        <w:t>stamo</w:t>
-      </w:r>
-      <w:proofErr w:type="spellEnd"/>
-      <w:r>
-        <w:rPr>
-          <w:rFonts w:ascii="Calibri" w:eastAsia="Calibri" w:hAnsi="Calibri" w:cs="Times New Roman"/>
-          <w:lang w:eastAsia="es-CO"/>
-          <w14:ligatures w14:val="none"/>
-        </w:rPr>
-        <w:t xml:space="preserve">, el campo </w:t>
-      </w:r>
-      <w:proofErr w:type="spellStart"/>
-      <w:r>
-        <w:rPr>
-          <w:rFonts w:ascii="Calibri" w:eastAsia="Calibri" w:hAnsi="Calibri" w:cs="Times New Roman"/>
-          <w:lang w:eastAsia="es-CO"/>
-          <w14:ligatures w14:val="none"/>
-        </w:rPr>
-        <w:t>id_usuario</w:t>
-      </w:r>
-      <w:proofErr w:type="spellEnd"/>
-      <w:r>
-        <w:rPr>
-          <w:rFonts w:ascii="Calibri" w:eastAsia="Calibri" w:hAnsi="Calibri" w:cs="Times New Roman"/>
-          <w:lang w:eastAsia="es-CO"/>
-          <w14:ligatures w14:val="none"/>
-        </w:rPr>
-        <w:t xml:space="preserve"> puede funcionar como llave </w:t>
-      </w:r>
-      <w:r>
-        <w:rPr>
-          <w:rFonts w:ascii="Calibri" w:eastAsia="Calibri" w:hAnsi="Calibri" w:cs="Times New Roman"/>
-          <w:lang w:eastAsia="es-CO"/>
-          <w14:ligatures w14:val="none"/>
-        </w:rPr>
-        <w:t>foránea</w:t>
-      </w:r>
-      <w:r>
-        <w:rPr>
-          <w:rFonts w:ascii="Calibri" w:eastAsia="Calibri" w:hAnsi="Calibri" w:cs="Times New Roman"/>
-          <w:lang w:eastAsia="es-CO"/>
-          <w14:ligatures w14:val="none"/>
-        </w:rPr>
-        <w:t xml:space="preserve"> que hace referencia al </w:t>
-      </w:r>
-      <w:proofErr w:type="spellStart"/>
-      <w:r>
-        <w:rPr>
-          <w:rFonts w:ascii="Calibri" w:eastAsia="Calibri" w:hAnsi="Calibri" w:cs="Times New Roman"/>
-          <w:lang w:eastAsia="es-CO"/>
-          <w14:ligatures w14:val="none"/>
-        </w:rPr>
-        <w:t>id_usuario</w:t>
-      </w:r>
-      <w:proofErr w:type="spellEnd"/>
-      <w:r>
-        <w:rPr>
-          <w:rFonts w:ascii="Calibri" w:eastAsia="Calibri" w:hAnsi="Calibri" w:cs="Times New Roman"/>
-          <w:lang w:eastAsia="es-CO"/>
-          <w14:ligatures w14:val="none"/>
-        </w:rPr>
-        <w:t xml:space="preserve"> de la tabla Usuario.</w:t>
+      <w:r>
+        <w:rPr>
+          <w:rFonts w:ascii="Calibri" w:eastAsia="Calibri" w:hAnsi="Calibri" w:cs="Times New Roman"/>
+          <w:lang w:eastAsia="es-CO"/>
+          <w14:ligatures w14:val="none"/>
+        </w:rPr>
+        <w:t xml:space="preserve"> que hace referencia al id_usuario de la tabla Usuario.</w:t>
       </w:r>
     </w:p>
     <w:p>
@@ -14351,13 +13793,8 @@
                 <w:rFonts w:eastAsia="Calibri" w:cs="Times New Roman"/>
               </w:rPr>
             </w:pPr>
-            <w:proofErr w:type="spellStart"/>
-            <w:r>
-              <w:t>id_usuario</w:t>
-            </w:r>
-            <w:proofErr w:type="spellEnd"/>
-            <w:r>
-              <w:t>, nombre, correo</w:t>
+            <w:r>
+              <w:t>id_usuario, nombre, correo</w:t>
             </w:r>
           </w:p>
         </w:tc>
@@ -14372,13 +13809,8 @@
                 <w:rFonts w:eastAsia="Calibri" w:cs="Times New Roman"/>
               </w:rPr>
             </w:pPr>
-            <w:proofErr w:type="spellStart"/>
-            <w:r>
-              <w:t>id_usuario</w:t>
-            </w:r>
-            <w:proofErr w:type="spellEnd"/>
-            <w:r>
-              <w:t xml:space="preserve"> (PK).</w:t>
+            <w:r>
+              <w:t>id_usuario (PK).</w:t>
             </w:r>
           </w:p>
         </w:tc>
@@ -14430,13 +13862,8 @@
                 <w:rFonts w:eastAsia="Calibri" w:cs="Times New Roman"/>
               </w:rPr>
             </w:pPr>
-            <w:proofErr w:type="spellStart"/>
-            <w:r>
-              <w:t>id_libro</w:t>
-            </w:r>
-            <w:proofErr w:type="spellEnd"/>
-            <w:r>
-              <w:t>, titulo, autor</w:t>
+            <w:r>
+              <w:t>id_libro, titulo, autor</w:t>
             </w:r>
           </w:p>
         </w:tc>
@@ -14451,13 +13878,8 @@
                 <w:rFonts w:eastAsia="Calibri" w:cs="Times New Roman"/>
               </w:rPr>
             </w:pPr>
-            <w:proofErr w:type="spellStart"/>
-            <w:r>
-              <w:t>id_libro</w:t>
-            </w:r>
-            <w:proofErr w:type="spellEnd"/>
-            <w:r>
-              <w:t xml:space="preserve"> (PK).</w:t>
+            <w:r>
+              <w:t>id_libro (PK).</w:t>
             </w:r>
           </w:p>
         </w:tc>
@@ -14490,11 +13912,10 @@
             <w:pPr>
               <w:pStyle w:val="TextoTablas"/>
             </w:pPr>
-            <w:proofErr w:type="spellStart"/>
-            <w:r>
+            <w:r>
+              <w:lastRenderedPageBreak/>
               <w:t>Prestamo</w:t>
             </w:r>
-            <w:proofErr w:type="spellEnd"/>
             <w:r>
               <w:t>.</w:t>
             </w:r>
@@ -14508,35 +13929,9 @@
             <w:pPr>
               <w:pStyle w:val="TextoTablas"/>
             </w:pPr>
-            <w:proofErr w:type="spellStart"/>
-            <w:r>
-              <w:t>id_prestamo</w:t>
-            </w:r>
-            <w:proofErr w:type="spellEnd"/>
-            <w:r>
-              <w:t xml:space="preserve">, </w:t>
-            </w:r>
-            <w:proofErr w:type="spellStart"/>
-            <w:r>
-              <w:t>fecha_prestamo</w:t>
-            </w:r>
-            <w:proofErr w:type="spellEnd"/>
-            <w:r>
-              <w:t xml:space="preserve">, </w:t>
-            </w:r>
-            <w:proofErr w:type="spellStart"/>
-            <w:r>
-              <w:t>id_usuario</w:t>
-            </w:r>
-            <w:proofErr w:type="spellEnd"/>
-            <w:r>
-              <w:t xml:space="preserve">, </w:t>
-            </w:r>
-            <w:proofErr w:type="spellStart"/>
-            <w:r>
-              <w:t>id_libro</w:t>
-            </w:r>
-            <w:proofErr w:type="spellEnd"/>
+            <w:r>
+              <w:t>id_prestamo, fecha_prestamo, id_usuario, id_libro</w:t>
+            </w:r>
           </w:p>
         </w:tc>
         <w:tc>
@@ -14547,13 +13942,8 @@
             <w:pPr>
               <w:pStyle w:val="TextoTablas"/>
             </w:pPr>
-            <w:proofErr w:type="spellStart"/>
-            <w:r>
-              <w:t>id_prestamo</w:t>
-            </w:r>
-            <w:proofErr w:type="spellEnd"/>
-            <w:r>
-              <w:t xml:space="preserve"> (PK).</w:t>
+            <w:r>
+              <w:t>id_prestamo (PK).</w:t>
             </w:r>
           </w:p>
         </w:tc>
@@ -14565,21 +13955,8 @@
             <w:pPr>
               <w:pStyle w:val="TextoTablas"/>
             </w:pPr>
-            <w:proofErr w:type="spellStart"/>
-            <w:r>
-              <w:t>id_usuario</w:t>
-            </w:r>
-            <w:proofErr w:type="spellEnd"/>
-            <w:r>
-              <w:t xml:space="preserve"> (FK), </w:t>
-            </w:r>
-            <w:proofErr w:type="spellStart"/>
-            <w:r>
-              <w:t>id_libro</w:t>
-            </w:r>
-            <w:proofErr w:type="spellEnd"/>
-            <w:r>
-              <w:t xml:space="preserve"> (FK).</w:t>
+            <w:r>
+              <w:t>id_usuario (FK), id_libro (FK).</w:t>
             </w:r>
           </w:p>
         </w:tc>
@@ -14719,60 +14096,33 @@
           <w:lang w:eastAsia="es-CO"/>
           <w14:ligatures w14:val="none"/>
         </w:rPr>
-        <w:t>stablece que cada registro dentro de una tabla debe ser identificado de manera única mediante una llave primaria (</w:t>
-      </w:r>
-      <w:proofErr w:type="spellStart"/>
-      <w:r>
-        <w:rPr>
-          <w:rFonts w:ascii="Calibri" w:eastAsia="Calibri" w:hAnsi="Calibri" w:cs="Times New Roman"/>
-          <w:lang w:eastAsia="es-CO"/>
-          <w14:ligatures w14:val="none"/>
-        </w:rPr>
-        <w:t>Primary</w:t>
-      </w:r>
-      <w:proofErr w:type="spellEnd"/>
-      <w:r>
-        <w:rPr>
-          <w:rFonts w:ascii="Calibri" w:eastAsia="Calibri" w:hAnsi="Calibri" w:cs="Times New Roman"/>
-          <w:lang w:eastAsia="es-CO"/>
-          <w14:ligatures w14:val="none"/>
-        </w:rPr>
-        <w:t xml:space="preserve"> Key o PK). Esto significa que el valor de la llave primaria no puede repetirse ni quedar vacío, ya que su función es distinguir cada registro de los demás.</w:t>
-      </w:r>
-    </w:p>
-    <w:p>
-      <w:pPr>
-        <w:rPr>
-          <w:rFonts w:ascii="Calibri" w:eastAsia="Calibri" w:hAnsi="Calibri" w:cs="Times New Roman"/>
-          <w:lang w:eastAsia="es-CO"/>
-          <w14:ligatures w14:val="none"/>
-        </w:rPr>
-      </w:pPr>
-      <w:r>
-        <w:rPr>
-          <w:rFonts w:ascii="Calibri" w:eastAsia="Calibri" w:hAnsi="Calibri" w:cs="Times New Roman"/>
-          <w:lang w:eastAsia="es-CO"/>
-          <w14:ligatures w14:val="none"/>
-        </w:rPr>
-        <w:t xml:space="preserve">Por ejemplo, en una tabla llamada Usuario, el atributo </w:t>
-      </w:r>
-      <w:proofErr w:type="spellStart"/>
-      <w:r>
-        <w:rPr>
-          <w:rFonts w:ascii="Calibri" w:eastAsia="Calibri" w:hAnsi="Calibri" w:cs="Times New Roman"/>
-          <w:lang w:eastAsia="es-CO"/>
-          <w14:ligatures w14:val="none"/>
-        </w:rPr>
-        <w:t>id_usuario</w:t>
-      </w:r>
-      <w:proofErr w:type="spellEnd"/>
-      <w:r>
-        <w:rPr>
-          <w:rFonts w:ascii="Calibri" w:eastAsia="Calibri" w:hAnsi="Calibri" w:cs="Times New Roman"/>
-          <w:lang w:eastAsia="es-CO"/>
-          <w14:ligatures w14:val="none"/>
-        </w:rPr>
-        <w:t xml:space="preserve"> puede utilizarse como llave primaria. De esta manera, cada usuario tendrá un identificador único dentro de la base de datos, lo que permite evitar duplicidad de registros y facilita la organización de la información.</w:t>
+        <w:t xml:space="preserve">stablece que cada registro dentro de una tabla debe ser identificado de manera única mediante una llave primaria (Primary Key o PK). Esto significa que el valor de la </w:t>
+      </w:r>
+      <w:r>
+        <w:rPr>
+          <w:rFonts w:ascii="Calibri" w:eastAsia="Calibri" w:hAnsi="Calibri" w:cs="Times New Roman"/>
+          <w:lang w:eastAsia="es-CO"/>
+          <w14:ligatures w14:val="none"/>
+        </w:rPr>
+        <w:lastRenderedPageBreak/>
+        <w:t>llave primaria no puede repetirse ni quedar vacío, ya que su función es distinguir cada registro de los demás.</w:t>
+      </w:r>
+    </w:p>
+    <w:p>
+      <w:pPr>
+        <w:rPr>
+          <w:rFonts w:ascii="Calibri" w:eastAsia="Calibri" w:hAnsi="Calibri" w:cs="Times New Roman"/>
+          <w:lang w:eastAsia="es-CO"/>
+          <w14:ligatures w14:val="none"/>
+        </w:rPr>
+      </w:pPr>
+      <w:r>
+        <w:rPr>
+          <w:rFonts w:ascii="Calibri" w:eastAsia="Calibri" w:hAnsi="Calibri" w:cs="Times New Roman"/>
+          <w:lang w:eastAsia="es-CO"/>
+          <w14:ligatures w14:val="none"/>
+        </w:rPr>
+        <w:t>Por ejemplo, en una tabla llamada Usuario, el atributo id_usuario puede utilizarse como llave primaria. De esta manera, cada usuario tendrá un identificador único dentro de la base de datos, lo que permite evitar duplicidad de registros y facilita la organización de la información.</w:t>
       </w:r>
     </w:p>
     <w:p>
@@ -14820,25 +14170,7 @@
           <w:lang w:eastAsia="es-CO"/>
           <w14:ligatures w14:val="none"/>
         </w:rPr>
-        <w:t>arantiza la coherencia de las relaciones entre las tablas de una base de datos. Este principio se cumple mediante el uso de llaves foráneas (</w:t>
-      </w:r>
-      <w:proofErr w:type="spellStart"/>
-      <w:r>
-        <w:rPr>
-          <w:rFonts w:ascii="Calibri" w:eastAsia="Calibri" w:hAnsi="Calibri" w:cs="Times New Roman"/>
-          <w:lang w:eastAsia="es-CO"/>
-          <w14:ligatures w14:val="none"/>
-        </w:rPr>
-        <w:t>Foreign</w:t>
-      </w:r>
-      <w:proofErr w:type="spellEnd"/>
-      <w:r>
-        <w:rPr>
-          <w:rFonts w:ascii="Calibri" w:eastAsia="Calibri" w:hAnsi="Calibri" w:cs="Times New Roman"/>
-          <w:lang w:eastAsia="es-CO"/>
-          <w14:ligatures w14:val="none"/>
-        </w:rPr>
-        <w:t xml:space="preserve"> Key o FK), las cuales permiten conectar registros de diferentes tablas.</w:t>
+        <w:t>arantiza la coherencia de las relaciones entre las tablas de una base de datos. Este principio se cumple mediante el uso de llaves foráneas (Foreign Key o FK), las cuales permiten conectar registros de diferentes tablas.</w:t>
       </w:r>
     </w:p>
     <w:p>
@@ -14872,61 +14204,7 @@
           <w:lang w:eastAsia="es-CO"/>
           <w14:ligatures w14:val="none"/>
         </w:rPr>
-        <w:t xml:space="preserve">Por ejemplo, en una tabla </w:t>
-      </w:r>
-      <w:proofErr w:type="spellStart"/>
-      <w:r>
-        <w:rPr>
-          <w:rFonts w:ascii="Calibri" w:eastAsia="Calibri" w:hAnsi="Calibri" w:cs="Times New Roman"/>
-          <w:lang w:eastAsia="es-CO"/>
-          <w14:ligatures w14:val="none"/>
-        </w:rPr>
-        <w:t>Prestamo</w:t>
-      </w:r>
-      <w:proofErr w:type="spellEnd"/>
-      <w:r>
-        <w:rPr>
-          <w:rFonts w:ascii="Calibri" w:eastAsia="Calibri" w:hAnsi="Calibri" w:cs="Times New Roman"/>
-          <w:lang w:eastAsia="es-CO"/>
-          <w14:ligatures w14:val="none"/>
-        </w:rPr>
-        <w:t xml:space="preserve"> pueden existir los atributos </w:t>
-      </w:r>
-      <w:proofErr w:type="spellStart"/>
-      <w:r>
-        <w:rPr>
-          <w:rFonts w:ascii="Calibri" w:eastAsia="Calibri" w:hAnsi="Calibri" w:cs="Times New Roman"/>
-          <w:lang w:eastAsia="es-CO"/>
-          <w14:ligatures w14:val="none"/>
-        </w:rPr>
-        <w:t>id_usuario</w:t>
-      </w:r>
-      <w:proofErr w:type="spellEnd"/>
-      <w:r>
-        <w:rPr>
-          <w:rFonts w:ascii="Calibri" w:eastAsia="Calibri" w:hAnsi="Calibri" w:cs="Times New Roman"/>
-          <w:lang w:eastAsia="es-CO"/>
-          <w14:ligatures w14:val="none"/>
-        </w:rPr>
-        <w:t xml:space="preserve"> e </w:t>
-      </w:r>
-      <w:proofErr w:type="spellStart"/>
-      <w:r>
-        <w:rPr>
-          <w:rFonts w:ascii="Calibri" w:eastAsia="Calibri" w:hAnsi="Calibri" w:cs="Times New Roman"/>
-          <w:lang w:eastAsia="es-CO"/>
-          <w14:ligatures w14:val="none"/>
-        </w:rPr>
-        <w:t>id_libro</w:t>
-      </w:r>
-      <w:proofErr w:type="spellEnd"/>
-      <w:r>
-        <w:rPr>
-          <w:rFonts w:ascii="Calibri" w:eastAsia="Calibri" w:hAnsi="Calibri" w:cs="Times New Roman"/>
-          <w:lang w:eastAsia="es-CO"/>
-          <w14:ligatures w14:val="none"/>
-        </w:rPr>
-        <w:t xml:space="preserve"> como llaves foráneas. Estos valores deben corresponder a usuarios y libros previamente registrados en las tablas Usuario y Libro. De esta forma se evita registrar préstamos asociados a usuarios o libros inexistentes.</w:t>
+        <w:t>Por ejemplo, en una tabla Prestamo pueden existir los atributos id_usuario e id_libro como llaves foráneas. Estos valores deben corresponder a usuarios y libros previamente registrados en las tablas Usuario y Libro. De esta forma se evita registrar préstamos asociados a usuarios o libros inexistentes.</w:t>
       </w:r>
     </w:p>
     <w:p>
@@ -14952,6 +14230,7 @@
       </w:pPr>
       <w:bookmarkStart w:id="17" w:name="_Toc230282744"/>
       <w:r>
+        <w:lastRenderedPageBreak/>
         <w:t>Restricciones y consistencia de los datos</w:t>
       </w:r>
       <w:bookmarkEnd w:id="17"/>
@@ -15176,7 +14455,16 @@
           <w:lang w:eastAsia="es-CO"/>
           <w14:ligatures w14:val="none"/>
         </w:rPr>
-        <w:t>La aplicación de estas restricciones fortalece la calidad de la información y facilita la administración de los datos dentro de los sistemas de información. Además, permite mantener la coherencia entre las diferentes tablas y garantizar que los registros cumplan con las reglas definidas en el diseño de la base de datos.</w:t>
+        <w:t xml:space="preserve">La aplicación de estas restricciones fortalece la calidad de la información y facilita la administración de los datos dentro de los sistemas de información. Además, permite </w:t>
+      </w:r>
+      <w:r>
+        <w:rPr>
+          <w:rFonts w:ascii="Calibri" w:eastAsia="Calibri" w:hAnsi="Calibri" w:cs="Times New Roman"/>
+          <w:lang w:eastAsia="es-CO"/>
+          <w14:ligatures w14:val="none"/>
+        </w:rPr>
+        <w:lastRenderedPageBreak/>
+        <w:t>mantener la coherencia entre las diferentes tablas y garantizar que los registros cumplan con las reglas definidas en el diseño de la base de datos.</w:t>
       </w:r>
     </w:p>
     <w:p>
@@ -15219,6 +14507,7 @@
         <w:rPr>
           <w:rFonts w:eastAsia="Calibri"/>
         </w:rPr>
+        <w:lastRenderedPageBreak/>
         <w:t>Lenguajes y manipulación de bases de datos</w:t>
       </w:r>
       <w:bookmarkEnd w:id="18"/>
@@ -15237,61 +14526,7 @@
           <w:lang w:eastAsia="es-CO"/>
           <w14:ligatures w14:val="none"/>
         </w:rPr>
-        <w:t xml:space="preserve">La manipulación de bases de datos se realiza mediante lenguajes especializados que permiten definir, administrar y consultar la información almacenada en los sistemas gestores de bases de datos. Estos lenguajes forman parte del </w:t>
-      </w:r>
-      <w:proofErr w:type="spellStart"/>
-      <w:r>
-        <w:rPr>
-          <w:rFonts w:ascii="Calibri" w:eastAsia="Calibri" w:hAnsi="Calibri" w:cs="Times New Roman"/>
-          <w:lang w:eastAsia="es-CO"/>
-          <w14:ligatures w14:val="none"/>
-        </w:rPr>
-        <w:t>Structured</w:t>
-      </w:r>
-      <w:proofErr w:type="spellEnd"/>
-      <w:r>
-        <w:rPr>
-          <w:rFonts w:ascii="Calibri" w:eastAsia="Calibri" w:hAnsi="Calibri" w:cs="Times New Roman"/>
-          <w:lang w:eastAsia="es-CO"/>
-          <w14:ligatures w14:val="none"/>
-        </w:rPr>
-        <w:t xml:space="preserve"> </w:t>
-      </w:r>
-      <w:proofErr w:type="spellStart"/>
-      <w:r>
-        <w:rPr>
-          <w:rFonts w:ascii="Calibri" w:eastAsia="Calibri" w:hAnsi="Calibri" w:cs="Times New Roman"/>
-          <w:lang w:eastAsia="es-CO"/>
-          <w14:ligatures w14:val="none"/>
-        </w:rPr>
-        <w:t>Query</w:t>
-      </w:r>
-      <w:proofErr w:type="spellEnd"/>
-      <w:r>
-        <w:rPr>
-          <w:rFonts w:ascii="Calibri" w:eastAsia="Calibri" w:hAnsi="Calibri" w:cs="Times New Roman"/>
-          <w:lang w:eastAsia="es-CO"/>
-          <w14:ligatures w14:val="none"/>
-        </w:rPr>
-        <w:t xml:space="preserve"> </w:t>
-      </w:r>
-      <w:proofErr w:type="spellStart"/>
-      <w:r>
-        <w:rPr>
-          <w:rFonts w:ascii="Calibri" w:eastAsia="Calibri" w:hAnsi="Calibri" w:cs="Times New Roman"/>
-          <w:lang w:eastAsia="es-CO"/>
-          <w14:ligatures w14:val="none"/>
-        </w:rPr>
-        <w:t>Language</w:t>
-      </w:r>
-      <w:proofErr w:type="spellEnd"/>
-      <w:r>
-        <w:rPr>
-          <w:rFonts w:ascii="Calibri" w:eastAsia="Calibri" w:hAnsi="Calibri" w:cs="Times New Roman"/>
-          <w:lang w:eastAsia="es-CO"/>
-          <w14:ligatures w14:val="none"/>
-        </w:rPr>
-        <w:t xml:space="preserve"> (SQL), ampliamente utilizado para interactuar con bases de datos relacionales.</w:t>
+        <w:t>La manipulación de bases de datos se realiza mediante lenguajes especializados que permiten definir, administrar y consultar la información almacenada en los sistemas gestores de bases de datos. Estos lenguajes forman parte del Structured Query Language (SQL), ampliamente utilizado para interactuar con bases de datos relacionales.</w:t>
       </w:r>
     </w:p>
     <w:p>
@@ -15369,6 +14604,7 @@
       </w:pPr>
       <w:bookmarkStart w:id="19" w:name="_Toc230282746"/>
       <w:r>
+        <w:lastRenderedPageBreak/>
         <w:t>Lenguajes DDL y DML</w:t>
       </w:r>
       <w:bookmarkEnd w:id="19"/>
@@ -15387,150 +14623,24 @@
           <w:lang w:eastAsia="es-CO"/>
           <w14:ligatures w14:val="none"/>
         </w:rPr>
-        <w:t xml:space="preserve">El </w:t>
-      </w:r>
-      <w:proofErr w:type="spellStart"/>
-      <w:r>
-        <w:rPr>
-          <w:rFonts w:ascii="Calibri" w:eastAsia="Calibri" w:hAnsi="Calibri" w:cs="Times New Roman"/>
-          <w:lang w:eastAsia="es-CO"/>
-          <w14:ligatures w14:val="none"/>
-        </w:rPr>
-        <w:t>Structured</w:t>
-      </w:r>
-      <w:proofErr w:type="spellEnd"/>
-      <w:r>
-        <w:rPr>
-          <w:rFonts w:ascii="Calibri" w:eastAsia="Calibri" w:hAnsi="Calibri" w:cs="Times New Roman"/>
-          <w:lang w:eastAsia="es-CO"/>
-          <w14:ligatures w14:val="none"/>
-        </w:rPr>
-        <w:t xml:space="preserve"> </w:t>
-      </w:r>
-      <w:proofErr w:type="spellStart"/>
-      <w:r>
-        <w:rPr>
-          <w:rFonts w:ascii="Calibri" w:eastAsia="Calibri" w:hAnsi="Calibri" w:cs="Times New Roman"/>
-          <w:lang w:eastAsia="es-CO"/>
-          <w14:ligatures w14:val="none"/>
-        </w:rPr>
-        <w:t>Query</w:t>
-      </w:r>
-      <w:proofErr w:type="spellEnd"/>
-      <w:r>
-        <w:rPr>
-          <w:rFonts w:ascii="Calibri" w:eastAsia="Calibri" w:hAnsi="Calibri" w:cs="Times New Roman"/>
-          <w:lang w:eastAsia="es-CO"/>
-          <w14:ligatures w14:val="none"/>
-        </w:rPr>
-        <w:t xml:space="preserve"> </w:t>
-      </w:r>
-      <w:proofErr w:type="spellStart"/>
-      <w:r>
-        <w:rPr>
-          <w:rFonts w:ascii="Calibri" w:eastAsia="Calibri" w:hAnsi="Calibri" w:cs="Times New Roman"/>
-          <w:lang w:eastAsia="es-CO"/>
-          <w14:ligatures w14:val="none"/>
-        </w:rPr>
-        <w:t>Language</w:t>
-      </w:r>
-      <w:proofErr w:type="spellEnd"/>
-      <w:r>
-        <w:rPr>
-          <w:rFonts w:ascii="Calibri" w:eastAsia="Calibri" w:hAnsi="Calibri" w:cs="Times New Roman"/>
-          <w:lang w:eastAsia="es-CO"/>
-          <w14:ligatures w14:val="none"/>
-        </w:rPr>
-        <w:t xml:space="preserve"> (SQL) es el lenguaje utilizado para crear, administrar y manipular bases de datos relacionales. Dentro de SQL existen diferentes tipos de instrucciones que permiten gestionar tanto la estructura como la información almacenada en la base de datos.</w:t>
-      </w:r>
-    </w:p>
-    <w:p>
-      <w:pPr>
-        <w:rPr>
-          <w:rFonts w:ascii="Calibri" w:eastAsia="Calibri" w:hAnsi="Calibri" w:cs="Times New Roman"/>
-          <w:lang w:eastAsia="es-CO"/>
-          <w14:ligatures w14:val="none"/>
-        </w:rPr>
-      </w:pPr>
-      <w:r>
-        <w:rPr>
-          <w:rFonts w:ascii="Calibri" w:eastAsia="Calibri" w:hAnsi="Calibri" w:cs="Times New Roman"/>
-          <w:lang w:eastAsia="es-CO"/>
-          <w14:ligatures w14:val="none"/>
-        </w:rPr>
-        <w:t xml:space="preserve">Entre los más importantes se encuentran el Data </w:t>
-      </w:r>
-      <w:proofErr w:type="spellStart"/>
-      <w:r>
-        <w:rPr>
-          <w:rFonts w:ascii="Calibri" w:eastAsia="Calibri" w:hAnsi="Calibri" w:cs="Times New Roman"/>
-          <w:lang w:eastAsia="es-CO"/>
-          <w14:ligatures w14:val="none"/>
-        </w:rPr>
-        <w:t>Definition</w:t>
-      </w:r>
-      <w:proofErr w:type="spellEnd"/>
-      <w:r>
-        <w:rPr>
-          <w:rFonts w:ascii="Calibri" w:eastAsia="Calibri" w:hAnsi="Calibri" w:cs="Times New Roman"/>
-          <w:lang w:eastAsia="es-CO"/>
-          <w14:ligatures w14:val="none"/>
-        </w:rPr>
-        <w:t xml:space="preserve"> </w:t>
-      </w:r>
-      <w:proofErr w:type="spellStart"/>
-      <w:r>
-        <w:rPr>
-          <w:rFonts w:ascii="Calibri" w:eastAsia="Calibri" w:hAnsi="Calibri" w:cs="Times New Roman"/>
-          <w:lang w:eastAsia="es-CO"/>
-          <w14:ligatures w14:val="none"/>
-        </w:rPr>
-        <w:t>Language</w:t>
-      </w:r>
-      <w:proofErr w:type="spellEnd"/>
-      <w:r>
-        <w:rPr>
-          <w:rFonts w:ascii="Calibri" w:eastAsia="Calibri" w:hAnsi="Calibri" w:cs="Times New Roman"/>
-          <w:lang w:eastAsia="es-CO"/>
-          <w14:ligatures w14:val="none"/>
-        </w:rPr>
-        <w:t xml:space="preserve"> (DDL) y el Data </w:t>
-      </w:r>
-      <w:proofErr w:type="spellStart"/>
-      <w:r>
-        <w:rPr>
-          <w:rFonts w:ascii="Calibri" w:eastAsia="Calibri" w:hAnsi="Calibri" w:cs="Times New Roman"/>
-          <w:lang w:eastAsia="es-CO"/>
-          <w14:ligatures w14:val="none"/>
-        </w:rPr>
-        <w:t>Manipulation</w:t>
-      </w:r>
-      <w:proofErr w:type="spellEnd"/>
-      <w:r>
-        <w:rPr>
-          <w:rFonts w:ascii="Calibri" w:eastAsia="Calibri" w:hAnsi="Calibri" w:cs="Times New Roman"/>
-          <w:lang w:eastAsia="es-CO"/>
-          <w14:ligatures w14:val="none"/>
-        </w:rPr>
-        <w:t xml:space="preserve"> </w:t>
-      </w:r>
-      <w:proofErr w:type="spellStart"/>
-      <w:r>
-        <w:rPr>
-          <w:rFonts w:ascii="Calibri" w:eastAsia="Calibri" w:hAnsi="Calibri" w:cs="Times New Roman"/>
-          <w:lang w:eastAsia="es-CO"/>
-          <w14:ligatures w14:val="none"/>
-        </w:rPr>
-        <w:t>Language</w:t>
-      </w:r>
-      <w:proofErr w:type="spellEnd"/>
-      <w:r>
-        <w:rPr>
-          <w:rFonts w:ascii="Calibri" w:eastAsia="Calibri" w:hAnsi="Calibri" w:cs="Times New Roman"/>
-          <w:lang w:eastAsia="es-CO"/>
-          <w14:ligatures w14:val="none"/>
-        </w:rPr>
-        <w:t xml:space="preserve"> (DML).</w:t>
+        <w:t>El Structured Query Language (SQL) es el lenguaje utilizado para crear, administrar y manipular bases de datos relacionales. Dentro de SQL existen diferentes tipos de instrucciones que permiten gestionar tanto la estructura como la información almacenada en la base de datos.</w:t>
+      </w:r>
+    </w:p>
+    <w:p>
+      <w:pPr>
+        <w:rPr>
+          <w:rFonts w:ascii="Calibri" w:eastAsia="Calibri" w:hAnsi="Calibri" w:cs="Times New Roman"/>
+          <w:lang w:eastAsia="es-CO"/>
+          <w14:ligatures w14:val="none"/>
+        </w:rPr>
+      </w:pPr>
+      <w:r>
+        <w:rPr>
+          <w:rFonts w:ascii="Calibri" w:eastAsia="Calibri" w:hAnsi="Calibri" w:cs="Times New Roman"/>
+          <w:lang w:eastAsia="es-CO"/>
+          <w14:ligatures w14:val="none"/>
+        </w:rPr>
+        <w:t>Entre los más importantes se encuentran el Data Definition Language (DDL) y el Data Manipulation Language (DML).</w:t>
       </w:r>
     </w:p>
     <w:p>
@@ -15554,47 +14664,7 @@
           <w:lang w:eastAsia="es-CO"/>
           <w14:ligatures w14:val="none"/>
         </w:rPr>
-        <w:t xml:space="preserve">Data </w:t>
-      </w:r>
-      <w:proofErr w:type="spellStart"/>
-      <w:r>
-        <w:rPr>
-          <w:rFonts w:ascii="Calibri" w:eastAsia="Calibri" w:hAnsi="Calibri" w:cs="Times New Roman"/>
-          <w:b/>
-          <w:lang w:eastAsia="es-CO"/>
-          <w14:ligatures w14:val="none"/>
-        </w:rPr>
-        <w:t>Definition</w:t>
-      </w:r>
-      <w:proofErr w:type="spellEnd"/>
-      <w:r>
-        <w:rPr>
-          <w:rFonts w:ascii="Calibri" w:eastAsia="Calibri" w:hAnsi="Calibri" w:cs="Times New Roman"/>
-          <w:b/>
-          <w:lang w:eastAsia="es-CO"/>
-          <w14:ligatures w14:val="none"/>
-        </w:rPr>
-        <w:t xml:space="preserve"> </w:t>
-      </w:r>
-      <w:proofErr w:type="spellStart"/>
-      <w:r>
-        <w:rPr>
-          <w:rFonts w:ascii="Calibri" w:eastAsia="Calibri" w:hAnsi="Calibri" w:cs="Times New Roman"/>
-          <w:b/>
-          <w:lang w:eastAsia="es-CO"/>
-          <w14:ligatures w14:val="none"/>
-        </w:rPr>
-        <w:t>Language</w:t>
-      </w:r>
-      <w:proofErr w:type="spellEnd"/>
-      <w:r>
-        <w:rPr>
-          <w:rFonts w:ascii="Calibri" w:eastAsia="Calibri" w:hAnsi="Calibri" w:cs="Times New Roman"/>
-          <w:b/>
-          <w:lang w:eastAsia="es-CO"/>
-          <w14:ligatures w14:val="none"/>
-        </w:rPr>
-        <w:t xml:space="preserve"> (DDL)</w:t>
+        <w:t>Data Definition Language (DDL)</w:t>
       </w:r>
     </w:p>
     <w:p>
@@ -15791,6 +14861,7 @@
         <w:rPr>
           <w:lang w:eastAsia="es-CO"/>
         </w:rPr>
+        <w:lastRenderedPageBreak/>
         <w:t>Comandos del DDL</w:t>
       </w:r>
     </w:p>
@@ -16022,60 +15093,24 @@
           <w:lang w:eastAsia="es-CO"/>
           <w14:ligatures w14:val="none"/>
         </w:rPr>
-        <w:t xml:space="preserve">    </w:t>
-      </w:r>
-      <w:proofErr w:type="spellStart"/>
-      <w:r>
-        <w:rPr>
-          <w:rFonts w:ascii="Calibri" w:eastAsia="Calibri" w:hAnsi="Calibri" w:cs="Times New Roman"/>
-          <w:lang w:eastAsia="es-CO"/>
-          <w14:ligatures w14:val="none"/>
-        </w:rPr>
-        <w:t>id_estudiante</w:t>
-      </w:r>
-      <w:proofErr w:type="spellEnd"/>
-      <w:r>
-        <w:rPr>
-          <w:rFonts w:ascii="Calibri" w:eastAsia="Calibri" w:hAnsi="Calibri" w:cs="Times New Roman"/>
-          <w:lang w:eastAsia="es-CO"/>
-          <w14:ligatures w14:val="none"/>
-        </w:rPr>
-        <w:t xml:space="preserve"> INT PRIMARY KEY,</w:t>
-      </w:r>
-    </w:p>
-    <w:p>
-      <w:pPr>
-        <w:rPr>
-          <w:rFonts w:ascii="Calibri" w:eastAsia="Calibri" w:hAnsi="Calibri" w:cs="Times New Roman"/>
-          <w:lang w:eastAsia="es-CO"/>
-          <w14:ligatures w14:val="none"/>
-        </w:rPr>
-      </w:pPr>
-      <w:r>
-        <w:rPr>
-          <w:rFonts w:ascii="Calibri" w:eastAsia="Calibri" w:hAnsi="Calibri" w:cs="Times New Roman"/>
-          <w:lang w:eastAsia="es-CO"/>
-          <w14:ligatures w14:val="none"/>
-        </w:rPr>
-        <w:t xml:space="preserve">    nombre </w:t>
-      </w:r>
-      <w:proofErr w:type="gramStart"/>
-      <w:r>
-        <w:rPr>
-          <w:rFonts w:ascii="Calibri" w:eastAsia="Calibri" w:hAnsi="Calibri" w:cs="Times New Roman"/>
-          <w:lang w:eastAsia="es-CO"/>
-          <w14:ligatures w14:val="none"/>
-        </w:rPr>
-        <w:t>VARCHAR(</w:t>
-      </w:r>
-      <w:proofErr w:type="gramEnd"/>
-      <w:r>
-        <w:rPr>
-          <w:rFonts w:ascii="Calibri" w:eastAsia="Calibri" w:hAnsi="Calibri" w:cs="Times New Roman"/>
-          <w:lang w:eastAsia="es-CO"/>
-          <w14:ligatures w14:val="none"/>
-        </w:rPr>
-        <w:t>50),</w:t>
+        <w:t xml:space="preserve">    id_estudiante INT PRIMARY KEY,</w:t>
+      </w:r>
+    </w:p>
+    <w:p>
+      <w:pPr>
+        <w:rPr>
+          <w:rFonts w:ascii="Calibri" w:eastAsia="Calibri" w:hAnsi="Calibri" w:cs="Times New Roman"/>
+          <w:lang w:eastAsia="es-CO"/>
+          <w14:ligatures w14:val="none"/>
+        </w:rPr>
+      </w:pPr>
+      <w:r>
+        <w:rPr>
+          <w:rFonts w:ascii="Calibri" w:eastAsia="Calibri" w:hAnsi="Calibri" w:cs="Times New Roman"/>
+          <w:lang w:eastAsia="es-CO"/>
+          <w14:ligatures w14:val="none"/>
+        </w:rPr>
+        <w:t xml:space="preserve">    nombre VARCHAR(50),</w:t>
       </w:r>
     </w:p>
     <w:p>
@@ -16133,47 +15168,7 @@
           <w:lang w:eastAsia="es-CO"/>
           <w14:ligatures w14:val="none"/>
         </w:rPr>
-        <w:t xml:space="preserve">Data </w:t>
-      </w:r>
-      <w:proofErr w:type="spellStart"/>
-      <w:r>
-        <w:rPr>
-          <w:rFonts w:ascii="Calibri" w:eastAsia="Calibri" w:hAnsi="Calibri" w:cs="Times New Roman"/>
-          <w:b/>
-          <w:lang w:eastAsia="es-CO"/>
-          <w14:ligatures w14:val="none"/>
-        </w:rPr>
-        <w:t>Manipulation</w:t>
-      </w:r>
-      <w:proofErr w:type="spellEnd"/>
-      <w:r>
-        <w:rPr>
-          <w:rFonts w:ascii="Calibri" w:eastAsia="Calibri" w:hAnsi="Calibri" w:cs="Times New Roman"/>
-          <w:b/>
-          <w:lang w:eastAsia="es-CO"/>
-          <w14:ligatures w14:val="none"/>
-        </w:rPr>
-        <w:t xml:space="preserve"> </w:t>
-      </w:r>
-      <w:proofErr w:type="spellStart"/>
-      <w:r>
-        <w:rPr>
-          <w:rFonts w:ascii="Calibri" w:eastAsia="Calibri" w:hAnsi="Calibri" w:cs="Times New Roman"/>
-          <w:b/>
-          <w:lang w:eastAsia="es-CO"/>
-          <w14:ligatures w14:val="none"/>
-        </w:rPr>
-        <w:t>Language</w:t>
-      </w:r>
-      <w:proofErr w:type="spellEnd"/>
-      <w:r>
-        <w:rPr>
-          <w:rFonts w:ascii="Calibri" w:eastAsia="Calibri" w:hAnsi="Calibri" w:cs="Times New Roman"/>
-          <w:b/>
-          <w:lang w:eastAsia="es-CO"/>
-          <w14:ligatures w14:val="none"/>
-        </w:rPr>
-        <w:t xml:space="preserve"> (DML)</w:t>
+        <w:t>Data Manipulation Language (DML)</w:t>
       </w:r>
     </w:p>
     <w:p>
@@ -16276,6 +15271,7 @@
           <w:lang w:eastAsia="es-CO"/>
           <w14:ligatures w14:val="none"/>
         </w:rPr>
+        <w:lastRenderedPageBreak/>
         <w:t>Consultar información almacenada.</w:t>
       </w:r>
     </w:p>
@@ -16597,25 +15593,7 @@
           <w:lang w:eastAsia="es-CO"/>
           <w14:ligatures w14:val="none"/>
         </w:rPr>
-        <w:t>INSERT INTO Estudiante (</w:t>
-      </w:r>
-      <w:proofErr w:type="spellStart"/>
-      <w:r>
-        <w:rPr>
-          <w:rFonts w:ascii="Calibri" w:eastAsia="Calibri" w:hAnsi="Calibri" w:cs="Times New Roman"/>
-          <w:lang w:eastAsia="es-CO"/>
-          <w14:ligatures w14:val="none"/>
-        </w:rPr>
-        <w:t>id_estudiante</w:t>
-      </w:r>
-      <w:proofErr w:type="spellEnd"/>
-      <w:r>
-        <w:rPr>
-          <w:rFonts w:ascii="Calibri" w:eastAsia="Calibri" w:hAnsi="Calibri" w:cs="Times New Roman"/>
-          <w:lang w:eastAsia="es-CO"/>
-          <w14:ligatures w14:val="none"/>
-        </w:rPr>
-        <w:t>, nombre, edad)</w:t>
+        <w:t>INSERT INTO Estudiante (id_estudiante, nombre, edad)</w:t>
       </w:r>
     </w:p>
     <w:p>
@@ -16685,7 +15663,16 @@
           <w:lang w:eastAsia="es-CO"/>
           <w14:ligatures w14:val="none"/>
         </w:rPr>
-        <w:t>La creación de bases de datos y tablas constituye uno de los primeros pasos en la implementación de un sistema de información. En esta etapa se definen las estructuras que permitirán almacenar, organizar y gestionar los datos dentro del sistema gestor de bases de datos.</w:t>
+        <w:t xml:space="preserve">La creación de bases de datos y tablas constituye uno de los primeros pasos en la implementación de un sistema de información. En esta etapa se definen las estructuras </w:t>
+      </w:r>
+      <w:r>
+        <w:rPr>
+          <w:rFonts w:ascii="Calibri" w:eastAsia="Calibri" w:hAnsi="Calibri" w:cs="Times New Roman"/>
+          <w:lang w:eastAsia="es-CO"/>
+          <w14:ligatures w14:val="none"/>
+        </w:rPr>
+        <w:lastRenderedPageBreak/>
+        <w:t>que permitirán almacenar, organizar y gestionar los datos dentro del sistema gestor de bases de datos.</w:t>
       </w:r>
     </w:p>
     <w:p>
@@ -16736,97 +15723,7 @@
           <w:lang w:eastAsia="es-CO"/>
           <w14:ligatures w14:val="none"/>
         </w:rPr>
-        <w:t xml:space="preserve">Para realizar estas operaciones se utilizan comandos del Data </w:t>
-      </w:r>
-      <w:proofErr w:type="spellStart"/>
-      <w:r>
-        <w:rPr>
-          <w:rFonts w:ascii="Calibri" w:eastAsia="Calibri" w:hAnsi="Calibri" w:cs="Times New Roman"/>
-          <w:lang w:eastAsia="es-CO"/>
-          <w14:ligatures w14:val="none"/>
-        </w:rPr>
-        <w:t>Definition</w:t>
-      </w:r>
-      <w:proofErr w:type="spellEnd"/>
-      <w:r>
-        <w:rPr>
-          <w:rFonts w:ascii="Calibri" w:eastAsia="Calibri" w:hAnsi="Calibri" w:cs="Times New Roman"/>
-          <w:lang w:eastAsia="es-CO"/>
-          <w14:ligatures w14:val="none"/>
-        </w:rPr>
-        <w:t xml:space="preserve"> </w:t>
-      </w:r>
-      <w:proofErr w:type="spellStart"/>
-      <w:r>
-        <w:rPr>
-          <w:rFonts w:ascii="Calibri" w:eastAsia="Calibri" w:hAnsi="Calibri" w:cs="Times New Roman"/>
-          <w:lang w:eastAsia="es-CO"/>
-          <w14:ligatures w14:val="none"/>
-        </w:rPr>
-        <w:t>Language</w:t>
-      </w:r>
-      <w:proofErr w:type="spellEnd"/>
-      <w:r>
-        <w:rPr>
-          <w:rFonts w:ascii="Calibri" w:eastAsia="Calibri" w:hAnsi="Calibri" w:cs="Times New Roman"/>
-          <w:lang w:eastAsia="es-CO"/>
-          <w14:ligatures w14:val="none"/>
-        </w:rPr>
-        <w:t xml:space="preserve"> (DDL) dentro del lenguaje </w:t>
-      </w:r>
-      <w:proofErr w:type="spellStart"/>
-      <w:r>
-        <w:rPr>
-          <w:rFonts w:ascii="Calibri" w:eastAsia="Calibri" w:hAnsi="Calibri" w:cs="Times New Roman"/>
-          <w:lang w:eastAsia="es-CO"/>
-          <w14:ligatures w14:val="none"/>
-        </w:rPr>
-        <w:t>Structured</w:t>
-      </w:r>
-      <w:proofErr w:type="spellEnd"/>
-      <w:r>
-        <w:rPr>
-          <w:rFonts w:ascii="Calibri" w:eastAsia="Calibri" w:hAnsi="Calibri" w:cs="Times New Roman"/>
-          <w:lang w:eastAsia="es-CO"/>
-          <w14:ligatures w14:val="none"/>
-        </w:rPr>
-        <w:t xml:space="preserve"> </w:t>
-      </w:r>
-      <w:proofErr w:type="spellStart"/>
-      <w:r>
-        <w:rPr>
-          <w:rFonts w:ascii="Calibri" w:eastAsia="Calibri" w:hAnsi="Calibri" w:cs="Times New Roman"/>
-          <w:lang w:eastAsia="es-CO"/>
-          <w14:ligatures w14:val="none"/>
-        </w:rPr>
-        <w:t>Query</w:t>
-      </w:r>
-      <w:proofErr w:type="spellEnd"/>
-      <w:r>
-        <w:rPr>
-          <w:rFonts w:ascii="Calibri" w:eastAsia="Calibri" w:hAnsi="Calibri" w:cs="Times New Roman"/>
-          <w:lang w:eastAsia="es-CO"/>
-          <w14:ligatures w14:val="none"/>
-        </w:rPr>
-        <w:t xml:space="preserve"> </w:t>
-      </w:r>
-      <w:proofErr w:type="spellStart"/>
-      <w:r>
-        <w:rPr>
-          <w:rFonts w:ascii="Calibri" w:eastAsia="Calibri" w:hAnsi="Calibri" w:cs="Times New Roman"/>
-          <w:lang w:eastAsia="es-CO"/>
-          <w14:ligatures w14:val="none"/>
-        </w:rPr>
-        <w:t>Language</w:t>
-      </w:r>
-      <w:proofErr w:type="spellEnd"/>
-      <w:r>
-        <w:rPr>
-          <w:rFonts w:ascii="Calibri" w:eastAsia="Calibri" w:hAnsi="Calibri" w:cs="Times New Roman"/>
-          <w:lang w:eastAsia="es-CO"/>
-          <w14:ligatures w14:val="none"/>
-        </w:rPr>
-        <w:t xml:space="preserve"> (SQL).</w:t>
+        <w:t>Para realizar estas operaciones se utilizan comandos del Data Definition Language (DDL) dentro del lenguaje Structured Query Language (SQL).</w:t>
       </w:r>
     </w:p>
     <w:p>
@@ -17006,103 +15903,50 @@
           <w:lang w:val="en-US" w:eastAsia="es-CO"/>
           <w14:ligatures w14:val="none"/>
         </w:rPr>
+        <w:lastRenderedPageBreak/>
+        <w:t xml:space="preserve">    id_usuario INT PRIMARY KEY,</w:t>
+      </w:r>
+    </w:p>
+    <w:p>
+      <w:pPr>
+        <w:rPr>
+          <w:rFonts w:ascii="Calibri" w:eastAsia="Calibri" w:hAnsi="Calibri" w:cs="Times New Roman"/>
+          <w:lang w:eastAsia="es-CO"/>
+          <w14:ligatures w14:val="none"/>
+        </w:rPr>
+      </w:pPr>
+      <w:r>
+        <w:rPr>
+          <w:rFonts w:ascii="Calibri" w:eastAsia="Calibri" w:hAnsi="Calibri" w:cs="Times New Roman"/>
+          <w:lang w:val="en-US" w:eastAsia="es-CO"/>
+          <w14:ligatures w14:val="none"/>
+        </w:rPr>
         <w:t xml:space="preserve">    </w:t>
       </w:r>
-      <w:proofErr w:type="spellStart"/>
-      <w:r>
-        <w:rPr>
-          <w:rFonts w:ascii="Calibri" w:eastAsia="Calibri" w:hAnsi="Calibri" w:cs="Times New Roman"/>
-          <w:lang w:val="en-US" w:eastAsia="es-CO"/>
-          <w14:ligatures w14:val="none"/>
-        </w:rPr>
-        <w:t>id_usuario</w:t>
-      </w:r>
-      <w:proofErr w:type="spellEnd"/>
-      <w:r>
-        <w:rPr>
-          <w:rFonts w:ascii="Calibri" w:eastAsia="Calibri" w:hAnsi="Calibri" w:cs="Times New Roman"/>
-          <w:lang w:val="en-US" w:eastAsia="es-CO"/>
-          <w14:ligatures w14:val="none"/>
-        </w:rPr>
-        <w:t xml:space="preserve"> INT PRIMARY KEY,</w:t>
-      </w:r>
-    </w:p>
-    <w:p>
-      <w:pPr>
-        <w:rPr>
-          <w:rFonts w:ascii="Calibri" w:eastAsia="Calibri" w:hAnsi="Calibri" w:cs="Times New Roman"/>
-          <w:lang w:eastAsia="es-CO"/>
-          <w14:ligatures w14:val="none"/>
-        </w:rPr>
-      </w:pPr>
-      <w:r>
-        <w:rPr>
-          <w:rFonts w:ascii="Calibri" w:eastAsia="Calibri" w:hAnsi="Calibri" w:cs="Times New Roman"/>
-          <w:lang w:val="en-US" w:eastAsia="es-CO"/>
-          <w14:ligatures w14:val="none"/>
-        </w:rPr>
-        <w:t xml:space="preserve">    </w:t>
-      </w:r>
-      <w:r>
-        <w:rPr>
-          <w:rFonts w:ascii="Calibri" w:eastAsia="Calibri" w:hAnsi="Calibri" w:cs="Times New Roman"/>
-          <w:lang w:eastAsia="es-CO"/>
-          <w14:ligatures w14:val="none"/>
-        </w:rPr>
-        <w:t xml:space="preserve">nombre </w:t>
-      </w:r>
-      <w:proofErr w:type="gramStart"/>
-      <w:r>
-        <w:rPr>
-          <w:rFonts w:ascii="Calibri" w:eastAsia="Calibri" w:hAnsi="Calibri" w:cs="Times New Roman"/>
-          <w:lang w:eastAsia="es-CO"/>
-          <w14:ligatures w14:val="none"/>
-        </w:rPr>
-        <w:t>VARCHAR(</w:t>
-      </w:r>
-      <w:proofErr w:type="gramEnd"/>
-      <w:r>
-        <w:rPr>
-          <w:rFonts w:ascii="Calibri" w:eastAsia="Calibri" w:hAnsi="Calibri" w:cs="Times New Roman"/>
-          <w:lang w:eastAsia="es-CO"/>
-          <w14:ligatures w14:val="none"/>
-        </w:rPr>
-        <w:t>100),</w:t>
-      </w:r>
-    </w:p>
-    <w:p>
-      <w:pPr>
-        <w:rPr>
-          <w:rFonts w:ascii="Calibri" w:eastAsia="Calibri" w:hAnsi="Calibri" w:cs="Times New Roman"/>
-          <w:lang w:eastAsia="es-CO"/>
-          <w14:ligatures w14:val="none"/>
-        </w:rPr>
-      </w:pPr>
-      <w:r>
-        <w:rPr>
-          <w:rFonts w:ascii="Calibri" w:eastAsia="Calibri" w:hAnsi="Calibri" w:cs="Times New Roman"/>
-          <w:lang w:eastAsia="es-CO"/>
-          <w14:ligatures w14:val="none"/>
-        </w:rPr>
-        <w:t xml:space="preserve">    correo </w:t>
-      </w:r>
-      <w:proofErr w:type="gramStart"/>
-      <w:r>
-        <w:rPr>
-          <w:rFonts w:ascii="Calibri" w:eastAsia="Calibri" w:hAnsi="Calibri" w:cs="Times New Roman"/>
-          <w:lang w:eastAsia="es-CO"/>
-          <w14:ligatures w14:val="none"/>
-        </w:rPr>
-        <w:t>VARCHAR(</w:t>
-      </w:r>
-      <w:proofErr w:type="gramEnd"/>
-      <w:r>
-        <w:rPr>
-          <w:rFonts w:ascii="Calibri" w:eastAsia="Calibri" w:hAnsi="Calibri" w:cs="Times New Roman"/>
-          <w:lang w:eastAsia="es-CO"/>
-          <w14:ligatures w14:val="none"/>
-        </w:rPr>
-        <w:t>100)</w:t>
+      <w:r>
+        <w:rPr>
+          <w:rFonts w:ascii="Calibri" w:eastAsia="Calibri" w:hAnsi="Calibri" w:cs="Times New Roman"/>
+          <w:lang w:eastAsia="es-CO"/>
+          <w14:ligatures w14:val="none"/>
+        </w:rPr>
+        <w:t>nombre VARCHAR(100),</w:t>
+      </w:r>
+    </w:p>
+    <w:p>
+      <w:pPr>
+        <w:rPr>
+          <w:rFonts w:ascii="Calibri" w:eastAsia="Calibri" w:hAnsi="Calibri" w:cs="Times New Roman"/>
+          <w:lang w:eastAsia="es-CO"/>
+          <w14:ligatures w14:val="none"/>
+        </w:rPr>
+      </w:pPr>
+      <w:r>
+        <w:rPr>
+          <w:rFonts w:ascii="Calibri" w:eastAsia="Calibri" w:hAnsi="Calibri" w:cs="Times New Roman"/>
+          <w:lang w:eastAsia="es-CO"/>
+          <w14:ligatures w14:val="none"/>
+        </w:rPr>
+        <w:t xml:space="preserve">    correo VARCHAR(100)</w:t>
       </w:r>
     </w:p>
     <w:p>
@@ -17152,23 +15996,13 @@
           <w14:ligatures w14:val="none"/>
         </w:rPr>
       </w:pPr>
-      <w:proofErr w:type="spellStart"/>
-      <w:r>
-        <w:rPr>
-          <w:rFonts w:ascii="Calibri" w:eastAsia="Calibri" w:hAnsi="Calibri" w:cs="Times New Roman"/>
-          <w:lang w:eastAsia="es-CO"/>
-          <w14:ligatures w14:val="none"/>
-        </w:rPr>
-        <w:t>id_usuario</w:t>
-      </w:r>
-      <w:proofErr w:type="spellEnd"/>
-      <w:r>
-        <w:rPr>
-          <w:rFonts w:ascii="Calibri" w:eastAsia="Calibri" w:hAnsi="Calibri" w:cs="Times New Roman"/>
-          <w:lang w:eastAsia="es-CO"/>
-          <w14:ligatures w14:val="none"/>
-        </w:rPr>
-        <w:t>: identifica de manera única a cada usuario y funciona como clave primaria.</w:t>
+      <w:r>
+        <w:rPr>
+          <w:rFonts w:ascii="Calibri" w:eastAsia="Calibri" w:hAnsi="Calibri" w:cs="Times New Roman"/>
+          <w:lang w:eastAsia="es-CO"/>
+          <w14:ligatures w14:val="none"/>
+        </w:rPr>
+        <w:t>id_usuario: identifica de manera única a cada usuario y funciona como clave primaria.</w:t>
       </w:r>
     </w:p>
     <w:p>
@@ -17282,97 +16116,16 @@
           <w:lang w:eastAsia="es-CO"/>
           <w14:ligatures w14:val="none"/>
         </w:rPr>
-        <w:t xml:space="preserve">La modificación de la estructura de las tablas se realiza mediante el comando ALTER TABLE, el cual forma parte del Data </w:t>
-      </w:r>
-      <w:proofErr w:type="spellStart"/>
-      <w:r>
-        <w:rPr>
-          <w:rFonts w:ascii="Calibri" w:eastAsia="Calibri" w:hAnsi="Calibri" w:cs="Times New Roman"/>
-          <w:lang w:eastAsia="es-CO"/>
-          <w14:ligatures w14:val="none"/>
-        </w:rPr>
-        <w:t>Definition</w:t>
-      </w:r>
-      <w:proofErr w:type="spellEnd"/>
-      <w:r>
-        <w:rPr>
-          <w:rFonts w:ascii="Calibri" w:eastAsia="Calibri" w:hAnsi="Calibri" w:cs="Times New Roman"/>
-          <w:lang w:eastAsia="es-CO"/>
-          <w14:ligatures w14:val="none"/>
-        </w:rPr>
-        <w:t xml:space="preserve"> </w:t>
-      </w:r>
-      <w:proofErr w:type="spellStart"/>
-      <w:r>
-        <w:rPr>
-          <w:rFonts w:ascii="Calibri" w:eastAsia="Calibri" w:hAnsi="Calibri" w:cs="Times New Roman"/>
-          <w:lang w:eastAsia="es-CO"/>
-          <w14:ligatures w14:val="none"/>
-        </w:rPr>
-        <w:t>Language</w:t>
-      </w:r>
-      <w:proofErr w:type="spellEnd"/>
-      <w:r>
-        <w:rPr>
-          <w:rFonts w:ascii="Calibri" w:eastAsia="Calibri" w:hAnsi="Calibri" w:cs="Times New Roman"/>
-          <w:lang w:eastAsia="es-CO"/>
-          <w14:ligatures w14:val="none"/>
-        </w:rPr>
-        <w:t xml:space="preserve"> (DDL) dentro del </w:t>
-      </w:r>
-      <w:proofErr w:type="spellStart"/>
-      <w:r>
-        <w:rPr>
-          <w:rFonts w:ascii="Calibri" w:eastAsia="Calibri" w:hAnsi="Calibri" w:cs="Times New Roman"/>
-          <w:lang w:eastAsia="es-CO"/>
-          <w14:ligatures w14:val="none"/>
-        </w:rPr>
-        <w:t>Structured</w:t>
-      </w:r>
-      <w:proofErr w:type="spellEnd"/>
-      <w:r>
-        <w:rPr>
-          <w:rFonts w:ascii="Calibri" w:eastAsia="Calibri" w:hAnsi="Calibri" w:cs="Times New Roman"/>
-          <w:lang w:eastAsia="es-CO"/>
-          <w14:ligatures w14:val="none"/>
-        </w:rPr>
-        <w:t xml:space="preserve"> </w:t>
-      </w:r>
-      <w:proofErr w:type="spellStart"/>
-      <w:r>
-        <w:rPr>
-          <w:rFonts w:ascii="Calibri" w:eastAsia="Calibri" w:hAnsi="Calibri" w:cs="Times New Roman"/>
-          <w:lang w:eastAsia="es-CO"/>
-          <w14:ligatures w14:val="none"/>
-        </w:rPr>
-        <w:t>Query</w:t>
-      </w:r>
-      <w:proofErr w:type="spellEnd"/>
-      <w:r>
-        <w:rPr>
-          <w:rFonts w:ascii="Calibri" w:eastAsia="Calibri" w:hAnsi="Calibri" w:cs="Times New Roman"/>
-          <w:lang w:eastAsia="es-CO"/>
-          <w14:ligatures w14:val="none"/>
-        </w:rPr>
-        <w:t xml:space="preserve"> </w:t>
-      </w:r>
-      <w:proofErr w:type="spellStart"/>
-      <w:r>
-        <w:rPr>
-          <w:rFonts w:ascii="Calibri" w:eastAsia="Calibri" w:hAnsi="Calibri" w:cs="Times New Roman"/>
-          <w:lang w:eastAsia="es-CO"/>
-          <w14:ligatures w14:val="none"/>
-        </w:rPr>
-        <w:t>Language</w:t>
-      </w:r>
-      <w:proofErr w:type="spellEnd"/>
-      <w:r>
-        <w:rPr>
-          <w:rFonts w:ascii="Calibri" w:eastAsia="Calibri" w:hAnsi="Calibri" w:cs="Times New Roman"/>
-          <w:lang w:eastAsia="es-CO"/>
-          <w14:ligatures w14:val="none"/>
-        </w:rPr>
-        <w:t xml:space="preserve"> (SQL). Este comando permite agregar, modificar o eliminar columnas en una tabla existente sin afectar la base de datos completa.</w:t>
+        <w:t xml:space="preserve">La modificación de la estructura de las tablas se realiza mediante el comando ALTER TABLE, el cual forma parte del Data Definition Language (DDL) dentro del </w:t>
+      </w:r>
+      <w:r>
+        <w:rPr>
+          <w:rFonts w:ascii="Calibri" w:eastAsia="Calibri" w:hAnsi="Calibri" w:cs="Times New Roman"/>
+          <w:lang w:eastAsia="es-CO"/>
+          <w14:ligatures w14:val="none"/>
+        </w:rPr>
+        <w:lastRenderedPageBreak/>
+        <w:t>Structured Query Language (SQL). Este comando permite agregar, modificar o eliminar columnas en una tabla existente sin afectar la base de datos completa.</w:t>
       </w:r>
     </w:p>
     <w:p>
@@ -17437,78 +16190,24 @@
           <w:lang w:eastAsia="es-CO"/>
           <w14:ligatures w14:val="none"/>
         </w:rPr>
-        <w:t xml:space="preserve">ADD </w:t>
-      </w:r>
-      <w:proofErr w:type="spellStart"/>
-      <w:r>
-        <w:rPr>
-          <w:rFonts w:ascii="Calibri" w:eastAsia="Calibri" w:hAnsi="Calibri" w:cs="Times New Roman"/>
-          <w:lang w:eastAsia="es-CO"/>
-          <w14:ligatures w14:val="none"/>
-        </w:rPr>
-        <w:t>telefono</w:t>
-      </w:r>
-      <w:proofErr w:type="spellEnd"/>
-      <w:r>
-        <w:rPr>
-          <w:rFonts w:ascii="Calibri" w:eastAsia="Calibri" w:hAnsi="Calibri" w:cs="Times New Roman"/>
-          <w:lang w:eastAsia="es-CO"/>
-          <w14:ligatures w14:val="none"/>
-        </w:rPr>
-        <w:t xml:space="preserve"> </w:t>
-      </w:r>
-      <w:proofErr w:type="gramStart"/>
-      <w:r>
-        <w:rPr>
-          <w:rFonts w:ascii="Calibri" w:eastAsia="Calibri" w:hAnsi="Calibri" w:cs="Times New Roman"/>
-          <w:lang w:eastAsia="es-CO"/>
-          <w14:ligatures w14:val="none"/>
-        </w:rPr>
-        <w:t>VARCHAR(</w:t>
-      </w:r>
-      <w:proofErr w:type="gramEnd"/>
-      <w:r>
-        <w:rPr>
-          <w:rFonts w:ascii="Calibri" w:eastAsia="Calibri" w:hAnsi="Calibri" w:cs="Times New Roman"/>
-          <w:lang w:eastAsia="es-CO"/>
-          <w14:ligatures w14:val="none"/>
-        </w:rPr>
-        <w:t>20);</w:t>
-      </w:r>
-    </w:p>
-    <w:p>
-      <w:pPr>
-        <w:rPr>
-          <w:rFonts w:ascii="Calibri" w:eastAsia="Calibri" w:hAnsi="Calibri" w:cs="Times New Roman"/>
-          <w:lang w:eastAsia="es-CO"/>
-          <w14:ligatures w14:val="none"/>
-        </w:rPr>
-      </w:pPr>
-      <w:r>
-        <w:rPr>
-          <w:rFonts w:ascii="Calibri" w:eastAsia="Calibri" w:hAnsi="Calibri" w:cs="Times New Roman"/>
-          <w:lang w:eastAsia="es-CO"/>
-          <w14:ligatures w14:val="none"/>
-        </w:rPr>
-        <w:t xml:space="preserve">En este caso se agrega la columna </w:t>
-      </w:r>
-      <w:proofErr w:type="spellStart"/>
-      <w:r>
-        <w:rPr>
-          <w:rFonts w:ascii="Calibri" w:eastAsia="Calibri" w:hAnsi="Calibri" w:cs="Times New Roman"/>
-          <w:lang w:eastAsia="es-CO"/>
-          <w14:ligatures w14:val="none"/>
-        </w:rPr>
-        <w:t>telefono</w:t>
-      </w:r>
-      <w:proofErr w:type="spellEnd"/>
-      <w:r>
-        <w:rPr>
-          <w:rFonts w:ascii="Calibri" w:eastAsia="Calibri" w:hAnsi="Calibri" w:cs="Times New Roman"/>
-          <w:lang w:eastAsia="es-CO"/>
-          <w14:ligatures w14:val="none"/>
-        </w:rPr>
-        <w:t xml:space="preserve"> a la tabla Usuario, permitiendo registrar un número de contacto para cada usuario.</w:t>
+        <w:t>ADD telefono VARCHAR(20);</w:t>
+      </w:r>
+    </w:p>
+    <w:p>
+      <w:pPr>
+        <w:rPr>
+          <w:rFonts w:ascii="Calibri" w:eastAsia="Calibri" w:hAnsi="Calibri" w:cs="Times New Roman"/>
+          <w:lang w:eastAsia="es-CO"/>
+          <w14:ligatures w14:val="none"/>
+        </w:rPr>
+      </w:pPr>
+      <w:r>
+        <w:rPr>
+          <w:rFonts w:ascii="Calibri" w:eastAsia="Calibri" w:hAnsi="Calibri" w:cs="Times New Roman"/>
+          <w:lang w:eastAsia="es-CO"/>
+          <w14:ligatures w14:val="none"/>
+        </w:rPr>
+        <w:t>En este caso se agrega la columna telefono a la tabla Usuario, permitiendo registrar un número de contacto para cada usuario.</w:t>
       </w:r>
     </w:p>
     <w:p>
@@ -17575,25 +16274,7 @@
           <w:lang w:eastAsia="es-CO"/>
           <w14:ligatures w14:val="none"/>
         </w:rPr>
-        <w:t xml:space="preserve">ALTER COLUMN nombre </w:t>
-      </w:r>
-      <w:proofErr w:type="gramStart"/>
-      <w:r>
-        <w:rPr>
-          <w:rFonts w:ascii="Calibri" w:eastAsia="Calibri" w:hAnsi="Calibri" w:cs="Times New Roman"/>
-          <w:lang w:eastAsia="es-CO"/>
-          <w14:ligatures w14:val="none"/>
-        </w:rPr>
-        <w:t>VARCHAR(</w:t>
-      </w:r>
-      <w:proofErr w:type="gramEnd"/>
-      <w:r>
-        <w:rPr>
-          <w:rFonts w:ascii="Calibri" w:eastAsia="Calibri" w:hAnsi="Calibri" w:cs="Times New Roman"/>
-          <w:lang w:eastAsia="es-CO"/>
-          <w14:ligatures w14:val="none"/>
-        </w:rPr>
-        <w:t>150);</w:t>
+        <w:t>ALTER COLUMN nombre VARCHAR(150);</w:t>
       </w:r>
     </w:p>
     <w:p>
@@ -17676,76 +16357,41 @@
           <w:lang w:eastAsia="es-CO"/>
           <w14:ligatures w14:val="none"/>
         </w:rPr>
-        <w:t xml:space="preserve">DROP COLUMN </w:t>
-      </w:r>
-      <w:proofErr w:type="spellStart"/>
-      <w:r>
-        <w:rPr>
-          <w:rFonts w:ascii="Calibri" w:eastAsia="Calibri" w:hAnsi="Calibri" w:cs="Times New Roman"/>
-          <w:lang w:eastAsia="es-CO"/>
-          <w14:ligatures w14:val="none"/>
-        </w:rPr>
-        <w:t>telefono</w:t>
-      </w:r>
-      <w:proofErr w:type="spellEnd"/>
-      <w:r>
-        <w:rPr>
-          <w:rFonts w:ascii="Calibri" w:eastAsia="Calibri" w:hAnsi="Calibri" w:cs="Times New Roman"/>
-          <w:lang w:eastAsia="es-CO"/>
-          <w14:ligatures w14:val="none"/>
-        </w:rPr>
-        <w:t>;</w:t>
-      </w:r>
-    </w:p>
-    <w:p>
-      <w:pPr>
-        <w:rPr>
-          <w:rFonts w:ascii="Calibri" w:eastAsia="Calibri" w:hAnsi="Calibri" w:cs="Times New Roman"/>
-          <w:lang w:eastAsia="es-CO"/>
-          <w14:ligatures w14:val="none"/>
-        </w:rPr>
-      </w:pPr>
-      <w:r>
-        <w:rPr>
-          <w:rFonts w:ascii="Calibri" w:eastAsia="Calibri" w:hAnsi="Calibri" w:cs="Times New Roman"/>
-          <w:lang w:eastAsia="es-CO"/>
-          <w14:ligatures w14:val="none"/>
-        </w:rPr>
-        <w:t xml:space="preserve">Esta instrucción elimina la columna </w:t>
-      </w:r>
-      <w:proofErr w:type="spellStart"/>
-      <w:r>
-        <w:rPr>
-          <w:rFonts w:ascii="Calibri" w:eastAsia="Calibri" w:hAnsi="Calibri" w:cs="Times New Roman"/>
-          <w:lang w:eastAsia="es-CO"/>
-          <w14:ligatures w14:val="none"/>
-        </w:rPr>
-        <w:t>telefono</w:t>
-      </w:r>
-      <w:proofErr w:type="spellEnd"/>
-      <w:r>
-        <w:rPr>
-          <w:rFonts w:ascii="Calibri" w:eastAsia="Calibri" w:hAnsi="Calibri" w:cs="Times New Roman"/>
-          <w:lang w:eastAsia="es-CO"/>
-          <w14:ligatures w14:val="none"/>
-        </w:rPr>
-        <w:t xml:space="preserve"> de la tabla Usuario.</w:t>
-      </w:r>
-    </w:p>
-    <w:p>
-      <w:pPr>
-        <w:rPr>
-          <w:rFonts w:ascii="Calibri" w:eastAsia="Calibri" w:hAnsi="Calibri" w:cs="Times New Roman"/>
-          <w:lang w:eastAsia="es-CO"/>
-          <w14:ligatures w14:val="none"/>
-        </w:rPr>
-      </w:pPr>
-      <w:r>
-        <w:rPr>
-          <w:rFonts w:ascii="Calibri" w:eastAsia="Calibri" w:hAnsi="Calibri" w:cs="Times New Roman"/>
-          <w:lang w:eastAsia="es-CO"/>
-          <w14:ligatures w14:val="none"/>
-        </w:rPr>
+        <w:t>DROP COLUMN telefono;</w:t>
+      </w:r>
+    </w:p>
+    <w:p>
+      <w:pPr>
+        <w:rPr>
+          <w:rFonts w:ascii="Calibri" w:eastAsia="Calibri" w:hAnsi="Calibri" w:cs="Times New Roman"/>
+          <w:lang w:eastAsia="es-CO"/>
+          <w14:ligatures w14:val="none"/>
+        </w:rPr>
+      </w:pPr>
+      <w:r>
+        <w:rPr>
+          <w:rFonts w:ascii="Calibri" w:eastAsia="Calibri" w:hAnsi="Calibri" w:cs="Times New Roman"/>
+          <w:lang w:eastAsia="es-CO"/>
+          <w14:ligatures w14:val="none"/>
+        </w:rPr>
+        <w:t>Esta instrucción elimina la columna telefono de la tabla Usuario.</w:t>
+      </w:r>
+    </w:p>
+    <w:p>
+      <w:pPr>
+        <w:rPr>
+          <w:rFonts w:ascii="Calibri" w:eastAsia="Calibri" w:hAnsi="Calibri" w:cs="Times New Roman"/>
+          <w:lang w:eastAsia="es-CO"/>
+          <w14:ligatures w14:val="none"/>
+        </w:rPr>
+      </w:pPr>
+      <w:r>
+        <w:rPr>
+          <w:rFonts w:ascii="Calibri" w:eastAsia="Calibri" w:hAnsi="Calibri" w:cs="Times New Roman"/>
+          <w:lang w:eastAsia="es-CO"/>
+          <w14:ligatures w14:val="none"/>
+        </w:rPr>
+        <w:lastRenderedPageBreak/>
         <w:t>La modificación de estructuras de tablas y columnas permite adaptar la base de datos a las necesidades cambiantes de los sistemas de información, manteniendo la organización y consistencia de los datos almacenados.</w:t>
       </w:r>
     </w:p>
@@ -17782,97 +16428,7 @@
           <w:lang w:eastAsia="es-CO"/>
           <w14:ligatures w14:val="none"/>
         </w:rPr>
-        <w:t xml:space="preserve">La gestión de la información almacenada en una base de datos implica realizar diferentes operaciones sobre los registros de las tablas. Estas operaciones permiten agregar nuevos datos, modificar información existente o eliminar registros que ya no son necesarios. Para ello se utilizan los comandos del Data </w:t>
-      </w:r>
-      <w:proofErr w:type="spellStart"/>
-      <w:r>
-        <w:rPr>
-          <w:rFonts w:ascii="Calibri" w:eastAsia="Calibri" w:hAnsi="Calibri" w:cs="Times New Roman"/>
-          <w:lang w:eastAsia="es-CO"/>
-          <w14:ligatures w14:val="none"/>
-        </w:rPr>
-        <w:t>Manipulation</w:t>
-      </w:r>
-      <w:proofErr w:type="spellEnd"/>
-      <w:r>
-        <w:rPr>
-          <w:rFonts w:ascii="Calibri" w:eastAsia="Calibri" w:hAnsi="Calibri" w:cs="Times New Roman"/>
-          <w:lang w:eastAsia="es-CO"/>
-          <w14:ligatures w14:val="none"/>
-        </w:rPr>
-        <w:t xml:space="preserve"> </w:t>
-      </w:r>
-      <w:proofErr w:type="spellStart"/>
-      <w:r>
-        <w:rPr>
-          <w:rFonts w:ascii="Calibri" w:eastAsia="Calibri" w:hAnsi="Calibri" w:cs="Times New Roman"/>
-          <w:lang w:eastAsia="es-CO"/>
-          <w14:ligatures w14:val="none"/>
-        </w:rPr>
-        <w:t>Language</w:t>
-      </w:r>
-      <w:proofErr w:type="spellEnd"/>
-      <w:r>
-        <w:rPr>
-          <w:rFonts w:ascii="Calibri" w:eastAsia="Calibri" w:hAnsi="Calibri" w:cs="Times New Roman"/>
-          <w:lang w:eastAsia="es-CO"/>
-          <w14:ligatures w14:val="none"/>
-        </w:rPr>
-        <w:t xml:space="preserve"> (DML) del </w:t>
-      </w:r>
-      <w:proofErr w:type="spellStart"/>
-      <w:r>
-        <w:rPr>
-          <w:rFonts w:ascii="Calibri" w:eastAsia="Calibri" w:hAnsi="Calibri" w:cs="Times New Roman"/>
-          <w:lang w:eastAsia="es-CO"/>
-          <w14:ligatures w14:val="none"/>
-        </w:rPr>
-        <w:t>Structured</w:t>
-      </w:r>
-      <w:proofErr w:type="spellEnd"/>
-      <w:r>
-        <w:rPr>
-          <w:rFonts w:ascii="Calibri" w:eastAsia="Calibri" w:hAnsi="Calibri" w:cs="Times New Roman"/>
-          <w:lang w:eastAsia="es-CO"/>
-          <w14:ligatures w14:val="none"/>
-        </w:rPr>
-        <w:t xml:space="preserve"> </w:t>
-      </w:r>
-      <w:proofErr w:type="spellStart"/>
-      <w:r>
-        <w:rPr>
-          <w:rFonts w:ascii="Calibri" w:eastAsia="Calibri" w:hAnsi="Calibri" w:cs="Times New Roman"/>
-          <w:lang w:eastAsia="es-CO"/>
-          <w14:ligatures w14:val="none"/>
-        </w:rPr>
-        <w:t>Query</w:t>
-      </w:r>
-      <w:proofErr w:type="spellEnd"/>
-      <w:r>
-        <w:rPr>
-          <w:rFonts w:ascii="Calibri" w:eastAsia="Calibri" w:hAnsi="Calibri" w:cs="Times New Roman"/>
-          <w:lang w:eastAsia="es-CO"/>
-          <w14:ligatures w14:val="none"/>
-        </w:rPr>
-        <w:t xml:space="preserve"> </w:t>
-      </w:r>
-      <w:proofErr w:type="spellStart"/>
-      <w:r>
-        <w:rPr>
-          <w:rFonts w:ascii="Calibri" w:eastAsia="Calibri" w:hAnsi="Calibri" w:cs="Times New Roman"/>
-          <w:lang w:eastAsia="es-CO"/>
-          <w14:ligatures w14:val="none"/>
-        </w:rPr>
-        <w:t>Language</w:t>
-      </w:r>
-      <w:proofErr w:type="spellEnd"/>
-      <w:r>
-        <w:rPr>
-          <w:rFonts w:ascii="Calibri" w:eastAsia="Calibri" w:hAnsi="Calibri" w:cs="Times New Roman"/>
-          <w:lang w:eastAsia="es-CO"/>
-          <w14:ligatures w14:val="none"/>
-        </w:rPr>
-        <w:t xml:space="preserve"> (SQL).</w:t>
+        <w:t>La gestión de la información almacenada en una base de datos implica realizar diferentes operaciones sobre los registros de las tablas. Estas operaciones permiten agregar nuevos datos, modificar información existente o eliminar registros que ya no son necesarios. Para ello se utilizan los comandos del Data Manipulation Language (DML) del Structured Query Language (SQL).</w:t>
       </w:r>
     </w:p>
     <w:p>
@@ -17937,25 +16493,7 @@
           <w:lang w:eastAsia="es-CO"/>
           <w14:ligatures w14:val="none"/>
         </w:rPr>
-        <w:t>INSERT INTO Usuario (</w:t>
-      </w:r>
-      <w:proofErr w:type="spellStart"/>
-      <w:r>
-        <w:rPr>
-          <w:rFonts w:ascii="Calibri" w:eastAsia="Calibri" w:hAnsi="Calibri" w:cs="Times New Roman"/>
-          <w:lang w:eastAsia="es-CO"/>
-          <w14:ligatures w14:val="none"/>
-        </w:rPr>
-        <w:t>id_usuario</w:t>
-      </w:r>
-      <w:proofErr w:type="spellEnd"/>
-      <w:r>
-        <w:rPr>
-          <w:rFonts w:ascii="Calibri" w:eastAsia="Calibri" w:hAnsi="Calibri" w:cs="Times New Roman"/>
-          <w:lang w:eastAsia="es-CO"/>
-          <w14:ligatures w14:val="none"/>
-        </w:rPr>
-        <w:t>, nombre, correo)</w:t>
+        <w:t>INSERT INTO Usuario (id_usuario, nombre, correo)</w:t>
       </w:r>
     </w:p>
     <w:p>
@@ -18012,6 +16550,7 @@
           <w:lang w:eastAsia="es-CO"/>
           <w14:ligatures w14:val="none"/>
         </w:rPr>
+        <w:lastRenderedPageBreak/>
         <w:t>Actualización de registros</w:t>
       </w:r>
       <w:r>
@@ -18071,25 +16610,7 @@
           <w:lang w:eastAsia="es-CO"/>
           <w14:ligatures w14:val="none"/>
         </w:rPr>
-        <w:t xml:space="preserve">WHERE </w:t>
-      </w:r>
-      <w:proofErr w:type="spellStart"/>
-      <w:r>
-        <w:rPr>
-          <w:rFonts w:ascii="Calibri" w:eastAsia="Calibri" w:hAnsi="Calibri" w:cs="Times New Roman"/>
-          <w:lang w:eastAsia="es-CO"/>
-          <w14:ligatures w14:val="none"/>
-        </w:rPr>
-        <w:t>id_usuario</w:t>
-      </w:r>
-      <w:proofErr w:type="spellEnd"/>
-      <w:r>
-        <w:rPr>
-          <w:rFonts w:ascii="Calibri" w:eastAsia="Calibri" w:hAnsi="Calibri" w:cs="Times New Roman"/>
-          <w:lang w:eastAsia="es-CO"/>
-          <w14:ligatures w14:val="none"/>
-        </w:rPr>
-        <w:t xml:space="preserve"> = 1;</w:t>
+        <w:t>WHERE id_usuario = 1;</w:t>
       </w:r>
     </w:p>
     <w:p>
@@ -18171,25 +16692,7 @@
           <w:lang w:eastAsia="es-CO"/>
           <w14:ligatures w14:val="none"/>
         </w:rPr>
-        <w:t xml:space="preserve">WHERE </w:t>
-      </w:r>
-      <w:proofErr w:type="spellStart"/>
-      <w:r>
-        <w:rPr>
-          <w:rFonts w:ascii="Calibri" w:eastAsia="Calibri" w:hAnsi="Calibri" w:cs="Times New Roman"/>
-          <w:lang w:eastAsia="es-CO"/>
-          <w14:ligatures w14:val="none"/>
-        </w:rPr>
-        <w:t>id_usuario</w:t>
-      </w:r>
-      <w:proofErr w:type="spellEnd"/>
-      <w:r>
-        <w:rPr>
-          <w:rFonts w:ascii="Calibri" w:eastAsia="Calibri" w:hAnsi="Calibri" w:cs="Times New Roman"/>
-          <w:lang w:eastAsia="es-CO"/>
-          <w14:ligatures w14:val="none"/>
-        </w:rPr>
-        <w:t xml:space="preserve"> = 1;</w:t>
+        <w:t>WHERE id_usuario = 1;</w:t>
       </w:r>
     </w:p>
     <w:p>
@@ -18259,97 +16762,16 @@
           <w:lang w:eastAsia="es-CO"/>
           <w14:ligatures w14:val="none"/>
         </w:rPr>
-        <w:t xml:space="preserve">En la administración de bases de datos también es posible eliminar estructuras que ya no son necesarias dentro del sistema. Estas operaciones se realizan mediante comandos del Data </w:t>
-      </w:r>
-      <w:proofErr w:type="spellStart"/>
-      <w:r>
-        <w:rPr>
-          <w:rFonts w:ascii="Calibri" w:eastAsia="Calibri" w:hAnsi="Calibri" w:cs="Times New Roman"/>
-          <w:lang w:eastAsia="es-CO"/>
-          <w14:ligatures w14:val="none"/>
-        </w:rPr>
-        <w:t>Definition</w:t>
-      </w:r>
-      <w:proofErr w:type="spellEnd"/>
-      <w:r>
-        <w:rPr>
-          <w:rFonts w:ascii="Calibri" w:eastAsia="Calibri" w:hAnsi="Calibri" w:cs="Times New Roman"/>
-          <w:lang w:eastAsia="es-CO"/>
-          <w14:ligatures w14:val="none"/>
-        </w:rPr>
-        <w:t xml:space="preserve"> </w:t>
-      </w:r>
-      <w:proofErr w:type="spellStart"/>
-      <w:r>
-        <w:rPr>
-          <w:rFonts w:ascii="Calibri" w:eastAsia="Calibri" w:hAnsi="Calibri" w:cs="Times New Roman"/>
-          <w:lang w:eastAsia="es-CO"/>
-          <w14:ligatures w14:val="none"/>
-        </w:rPr>
-        <w:t>Language</w:t>
-      </w:r>
-      <w:proofErr w:type="spellEnd"/>
-      <w:r>
-        <w:rPr>
-          <w:rFonts w:ascii="Calibri" w:eastAsia="Calibri" w:hAnsi="Calibri" w:cs="Times New Roman"/>
-          <w:lang w:eastAsia="es-CO"/>
-          <w14:ligatures w14:val="none"/>
-        </w:rPr>
-        <w:t xml:space="preserve"> (DDL) del </w:t>
-      </w:r>
-      <w:proofErr w:type="spellStart"/>
-      <w:r>
-        <w:rPr>
-          <w:rFonts w:ascii="Calibri" w:eastAsia="Calibri" w:hAnsi="Calibri" w:cs="Times New Roman"/>
-          <w:lang w:eastAsia="es-CO"/>
-          <w14:ligatures w14:val="none"/>
-        </w:rPr>
-        <w:t>Structured</w:t>
-      </w:r>
-      <w:proofErr w:type="spellEnd"/>
-      <w:r>
-        <w:rPr>
-          <w:rFonts w:ascii="Calibri" w:eastAsia="Calibri" w:hAnsi="Calibri" w:cs="Times New Roman"/>
-          <w:lang w:eastAsia="es-CO"/>
-          <w14:ligatures w14:val="none"/>
-        </w:rPr>
-        <w:t xml:space="preserve"> </w:t>
-      </w:r>
-      <w:proofErr w:type="spellStart"/>
-      <w:r>
-        <w:rPr>
-          <w:rFonts w:ascii="Calibri" w:eastAsia="Calibri" w:hAnsi="Calibri" w:cs="Times New Roman"/>
-          <w:lang w:eastAsia="es-CO"/>
-          <w14:ligatures w14:val="none"/>
-        </w:rPr>
-        <w:t>Query</w:t>
-      </w:r>
-      <w:proofErr w:type="spellEnd"/>
-      <w:r>
-        <w:rPr>
-          <w:rFonts w:ascii="Calibri" w:eastAsia="Calibri" w:hAnsi="Calibri" w:cs="Times New Roman"/>
-          <w:lang w:eastAsia="es-CO"/>
-          <w14:ligatures w14:val="none"/>
-        </w:rPr>
-        <w:t xml:space="preserve"> </w:t>
-      </w:r>
-      <w:proofErr w:type="spellStart"/>
-      <w:r>
-        <w:rPr>
-          <w:rFonts w:ascii="Calibri" w:eastAsia="Calibri" w:hAnsi="Calibri" w:cs="Times New Roman"/>
-          <w:lang w:eastAsia="es-CO"/>
-          <w14:ligatures w14:val="none"/>
-        </w:rPr>
-        <w:t>Language</w:t>
-      </w:r>
-      <w:proofErr w:type="spellEnd"/>
-      <w:r>
-        <w:rPr>
-          <w:rFonts w:ascii="Calibri" w:eastAsia="Calibri" w:hAnsi="Calibri" w:cs="Times New Roman"/>
-          <w:lang w:eastAsia="es-CO"/>
-          <w14:ligatures w14:val="none"/>
-        </w:rPr>
-        <w:t xml:space="preserve"> (SQL), los cuales permiten eliminar tablas completas o incluso bases de datos.</w:t>
+        <w:t xml:space="preserve">En la administración de bases de datos también es posible eliminar estructuras que ya no son necesarias dentro del sistema. Estas operaciones se realizan mediante </w:t>
+      </w:r>
+      <w:r>
+        <w:rPr>
+          <w:rFonts w:ascii="Calibri" w:eastAsia="Calibri" w:hAnsi="Calibri" w:cs="Times New Roman"/>
+          <w:lang w:eastAsia="es-CO"/>
+          <w14:ligatures w14:val="none"/>
+        </w:rPr>
+        <w:lastRenderedPageBreak/>
+        <w:t>comandos del Data Definition Language (DDL) del Structured Query Language (SQL), los cuales permiten eliminar tablas completas o incluso bases de datos.</w:t>
       </w:r>
     </w:p>
     <w:p>
@@ -18547,6 +16969,7 @@
         <w:rPr>
           <w:rFonts w:eastAsia="Calibri"/>
         </w:rPr>
+        <w:lastRenderedPageBreak/>
         <w:t>Gestión y administración de bases de datos</w:t>
       </w:r>
       <w:bookmarkEnd w:id="24"/>
@@ -18597,43 +17020,7 @@
           <w:lang w:eastAsia="es-CO"/>
           <w14:ligatures w14:val="none"/>
         </w:rPr>
-        <w:t xml:space="preserve"> especializado conocido como </w:t>
-      </w:r>
-      <w:proofErr w:type="spellStart"/>
-      <w:r>
-        <w:rPr>
-          <w:rFonts w:ascii="Calibri" w:eastAsia="Calibri" w:hAnsi="Calibri" w:cs="Times New Roman"/>
-          <w:lang w:eastAsia="es-CO"/>
-          <w14:ligatures w14:val="none"/>
-        </w:rPr>
-        <w:t>Database</w:t>
-      </w:r>
-      <w:proofErr w:type="spellEnd"/>
-      <w:r>
-        <w:rPr>
-          <w:rFonts w:ascii="Calibri" w:eastAsia="Calibri" w:hAnsi="Calibri" w:cs="Times New Roman"/>
-          <w:lang w:eastAsia="es-CO"/>
-          <w14:ligatures w14:val="none"/>
-        </w:rPr>
-        <w:t xml:space="preserve"> Management </w:t>
-      </w:r>
-      <w:proofErr w:type="spellStart"/>
-      <w:r>
-        <w:rPr>
-          <w:rFonts w:ascii="Calibri" w:eastAsia="Calibri" w:hAnsi="Calibri" w:cs="Times New Roman"/>
-          <w:lang w:eastAsia="es-CO"/>
-          <w14:ligatures w14:val="none"/>
-        </w:rPr>
-        <w:t>System</w:t>
-      </w:r>
-      <w:proofErr w:type="spellEnd"/>
-      <w:r>
-        <w:rPr>
-          <w:rFonts w:ascii="Calibri" w:eastAsia="Calibri" w:hAnsi="Calibri" w:cs="Times New Roman"/>
-          <w:lang w:eastAsia="es-CO"/>
-          <w14:ligatures w14:val="none"/>
-        </w:rPr>
-        <w:t xml:space="preserve"> (DBMS). Estos sistemas permiten crear, almacenar, consultar y administrar grandes volúmenes de información de manera organizada y eficiente.</w:t>
+        <w:t xml:space="preserve"> especializado conocido como Database Management System (DBMS). Estos sistemas permiten crear, almacenar, consultar y administrar grandes volúmenes de información de manera organizada y eficiente.</w:t>
       </w:r>
     </w:p>
     <w:p>
@@ -18703,43 +17090,7 @@
           <w:lang w:eastAsia="es-CO"/>
           <w14:ligatures w14:val="none"/>
         </w:rPr>
-        <w:t xml:space="preserve">Un </w:t>
-      </w:r>
-      <w:proofErr w:type="spellStart"/>
-      <w:r>
-        <w:rPr>
-          <w:rFonts w:ascii="Calibri" w:eastAsia="Calibri" w:hAnsi="Calibri" w:cs="Times New Roman"/>
-          <w:lang w:eastAsia="es-CO"/>
-          <w14:ligatures w14:val="none"/>
-        </w:rPr>
-        <w:t>Database</w:t>
-      </w:r>
-      <w:proofErr w:type="spellEnd"/>
-      <w:r>
-        <w:rPr>
-          <w:rFonts w:ascii="Calibri" w:eastAsia="Calibri" w:hAnsi="Calibri" w:cs="Times New Roman"/>
-          <w:lang w:eastAsia="es-CO"/>
-          <w14:ligatures w14:val="none"/>
-        </w:rPr>
-        <w:t xml:space="preserve"> Management </w:t>
-      </w:r>
-      <w:proofErr w:type="spellStart"/>
-      <w:r>
-        <w:rPr>
-          <w:rFonts w:ascii="Calibri" w:eastAsia="Calibri" w:hAnsi="Calibri" w:cs="Times New Roman"/>
-          <w:lang w:eastAsia="es-CO"/>
-          <w14:ligatures w14:val="none"/>
-        </w:rPr>
-        <w:t>System</w:t>
-      </w:r>
-      <w:proofErr w:type="spellEnd"/>
-      <w:r>
-        <w:rPr>
-          <w:rFonts w:ascii="Calibri" w:eastAsia="Calibri" w:hAnsi="Calibri" w:cs="Times New Roman"/>
-          <w:lang w:eastAsia="es-CO"/>
-          <w14:ligatures w14:val="none"/>
-        </w:rPr>
-        <w:t xml:space="preserve"> (DBMS) es un </w:t>
+        <w:t xml:space="preserve">Un Database Management System (DBMS) es un </w:t>
       </w:r>
       <w:r>
         <w:rPr>
@@ -18771,6 +17122,7 @@
           <w:lang w:eastAsia="es-CO"/>
           <w14:ligatures w14:val="none"/>
         </w:rPr>
+        <w:lastRenderedPageBreak/>
         <w:t>Los sistemas gestores de bases de datos actúan como intermediarios entre los usuarios o aplicaciones y la base de datos, permitiendo realizar diferentes operaciones como la creación de tablas, la inserción de registros, la consulta de información y la actualización o eliminación de datos.</w:t>
       </w:r>
     </w:p>
@@ -18932,25 +17284,7 @@
           <w:lang w:eastAsia="es-CO"/>
           <w14:ligatures w14:val="none"/>
         </w:rPr>
-        <w:t xml:space="preserve">Entre los sistemas gestores de bases de datos más utilizados se encuentran MySQL, Oracle, PostgreSQL, MongoDB, </w:t>
-      </w:r>
-      <w:proofErr w:type="spellStart"/>
-      <w:r>
-        <w:rPr>
-          <w:rFonts w:ascii="Calibri" w:eastAsia="Calibri" w:hAnsi="Calibri" w:cs="Times New Roman"/>
-          <w:lang w:eastAsia="es-CO"/>
-          <w14:ligatures w14:val="none"/>
-        </w:rPr>
-        <w:t>Cassandra</w:t>
-      </w:r>
-      <w:proofErr w:type="spellEnd"/>
-      <w:r>
-        <w:rPr>
-          <w:rFonts w:ascii="Calibri" w:eastAsia="Calibri" w:hAnsi="Calibri" w:cs="Times New Roman"/>
-          <w:lang w:eastAsia="es-CO"/>
-          <w14:ligatures w14:val="none"/>
-        </w:rPr>
-        <w:t xml:space="preserve"> y Neo4j, los cuales ofrecen diferentes características y aplicaciones dentro del desarrollo de sistemas de información.</w:t>
+        <w:t>Entre los sistemas gestores de bases de datos más utilizados se encuentran MySQL, Oracle, PostgreSQL, MongoDB, Cassandra y Neo4j, los cuales ofrecen diferentes características y aplicaciones dentro del desarrollo de sistemas de información.</w:t>
       </w:r>
     </w:p>
     <w:p>
@@ -18968,6 +17302,7 @@
       </w:pPr>
       <w:bookmarkStart w:id="26" w:name="_Toc230282753"/>
       <w:r>
+        <w:lastRenderedPageBreak/>
         <w:t>Configuración básica de sistemas gestores de bases de datos</w:t>
       </w:r>
       <w:bookmarkEnd w:id="26"/>
@@ -19035,25 +17370,7 @@
           <w:lang w:eastAsia="es-CO"/>
           <w14:ligatures w14:val="none"/>
         </w:rPr>
-        <w:t xml:space="preserve">Entre los sistemas gestores de bases de datos más utilizados se encuentran MySQL, Oracle y PostgreSQL para bases de datos relacionales, y MongoDB, </w:t>
-      </w:r>
-      <w:proofErr w:type="spellStart"/>
-      <w:r>
-        <w:rPr>
-          <w:rFonts w:ascii="Calibri" w:eastAsia="Calibri" w:hAnsi="Calibri" w:cs="Times New Roman"/>
-          <w:lang w:eastAsia="es-CO"/>
-          <w14:ligatures w14:val="none"/>
-        </w:rPr>
-        <w:t>Cassandra</w:t>
-      </w:r>
-      <w:proofErr w:type="spellEnd"/>
-      <w:r>
-        <w:rPr>
-          <w:rFonts w:ascii="Calibri" w:eastAsia="Calibri" w:hAnsi="Calibri" w:cs="Times New Roman"/>
-          <w:lang w:eastAsia="es-CO"/>
-          <w14:ligatures w14:val="none"/>
-        </w:rPr>
-        <w:t xml:space="preserve"> y Neo4j en el contexto de bases de datos NoSQL.</w:t>
+        <w:t>Entre los sistemas gestores de bases de datos más utilizados se encuentran MySQL, Oracle y PostgreSQL para bases de datos relacionales, y MongoDB, Cassandra y Neo4j en el contexto de bases de datos NoSQL.</w:t>
       </w:r>
     </w:p>
     <w:p>
@@ -19403,11 +17720,10 @@
                 <w:rFonts w:eastAsia="Calibri" w:cs="Times New Roman"/>
               </w:rPr>
             </w:pPr>
-            <w:proofErr w:type="spellStart"/>
-            <w:r>
+            <w:r>
+              <w:lastRenderedPageBreak/>
               <w:t>Cassandra</w:t>
             </w:r>
-            <w:proofErr w:type="spellEnd"/>
             <w:r>
               <w:t>.</w:t>
             </w:r>
@@ -19637,6 +17953,7 @@
           <w:lang w:eastAsia="es-CO"/>
           <w14:ligatures w14:val="none"/>
         </w:rPr>
+        <w:lastRenderedPageBreak/>
         <w:t>Diseño de modelos relacionales.</w:t>
       </w:r>
     </w:p>
@@ -19809,13 +18126,8 @@
               </w:rPr>
             </w:pPr>
             <w:r>
-              <w:t xml:space="preserve">Oracle Data </w:t>
-            </w:r>
-            <w:proofErr w:type="spellStart"/>
-            <w:r>
-              <w:t>Modeler</w:t>
-            </w:r>
-            <w:proofErr w:type="spellEnd"/>
+              <w:t>Oracle Data Modeler</w:t>
+            </w:r>
             <w:r>
               <w:t>.</w:t>
             </w:r>
@@ -19851,13 +18163,8 @@
               </w:rPr>
             </w:pPr>
             <w:r>
-              <w:t xml:space="preserve">MySQL </w:t>
-            </w:r>
-            <w:proofErr w:type="spellStart"/>
-            <w:r>
-              <w:t>Workbench</w:t>
-            </w:r>
-            <w:proofErr w:type="spellEnd"/>
+              <w:t>MySQL Workbench</w:t>
+            </w:r>
             <w:r>
               <w:t>.</w:t>
             </w:r>
@@ -19895,11 +18202,9 @@
                 <w:rFonts w:eastAsia="Calibri" w:cs="Times New Roman"/>
               </w:rPr>
             </w:pPr>
-            <w:proofErr w:type="spellStart"/>
             <w:r>
               <w:t>PowerDesigner</w:t>
             </w:r>
-            <w:proofErr w:type="spellEnd"/>
             <w:r>
               <w:t>.</w:t>
             </w:r>
@@ -19935,13 +18240,8 @@
               </w:rPr>
             </w:pPr>
             <w:r>
-              <w:t xml:space="preserve">Visual </w:t>
-            </w:r>
-            <w:proofErr w:type="spellStart"/>
-            <w:r>
-              <w:t>Paradigm</w:t>
-            </w:r>
-            <w:proofErr w:type="spellEnd"/>
+              <w:t>Visual Paradigm</w:t>
+            </w:r>
             <w:r>
               <w:t>.</w:t>
             </w:r>
@@ -19980,13 +18280,8 @@
               </w:rPr>
             </w:pPr>
             <w:r>
-              <w:t xml:space="preserve">AWS NoSQL </w:t>
-            </w:r>
-            <w:proofErr w:type="spellStart"/>
-            <w:r>
-              <w:t>Workbench</w:t>
-            </w:r>
-            <w:proofErr w:type="spellEnd"/>
+              <w:t>AWS NoSQL Workbench</w:t>
+            </w:r>
             <w:r>
               <w:t>.</w:t>
             </w:r>
@@ -20067,6 +18362,7 @@
         <w:rPr>
           <w:rFonts w:eastAsia="Calibri"/>
         </w:rPr>
+        <w:lastRenderedPageBreak/>
         <w:t>Procesamiento y almacenamiento de datos</w:t>
       </w:r>
       <w:bookmarkEnd w:id="28"/>
@@ -20162,6 +18458,7 @@
           <w:lang w:eastAsia="es-CO"/>
           <w14:ligatures w14:val="none"/>
         </w:rPr>
+        <w:lastRenderedPageBreak/>
         <w:t>Comprender cómo se procesan y almacenan los datos permite diseñar sistemas de información más eficientes, optimizar el rendimiento de las bases de datos y garantizar la disponibilidad y confiabilidad de la información dentro de las organizaciones.</w:t>
       </w:r>
     </w:p>
@@ -20249,25 +18546,8 @@
           <w:lang w:eastAsia="es-CO"/>
           <w14:ligatures w14:val="none"/>
         </w:rPr>
-        <w:t xml:space="preserve">Este tipo de procesamiento se asocia generalmente con sistemas conocidos como OLTP (Online </w:t>
-      </w:r>
-      <w:proofErr w:type="spellStart"/>
-      <w:r>
-        <w:rPr>
-          <w:rFonts w:ascii="Calibri" w:eastAsia="Calibri" w:hAnsi="Calibri" w:cs="Times New Roman"/>
-          <w:lang w:eastAsia="es-CO"/>
-          <w14:ligatures w14:val="none"/>
-        </w:rPr>
-        <w:t>Transaction</w:t>
-      </w:r>
-      <w:proofErr w:type="spellEnd"/>
-      <w:r>
-        <w:rPr>
-          <w:rFonts w:ascii="Calibri" w:eastAsia="Calibri" w:hAnsi="Calibri" w:cs="Times New Roman"/>
-          <w:lang w:eastAsia="es-CO"/>
-          <w14:ligatures w14:val="none"/>
-        </w:rPr>
-        <w:t xml:space="preserve"> Processing), los cuales están diseñados para gestionar grandes volúmenes de transacciones simultáneas manteniendo la integridad y disponibilidad de los datos. Estas características permiten que las bases de datos soporten operaciones críticas que requieren rapidez, confiabilidad y control en el manejo de la información.</w:t>
+        <w:lastRenderedPageBreak/>
+        <w:t>Este tipo de procesamiento se asocia generalmente con sistemas conocidos como OLTP (Online Transaction Processing), los cuales están diseñados para gestionar grandes volúmenes de transacciones simultáneas manteniendo la integridad y disponibilidad de los datos. Estas características permiten que las bases de datos soporten operaciones críticas que requieren rapidez, confiabilidad y control en el manejo de la información.</w:t>
       </w:r>
     </w:p>
     <w:p>
@@ -20344,17 +18624,8 @@
           <w:rStyle w:val="Extranjerismo"/>
           <w:lang w:val="es-CO"/>
         </w:rPr>
-        <w:t xml:space="preserve">data </w:t>
-      </w:r>
-      <w:proofErr w:type="spellStart"/>
-      <w:r>
-        <w:rPr>
-          <w:rStyle w:val="Extranjerismo"/>
-          <w:lang w:val="es-CO"/>
-        </w:rPr>
-        <w:t>warehouse</w:t>
-      </w:r>
-      <w:proofErr w:type="spellEnd"/>
+        <w:t>data warehouse</w:t>
+      </w:r>
       <w:r>
         <w:rPr>
           <w:rFonts w:ascii="Calibri" w:eastAsia="Calibri" w:hAnsi="Calibri" w:cs="Times New Roman"/>
@@ -20370,6 +18641,7 @@
       </w:pPr>
       <w:bookmarkStart w:id="31" w:name="_Toc230282758"/>
       <w:r>
+        <w:lastRenderedPageBreak/>
         <w:t>Principios ACID y gestión de transacciones</w:t>
       </w:r>
       <w:bookmarkEnd w:id="31"/>
@@ -20586,6 +18858,7 @@
           <w:lang w:eastAsia="es-CO"/>
           <w14:ligatures w14:val="none"/>
         </w:rPr>
+        <w:lastRenderedPageBreak/>
         <w:t>La gestión de transacciones es el mecanismo mediante el cual el sistema gestor de bases de datos controla la ejecución de estas operaciones, incluyendo procesos como el inicio, la confirmación o la cancelación de una transacción. De esta forma, se garantiza la integridad de los datos y el funcionamiento confiable de las aplicaciones que dependen del manejo de la información.</w:t>
       </w:r>
     </w:p>
@@ -20754,6 +19027,7 @@
           <w:lang w:eastAsia="es-CO"/>
           <w14:ligatures w14:val="none"/>
         </w:rPr>
+        <w:lastRenderedPageBreak/>
         <w:t>Almacenamiento distribuido</w:t>
       </w:r>
     </w:p>
@@ -20863,6 +19137,7 @@
         <w:rPr>
           <w:rFonts w:eastAsia="Calibri"/>
         </w:rPr>
+        <w:lastRenderedPageBreak/>
         <w:t>Bases de datos NoSQL y sistemas distribuidos</w:t>
       </w:r>
       <w:bookmarkEnd w:id="33"/>
@@ -20965,6 +19240,7 @@
       </w:pPr>
       <w:bookmarkStart w:id="34" w:name="_Toc230282761"/>
       <w:r>
+        <w:lastRenderedPageBreak/>
         <w:t>Concepto y tipos de bases de datos NoSQL</w:t>
       </w:r>
       <w:bookmarkEnd w:id="34"/>
@@ -21000,43 +19276,7 @@
           <w:lang w:eastAsia="es-CO"/>
           <w14:ligatures w14:val="none"/>
         </w:rPr>
-        <w:t>El término NoSQL significa “</w:t>
-      </w:r>
-      <w:proofErr w:type="spellStart"/>
-      <w:r>
-        <w:rPr>
-          <w:rFonts w:ascii="Calibri" w:eastAsia="Calibri" w:hAnsi="Calibri" w:cs="Times New Roman"/>
-          <w:lang w:eastAsia="es-CO"/>
-          <w14:ligatures w14:val="none"/>
-        </w:rPr>
-        <w:t>Not</w:t>
-      </w:r>
-      <w:proofErr w:type="spellEnd"/>
-      <w:r>
-        <w:rPr>
-          <w:rFonts w:ascii="Calibri" w:eastAsia="Calibri" w:hAnsi="Calibri" w:cs="Times New Roman"/>
-          <w:lang w:eastAsia="es-CO"/>
-          <w14:ligatures w14:val="none"/>
-        </w:rPr>
-        <w:t xml:space="preserve"> </w:t>
-      </w:r>
-      <w:proofErr w:type="spellStart"/>
-      <w:r>
-        <w:rPr>
-          <w:rFonts w:ascii="Calibri" w:eastAsia="Calibri" w:hAnsi="Calibri" w:cs="Times New Roman"/>
-          <w:lang w:eastAsia="es-CO"/>
-          <w14:ligatures w14:val="none"/>
-        </w:rPr>
-        <w:t>Only</w:t>
-      </w:r>
-      <w:proofErr w:type="spellEnd"/>
-      <w:r>
-        <w:rPr>
-          <w:rFonts w:ascii="Calibri" w:eastAsia="Calibri" w:hAnsi="Calibri" w:cs="Times New Roman"/>
-          <w:lang w:eastAsia="es-CO"/>
-          <w14:ligatures w14:val="none"/>
-        </w:rPr>
-        <w:t xml:space="preserve"> SQL” (no solo SQL), lo que indica que estos sistemas no buscan reemplazar completamente a las bases de datos relacionales, sino ofrecer alternativas que se adapten mejor a determinados tipos de aplicaciones, especialmente aquellas que requieren alto rendimiento, distribución de datos y capacidad de escalar en múltiples servidores.</w:t>
+        <w:t>El término NoSQL significa “Not Only SQL” (no solo SQL), lo que indica que estos sistemas no buscan reemplazar completamente a las bases de datos relacionales, sino ofrecer alternativas que se adapten mejor a determinados tipos de aplicaciones, especialmente aquellas que requieren alto rendimiento, distribución de datos y capacidad de escalar en múltiples servidores.</w:t>
       </w:r>
     </w:p>
     <w:p>
@@ -21168,6 +19408,7 @@
           <w:lang w:eastAsia="es-CO"/>
           <w14:ligatures w14:val="none"/>
         </w:rPr>
+        <w:lastRenderedPageBreak/>
         <w:t>Bases de datos orientadas a columnas</w:t>
       </w:r>
     </w:p>
@@ -21296,7 +19537,16 @@
           <w:lang w:eastAsia="es-CO"/>
           <w14:ligatures w14:val="none"/>
         </w:rPr>
-        <w:t>En los sistemas NoSQL, la manipulación de datos se realiza generalmente mediante consultas específicas del gestor de base de datos o a través de interfaces de programación que permiten interactuar con la información almacenada. Estas operaciones son fundamentales para garantizar que los datos puedan ser utilizados, actualizados y gestionados de manera eficiente dentro de las aplicaciones.</w:t>
+        <w:t xml:space="preserve">En los sistemas NoSQL, la manipulación de datos se realiza generalmente mediante consultas específicas del gestor de base de datos o a través de interfaces de programación que permiten interactuar con la información almacenada. Estas </w:t>
+      </w:r>
+      <w:r>
+        <w:rPr>
+          <w:rFonts w:ascii="Calibri" w:eastAsia="Calibri" w:hAnsi="Calibri" w:cs="Times New Roman"/>
+          <w:lang w:eastAsia="es-CO"/>
+          <w14:ligatures w14:val="none"/>
+        </w:rPr>
+        <w:lastRenderedPageBreak/>
+        <w:t>operaciones son fundamentales para garantizar que los datos puedan ser utilizados, actualizados y gestionados de manera eficiente dentro de las aplicaciones.</w:t>
       </w:r>
     </w:p>
     <w:p>
@@ -21503,6 +19753,7 @@
       </w:pPr>
       <w:bookmarkStart w:id="36" w:name="_Toc230282763"/>
       <w:r>
+        <w:lastRenderedPageBreak/>
         <w:t>Consultas, filtrado y agregación de datos</w:t>
       </w:r>
       <w:bookmarkEnd w:id="36"/>
@@ -21598,33 +19849,13 @@
           <w14:ligatures w14:val="none"/>
         </w:rPr>
       </w:pPr>
-      <w:proofErr w:type="spellStart"/>
-      <w:proofErr w:type="gramStart"/>
-      <w:r>
-        <w:rPr>
-          <w:rFonts w:ascii="Calibri" w:eastAsia="Calibri" w:hAnsi="Calibri" w:cs="Times New Roman"/>
-          <w:lang w:eastAsia="es-CO"/>
-          <w14:ligatures w14:val="none"/>
-        </w:rPr>
-        <w:t>db.estudiantes</w:t>
-      </w:r>
-      <w:proofErr w:type="gramEnd"/>
-      <w:r>
-        <w:rPr>
-          <w:rFonts w:ascii="Calibri" w:eastAsia="Calibri" w:hAnsi="Calibri" w:cs="Times New Roman"/>
-          <w:lang w:eastAsia="es-CO"/>
-          <w14:ligatures w14:val="none"/>
-        </w:rPr>
-        <w:t>.find</w:t>
-      </w:r>
-      <w:proofErr w:type="spellEnd"/>
-      <w:r>
-        <w:rPr>
-          <w:rFonts w:ascii="Calibri" w:eastAsia="Calibri" w:hAnsi="Calibri" w:cs="Times New Roman"/>
-          <w:lang w:eastAsia="es-CO"/>
-          <w14:ligatures w14:val="none"/>
-        </w:rPr>
-        <w:t>()</w:t>
+      <w:r>
+        <w:rPr>
+          <w:rFonts w:ascii="Calibri" w:eastAsia="Calibri" w:hAnsi="Calibri" w:cs="Times New Roman"/>
+          <w:lang w:eastAsia="es-CO"/>
+          <w14:ligatures w14:val="none"/>
+        </w:rPr>
+        <w:t>db.estudiantes.find()</w:t>
       </w:r>
       <w:r>
         <w:rPr>
@@ -21675,33 +19906,13 @@
           <w14:ligatures w14:val="none"/>
         </w:rPr>
       </w:pPr>
-      <w:proofErr w:type="spellStart"/>
-      <w:proofErr w:type="gramStart"/>
-      <w:r>
-        <w:rPr>
-          <w:rFonts w:ascii="Calibri" w:eastAsia="Calibri" w:hAnsi="Calibri" w:cs="Times New Roman"/>
-          <w:lang w:eastAsia="es-CO"/>
-          <w14:ligatures w14:val="none"/>
-        </w:rPr>
-        <w:t>db.estudiantes</w:t>
-      </w:r>
-      <w:proofErr w:type="gramEnd"/>
-      <w:r>
-        <w:rPr>
-          <w:rFonts w:ascii="Calibri" w:eastAsia="Calibri" w:hAnsi="Calibri" w:cs="Times New Roman"/>
-          <w:lang w:eastAsia="es-CO"/>
-          <w14:ligatures w14:val="none"/>
-        </w:rPr>
-        <w:t>.find</w:t>
-      </w:r>
-      <w:proofErr w:type="spellEnd"/>
-      <w:r>
-        <w:rPr>
-          <w:rFonts w:ascii="Calibri" w:eastAsia="Calibri" w:hAnsi="Calibri" w:cs="Times New Roman"/>
-          <w:lang w:eastAsia="es-CO"/>
-          <w14:ligatures w14:val="none"/>
-        </w:rPr>
-        <w:t>({edad: 20})</w:t>
+      <w:r>
+        <w:rPr>
+          <w:rFonts w:ascii="Calibri" w:eastAsia="Calibri" w:hAnsi="Calibri" w:cs="Times New Roman"/>
+          <w:lang w:eastAsia="es-CO"/>
+          <w14:ligatures w14:val="none"/>
+        </w:rPr>
+        <w:t>db.estudiantes.find({edad: 20})</w:t>
       </w:r>
     </w:p>
     <w:p>
@@ -21742,6 +19953,7 @@
           <w:lang w:eastAsia="es-CO"/>
           <w14:ligatures w14:val="none"/>
         </w:rPr>
+        <w:lastRenderedPageBreak/>
         <w:t>Agregación de datos</w:t>
       </w:r>
       <w:r>
@@ -21770,33 +19982,13 @@
         </w:rPr>
         <w:t xml:space="preserve"> </w:t>
       </w:r>
-      <w:proofErr w:type="spellStart"/>
-      <w:proofErr w:type="gramStart"/>
-      <w:r>
-        <w:rPr>
-          <w:rFonts w:ascii="Calibri" w:eastAsia="Calibri" w:hAnsi="Calibri" w:cs="Times New Roman"/>
-          <w:lang w:eastAsia="es-CO"/>
-          <w14:ligatures w14:val="none"/>
-        </w:rPr>
-        <w:t>db.estudiantes</w:t>
-      </w:r>
-      <w:proofErr w:type="gramEnd"/>
-      <w:r>
-        <w:rPr>
-          <w:rFonts w:ascii="Calibri" w:eastAsia="Calibri" w:hAnsi="Calibri" w:cs="Times New Roman"/>
-          <w:lang w:eastAsia="es-CO"/>
-          <w14:ligatures w14:val="none"/>
-        </w:rPr>
-        <w:t>.aggregate</w:t>
-      </w:r>
-      <w:proofErr w:type="spellEnd"/>
-      <w:r>
-        <w:rPr>
-          <w:rFonts w:ascii="Calibri" w:eastAsia="Calibri" w:hAnsi="Calibri" w:cs="Times New Roman"/>
-          <w:lang w:eastAsia="es-CO"/>
-          <w14:ligatures w14:val="none"/>
-        </w:rPr>
-        <w:t>([</w:t>
+      <w:r>
+        <w:rPr>
+          <w:rFonts w:ascii="Calibri" w:eastAsia="Calibri" w:hAnsi="Calibri" w:cs="Times New Roman"/>
+          <w:lang w:eastAsia="es-CO"/>
+          <w14:ligatures w14:val="none"/>
+        </w:rPr>
+        <w:t>db.estudiantes.aggregate([</w:t>
       </w:r>
     </w:p>
     <w:p>
@@ -21814,43 +20006,7 @@
           <w:lang w:val="en-US" w:eastAsia="es-CO"/>
           <w14:ligatures w14:val="none"/>
         </w:rPr>
-        <w:t xml:space="preserve">  </w:t>
-      </w:r>
-      <w:proofErr w:type="gramStart"/>
-      <w:r>
-        <w:rPr>
-          <w:rFonts w:ascii="Calibri" w:eastAsia="Calibri" w:hAnsi="Calibri" w:cs="Times New Roman"/>
-          <w:lang w:val="en-US" w:eastAsia="es-CO"/>
-          <w14:ligatures w14:val="none"/>
-        </w:rPr>
-        <w:t>{ $</w:t>
-      </w:r>
-      <w:proofErr w:type="gramEnd"/>
-      <w:r>
-        <w:rPr>
-          <w:rFonts w:ascii="Calibri" w:eastAsia="Calibri" w:hAnsi="Calibri" w:cs="Times New Roman"/>
-          <w:lang w:val="en-US" w:eastAsia="es-CO"/>
-          <w14:ligatures w14:val="none"/>
-        </w:rPr>
-        <w:t>group: { _id: "$</w:t>
-      </w:r>
-      <w:proofErr w:type="spellStart"/>
-      <w:r>
-        <w:rPr>
-          <w:rFonts w:ascii="Calibri" w:eastAsia="Calibri" w:hAnsi="Calibri" w:cs="Times New Roman"/>
-          <w:lang w:val="en-US" w:eastAsia="es-CO"/>
-          <w14:ligatures w14:val="none"/>
-        </w:rPr>
-        <w:t>programa</w:t>
-      </w:r>
-      <w:proofErr w:type="spellEnd"/>
-      <w:r>
-        <w:rPr>
-          <w:rFonts w:ascii="Calibri" w:eastAsia="Calibri" w:hAnsi="Calibri" w:cs="Times New Roman"/>
-          <w:lang w:val="en-US" w:eastAsia="es-CO"/>
-          <w14:ligatures w14:val="none"/>
-        </w:rPr>
-        <w:t>", total: { $sum: 1 } } }</w:t>
+        <w:t xml:space="preserve">  { $group: { _id: "$programa", total: { $sum: 1 } } }</w:t>
       </w:r>
     </w:p>
     <w:p>
@@ -21956,7 +20112,16 @@
           <w:lang w:eastAsia="es-CO"/>
           <w14:ligatures w14:val="none"/>
         </w:rPr>
-        <w:t>En este contexto surge el Teorema CAP, un principio que explica las limitaciones que existen en los sistemas distribuidos. Este teorema establece que un sistema distribuido no puede garantizar simultáneamente tres propiedades fundamentales cuando ocurre una partición de red.</w:t>
+        <w:t xml:space="preserve">En este contexto surge el Teorema CAP, un principio que explica las limitaciones que existen en los sistemas distribuidos. Este teorema establece que un sistema </w:t>
+      </w:r>
+      <w:r>
+        <w:rPr>
+          <w:rFonts w:ascii="Calibri" w:eastAsia="Calibri" w:hAnsi="Calibri" w:cs="Times New Roman"/>
+          <w:lang w:eastAsia="es-CO"/>
+          <w14:ligatures w14:val="none"/>
+        </w:rPr>
+        <w:lastRenderedPageBreak/>
+        <w:t>distribuido no puede garantizar simultáneamente tres propiedades fundamentales cuando ocurre una partición de red.</w:t>
       </w:r>
     </w:p>
     <w:p>
@@ -21998,7 +20163,6 @@
         </w:rPr>
         <w:t>Consistencia (</w:t>
       </w:r>
-      <w:proofErr w:type="spellStart"/>
       <w:r>
         <w:rPr>
           <w:b/>
@@ -22006,7 +20170,6 @@
         </w:rPr>
         <w:t>Consistency</w:t>
       </w:r>
-      <w:proofErr w:type="spellEnd"/>
       <w:r>
         <w:rPr>
           <w:rFonts w:ascii="Calibri" w:eastAsia="Calibri" w:hAnsi="Calibri" w:cs="Times New Roman"/>
@@ -22047,7 +20210,6 @@
         </w:rPr>
         <w:t>Disponibilidad (</w:t>
       </w:r>
-      <w:proofErr w:type="spellStart"/>
       <w:r>
         <w:rPr>
           <w:b/>
@@ -22055,7 +20217,6 @@
         </w:rPr>
         <w:t>Availability</w:t>
       </w:r>
-      <w:proofErr w:type="spellEnd"/>
       <w:r>
         <w:rPr>
           <w:rFonts w:ascii="Calibri" w:eastAsia="Calibri" w:hAnsi="Calibri" w:cs="Times New Roman"/>
@@ -22096,82 +20257,64 @@
         </w:rPr>
         <w:t>Tolerancia a particiones (</w:t>
       </w:r>
-      <w:proofErr w:type="spellStart"/>
       <w:r>
         <w:rPr>
           <w:b/>
           <w:bCs/>
         </w:rPr>
-        <w:t>Partition</w:t>
-      </w:r>
-      <w:proofErr w:type="spellEnd"/>
-      <w:r>
-        <w:rPr>
+        <w:t>Partition Tolerance</w:t>
+      </w:r>
+      <w:r>
+        <w:rPr>
+          <w:rFonts w:ascii="Calibri" w:eastAsia="Calibri" w:hAnsi="Calibri" w:cs="Times New Roman"/>
           <w:b/>
-          <w:bCs/>
+          <w:lang w:eastAsia="es-CO"/>
+          <w14:ligatures w14:val="none"/>
+        </w:rPr>
+        <w:t>)</w:t>
+      </w:r>
+      <w:r>
+        <w:rPr>
+          <w:rFonts w:ascii="Calibri" w:eastAsia="Calibri" w:hAnsi="Calibri" w:cs="Times New Roman"/>
+          <w:lang w:eastAsia="es-CO"/>
+          <w14:ligatures w14:val="none"/>
+        </w:rPr>
+        <w:t>: el sistema continúa funcionando incluso cuando ocurre una falla de comunicación entre algunos nodos de la red.</w:t>
+      </w:r>
+    </w:p>
+    <w:p>
+      <w:pPr>
+        <w:rPr>
+          <w:rFonts w:ascii="Calibri" w:eastAsia="Calibri" w:hAnsi="Calibri" w:cs="Times New Roman"/>
+          <w:lang w:eastAsia="es-CO"/>
+          <w14:ligatures w14:val="none"/>
+        </w:rPr>
+      </w:pPr>
+      <w:r>
+        <w:rPr>
+          <w:rFonts w:ascii="Calibri" w:eastAsia="Calibri" w:hAnsi="Calibri" w:cs="Times New Roman"/>
+          <w:lang w:eastAsia="es-CO"/>
+          <w14:ligatures w14:val="none"/>
+        </w:rPr>
+        <w:t>El Teorema CAP indica que, en presencia de una partición de red, un sistema solo puede garantizar dos de estas tres propiedades al mismo tiempo. Por esta razón, los diseñadores de sistemas deben priorizar cuáles características son más importantes según las necesidades de la aplicación.</w:t>
+      </w:r>
+    </w:p>
+    <w:p>
+      <w:pPr>
+        <w:rPr>
+          <w:rFonts w:ascii="Calibri" w:eastAsia="Calibri" w:hAnsi="Calibri" w:cs="Times New Roman"/>
+          <w:lang w:eastAsia="es-CO"/>
+          <w14:ligatures w14:val="none"/>
+        </w:rPr>
+      </w:pPr>
+      <w:r>
+        <w:rPr>
+          <w:rFonts w:ascii="Calibri" w:eastAsia="Calibri" w:hAnsi="Calibri" w:cs="Times New Roman"/>
+          <w:lang w:eastAsia="es-CO"/>
+          <w14:ligatures w14:val="none"/>
         </w:rPr>
         <w:t xml:space="preserve"> </w:t>
       </w:r>
-      <w:proofErr w:type="spellStart"/>
-      <w:r>
-        <w:rPr>
-          <w:b/>
-          <w:bCs/>
-        </w:rPr>
-        <w:t>Tolerance</w:t>
-      </w:r>
-      <w:proofErr w:type="spellEnd"/>
-      <w:r>
-        <w:rPr>
-          <w:rFonts w:ascii="Calibri" w:eastAsia="Calibri" w:hAnsi="Calibri" w:cs="Times New Roman"/>
-          <w:b/>
-          <w:lang w:eastAsia="es-CO"/>
-          <w14:ligatures w14:val="none"/>
-        </w:rPr>
-        <w:t>)</w:t>
-      </w:r>
-      <w:r>
-        <w:rPr>
-          <w:rFonts w:ascii="Calibri" w:eastAsia="Calibri" w:hAnsi="Calibri" w:cs="Times New Roman"/>
-          <w:lang w:eastAsia="es-CO"/>
-          <w14:ligatures w14:val="none"/>
-        </w:rPr>
-        <w:t>: el sistema continúa funcionando incluso cuando ocurre una falla de comunicación entre algunos nodos de la red.</w:t>
-      </w:r>
-    </w:p>
-    <w:p>
-      <w:pPr>
-        <w:rPr>
-          <w:rFonts w:ascii="Calibri" w:eastAsia="Calibri" w:hAnsi="Calibri" w:cs="Times New Roman"/>
-          <w:lang w:eastAsia="es-CO"/>
-          <w14:ligatures w14:val="none"/>
-        </w:rPr>
-      </w:pPr>
-      <w:r>
-        <w:rPr>
-          <w:rFonts w:ascii="Calibri" w:eastAsia="Calibri" w:hAnsi="Calibri" w:cs="Times New Roman"/>
-          <w:lang w:eastAsia="es-CO"/>
-          <w14:ligatures w14:val="none"/>
-        </w:rPr>
-        <w:t>El Teorema CAP indica que, en presencia de una partición de red, un sistema solo puede garantizar dos de estas tres propiedades al mismo tiempo. Por esta razón, los diseñadores de sistemas deben priorizar cuáles características son más importantes según las necesidades de la aplicación.</w:t>
-      </w:r>
-    </w:p>
-    <w:p>
-      <w:pPr>
-        <w:rPr>
-          <w:rFonts w:ascii="Calibri" w:eastAsia="Calibri" w:hAnsi="Calibri" w:cs="Times New Roman"/>
-          <w:lang w:eastAsia="es-CO"/>
-          <w14:ligatures w14:val="none"/>
-        </w:rPr>
-      </w:pPr>
-      <w:r>
-        <w:rPr>
-          <w:rFonts w:ascii="Calibri" w:eastAsia="Calibri" w:hAnsi="Calibri" w:cs="Times New Roman"/>
-          <w:lang w:eastAsia="es-CO"/>
-          <w14:ligatures w14:val="none"/>
-        </w:rPr>
-        <w:t xml:space="preserve"> </w:t>
-      </w:r>
       <w:r>
         <w:rPr>
           <w:rFonts w:ascii="Calibri" w:eastAsia="Calibri" w:hAnsi="Calibri" w:cs="Times New Roman"/>
@@ -22195,7 +20338,16 @@
           <w:lang w:eastAsia="es-CO"/>
           <w14:ligatures w14:val="none"/>
         </w:rPr>
-        <w:t>Comprender el Teorema CAP permite analizar cómo funcionan los sistemas distribuidos y cómo las bases de datos modernas equilibran la consistencia, la disponibilidad y la tolerancia a fallos para garantizar el funcionamiento adecuado de las aplicaciones.</w:t>
+        <w:t xml:space="preserve">Comprender el Teorema CAP permite analizar cómo funcionan los sistemas distribuidos y cómo las bases de datos modernas equilibran la consistencia, la </w:t>
+      </w:r>
+      <w:r>
+        <w:rPr>
+          <w:rFonts w:ascii="Calibri" w:eastAsia="Calibri" w:hAnsi="Calibri" w:cs="Times New Roman"/>
+          <w:lang w:eastAsia="es-CO"/>
+          <w14:ligatures w14:val="none"/>
+        </w:rPr>
+        <w:lastRenderedPageBreak/>
+        <w:t>disponibilidad y la tolerancia a fallos para garantizar el funcionamiento adecuado de las aplicaciones.</w:t>
       </w:r>
     </w:p>
     <w:p>
@@ -22391,6 +20543,7 @@
       </w:pPr>
       <w:bookmarkStart w:id="38" w:name="_Toc230282765"/>
       <w:r>
+        <w:lastRenderedPageBreak/>
         <w:t>Síntesis</w:t>
       </w:r>
       <w:bookmarkEnd w:id="38"/>
@@ -22426,6 +20579,7 @@
           <w:noProof/>
           <w:lang w:eastAsia="es-CO"/>
         </w:rPr>
+        <w:lastRenderedPageBreak/>
         <w:drawing>
           <wp:inline distT="0" distB="0" distL="0" distR="0" wp14:anchorId="183E5749" wp14:editId="0B4F9268">
             <wp:extent cx="6332220" cy="4489450"/>
@@ -22442,10 +20596,10 @@
                     <pic:cNvPicPr/>
                   </pic:nvPicPr>
                   <pic:blipFill>
-                    <a:blip r:embed="rId15">
+                    <a:blip r:embed="rId17">
                       <a:extLst>
                         <a:ext uri="{96DAC541-7B7A-43D3-8B79-37D633B846F1}">
-                          <asvg:svgBlip xmlns:asvg="http://schemas.microsoft.com/office/drawing/2016/SVG/main" r:embed="rId16"/>
+                          <asvg:svgBlip xmlns:asvg="http://schemas.microsoft.com/office/drawing/2016/SVG/main" r:embed="rId18"/>
                         </a:ext>
                       </a:extLst>
                     </a:blip>
@@ -22484,6 +20638,7 @@
       </w:pPr>
       <w:bookmarkStart w:id="39" w:name="_Toc230282766"/>
       <w:r>
+        <w:lastRenderedPageBreak/>
         <w:t>Glosario</w:t>
       </w:r>
       <w:bookmarkEnd w:id="39"/>
@@ -22659,6 +20814,7 @@
           <w:b/>
           <w:bCs/>
         </w:rPr>
+        <w:lastRenderedPageBreak/>
         <w:t>NoSQL</w:t>
       </w:r>
       <w:r>
@@ -22767,6 +20923,7 @@
       </w:pPr>
       <w:bookmarkStart w:id="40" w:name="_Toc230282767"/>
       <w:r>
+        <w:lastRenderedPageBreak/>
         <w:t>Referencias bibliográficas</w:t>
       </w:r>
       <w:bookmarkEnd w:id="40"/>
@@ -22789,7 +20946,7 @@
         </w:rPr>
         <w:t xml:space="preserve">The entity-relationship model: Toward a unified view of data. ACM Transactions on Database Systems, 1(1), 9–36. </w:t>
       </w:r>
-      <w:hyperlink r:id="rId17" w:history="1">
+      <w:hyperlink r:id="rId19" w:history="1">
         <w:r>
           <w:rPr>
             <w:rStyle w:val="Hipervnculo"/>
@@ -22811,7 +20968,7 @@
         </w:rPr>
         <w:t xml:space="preserve">Codd, E. F. (1970). A relational model of data for large shared data banks. Communications of the ACM, 13(6), 377–387. </w:t>
       </w:r>
-      <w:hyperlink r:id="rId18" w:history="1">
+      <w:hyperlink r:id="rId20" w:history="1">
         <w:r>
           <w:rPr>
             <w:rStyle w:val="Hipervnculo"/>
@@ -22829,15 +20986,7 @@
         <w:t xml:space="preserve">Coronel, C., &amp; Morris, S. (2015). Database systems: Design, implementation, and management (11th ed.). </w:t>
       </w:r>
       <w:r>
-        <w:t xml:space="preserve">Cengage </w:t>
-      </w:r>
-      <w:proofErr w:type="spellStart"/>
-      <w:r>
-        <w:t>Learning</w:t>
-      </w:r>
-      <w:proofErr w:type="spellEnd"/>
-      <w:r>
-        <w:t>.</w:t>
+        <w:t>Cengage Learning.</w:t>
       </w:r>
     </w:p>
     <w:p>
@@ -22853,51 +21002,15 @@
         <w:rPr>
           <w:lang w:val="en-US"/>
         </w:rPr>
-        <w:t xml:space="preserve">Pearson </w:t>
-      </w:r>
-      <w:proofErr w:type="spellStart"/>
+        <w:t>Pearson Educación.</w:t>
+      </w:r>
+    </w:p>
+    <w:p>
       <w:r>
         <w:rPr>
           <w:lang w:val="en-US"/>
         </w:rPr>
-        <w:t>Educación</w:t>
-      </w:r>
-      <w:proofErr w:type="spellEnd"/>
-      <w:r>
-        <w:rPr>
-          <w:lang w:val="en-US"/>
-        </w:rPr>
-        <w:t>.</w:t>
-      </w:r>
-    </w:p>
-    <w:p>
-      <w:proofErr w:type="spellStart"/>
-      <w:r>
-        <w:rPr>
-          <w:lang w:val="en-US"/>
-        </w:rPr>
-        <w:t>Elmasri</w:t>
-      </w:r>
-      <w:proofErr w:type="spellEnd"/>
-      <w:r>
-        <w:rPr>
-          <w:lang w:val="en-US"/>
-        </w:rPr>
-        <w:t xml:space="preserve">, R., &amp; </w:t>
-      </w:r>
-      <w:proofErr w:type="spellStart"/>
-      <w:r>
-        <w:rPr>
-          <w:lang w:val="en-US"/>
-        </w:rPr>
-        <w:t>Navathe</w:t>
-      </w:r>
-      <w:proofErr w:type="spellEnd"/>
-      <w:r>
-        <w:rPr>
-          <w:lang w:val="en-US"/>
-        </w:rPr>
-        <w:t xml:space="preserve">, S. B. (2016). Fundamentals of database systems (7th ed.). </w:t>
+        <w:t xml:space="preserve">Elmasri, R., &amp; Navathe, S. B. (2016). Fundamentals of database systems (7th ed.). </w:t>
       </w:r>
       <w:r>
         <w:t>Pearson.</w:t>
@@ -22907,7 +21020,7 @@
       <w:r>
         <w:t xml:space="preserve">Ecosistema de Recursos Educativos Digitales SENA. (2023). Bases de datos NoSQL. YouTube. </w:t>
       </w:r>
-      <w:hyperlink r:id="rId19" w:history="1">
+      <w:hyperlink r:id="rId21" w:history="1">
         <w:r>
           <w:rPr>
             <w:rStyle w:val="Hipervnculo"/>
@@ -22931,7 +21044,7 @@
         </w:rPr>
         <w:t xml:space="preserve">YouTube. </w:t>
       </w:r>
-      <w:hyperlink r:id="rId20" w:history="1">
+      <w:hyperlink r:id="rId22" w:history="1">
         <w:r>
           <w:rPr>
             <w:rStyle w:val="Hipervnculo"/>
@@ -22951,104 +21064,32 @@
         <w:rPr>
           <w:lang w:val="en-US"/>
         </w:rPr>
-        <w:t xml:space="preserve">Garcia-Molina, H., Ullman, J. D., &amp; </w:t>
-      </w:r>
-      <w:proofErr w:type="spellStart"/>
-      <w:r>
+        <w:t>Garcia-Molina, H., Ullman, J. D., &amp; Widom, J. (2009). Database systems: The complete book (2nd ed.). Pearson.</w:t>
+      </w:r>
+    </w:p>
+    <w:p>
+      <w:pPr>
         <w:rPr>
           <w:lang w:val="en-US"/>
         </w:rPr>
-        <w:t>Widom</w:t>
-      </w:r>
-      <w:proofErr w:type="spellEnd"/>
+      </w:pPr>
       <w:r>
         <w:rPr>
           <w:lang w:val="en-US"/>
         </w:rPr>
-        <w:t>, J. (2009). Database systems: The complete book (2nd ed.). Pearson.</w:t>
-      </w:r>
-    </w:p>
-    <w:p>
-      <w:pPr>
+        <w:t>Silberschatz, A., Korth, H. F., &amp; Sudarshan, S. (2020). Database system concepts (7th ed.). McGraw-Hill Education.</w:t>
+      </w:r>
+    </w:p>
+    <w:p>
+      <w:r>
         <w:rPr>
           <w:lang w:val="en-US"/>
         </w:rPr>
-      </w:pPr>
-      <w:proofErr w:type="spellStart"/>
-      <w:r>
-        <w:rPr>
-          <w:lang w:val="en-US"/>
-        </w:rPr>
-        <w:t>Silberschatz</w:t>
-      </w:r>
-      <w:proofErr w:type="spellEnd"/>
-      <w:r>
-        <w:rPr>
-          <w:lang w:val="en-US"/>
-        </w:rPr>
-        <w:t xml:space="preserve">, A., </w:t>
-      </w:r>
-      <w:proofErr w:type="spellStart"/>
-      <w:r>
-        <w:rPr>
-          <w:lang w:val="en-US"/>
-        </w:rPr>
-        <w:t>Korth</w:t>
-      </w:r>
-      <w:proofErr w:type="spellEnd"/>
-      <w:r>
-        <w:rPr>
-          <w:lang w:val="en-US"/>
-        </w:rPr>
-        <w:t>, H. F., &amp; Sudarshan, S. (2020). Database system concepts (7th ed.). McGraw-Hill Education.</w:t>
-      </w:r>
-    </w:p>
-    <w:p>
-      <w:proofErr w:type="spellStart"/>
-      <w:r>
-        <w:rPr>
-          <w:lang w:val="en-US"/>
-        </w:rPr>
-        <w:t>Stonebraker</w:t>
-      </w:r>
-      <w:proofErr w:type="spellEnd"/>
-      <w:r>
-        <w:rPr>
-          <w:lang w:val="en-US"/>
-        </w:rPr>
-        <w:t xml:space="preserve">, M., &amp; Hellerstein, J. M. (2005). What goes around comes around. </w:t>
-      </w:r>
-      <w:proofErr w:type="spellStart"/>
-      <w:r>
-        <w:t>Readings</w:t>
-      </w:r>
-      <w:proofErr w:type="spellEnd"/>
-      <w:r>
-        <w:t xml:space="preserve"> in </w:t>
-      </w:r>
-      <w:proofErr w:type="spellStart"/>
-      <w:r>
-        <w:t>Database</w:t>
-      </w:r>
-      <w:proofErr w:type="spellEnd"/>
-      <w:r>
-        <w:t xml:space="preserve"> </w:t>
-      </w:r>
-      <w:proofErr w:type="spellStart"/>
-      <w:r>
-        <w:t>Systems</w:t>
-      </w:r>
-      <w:proofErr w:type="spellEnd"/>
-      <w:r>
-        <w:t xml:space="preserve"> (4th ed.). MIT </w:t>
-      </w:r>
-      <w:proofErr w:type="spellStart"/>
-      <w:r>
-        <w:t>Press</w:t>
-      </w:r>
-      <w:proofErr w:type="spellEnd"/>
-      <w:r>
-        <w:t>.</w:t>
+        <w:lastRenderedPageBreak/>
+        <w:t xml:space="preserve">Stonebraker, M., &amp; Hellerstein, J. M. (2005). What goes around comes around. </w:t>
+      </w:r>
+      <w:r>
+        <w:t>Readings in Database Systems (4th ed.). MIT Press.</w:t>
       </w:r>
     </w:p>
     <w:p/>
@@ -23059,6 +21100,7 @@
       </w:pPr>
       <w:bookmarkStart w:id="41" w:name="_Toc230282768"/>
       <w:r>
+        <w:lastRenderedPageBreak/>
         <w:t>Créditos</w:t>
       </w:r>
       <w:bookmarkEnd w:id="41"/>
@@ -23214,15 +21256,7 @@
               </w:rPr>
             </w:pPr>
             <w:r>
-              <w:t xml:space="preserve">Diana Rocío </w:t>
-            </w:r>
-            <w:proofErr w:type="spellStart"/>
-            <w:r>
-              <w:t>Possos</w:t>
-            </w:r>
-            <w:proofErr w:type="spellEnd"/>
-            <w:r>
-              <w:t xml:space="preserve"> Beltrán</w:t>
+              <w:t>Diana Rocío Possos Beltrán</w:t>
             </w:r>
           </w:p>
         </w:tc>
@@ -23418,13 +21452,8 @@
                 <w:lang w:val="es-CO"/>
               </w:rPr>
             </w:pPr>
-            <w:proofErr w:type="spellStart"/>
-            <w:r>
-              <w:t>Jose</w:t>
-            </w:r>
-            <w:proofErr w:type="spellEnd"/>
-            <w:r>
-              <w:t xml:space="preserve"> Yobani Penagos Mora</w:t>
+            <w:r>
+              <w:t>Jose Yobani Penagos Mora</w:t>
             </w:r>
           </w:p>
         </w:tc>
@@ -23476,19 +21505,9 @@
                 <w:lang w:val="es-CO"/>
               </w:rPr>
             </w:pPr>
-            <w:proofErr w:type="spellStart"/>
-            <w:r>
-              <w:t>Veimar</w:t>
-            </w:r>
-            <w:proofErr w:type="spellEnd"/>
-            <w:r>
-              <w:t xml:space="preserve"> Celis </w:t>
-            </w:r>
-            <w:proofErr w:type="spellStart"/>
-            <w:r>
-              <w:t>Melendez</w:t>
-            </w:r>
-            <w:proofErr w:type="spellEnd"/>
+            <w:r>
+              <w:t>Veimar Celis Melendez</w:t>
+            </w:r>
           </w:p>
         </w:tc>
         <w:tc>
@@ -23539,13 +21558,8 @@
             <w:pPr>
               <w:pStyle w:val="TextoTablas"/>
             </w:pPr>
-            <w:proofErr w:type="spellStart"/>
-            <w:r>
-              <w:t>Sebastian</w:t>
-            </w:r>
-            <w:proofErr w:type="spellEnd"/>
-            <w:r>
-              <w:t xml:space="preserve"> Trujillo Afanador</w:t>
+            <w:r>
+              <w:t>Sebastian Trujillo Afanador</w:t>
             </w:r>
           </w:p>
         </w:tc>
@@ -23595,13 +21609,8 @@
               <w:pStyle w:val="TextoTablas"/>
             </w:pPr>
             <w:r>
-              <w:t xml:space="preserve">Gilberto Junior Rodríguez </w:t>
-            </w:r>
-            <w:proofErr w:type="spellStart"/>
-            <w:r>
-              <w:t>Rodríguez</w:t>
-            </w:r>
-            <w:proofErr w:type="spellEnd"/>
+              <w:t>Gilberto Junior Rodríguez Rodríguez</w:t>
+            </w:r>
           </w:p>
         </w:tc>
         <w:tc>
@@ -23663,15 +21672,7 @@
               </w:rPr>
             </w:pPr>
             <w:r>
-              <w:t xml:space="preserve">Evaluador </w:t>
-            </w:r>
-            <w:proofErr w:type="spellStart"/>
-            <w:r>
-              <w:t>ade</w:t>
-            </w:r>
-            <w:proofErr w:type="spellEnd"/>
-            <w:r>
-              <w:t xml:space="preserve"> contenidos inclusivos y accesibles</w:t>
+              <w:t>Evaluador ade contenidos inclusivos y accesibles</w:t>
             </w:r>
           </w:p>
         </w:tc>
@@ -23751,8 +21752,8 @@
       </w:pPr>
     </w:p>
     <w:sectPr>
-      <w:headerReference w:type="default" r:id="rId21"/>
-      <w:footerReference w:type="default" r:id="rId22"/>
+      <w:headerReference w:type="default" r:id="rId23"/>
+      <w:footerReference w:type="default" r:id="rId24"/>
       <w:pgSz w:w="12240" w:h="15840"/>
       <w:pgMar w:top="1701" w:right="1134" w:bottom="1134" w:left="1134" w:header="709" w:footer="737" w:gutter="0"/>
       <w:pgNumType w:start="1"/>
@@ -23765,7 +21766,7 @@
 </file>
 
 <file path=word/endnotes.xml><?xml version="1.0" encoding="utf-8"?>
-<w:endnotes xmlns:wpc="http://schemas.microsoft.com/office/word/2010/wordprocessingCanvas" xmlns:cx="http://schemas.microsoft.com/office/drawing/2014/chartex" xmlns:cx1="http://schemas.microsoft.com/office/drawing/2015/9/8/chartex" xmlns:cx2="http://schemas.microsoft.com/office/drawing/2015/10/21/chartex" xmlns:cx3="http://schemas.microsoft.com/office/drawing/2016/5/9/chartex" xmlns:cx4="http://schemas.microsoft.com/office/drawing/2016/5/10/chartex" xmlns:cx5="http://schemas.microsoft.com/office/drawing/2016/5/11/chartex" xmlns:cx6="http://schemas.microsoft.com/office/drawing/2016/5/12/chartex" xmlns:cx7="http://schemas.microsoft.com/office/drawing/2016/5/13/chartex" xmlns:cx8="http://schemas.microsoft.com/office/drawing/2016/5/14/chartex" xmlns:mc="http://schemas.openxmlformats.org/markup-compatibility/2006" xmlns:aink="http://schemas.microsoft.com/office/drawing/2016/ink" xmlns:am3d="http://schemas.microsoft.com/office/drawing/2017/model3d" xmlns:o="urn:schemas-microsoft-com:office:office" xmlns:r="http://schemas.openxmlformats.org/officeDocument/2006/relationships" xmlns:m="http://schemas.openxmlformats.org/officeDocument/2006/math" xmlns:v="urn:schemas-microsoft-com:vml" xmlns:wp14="http://schemas.microsoft.com/office/word/2010/wordprocessingDrawing" xmlns:wp="http://schemas.openxmlformats.org/drawingml/2006/wordprocessingDrawing" xmlns:w10="urn:schemas-microsoft-com:office:word" xmlns:w="http://schemas.openxmlformats.org/wordprocessingml/2006/main" xmlns:w14="http://schemas.microsoft.com/office/word/2010/wordml" xmlns:w15="http://schemas.microsoft.com/office/word/2012/wordml" xmlns:w16cex="http://schemas.microsoft.com/office/word/2018/wordml/cex" xmlns:w16cid="http://schemas.microsoft.com/office/word/2016/wordml/cid" xmlns:w16="http://schemas.microsoft.com/office/word/2018/wordml" xmlns:w16sdtdh="http://schemas.microsoft.com/office/word/2020/wordml/sdtdatahash" xmlns:w16se="http://schemas.microsoft.com/office/word/2015/wordml/symex" xmlns:wpg="http://schemas.microsoft.com/office/word/2010/wordprocessingGroup" xmlns:wpi="http://schemas.microsoft.com/office/word/2010/wordprocessingInk" xmlns:wne="http://schemas.microsoft.com/office/word/2006/wordml" xmlns:wps="http://schemas.microsoft.com/office/word/2010/wordprocessingShape" mc:Ignorable="w14 w15 w16se w16cid w16 w16cex w16sdtdh wp14">
+<w:endnotes xmlns:wpc="http://schemas.microsoft.com/office/word/2010/wordprocessingCanvas" xmlns:cx="http://schemas.microsoft.com/office/drawing/2014/chartex" xmlns:cx1="http://schemas.microsoft.com/office/drawing/2015/9/8/chartex" xmlns:cx2="http://schemas.microsoft.com/office/drawing/2015/10/21/chartex" xmlns:cx3="http://schemas.microsoft.com/office/drawing/2016/5/9/chartex" xmlns:cx4="http://schemas.microsoft.com/office/drawing/2016/5/10/chartex" xmlns:cx5="http://schemas.microsoft.com/office/drawing/2016/5/11/chartex" xmlns:cx6="http://schemas.microsoft.com/office/drawing/2016/5/12/chartex" xmlns:cx7="http://schemas.microsoft.com/office/drawing/2016/5/13/chartex" xmlns:cx8="http://schemas.microsoft.com/office/drawing/2016/5/14/chartex" xmlns:mc="http://schemas.openxmlformats.org/markup-compatibility/2006" xmlns:aink="http://schemas.microsoft.com/office/drawing/2016/ink" xmlns:am3d="http://schemas.microsoft.com/office/drawing/2017/model3d" xmlns:o="urn:schemas-microsoft-com:office:office" xmlns:r="http://schemas.openxmlformats.org/officeDocument/2006/relationships" xmlns:m="http://schemas.openxmlformats.org/officeDocument/2006/math" xmlns:v="urn:schemas-microsoft-com:vml" xmlns:wp14="http://schemas.microsoft.com/office/word/2010/wordprocessingDrawing" xmlns:wp="http://schemas.openxmlformats.org/drawingml/2006/wordprocessingDrawing" xmlns:w10="urn:schemas-microsoft-com:office:word" xmlns:w="http://schemas.openxmlformats.org/wordprocessingml/2006/main" xmlns:w14="http://schemas.microsoft.com/office/word/2010/wordml" xmlns:w15="http://schemas.microsoft.com/office/word/2012/wordml" xmlns:w16cex="http://schemas.microsoft.com/office/word/2018/wordml/cex" xmlns:w16cid="http://schemas.microsoft.com/office/word/2016/wordml/cid" xmlns:w16="http://schemas.microsoft.com/office/word/2018/wordml" xmlns:w16se="http://schemas.microsoft.com/office/word/2015/wordml/symex" xmlns:wpg="http://schemas.microsoft.com/office/word/2010/wordprocessingGroup" xmlns:wpi="http://schemas.microsoft.com/office/word/2010/wordprocessingInk" xmlns:wne="http://schemas.microsoft.com/office/word/2006/wordml" xmlns:wps="http://schemas.microsoft.com/office/word/2010/wordprocessingShape" mc:Ignorable="w14 w15 w16se w16cid w16 w16cex wp14">
   <w:endnote w:type="separator" w:id="-1">
     <w:p>
       <w:pPr>
@@ -23790,7 +21791,7 @@
 </file>
 
 <file path=word/footer1.xml><?xml version="1.0" encoding="utf-8"?>
-<w:ftr xmlns:wpc="http://schemas.microsoft.com/office/word/2010/wordprocessingCanvas" xmlns:cx="http://schemas.microsoft.com/office/drawing/2014/chartex" xmlns:cx1="http://schemas.microsoft.com/office/drawing/2015/9/8/chartex" xmlns:cx2="http://schemas.microsoft.com/office/drawing/2015/10/21/chartex" xmlns:cx3="http://schemas.microsoft.com/office/drawing/2016/5/9/chartex" xmlns:cx4="http://schemas.microsoft.com/office/drawing/2016/5/10/chartex" xmlns:cx5="http://schemas.microsoft.com/office/drawing/2016/5/11/chartex" xmlns:cx6="http://schemas.microsoft.com/office/drawing/2016/5/12/chartex" xmlns:cx7="http://schemas.microsoft.com/office/drawing/2016/5/13/chartex" xmlns:cx8="http://schemas.microsoft.com/office/drawing/2016/5/14/chartex" xmlns:mc="http://schemas.openxmlformats.org/markup-compatibility/2006" xmlns:aink="http://schemas.microsoft.com/office/drawing/2016/ink" xmlns:am3d="http://schemas.microsoft.com/office/drawing/2017/model3d" xmlns:o="urn:schemas-microsoft-com:office:office" xmlns:r="http://schemas.openxmlformats.org/officeDocument/2006/relationships" xmlns:m="http://schemas.openxmlformats.org/officeDocument/2006/math" xmlns:v="urn:schemas-microsoft-com:vml" xmlns:wp14="http://schemas.microsoft.com/office/word/2010/wordprocessingDrawing" xmlns:wp="http://schemas.openxmlformats.org/drawingml/2006/wordprocessingDrawing" xmlns:w10="urn:schemas-microsoft-com:office:word" xmlns:w="http://schemas.openxmlformats.org/wordprocessingml/2006/main" xmlns:w14="http://schemas.microsoft.com/office/word/2010/wordml" xmlns:w15="http://schemas.microsoft.com/office/word/2012/wordml" xmlns:w16cex="http://schemas.microsoft.com/office/word/2018/wordml/cex" xmlns:w16cid="http://schemas.microsoft.com/office/word/2016/wordml/cid" xmlns:w16="http://schemas.microsoft.com/office/word/2018/wordml" xmlns:w16sdtdh="http://schemas.microsoft.com/office/word/2020/wordml/sdtdatahash" xmlns:w16se="http://schemas.microsoft.com/office/word/2015/wordml/symex" xmlns:wpg="http://schemas.microsoft.com/office/word/2010/wordprocessingGroup" xmlns:wpi="http://schemas.microsoft.com/office/word/2010/wordprocessingInk" xmlns:wne="http://schemas.microsoft.com/office/word/2006/wordml" xmlns:wps="http://schemas.microsoft.com/office/word/2010/wordprocessingShape" mc:Ignorable="w14 w15 w16se w16cid w16 w16cex w16sdtdh wp14">
+<w:ftr xmlns:wpc="http://schemas.microsoft.com/office/word/2010/wordprocessingCanvas" xmlns:cx="http://schemas.microsoft.com/office/drawing/2014/chartex" xmlns:cx1="http://schemas.microsoft.com/office/drawing/2015/9/8/chartex" xmlns:cx2="http://schemas.microsoft.com/office/drawing/2015/10/21/chartex" xmlns:cx3="http://schemas.microsoft.com/office/drawing/2016/5/9/chartex" xmlns:cx4="http://schemas.microsoft.com/office/drawing/2016/5/10/chartex" xmlns:cx5="http://schemas.microsoft.com/office/drawing/2016/5/11/chartex" xmlns:cx6="http://schemas.microsoft.com/office/drawing/2016/5/12/chartex" xmlns:cx7="http://schemas.microsoft.com/office/drawing/2016/5/13/chartex" xmlns:cx8="http://schemas.microsoft.com/office/drawing/2016/5/14/chartex" xmlns:mc="http://schemas.openxmlformats.org/markup-compatibility/2006" xmlns:aink="http://schemas.microsoft.com/office/drawing/2016/ink" xmlns:am3d="http://schemas.microsoft.com/office/drawing/2017/model3d" xmlns:o="urn:schemas-microsoft-com:office:office" xmlns:r="http://schemas.openxmlformats.org/officeDocument/2006/relationships" xmlns:m="http://schemas.openxmlformats.org/officeDocument/2006/math" xmlns:v="urn:schemas-microsoft-com:vml" xmlns:wp14="http://schemas.microsoft.com/office/word/2010/wordprocessingDrawing" xmlns:wp="http://schemas.openxmlformats.org/drawingml/2006/wordprocessingDrawing" xmlns:w10="urn:schemas-microsoft-com:office:word" xmlns:w="http://schemas.openxmlformats.org/wordprocessingml/2006/main" xmlns:w14="http://schemas.microsoft.com/office/word/2010/wordml" xmlns:w15="http://schemas.microsoft.com/office/word/2012/wordml" xmlns:w16cex="http://schemas.microsoft.com/office/word/2018/wordml/cex" xmlns:w16cid="http://schemas.microsoft.com/office/word/2016/wordml/cid" xmlns:w16="http://schemas.microsoft.com/office/word/2018/wordml" xmlns:w16se="http://schemas.microsoft.com/office/word/2015/wordml/symex" xmlns:wpg="http://schemas.microsoft.com/office/word/2010/wordprocessingGroup" xmlns:wpi="http://schemas.microsoft.com/office/word/2010/wordprocessingInk" xmlns:wne="http://schemas.microsoft.com/office/word/2006/wordml" xmlns:wps="http://schemas.microsoft.com/office/word/2010/wordprocessingShape" mc:Ignorable="w14 w15 w16se w16cid w16 w16cex wp14">
   <w:sdt>
     <w:sdtPr>
       <w:id w:val="-1465197936"/>
@@ -23836,7 +21837,7 @@
 </file>
 
 <file path=word/footnotes.xml><?xml version="1.0" encoding="utf-8"?>
-<w:footnotes xmlns:wpc="http://schemas.microsoft.com/office/word/2010/wordprocessingCanvas" xmlns:cx="http://schemas.microsoft.com/office/drawing/2014/chartex" xmlns:cx1="http://schemas.microsoft.com/office/drawing/2015/9/8/chartex" xmlns:cx2="http://schemas.microsoft.com/office/drawing/2015/10/21/chartex" xmlns:cx3="http://schemas.microsoft.com/office/drawing/2016/5/9/chartex" xmlns:cx4="http://schemas.microsoft.com/office/drawing/2016/5/10/chartex" xmlns:cx5="http://schemas.microsoft.com/office/drawing/2016/5/11/chartex" xmlns:cx6="http://schemas.microsoft.com/office/drawing/2016/5/12/chartex" xmlns:cx7="http://schemas.microsoft.com/office/drawing/2016/5/13/chartex" xmlns:cx8="http://schemas.microsoft.com/office/drawing/2016/5/14/chartex" xmlns:mc="http://schemas.openxmlformats.org/markup-compatibility/2006" xmlns:aink="http://schemas.microsoft.com/office/drawing/2016/ink" xmlns:am3d="http://schemas.microsoft.com/office/drawing/2017/model3d" xmlns:o="urn:schemas-microsoft-com:office:office" xmlns:r="http://schemas.openxmlformats.org/officeDocument/2006/relationships" xmlns:m="http://schemas.openxmlformats.org/officeDocument/2006/math" xmlns:v="urn:schemas-microsoft-com:vml" xmlns:wp14="http://schemas.microsoft.com/office/word/2010/wordprocessingDrawing" xmlns:wp="http://schemas.openxmlformats.org/drawingml/2006/wordprocessingDrawing" xmlns:w10="urn:schemas-microsoft-com:office:word" xmlns:w="http://schemas.openxmlformats.org/wordprocessingml/2006/main" xmlns:w14="http://schemas.microsoft.com/office/word/2010/wordml" xmlns:w15="http://schemas.microsoft.com/office/word/2012/wordml" xmlns:w16cex="http://schemas.microsoft.com/office/word/2018/wordml/cex" xmlns:w16cid="http://schemas.microsoft.com/office/word/2016/wordml/cid" xmlns:w16="http://schemas.microsoft.com/office/word/2018/wordml" xmlns:w16sdtdh="http://schemas.microsoft.com/office/word/2020/wordml/sdtdatahash" xmlns:w16se="http://schemas.microsoft.com/office/word/2015/wordml/symex" xmlns:wpg="http://schemas.microsoft.com/office/word/2010/wordprocessingGroup" xmlns:wpi="http://schemas.microsoft.com/office/word/2010/wordprocessingInk" xmlns:wne="http://schemas.microsoft.com/office/word/2006/wordml" xmlns:wps="http://schemas.microsoft.com/office/word/2010/wordprocessingShape" mc:Ignorable="w14 w15 w16se w16cid w16 w16cex w16sdtdh wp14">
+<w:footnotes xmlns:wpc="http://schemas.microsoft.com/office/word/2010/wordprocessingCanvas" xmlns:cx="http://schemas.microsoft.com/office/drawing/2014/chartex" xmlns:cx1="http://schemas.microsoft.com/office/drawing/2015/9/8/chartex" xmlns:cx2="http://schemas.microsoft.com/office/drawing/2015/10/21/chartex" xmlns:cx3="http://schemas.microsoft.com/office/drawing/2016/5/9/chartex" xmlns:cx4="http://schemas.microsoft.com/office/drawing/2016/5/10/chartex" xmlns:cx5="http://schemas.microsoft.com/office/drawing/2016/5/11/chartex" xmlns:cx6="http://schemas.microsoft.com/office/drawing/2016/5/12/chartex" xmlns:cx7="http://schemas.microsoft.com/office/drawing/2016/5/13/chartex" xmlns:cx8="http://schemas.microsoft.com/office/drawing/2016/5/14/chartex" xmlns:mc="http://schemas.openxmlformats.org/markup-compatibility/2006" xmlns:aink="http://schemas.microsoft.com/office/drawing/2016/ink" xmlns:am3d="http://schemas.microsoft.com/office/drawing/2017/model3d" xmlns:o="urn:schemas-microsoft-com:office:office" xmlns:r="http://schemas.openxmlformats.org/officeDocument/2006/relationships" xmlns:m="http://schemas.openxmlformats.org/officeDocument/2006/math" xmlns:v="urn:schemas-microsoft-com:vml" xmlns:wp14="http://schemas.microsoft.com/office/word/2010/wordprocessingDrawing" xmlns:wp="http://schemas.openxmlformats.org/drawingml/2006/wordprocessingDrawing" xmlns:w10="urn:schemas-microsoft-com:office:word" xmlns:w="http://schemas.openxmlformats.org/wordprocessingml/2006/main" xmlns:w14="http://schemas.microsoft.com/office/word/2010/wordml" xmlns:w15="http://schemas.microsoft.com/office/word/2012/wordml" xmlns:w16cex="http://schemas.microsoft.com/office/word/2018/wordml/cex" xmlns:w16cid="http://schemas.microsoft.com/office/word/2016/wordml/cid" xmlns:w16="http://schemas.microsoft.com/office/word/2018/wordml" xmlns:w16se="http://schemas.microsoft.com/office/word/2015/wordml/symex" xmlns:wpg="http://schemas.microsoft.com/office/word/2010/wordprocessingGroup" xmlns:wpi="http://schemas.microsoft.com/office/word/2010/wordprocessingInk" xmlns:wne="http://schemas.microsoft.com/office/word/2006/wordml" xmlns:wps="http://schemas.microsoft.com/office/word/2010/wordprocessingShape" mc:Ignorable="w14 w15 w16se w16cid w16 w16cex wp14">
   <w:footnote w:type="separator" w:id="-1">
     <w:p>
       <w:pPr>
@@ -23861,7 +21862,7 @@
 </file>
 
 <file path=word/header1.xml><?xml version="1.0" encoding="utf-8"?>
-<w:hdr xmlns:wpc="http://schemas.microsoft.com/office/word/2010/wordprocessingCanvas" xmlns:cx="http://schemas.microsoft.com/office/drawing/2014/chartex" xmlns:cx1="http://schemas.microsoft.com/office/drawing/2015/9/8/chartex" xmlns:cx2="http://schemas.microsoft.com/office/drawing/2015/10/21/chartex" xmlns:cx3="http://schemas.microsoft.com/office/drawing/2016/5/9/chartex" xmlns:cx4="http://schemas.microsoft.com/office/drawing/2016/5/10/chartex" xmlns:cx5="http://schemas.microsoft.com/office/drawing/2016/5/11/chartex" xmlns:cx6="http://schemas.microsoft.com/office/drawing/2016/5/12/chartex" xmlns:cx7="http://schemas.microsoft.com/office/drawing/2016/5/13/chartex" xmlns:cx8="http://schemas.microsoft.com/office/drawing/2016/5/14/chartex" xmlns:mc="http://schemas.openxmlformats.org/markup-compatibility/2006" xmlns:aink="http://schemas.microsoft.com/office/drawing/2016/ink" xmlns:am3d="http://schemas.microsoft.com/office/drawing/2017/model3d" xmlns:o="urn:schemas-microsoft-com:office:office" xmlns:r="http://schemas.openxmlformats.org/officeDocument/2006/relationships" xmlns:m="http://schemas.openxmlformats.org/officeDocument/2006/math" xmlns:v="urn:schemas-microsoft-com:vml" xmlns:wp14="http://schemas.microsoft.com/office/word/2010/wordprocessingDrawing" xmlns:wp="http://schemas.openxmlformats.org/drawingml/2006/wordprocessingDrawing" xmlns:w10="urn:schemas-microsoft-com:office:word" xmlns:w="http://schemas.openxmlformats.org/wordprocessingml/2006/main" xmlns:w14="http://schemas.microsoft.com/office/word/2010/wordml" xmlns:w15="http://schemas.microsoft.com/office/word/2012/wordml" xmlns:w16cex="http://schemas.microsoft.com/office/word/2018/wordml/cex" xmlns:w16cid="http://schemas.microsoft.com/office/word/2016/wordml/cid" xmlns:w16="http://schemas.microsoft.com/office/word/2018/wordml" xmlns:w16sdtdh="http://schemas.microsoft.com/office/word/2020/wordml/sdtdatahash" xmlns:w16se="http://schemas.microsoft.com/office/word/2015/wordml/symex" xmlns:wpg="http://schemas.microsoft.com/office/word/2010/wordprocessingGroup" xmlns:wpi="http://schemas.microsoft.com/office/word/2010/wordprocessingInk" xmlns:wne="http://schemas.microsoft.com/office/word/2006/wordml" xmlns:wps="http://schemas.microsoft.com/office/word/2010/wordprocessingShape" mc:Ignorable="w14 w15 w16se w16cid w16 w16cex w16sdtdh wp14">
+<w:hdr xmlns:wpc="http://schemas.microsoft.com/office/word/2010/wordprocessingCanvas" xmlns:cx="http://schemas.microsoft.com/office/drawing/2014/chartex" xmlns:cx1="http://schemas.microsoft.com/office/drawing/2015/9/8/chartex" xmlns:cx2="http://schemas.microsoft.com/office/drawing/2015/10/21/chartex" xmlns:cx3="http://schemas.microsoft.com/office/drawing/2016/5/9/chartex" xmlns:cx4="http://schemas.microsoft.com/office/drawing/2016/5/10/chartex" xmlns:cx5="http://schemas.microsoft.com/office/drawing/2016/5/11/chartex" xmlns:cx6="http://schemas.microsoft.com/office/drawing/2016/5/12/chartex" xmlns:cx7="http://schemas.microsoft.com/office/drawing/2016/5/13/chartex" xmlns:cx8="http://schemas.microsoft.com/office/drawing/2016/5/14/chartex" xmlns:mc="http://schemas.openxmlformats.org/markup-compatibility/2006" xmlns:aink="http://schemas.microsoft.com/office/drawing/2016/ink" xmlns:am3d="http://schemas.microsoft.com/office/drawing/2017/model3d" xmlns:o="urn:schemas-microsoft-com:office:office" xmlns:r="http://schemas.openxmlformats.org/officeDocument/2006/relationships" xmlns:m="http://schemas.openxmlformats.org/officeDocument/2006/math" xmlns:v="urn:schemas-microsoft-com:vml" xmlns:wp14="http://schemas.microsoft.com/office/word/2010/wordprocessingDrawing" xmlns:wp="http://schemas.openxmlformats.org/drawingml/2006/wordprocessingDrawing" xmlns:w10="urn:schemas-microsoft-com:office:word" xmlns:w="http://schemas.openxmlformats.org/wordprocessingml/2006/main" xmlns:w14="http://schemas.microsoft.com/office/word/2010/wordml" xmlns:w15="http://schemas.microsoft.com/office/word/2012/wordml" xmlns:w16cex="http://schemas.microsoft.com/office/word/2018/wordml/cex" xmlns:w16cid="http://schemas.microsoft.com/office/word/2016/wordml/cid" xmlns:w16="http://schemas.microsoft.com/office/word/2018/wordml" xmlns:w16se="http://schemas.microsoft.com/office/word/2015/wordml/symex" xmlns:wpg="http://schemas.microsoft.com/office/word/2010/wordprocessingGroup" xmlns:wpi="http://schemas.microsoft.com/office/word/2010/wordprocessingInk" xmlns:wne="http://schemas.microsoft.com/office/word/2006/wordml" xmlns:wps="http://schemas.microsoft.com/office/word/2010/wordprocessingShape" mc:Ignorable="w14 w15 w16se w16cid w16 w16cex wp14">
   <w:p>
     <w:pPr>
       <w:pStyle w:val="Encabezado"/>
@@ -23947,7 +21948,7 @@
 </file>
 
 <file path=word/numbering.xml><?xml version="1.0" encoding="utf-8"?>
-<w:numbering xmlns:wpc="http://schemas.microsoft.com/office/word/2010/wordprocessingCanvas" xmlns:cx="http://schemas.microsoft.com/office/drawing/2014/chartex" xmlns:cx1="http://schemas.microsoft.com/office/drawing/2015/9/8/chartex" xmlns:cx2="http://schemas.microsoft.com/office/drawing/2015/10/21/chartex" xmlns:cx3="http://schemas.microsoft.com/office/drawing/2016/5/9/chartex" xmlns:cx4="http://schemas.microsoft.com/office/drawing/2016/5/10/chartex" xmlns:cx5="http://schemas.microsoft.com/office/drawing/2016/5/11/chartex" xmlns:cx6="http://schemas.microsoft.com/office/drawing/2016/5/12/chartex" xmlns:cx7="http://schemas.microsoft.com/office/drawing/2016/5/13/chartex" xmlns:cx8="http://schemas.microsoft.com/office/drawing/2016/5/14/chartex" xmlns:mc="http://schemas.openxmlformats.org/markup-compatibility/2006" xmlns:aink="http://schemas.microsoft.com/office/drawing/2016/ink" xmlns:am3d="http://schemas.microsoft.com/office/drawing/2017/model3d" xmlns:o="urn:schemas-microsoft-com:office:office" xmlns:r="http://schemas.openxmlformats.org/officeDocument/2006/relationships" xmlns:m="http://schemas.openxmlformats.org/officeDocument/2006/math" xmlns:v="urn:schemas-microsoft-com:vml" xmlns:wp14="http://schemas.microsoft.com/office/word/2010/wordprocessingDrawing" xmlns:wp="http://schemas.openxmlformats.org/drawingml/2006/wordprocessingDrawing" xmlns:w10="urn:schemas-microsoft-com:office:word" xmlns:w="http://schemas.openxmlformats.org/wordprocessingml/2006/main" xmlns:w14="http://schemas.microsoft.com/office/word/2010/wordml" xmlns:w15="http://schemas.microsoft.com/office/word/2012/wordml" xmlns:w16cex="http://schemas.microsoft.com/office/word/2018/wordml/cex" xmlns:w16cid="http://schemas.microsoft.com/office/word/2016/wordml/cid" xmlns:w16="http://schemas.microsoft.com/office/word/2018/wordml" xmlns:w16sdtdh="http://schemas.microsoft.com/office/word/2020/wordml/sdtdatahash" xmlns:w16se="http://schemas.microsoft.com/office/word/2015/wordml/symex" xmlns:wpg="http://schemas.microsoft.com/office/word/2010/wordprocessingGroup" xmlns:wpi="http://schemas.microsoft.com/office/word/2010/wordprocessingInk" xmlns:wne="http://schemas.microsoft.com/office/word/2006/wordml" xmlns:wps="http://schemas.microsoft.com/office/word/2010/wordprocessingShape" mc:Ignorable="w14 w15 w16se w16cid w16 w16cex w16sdtdh wp14">
+<w:numbering xmlns:wpc="http://schemas.microsoft.com/office/word/2010/wordprocessingCanvas" xmlns:cx="http://schemas.microsoft.com/office/drawing/2014/chartex" xmlns:cx1="http://schemas.microsoft.com/office/drawing/2015/9/8/chartex" xmlns:cx2="http://schemas.microsoft.com/office/drawing/2015/10/21/chartex" xmlns:cx3="http://schemas.microsoft.com/office/drawing/2016/5/9/chartex" xmlns:cx4="http://schemas.microsoft.com/office/drawing/2016/5/10/chartex" xmlns:cx5="http://schemas.microsoft.com/office/drawing/2016/5/11/chartex" xmlns:cx6="http://schemas.microsoft.com/office/drawing/2016/5/12/chartex" xmlns:cx7="http://schemas.microsoft.com/office/drawing/2016/5/13/chartex" xmlns:cx8="http://schemas.microsoft.com/office/drawing/2016/5/14/chartex" xmlns:mc="http://schemas.openxmlformats.org/markup-compatibility/2006" xmlns:aink="http://schemas.microsoft.com/office/drawing/2016/ink" xmlns:am3d="http://schemas.microsoft.com/office/drawing/2017/model3d" xmlns:o="urn:schemas-microsoft-com:office:office" xmlns:r="http://schemas.openxmlformats.org/officeDocument/2006/relationships" xmlns:m="http://schemas.openxmlformats.org/officeDocument/2006/math" xmlns:v="urn:schemas-microsoft-com:vml" xmlns:wp14="http://schemas.microsoft.com/office/word/2010/wordprocessingDrawing" xmlns:wp="http://schemas.openxmlformats.org/drawingml/2006/wordprocessingDrawing" xmlns:w10="urn:schemas-microsoft-com:office:word" xmlns:w="http://schemas.openxmlformats.org/wordprocessingml/2006/main" xmlns:w14="http://schemas.microsoft.com/office/word/2010/wordml" xmlns:w15="http://schemas.microsoft.com/office/word/2012/wordml" xmlns:w16cex="http://schemas.microsoft.com/office/word/2018/wordml/cex" xmlns:w16cid="http://schemas.microsoft.com/office/word/2016/wordml/cid" xmlns:w16="http://schemas.microsoft.com/office/word/2018/wordml" xmlns:w16se="http://schemas.microsoft.com/office/word/2015/wordml/symex" xmlns:wpg="http://schemas.microsoft.com/office/word/2010/wordprocessingGroup" xmlns:wpi="http://schemas.microsoft.com/office/word/2010/wordprocessingInk" xmlns:wne="http://schemas.microsoft.com/office/word/2006/wordml" xmlns:wps="http://schemas.microsoft.com/office/word/2010/wordprocessingShape" mc:Ignorable="w14 w15 w16se w16cid w16 w16cex wp14">
   <w:abstractNum w:abstractNumId="0" w15:restartNumberingAfterBreak="0">
     <w:nsid w:val="FFFFFF89"/>
     <w:multiLevelType w:val="singleLevel"/>
@@ -29824,7 +27825,7 @@
 </file>
 
 <file path=word/styles.xml><?xml version="1.0" encoding="utf-8"?>
-<w:styles xmlns:mc="http://schemas.openxmlformats.org/markup-compatibility/2006" xmlns:r="http://schemas.openxmlformats.org/officeDocument/2006/relationships" xmlns:w="http://schemas.openxmlformats.org/wordprocessingml/2006/main" xmlns:w14="http://schemas.microsoft.com/office/word/2010/wordml" xmlns:w15="http://schemas.microsoft.com/office/word/2012/wordml" xmlns:w16cex="http://schemas.microsoft.com/office/word/2018/wordml/cex" xmlns:w16cid="http://schemas.microsoft.com/office/word/2016/wordml/cid" xmlns:w16="http://schemas.microsoft.com/office/word/2018/wordml" xmlns:w16sdtdh="http://schemas.microsoft.com/office/word/2020/wordml/sdtdatahash" xmlns:w16se="http://schemas.microsoft.com/office/word/2015/wordml/symex" mc:Ignorable="w14 w15 w16se w16cid w16 w16cex w16sdtdh">
+<w:styles xmlns:mc="http://schemas.openxmlformats.org/markup-compatibility/2006" xmlns:r="http://schemas.openxmlformats.org/officeDocument/2006/relationships" xmlns:w="http://schemas.openxmlformats.org/wordprocessingml/2006/main" xmlns:w14="http://schemas.microsoft.com/office/word/2010/wordml" xmlns:w15="http://schemas.microsoft.com/office/word/2012/wordml" xmlns:w16cex="http://schemas.microsoft.com/office/word/2018/wordml/cex" xmlns:w16cid="http://schemas.microsoft.com/office/word/2016/wordml/cid" xmlns:w16="http://schemas.microsoft.com/office/word/2018/wordml" xmlns:w16se="http://schemas.microsoft.com/office/word/2015/wordml/symex" mc:Ignorable="w14 w15 w16se w16cid w16 w16cex">
   <w:docDefaults>
     <w:rPrDefault>
       <w:rPr>
@@ -31702,6 +29703,19 @@
 </file>
 
 <file path=customXml/item2.xml><?xml version="1.0" encoding="utf-8"?>
+<b:Sources xmlns:b="http://schemas.openxmlformats.org/officeDocument/2006/bibliography" xmlns="http://schemas.openxmlformats.org/officeDocument/2006/bibliography" SelectedStyle="\APASixthEditionOfficeOnline.xsl" StyleName="APA" Version="6"/>
+</file>
+
+<file path=customXml/item3.xml><?xml version="1.0" encoding="utf-8"?>
+<?mso-contentType ?>
+<FormTemplates xmlns="http://schemas.microsoft.com/sharepoint/v3/contenttype/forms">
+  <Display>DocumentLibraryForm</Display>
+  <Edit>DocumentLibraryForm</Edit>
+  <New>DocumentLibraryForm</New>
+</FormTemplates>
+</file>
+
+<file path=customXml/item4.xml><?xml version="1.0" encoding="utf-8"?>
 <ct:contentTypeSchema xmlns:ct="http://schemas.microsoft.com/office/2006/metadata/contentType" xmlns:ma="http://schemas.microsoft.com/office/2006/metadata/properties/metaAttributes" ct:_="" ma:_="" ma:contentTypeName="Documento" ma:contentTypeID="0x0101006A81D6BD42E8DF4C91013959704817E1" ma:contentTypeVersion="15" ma:contentTypeDescription="Crear nuevo documento." ma:contentTypeScope="" ma:versionID="bf4f72ffd194f0963ff564daca6869f7">
   <xsd:schema xmlns:xsd="http://www.w3.org/2001/XMLSchema" xmlns:xs="http://www.w3.org/2001/XMLSchema" xmlns:p="http://schemas.microsoft.com/office/2006/metadata/properties" xmlns:ns2="13c90a0b-73bc-4dc0-be5f-28d77b615beb" xmlns:ns3="13c93bba-48ce-428c-bfe5-88b42c19b028" targetNamespace="http://schemas.microsoft.com/office/2006/metadata/properties" ma:root="true" ma:fieldsID="8718d6f4873a5b1392a45044efa78385" ns2:_="" ns3:_="">
     <xsd:import namespace="13c90a0b-73bc-4dc0-be5f-28d77b615beb"/>
@@ -31936,19 +29950,6 @@
 </ct:contentTypeSchema>
 </file>
 
-<file path=customXml/item3.xml><?xml version="1.0" encoding="utf-8"?>
-<?mso-contentType ?>
-<FormTemplates xmlns="http://schemas.microsoft.com/sharepoint/v3/contenttype/forms">
-  <Display>DocumentLibraryForm</Display>
-  <Edit>DocumentLibraryForm</Edit>
-  <New>DocumentLibraryForm</New>
-</FormTemplates>
-</file>
-
-<file path=customXml/item4.xml><?xml version="1.0" encoding="utf-8"?>
-<b:Sources xmlns:b="http://schemas.openxmlformats.org/officeDocument/2006/bibliography" xmlns="http://schemas.openxmlformats.org/officeDocument/2006/bibliography" SelectedStyle="\APASixthEditionOfficeOnline.xsl" StyleName="APA" Version="6"/>
-</file>
-
 <file path=customXml/itemProps1.xml><?xml version="1.0" encoding="utf-8"?>
 <ds:datastoreItem xmlns:ds="http://schemas.openxmlformats.org/officeDocument/2006/customXml" ds:itemID="{1279454D-02BE-4A9C-A117-DCD1573E2608}">
   <ds:schemaRefs>
@@ -31961,6 +29962,22 @@
 </file>
 
 <file path=customXml/itemProps2.xml><?xml version="1.0" encoding="utf-8"?>
+<ds:datastoreItem xmlns:ds="http://schemas.openxmlformats.org/officeDocument/2006/customXml" ds:itemID="{277B3CE0-BEBA-4C1E-8713-77DCDF51EB96}">
+  <ds:schemaRefs>
+    <ds:schemaRef ds:uri="http://schemas.openxmlformats.org/officeDocument/2006/bibliography"/>
+  </ds:schemaRefs>
+</ds:datastoreItem>
+</file>
+
+<file path=customXml/itemProps3.xml><?xml version="1.0" encoding="utf-8"?>
+<ds:datastoreItem xmlns:ds="http://schemas.openxmlformats.org/officeDocument/2006/customXml" ds:itemID="{10663269-2064-4804-8290-36D4A57F5557}">
+  <ds:schemaRefs>
+    <ds:schemaRef ds:uri="http://schemas.microsoft.com/sharepoint/v3/contenttype/forms"/>
+  </ds:schemaRefs>
+</ds:datastoreItem>
+</file>
+
+<file path=customXml/itemProps4.xml><?xml version="1.0" encoding="utf-8"?>
 <ds:datastoreItem xmlns:ds="http://schemas.openxmlformats.org/officeDocument/2006/customXml" ds:itemID="{59065960-E0CA-4804-83B5-320CBCDCC160}">
   <ds:schemaRefs>
     <ds:schemaRef ds:uri="http://schemas.microsoft.com/office/2006/metadata/contentType"/>
@@ -31977,20 +29994,4 @@
     <ds:schemaRef ds:uri="http://schemas.microsoft.com/internal/obd"/>
   </ds:schemaRefs>
 </ds:datastoreItem>
-</file>
-
-<file path=customXml/itemProps3.xml><?xml version="1.0" encoding="utf-8"?>
-<ds:datastoreItem xmlns:ds="http://schemas.openxmlformats.org/officeDocument/2006/customXml" ds:itemID="{10663269-2064-4804-8290-36D4A57F5557}">
-  <ds:schemaRefs>
-    <ds:schemaRef ds:uri="http://schemas.microsoft.com/sharepoint/v3/contenttype/forms"/>
-  </ds:schemaRefs>
-</ds:datastoreItem>
-</file>
-
-<file path=customXml/itemProps4.xml><?xml version="1.0" encoding="utf-8"?>
-<ds:datastoreItem xmlns:ds="http://schemas.openxmlformats.org/officeDocument/2006/customXml" ds:itemID="{277B3CE0-BEBA-4C1E-8713-77DCDF51EB96}">
-  <ds:schemaRefs>
-    <ds:schemaRef ds:uri="http://schemas.openxmlformats.org/officeDocument/2006/bibliography"/>
-  </ds:schemaRefs>
-</ds:datastoreItem>
 </file>
--- a/fuentes/233104_CF03_CFA.docx
+++ b/fuentes/233104_CF03_CFA.docx
@@ -205,7 +205,7 @@
               </wp:anchor>
             </w:drawing>
           </mc:Choice>
-          <mc:Fallback xmlns:oel="http://schemas.microsoft.com/office/2019/extlst" xmlns:w16sdtdh="http://schemas.microsoft.com/office/word/2020/wordml/sdtdatahash">
+          <mc:Fallback xmlns:w16sdtdh="http://schemas.microsoft.com/office/word/2020/wordml/sdtdatahash" xmlns:oel="http://schemas.microsoft.com/office/2019/extlst">
             <w:pict>
               <v:rect w14:anchorId="4C256C62" id="Rectángulo 3" o:spid="_x0000_s1026" alt="&quot;&quot;" style="position:absolute;margin-left:-55.95pt;margin-top:26.4pt;width:613.85pt;height:164.25pt;z-index:-251655168;visibility:visible;mso-wrap-style:square;mso-height-percent:0;mso-wrap-distance-left:9pt;mso-wrap-distance-top:0;mso-wrap-distance-right:9pt;mso-wrap-distance-bottom:0;mso-position-horizontal:absolute;mso-position-horizontal-relative:text;mso-position-vertical:absolute;mso-position-vertical-relative:text;mso-height-percent:0;mso-height-relative:margin;v-text-anchor:middle" o:gfxdata="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" fillcolor="#00314d" stroked="f" strokeweight="1pt"/>
             </w:pict>
@@ -4832,7 +4832,25 @@
           <w:lang w:eastAsia="es-CO"/>
           <w14:ligatures w14:val="none"/>
         </w:rPr>
-        <w:t>Más recientemente surgen las bases de datos NewSQL, que combinan características de escalabilidad propias de NoSQL con las propiedades transaccionales y de consistencia de las bases de datos relacionales tradicionales.</w:t>
+        <w:t xml:space="preserve">Más recientemente surgen las bases de datos </w:t>
+      </w:r>
+      <w:proofErr w:type="spellStart"/>
+      <w:r>
+        <w:rPr>
+          <w:rFonts w:ascii="Calibri" w:eastAsia="Calibri" w:hAnsi="Calibri" w:cs="Times New Roman"/>
+          <w:lang w:eastAsia="es-CO"/>
+          <w14:ligatures w14:val="none"/>
+        </w:rPr>
+        <w:t>NewSQL</w:t>
+      </w:r>
+      <w:proofErr w:type="spellEnd"/>
+      <w:r>
+        <w:rPr>
+          <w:rFonts w:ascii="Calibri" w:eastAsia="Calibri" w:hAnsi="Calibri" w:cs="Times New Roman"/>
+          <w:lang w:eastAsia="es-CO"/>
+          <w14:ligatures w14:val="none"/>
+        </w:rPr>
+        <w:t>, que combinan características de escalabilidad propias de NoSQL con las propiedades transaccionales y de consistencia de las bases de datos relacionales tradicionales.</w:t>
       </w:r>
     </w:p>
     <w:p>
@@ -5225,6 +5243,7 @@
           <w14:ligatures w14:val="none"/>
         </w:rPr>
       </w:pPr>
+      <w:proofErr w:type="spellStart"/>
       <w:r>
         <w:rPr>
           <w:rFonts w:ascii="Calibri" w:eastAsia="Calibri" w:hAnsi="Calibri" w:cs="Times New Roman"/>
@@ -5232,7 +5251,52 @@
           <w14:ligatures w14:val="none"/>
         </w:rPr>
         <w:lastRenderedPageBreak/>
-        <w:t>Silberschatz, Korth y Sudarshan (2020) destacan que las tendencias actuales en bases de datos están orientadas hacia la escalabilidad, el procesamiento distribuido y la administración eficiente de grandes volúmenes de información.</w:t>
+        <w:t>Silberschatz</w:t>
+      </w:r>
+      <w:proofErr w:type="spellEnd"/>
+      <w:r>
+        <w:rPr>
+          <w:rFonts w:ascii="Calibri" w:eastAsia="Calibri" w:hAnsi="Calibri" w:cs="Times New Roman"/>
+          <w:lang w:eastAsia="es-CO"/>
+          <w14:ligatures w14:val="none"/>
+        </w:rPr>
+        <w:t xml:space="preserve">, </w:t>
+      </w:r>
+      <w:proofErr w:type="spellStart"/>
+      <w:r>
+        <w:rPr>
+          <w:rFonts w:ascii="Calibri" w:eastAsia="Calibri" w:hAnsi="Calibri" w:cs="Times New Roman"/>
+          <w:lang w:eastAsia="es-CO"/>
+          <w14:ligatures w14:val="none"/>
+        </w:rPr>
+        <w:t>Korth</w:t>
+      </w:r>
+      <w:proofErr w:type="spellEnd"/>
+      <w:r>
+        <w:rPr>
+          <w:rFonts w:ascii="Calibri" w:eastAsia="Calibri" w:hAnsi="Calibri" w:cs="Times New Roman"/>
+          <w:lang w:eastAsia="es-CO"/>
+          <w14:ligatures w14:val="none"/>
+        </w:rPr>
+        <w:t xml:space="preserve"> y </w:t>
+      </w:r>
+      <w:proofErr w:type="spellStart"/>
+      <w:r>
+        <w:rPr>
+          <w:rFonts w:ascii="Calibri" w:eastAsia="Calibri" w:hAnsi="Calibri" w:cs="Times New Roman"/>
+          <w:lang w:eastAsia="es-CO"/>
+          <w14:ligatures w14:val="none"/>
+        </w:rPr>
+        <w:t>Sudarshan</w:t>
+      </w:r>
+      <w:proofErr w:type="spellEnd"/>
+      <w:r>
+        <w:rPr>
+          <w:rFonts w:ascii="Calibri" w:eastAsia="Calibri" w:hAnsi="Calibri" w:cs="Times New Roman"/>
+          <w:lang w:eastAsia="es-CO"/>
+          <w14:ligatures w14:val="none"/>
+        </w:rPr>
+        <w:t xml:space="preserve"> (2020) destacan que las tendencias actuales en bases de datos están orientadas hacia la escalabilidad, el procesamiento distribuido y la administración eficiente de grandes volúmenes de información.</w:t>
       </w:r>
     </w:p>
     <w:p>
@@ -5507,9 +5571,11 @@
                 <w:rFonts w:eastAsia="Calibri" w:cs="Times New Roman"/>
               </w:rPr>
             </w:pPr>
+            <w:proofErr w:type="spellStart"/>
             <w:r>
               <w:t>Id_cliente</w:t>
             </w:r>
+            <w:proofErr w:type="spellEnd"/>
           </w:p>
         </w:tc>
         <w:tc>
@@ -6867,25 +6933,48 @@
       </w:pPr>
       <w:bookmarkStart w:id="5" w:name="_Toc230282732"/>
       <w:r>
-        <w:t>Bases de datos relacionales, NoSQL y NewSQL</w:t>
+        <w:t xml:space="preserve">Bases de datos relacionales, NoSQL y </w:t>
+      </w:r>
+      <w:proofErr w:type="spellStart"/>
+      <w:r>
+        <w:t>NewSQL</w:t>
       </w:r>
       <w:bookmarkEnd w:id="5"/>
-    </w:p>
-    <w:p>
-      <w:pPr>
-        <w:rPr>
-          <w:rFonts w:ascii="Calibri" w:eastAsia="Calibri" w:hAnsi="Calibri" w:cs="Times New Roman"/>
-          <w:lang w:eastAsia="es-CO"/>
-          <w14:ligatures w14:val="none"/>
-        </w:rPr>
-      </w:pPr>
-      <w:r>
-        <w:rPr>
-          <w:rFonts w:ascii="Calibri" w:eastAsia="Calibri" w:hAnsi="Calibri" w:cs="Times New Roman"/>
-          <w:lang w:eastAsia="es-CO"/>
-          <w14:ligatures w14:val="none"/>
-        </w:rPr>
-        <w:t>Las bases de datos evolucionan constantemente para responder a las necesidades de almacenamiento, procesamiento y administración de información en diferentes entornos tecnológicos. Dependiendo de la estructura de los datos, el volumen de información y los requerimientos de escalabilidad y rendimiento, existen distintos modelos de bases de datos, entre los que se destacan las relacionales, NoSQL y NewSQL.</w:t>
+      <w:proofErr w:type="spellEnd"/>
+    </w:p>
+    <w:p>
+      <w:pPr>
+        <w:rPr>
+          <w:rFonts w:ascii="Calibri" w:eastAsia="Calibri" w:hAnsi="Calibri" w:cs="Times New Roman"/>
+          <w:lang w:eastAsia="es-CO"/>
+          <w14:ligatures w14:val="none"/>
+        </w:rPr>
+      </w:pPr>
+      <w:r>
+        <w:rPr>
+          <w:rFonts w:ascii="Calibri" w:eastAsia="Calibri" w:hAnsi="Calibri" w:cs="Times New Roman"/>
+          <w:lang w:eastAsia="es-CO"/>
+          <w14:ligatures w14:val="none"/>
+        </w:rPr>
+        <w:t xml:space="preserve">Las bases de datos evolucionan constantemente para responder a las necesidades de almacenamiento, procesamiento y administración de información en diferentes entornos tecnológicos. Dependiendo de la estructura de los datos, el volumen de información y los requerimientos de escalabilidad y rendimiento, existen distintos modelos de bases de datos, entre los que se destacan las relacionales, NoSQL y </w:t>
+      </w:r>
+      <w:proofErr w:type="spellStart"/>
+      <w:r>
+        <w:rPr>
+          <w:rFonts w:ascii="Calibri" w:eastAsia="Calibri" w:hAnsi="Calibri" w:cs="Times New Roman"/>
+          <w:lang w:eastAsia="es-CO"/>
+          <w14:ligatures w14:val="none"/>
+        </w:rPr>
+        <w:t>NewSQL</w:t>
+      </w:r>
+      <w:proofErr w:type="spellEnd"/>
+      <w:r>
+        <w:rPr>
+          <w:rFonts w:ascii="Calibri" w:eastAsia="Calibri" w:hAnsi="Calibri" w:cs="Times New Roman"/>
+          <w:lang w:eastAsia="es-CO"/>
+          <w14:ligatures w14:val="none"/>
+        </w:rPr>
+        <w:t>.</w:t>
       </w:r>
     </w:p>
     <w:p>
@@ -6922,23 +7011,17 @@
     </w:p>
     <w:p>
       <w:pPr>
-        <w:pStyle w:val="Prrafodelista"/>
-        <w:numPr>
-          <w:ilvl w:val="0"/>
-          <w:numId w:val="16"/>
-        </w:numPr>
-        <w:rPr>
-          <w:rFonts w:ascii="Calibri" w:eastAsia="Calibri" w:hAnsi="Calibri" w:cs="Times New Roman"/>
-          <w:lang w:eastAsia="es-CO"/>
-          <w14:ligatures w14:val="none"/>
-        </w:rPr>
-      </w:pPr>
-      <w:r>
-        <w:rPr>
-          <w:rFonts w:ascii="Calibri" w:eastAsia="Calibri" w:hAnsi="Calibri" w:cs="Times New Roman"/>
+        <w:rPr>
           <w:b/>
-          <w:lang w:eastAsia="es-CO"/>
-          <w14:ligatures w14:val="none"/>
+          <w:bCs/>
+          <w:lang w:eastAsia="es-CO"/>
+        </w:rPr>
+      </w:pPr>
+      <w:r>
+        <w:rPr>
+          <w:b/>
+          <w:bCs/>
+          <w:lang w:eastAsia="es-CO"/>
         </w:rPr>
         <w:lastRenderedPageBreak/>
         <w:t>Bases de datos relacionales</w:t>
@@ -7215,7 +7298,25 @@
           <w:lang w:eastAsia="es-CO"/>
           <w14:ligatures w14:val="none"/>
         </w:rPr>
-        <w:t>Oracle Database.</w:t>
+        <w:t xml:space="preserve">Oracle </w:t>
+      </w:r>
+      <w:proofErr w:type="spellStart"/>
+      <w:r>
+        <w:rPr>
+          <w:rFonts w:ascii="Calibri" w:eastAsia="Calibri" w:hAnsi="Calibri" w:cs="Times New Roman"/>
+          <w:lang w:eastAsia="es-CO"/>
+          <w14:ligatures w14:val="none"/>
+        </w:rPr>
+        <w:t>Database</w:t>
+      </w:r>
+      <w:proofErr w:type="spellEnd"/>
+      <w:r>
+        <w:rPr>
+          <w:rFonts w:ascii="Calibri" w:eastAsia="Calibri" w:hAnsi="Calibri" w:cs="Times New Roman"/>
+          <w:lang w:eastAsia="es-CO"/>
+          <w14:ligatures w14:val="none"/>
+        </w:rPr>
+        <w:t>.</w:t>
       </w:r>
     </w:p>
     <w:p>
@@ -7308,9 +7409,11 @@
                 <w:rFonts w:eastAsia="Calibri" w:cs="Times New Roman"/>
               </w:rPr>
             </w:pPr>
+            <w:proofErr w:type="spellStart"/>
             <w:r>
               <w:t>Id_cliente</w:t>
             </w:r>
+            <w:proofErr w:type="spellEnd"/>
           </w:p>
         </w:tc>
         <w:tc>
@@ -7490,11 +7593,6 @@
     </w:p>
     <w:p>
       <w:pPr>
-        <w:pStyle w:val="Prrafodelista"/>
-        <w:numPr>
-          <w:ilvl w:val="0"/>
-          <w:numId w:val="16"/>
-        </w:numPr>
         <w:rPr>
           <w:rFonts w:ascii="Calibri" w:eastAsia="Calibri" w:hAnsi="Calibri" w:cs="Times New Roman"/>
           <w:lang w:eastAsia="es-CO"/>
@@ -7550,7 +7648,43 @@
           <w:lang w:eastAsia="es-CO"/>
           <w14:ligatures w14:val="none"/>
         </w:rPr>
-        <w:t>El término NoSQL significa “Not Only SQL”, indicando que estos sistemas pueden utilizar diferentes modelos de almacenamiento distintos al modelo tabular tradicional.</w:t>
+        <w:t>El término NoSQL significa “</w:t>
+      </w:r>
+      <w:proofErr w:type="spellStart"/>
+      <w:r>
+        <w:rPr>
+          <w:rFonts w:ascii="Calibri" w:eastAsia="Calibri" w:hAnsi="Calibri" w:cs="Times New Roman"/>
+          <w:lang w:eastAsia="es-CO"/>
+          <w14:ligatures w14:val="none"/>
+        </w:rPr>
+        <w:t>Not</w:t>
+      </w:r>
+      <w:proofErr w:type="spellEnd"/>
+      <w:r>
+        <w:rPr>
+          <w:rFonts w:ascii="Calibri" w:eastAsia="Calibri" w:hAnsi="Calibri" w:cs="Times New Roman"/>
+          <w:lang w:eastAsia="es-CO"/>
+          <w14:ligatures w14:val="none"/>
+        </w:rPr>
+        <w:t xml:space="preserve"> </w:t>
+      </w:r>
+      <w:proofErr w:type="spellStart"/>
+      <w:r>
+        <w:rPr>
+          <w:rFonts w:ascii="Calibri" w:eastAsia="Calibri" w:hAnsi="Calibri" w:cs="Times New Roman"/>
+          <w:lang w:eastAsia="es-CO"/>
+          <w14:ligatures w14:val="none"/>
+        </w:rPr>
+        <w:t>Only</w:t>
+      </w:r>
+      <w:proofErr w:type="spellEnd"/>
+      <w:r>
+        <w:rPr>
+          <w:rFonts w:ascii="Calibri" w:eastAsia="Calibri" w:hAnsi="Calibri" w:cs="Times New Roman"/>
+          <w:lang w:eastAsia="es-CO"/>
+          <w14:ligatures w14:val="none"/>
+        </w:rPr>
+        <w:t xml:space="preserve"> SQL”, indicando que estos sistemas pueden utilizar diferentes modelos de almacenamiento distintos al modelo tabular tradicional.</w:t>
       </w:r>
     </w:p>
     <w:p>
@@ -7694,6 +7828,7 @@
         </w:rPr>
         <w:t xml:space="preserve">, redes sociales y </w:t>
       </w:r>
+      <w:proofErr w:type="spellStart"/>
       <w:r>
         <w:rPr>
           <w:rStyle w:val="Extranjerismo"/>
@@ -7706,7 +7841,15 @@
           <w:rStyle w:val="Extranjerismo"/>
           <w:lang w:val="es-CO"/>
         </w:rPr>
-        <w:t xml:space="preserve">ig </w:t>
+        <w:t>ig</w:t>
+      </w:r>
+      <w:proofErr w:type="spellEnd"/>
+      <w:r>
+        <w:rPr>
+          <w:rStyle w:val="Extranjerismo"/>
+          <w:lang w:val="es-CO"/>
+        </w:rPr>
+        <w:t xml:space="preserve"> </w:t>
       </w:r>
       <w:r>
         <w:rPr>
@@ -7902,13 +8045,23 @@
           <w14:ligatures w14:val="none"/>
         </w:rPr>
       </w:pPr>
-      <w:r>
-        <w:rPr>
-          <w:rFonts w:ascii="Calibri" w:eastAsia="Calibri" w:hAnsi="Calibri" w:cs="Times New Roman"/>
-          <w:lang w:eastAsia="es-CO"/>
-          <w14:ligatures w14:val="none"/>
-        </w:rPr>
-        <w:t>Cassandra.</w:t>
+      <w:proofErr w:type="spellStart"/>
+      <w:r>
+        <w:rPr>
+          <w:rFonts w:ascii="Calibri" w:eastAsia="Calibri" w:hAnsi="Calibri" w:cs="Times New Roman"/>
+          <w:lang w:eastAsia="es-CO"/>
+          <w14:ligatures w14:val="none"/>
+        </w:rPr>
+        <w:t>Cassandra</w:t>
+      </w:r>
+      <w:proofErr w:type="spellEnd"/>
+      <w:r>
+        <w:rPr>
+          <w:rFonts w:ascii="Calibri" w:eastAsia="Calibri" w:hAnsi="Calibri" w:cs="Times New Roman"/>
+          <w:lang w:eastAsia="es-CO"/>
+          <w14:ligatures w14:val="none"/>
+        </w:rPr>
+        <w:t>.</w:t>
       </w:r>
     </w:p>
     <w:p>
@@ -8156,11 +8309,6 @@
     </w:p>
     <w:p>
       <w:pPr>
-        <w:pStyle w:val="Prrafodelista"/>
-        <w:numPr>
-          <w:ilvl w:val="0"/>
-          <w:numId w:val="16"/>
-        </w:numPr>
         <w:rPr>
           <w:rFonts w:ascii="Calibri" w:eastAsia="Calibri" w:hAnsi="Calibri" w:cs="Times New Roman"/>
           <w:lang w:eastAsia="es-CO"/>
@@ -8174,8 +8322,19 @@
           <w:lang w:eastAsia="es-CO"/>
           <w14:ligatures w14:val="none"/>
         </w:rPr>
-        <w:t>Bases de datos NewSQL</w:t>
-      </w:r>
+        <w:t xml:space="preserve">Bases de datos </w:t>
+      </w:r>
+      <w:proofErr w:type="spellStart"/>
+      <w:r>
+        <w:rPr>
+          <w:rFonts w:ascii="Calibri" w:eastAsia="Calibri" w:hAnsi="Calibri" w:cs="Times New Roman"/>
+          <w:b/>
+          <w:lang w:eastAsia="es-CO"/>
+          <w14:ligatures w14:val="none"/>
+        </w:rPr>
+        <w:t>NewSQL</w:t>
+      </w:r>
+      <w:proofErr w:type="spellEnd"/>
     </w:p>
     <w:p>
       <w:pPr>
@@ -8233,7 +8392,25 @@
           <w:lang w:eastAsia="es-CO"/>
           <w14:ligatures w14:val="none"/>
         </w:rPr>
-        <w:t>Características de las bases de datos NewSQL:</w:t>
+        <w:t xml:space="preserve">Características de las bases de datos </w:t>
+      </w:r>
+      <w:proofErr w:type="spellStart"/>
+      <w:r>
+        <w:rPr>
+          <w:rFonts w:ascii="Calibri" w:eastAsia="Calibri" w:hAnsi="Calibri" w:cs="Times New Roman"/>
+          <w:lang w:eastAsia="es-CO"/>
+          <w14:ligatures w14:val="none"/>
+        </w:rPr>
+        <w:t>NewSQL</w:t>
+      </w:r>
+      <w:proofErr w:type="spellEnd"/>
+      <w:r>
+        <w:rPr>
+          <w:rFonts w:ascii="Calibri" w:eastAsia="Calibri" w:hAnsi="Calibri" w:cs="Times New Roman"/>
+          <w:lang w:eastAsia="es-CO"/>
+          <w14:ligatures w14:val="none"/>
+        </w:rPr>
+        <w:t>:</w:t>
       </w:r>
     </w:p>
     <w:p>
@@ -8360,7 +8537,25 @@
           <w:lang w:eastAsia="es-CO"/>
           <w14:ligatures w14:val="none"/>
         </w:rPr>
-        <w:t>Ejemplos de bases de datos NewSQL:</w:t>
+        <w:t xml:space="preserve">Ejemplos de bases de datos </w:t>
+      </w:r>
+      <w:proofErr w:type="spellStart"/>
+      <w:r>
+        <w:rPr>
+          <w:rFonts w:ascii="Calibri" w:eastAsia="Calibri" w:hAnsi="Calibri" w:cs="Times New Roman"/>
+          <w:lang w:eastAsia="es-CO"/>
+          <w14:ligatures w14:val="none"/>
+        </w:rPr>
+        <w:t>NewSQL</w:t>
+      </w:r>
+      <w:proofErr w:type="spellEnd"/>
+      <w:r>
+        <w:rPr>
+          <w:rFonts w:ascii="Calibri" w:eastAsia="Calibri" w:hAnsi="Calibri" w:cs="Times New Roman"/>
+          <w:lang w:eastAsia="es-CO"/>
+          <w14:ligatures w14:val="none"/>
+        </w:rPr>
+        <w:t>:</w:t>
       </w:r>
     </w:p>
     <w:p>
@@ -8382,7 +8577,25 @@
           <w:lang w:eastAsia="es-CO"/>
           <w14:ligatures w14:val="none"/>
         </w:rPr>
-        <w:t>Google Spanner.</w:t>
+        <w:t xml:space="preserve">Google </w:t>
+      </w:r>
+      <w:proofErr w:type="spellStart"/>
+      <w:r>
+        <w:rPr>
+          <w:rFonts w:ascii="Calibri" w:eastAsia="Calibri" w:hAnsi="Calibri" w:cs="Times New Roman"/>
+          <w:lang w:eastAsia="es-CO"/>
+          <w14:ligatures w14:val="none"/>
+        </w:rPr>
+        <w:t>Spanner</w:t>
+      </w:r>
+      <w:proofErr w:type="spellEnd"/>
+      <w:r>
+        <w:rPr>
+          <w:rFonts w:ascii="Calibri" w:eastAsia="Calibri" w:hAnsi="Calibri" w:cs="Times New Roman"/>
+          <w:lang w:eastAsia="es-CO"/>
+          <w14:ligatures w14:val="none"/>
+        </w:rPr>
+        <w:t>.</w:t>
       </w:r>
     </w:p>
     <w:p>
@@ -8398,13 +8611,23 @@
           <w14:ligatures w14:val="none"/>
         </w:rPr>
       </w:pPr>
-      <w:r>
-        <w:rPr>
-          <w:rFonts w:ascii="Calibri" w:eastAsia="Calibri" w:hAnsi="Calibri" w:cs="Times New Roman"/>
-          <w:lang w:eastAsia="es-CO"/>
-          <w14:ligatures w14:val="none"/>
-        </w:rPr>
-        <w:t>CockroachDB.</w:t>
+      <w:proofErr w:type="spellStart"/>
+      <w:r>
+        <w:rPr>
+          <w:rFonts w:ascii="Calibri" w:eastAsia="Calibri" w:hAnsi="Calibri" w:cs="Times New Roman"/>
+          <w:lang w:eastAsia="es-CO"/>
+          <w14:ligatures w14:val="none"/>
+        </w:rPr>
+        <w:t>CockroachDB</w:t>
+      </w:r>
+      <w:proofErr w:type="spellEnd"/>
+      <w:r>
+        <w:rPr>
+          <w:rFonts w:ascii="Calibri" w:eastAsia="Calibri" w:hAnsi="Calibri" w:cs="Times New Roman"/>
+          <w:lang w:eastAsia="es-CO"/>
+          <w14:ligatures w14:val="none"/>
+        </w:rPr>
+        <w:t>.</w:t>
       </w:r>
     </w:p>
     <w:p>
@@ -8420,13 +8643,23 @@
           <w14:ligatures w14:val="none"/>
         </w:rPr>
       </w:pPr>
-      <w:r>
-        <w:rPr>
-          <w:rFonts w:ascii="Calibri" w:eastAsia="Calibri" w:hAnsi="Calibri" w:cs="Times New Roman"/>
-          <w:lang w:eastAsia="es-CO"/>
-          <w14:ligatures w14:val="none"/>
-        </w:rPr>
-        <w:t>VoltDB.</w:t>
+      <w:proofErr w:type="spellStart"/>
+      <w:r>
+        <w:rPr>
+          <w:rFonts w:ascii="Calibri" w:eastAsia="Calibri" w:hAnsi="Calibri" w:cs="Times New Roman"/>
+          <w:lang w:eastAsia="es-CO"/>
+          <w14:ligatures w14:val="none"/>
+        </w:rPr>
+        <w:t>VoltDB</w:t>
+      </w:r>
+      <w:proofErr w:type="spellEnd"/>
+      <w:r>
+        <w:rPr>
+          <w:rFonts w:ascii="Calibri" w:eastAsia="Calibri" w:hAnsi="Calibri" w:cs="Times New Roman"/>
+          <w:lang w:eastAsia="es-CO"/>
+          <w14:ligatures w14:val="none"/>
+        </w:rPr>
+        <w:t>.</w:t>
       </w:r>
     </w:p>
     <w:p>
@@ -8442,13 +8675,23 @@
           <w14:ligatures w14:val="none"/>
         </w:rPr>
       </w:pPr>
-      <w:r>
-        <w:rPr>
-          <w:rFonts w:ascii="Calibri" w:eastAsia="Calibri" w:hAnsi="Calibri" w:cs="Times New Roman"/>
-          <w:lang w:eastAsia="es-CO"/>
-          <w14:ligatures w14:val="none"/>
-        </w:rPr>
-        <w:t>NuoDB.</w:t>
+      <w:proofErr w:type="spellStart"/>
+      <w:r>
+        <w:rPr>
+          <w:rFonts w:ascii="Calibri" w:eastAsia="Calibri" w:hAnsi="Calibri" w:cs="Times New Roman"/>
+          <w:lang w:eastAsia="es-CO"/>
+          <w14:ligatures w14:val="none"/>
+        </w:rPr>
+        <w:t>NuoDB</w:t>
+      </w:r>
+      <w:proofErr w:type="spellEnd"/>
+      <w:r>
+        <w:rPr>
+          <w:rFonts w:ascii="Calibri" w:eastAsia="Calibri" w:hAnsi="Calibri" w:cs="Times New Roman"/>
+          <w:lang w:eastAsia="es-CO"/>
+          <w14:ligatures w14:val="none"/>
+        </w:rPr>
+        <w:t>.</w:t>
       </w:r>
     </w:p>
     <w:p>
@@ -8484,7 +8727,25 @@
           <w14:ligatures w14:val="none"/>
         </w:rPr>
         <w:lastRenderedPageBreak/>
-        <w:t>Con el propósito de identificar las principales diferencias entre las bases de datos relacionales, NoSQL y NewSQL, a continuación, se presenta una comparación relacionada con su estructura, escalabilidad, manejo de datos y aplicaciones más frecuentes:</w:t>
+        <w:t xml:space="preserve">Con el propósito de identificar las principales diferencias entre las bases de datos relacionales, NoSQL y </w:t>
+      </w:r>
+      <w:proofErr w:type="spellStart"/>
+      <w:r>
+        <w:rPr>
+          <w:rFonts w:ascii="Calibri" w:eastAsia="Calibri" w:hAnsi="Calibri" w:cs="Times New Roman"/>
+          <w:lang w:eastAsia="es-CO"/>
+          <w14:ligatures w14:val="none"/>
+        </w:rPr>
+        <w:t>NewSQL</w:t>
+      </w:r>
+      <w:proofErr w:type="spellEnd"/>
+      <w:r>
+        <w:rPr>
+          <w:rFonts w:ascii="Calibri" w:eastAsia="Calibri" w:hAnsi="Calibri" w:cs="Times New Roman"/>
+          <w:lang w:eastAsia="es-CO"/>
+          <w14:ligatures w14:val="none"/>
+        </w:rPr>
+        <w:t>, a continuación, se presenta una comparación relacionada con su estructura, escalabilidad, manejo de datos y aplicaciones más frecuentes:</w:t>
       </w:r>
     </w:p>
     <w:p>
@@ -8498,8 +8759,16 @@
         <w:rPr>
           <w:lang w:eastAsia="es-CO"/>
         </w:rPr>
-        <w:t>Comparación entre bases de datos relacionales, NoSQL y NewSQL</w:t>
-      </w:r>
+        <w:t xml:space="preserve">Comparación entre bases de datos relacionales, NoSQL y </w:t>
+      </w:r>
+      <w:proofErr w:type="spellStart"/>
+      <w:r>
+        <w:rPr>
+          <w:lang w:eastAsia="es-CO"/>
+        </w:rPr>
+        <w:t>NewSQL</w:t>
+      </w:r>
+      <w:proofErr w:type="spellEnd"/>
     </w:p>
     <w:tbl>
       <w:tblPr>
@@ -8577,9 +8846,11 @@
                 <w:rFonts w:eastAsia="Calibri" w:cs="Times New Roman"/>
               </w:rPr>
             </w:pPr>
+            <w:proofErr w:type="spellStart"/>
             <w:r>
               <w:t>NewSQL</w:t>
             </w:r>
+            <w:proofErr w:type="spellEnd"/>
           </w:p>
         </w:tc>
       </w:tr>
@@ -10601,7 +10872,43 @@
           <w:lang w:eastAsia="es-CO"/>
           <w14:ligatures w14:val="none"/>
         </w:rPr>
-        <w:t>El objetivo del diseño lógico es representar los datos de manera estructurada y coherente, permitiendo establecer las entidades, los atributos y las relaciones que formarán parte de la base de datos. En este nivel se definen elementos importantes como las claves primarias (PK, Primary Key), las claves foráneas (FK, Foreign Key) y las restricciones que garantizan la integridad de la información.</w:t>
+        <w:t xml:space="preserve">El objetivo del diseño lógico es representar los datos de manera estructurada y coherente, permitiendo establecer las entidades, los atributos y las relaciones que formarán parte de la base de datos. En este nivel se definen elementos importantes como las claves primarias (PK, </w:t>
+      </w:r>
+      <w:proofErr w:type="spellStart"/>
+      <w:r>
+        <w:rPr>
+          <w:rFonts w:ascii="Calibri" w:eastAsia="Calibri" w:hAnsi="Calibri" w:cs="Times New Roman"/>
+          <w:lang w:eastAsia="es-CO"/>
+          <w14:ligatures w14:val="none"/>
+        </w:rPr>
+        <w:t>Primary</w:t>
+      </w:r>
+      <w:proofErr w:type="spellEnd"/>
+      <w:r>
+        <w:rPr>
+          <w:rFonts w:ascii="Calibri" w:eastAsia="Calibri" w:hAnsi="Calibri" w:cs="Times New Roman"/>
+          <w:lang w:eastAsia="es-CO"/>
+          <w14:ligatures w14:val="none"/>
+        </w:rPr>
+        <w:t xml:space="preserve"> Key), las claves foráneas (FK, </w:t>
+      </w:r>
+      <w:proofErr w:type="spellStart"/>
+      <w:r>
+        <w:rPr>
+          <w:rFonts w:ascii="Calibri" w:eastAsia="Calibri" w:hAnsi="Calibri" w:cs="Times New Roman"/>
+          <w:lang w:eastAsia="es-CO"/>
+          <w14:ligatures w14:val="none"/>
+        </w:rPr>
+        <w:t>Foreign</w:t>
+      </w:r>
+      <w:proofErr w:type="spellEnd"/>
+      <w:r>
+        <w:rPr>
+          <w:rFonts w:ascii="Calibri" w:eastAsia="Calibri" w:hAnsi="Calibri" w:cs="Times New Roman"/>
+          <w:lang w:eastAsia="es-CO"/>
+          <w14:ligatures w14:val="none"/>
+        </w:rPr>
+        <w:t xml:space="preserve"> Key) y las restricciones que garantizan la integridad de la información.</w:t>
       </w:r>
     </w:p>
     <w:p>
@@ -10766,7 +11073,15 @@
               </w:rPr>
             </w:pPr>
             <w:r>
-              <w:t>Entidad: Aprendiz → atributos: id_aprendiz, nombre, documento, correo.</w:t>
+              <w:t xml:space="preserve">Entidad: Aprendiz → atributos: </w:t>
+            </w:r>
+            <w:proofErr w:type="spellStart"/>
+            <w:r>
+              <w:t>id_aprendiz</w:t>
+            </w:r>
+            <w:proofErr w:type="spellEnd"/>
+            <w:r>
+              <w:t>, nombre, documento, correo.</w:t>
             </w:r>
           </w:p>
         </w:tc>
@@ -10871,8 +11186,13 @@
                 <w:rFonts w:eastAsia="Calibri" w:cs="Times New Roman"/>
               </w:rPr>
             </w:pPr>
-            <w:r>
-              <w:t>id_aprendiz, nombre, documento, correo.</w:t>
+            <w:proofErr w:type="spellStart"/>
+            <w:r>
+              <w:t>id_aprendiz</w:t>
+            </w:r>
+            <w:proofErr w:type="spellEnd"/>
+            <w:r>
+              <w:t>, nombre, documento, correo.</w:t>
             </w:r>
           </w:p>
         </w:tc>
@@ -10921,8 +11241,13 @@
                 <w:rFonts w:eastAsia="Calibri" w:cs="Times New Roman"/>
               </w:rPr>
             </w:pPr>
-            <w:r>
-              <w:t>id_aprendiz (PK).</w:t>
+            <w:proofErr w:type="spellStart"/>
+            <w:r>
+              <w:t>id_aprendiz</w:t>
+            </w:r>
+            <w:proofErr w:type="spellEnd"/>
+            <w:r>
+              <w:t xml:space="preserve"> (PK).</w:t>
             </w:r>
           </w:p>
         </w:tc>
@@ -11170,7 +11495,25 @@
           <w:lang w:eastAsia="es-CO"/>
           <w14:ligatures w14:val="none"/>
         </w:rPr>
-        <w:t>: id_usuario, nombre, correo.</w:t>
+        <w:t xml:space="preserve">: </w:t>
+      </w:r>
+      <w:proofErr w:type="spellStart"/>
+      <w:r>
+        <w:rPr>
+          <w:rFonts w:ascii="Calibri" w:eastAsia="Calibri" w:hAnsi="Calibri" w:cs="Times New Roman"/>
+          <w:lang w:eastAsia="es-CO"/>
+          <w14:ligatures w14:val="none"/>
+        </w:rPr>
+        <w:t>id_usuario</w:t>
+      </w:r>
+      <w:proofErr w:type="spellEnd"/>
+      <w:r>
+        <w:rPr>
+          <w:rFonts w:ascii="Calibri" w:eastAsia="Calibri" w:hAnsi="Calibri" w:cs="Times New Roman"/>
+          <w:lang w:eastAsia="es-CO"/>
+          <w14:ligatures w14:val="none"/>
+        </w:rPr>
+        <w:t>, nombre, correo.</w:t>
       </w:r>
     </w:p>
     <w:p>
@@ -11202,7 +11545,25 @@
           <w:lang w:eastAsia="es-CO"/>
           <w14:ligatures w14:val="none"/>
         </w:rPr>
-        <w:t>: id_libro, titulo, autor.</w:t>
+        <w:t xml:space="preserve">: </w:t>
+      </w:r>
+      <w:proofErr w:type="spellStart"/>
+      <w:r>
+        <w:rPr>
+          <w:rFonts w:ascii="Calibri" w:eastAsia="Calibri" w:hAnsi="Calibri" w:cs="Times New Roman"/>
+          <w:lang w:eastAsia="es-CO"/>
+          <w14:ligatures w14:val="none"/>
+        </w:rPr>
+        <w:t>id_libro</w:t>
+      </w:r>
+      <w:proofErr w:type="spellEnd"/>
+      <w:r>
+        <w:rPr>
+          <w:rFonts w:ascii="Calibri" w:eastAsia="Calibri" w:hAnsi="Calibri" w:cs="Times New Roman"/>
+          <w:lang w:eastAsia="es-CO"/>
+          <w14:ligatures w14:val="none"/>
+        </w:rPr>
+        <w:t>, titulo, autor.</w:t>
       </w:r>
     </w:p>
     <w:p>
@@ -11233,7 +11594,43 @@
           <w:lang w:eastAsia="es-CO"/>
           <w14:ligatures w14:val="none"/>
         </w:rPr>
-        <w:t>: id_prestamo, fecha_prestamo.</w:t>
+        <w:t xml:space="preserve">: </w:t>
+      </w:r>
+      <w:proofErr w:type="spellStart"/>
+      <w:r>
+        <w:rPr>
+          <w:rFonts w:ascii="Calibri" w:eastAsia="Calibri" w:hAnsi="Calibri" w:cs="Times New Roman"/>
+          <w:lang w:eastAsia="es-CO"/>
+          <w14:ligatures w14:val="none"/>
+        </w:rPr>
+        <w:t>id_prestamo</w:t>
+      </w:r>
+      <w:proofErr w:type="spellEnd"/>
+      <w:r>
+        <w:rPr>
+          <w:rFonts w:ascii="Calibri" w:eastAsia="Calibri" w:hAnsi="Calibri" w:cs="Times New Roman"/>
+          <w:lang w:eastAsia="es-CO"/>
+          <w14:ligatures w14:val="none"/>
+        </w:rPr>
+        <w:t xml:space="preserve">, </w:t>
+      </w:r>
+      <w:proofErr w:type="spellStart"/>
+      <w:r>
+        <w:rPr>
+          <w:rFonts w:ascii="Calibri" w:eastAsia="Calibri" w:hAnsi="Calibri" w:cs="Times New Roman"/>
+          <w:lang w:eastAsia="es-CO"/>
+          <w14:ligatures w14:val="none"/>
+        </w:rPr>
+        <w:t>fecha_prestamo</w:t>
+      </w:r>
+      <w:proofErr w:type="spellEnd"/>
+      <w:r>
+        <w:rPr>
+          <w:rFonts w:ascii="Calibri" w:eastAsia="Calibri" w:hAnsi="Calibri" w:cs="Times New Roman"/>
+          <w:lang w:eastAsia="es-CO"/>
+          <w14:ligatures w14:val="none"/>
+        </w:rPr>
+        <w:t>.</w:t>
       </w:r>
     </w:p>
     <w:p>
@@ -11371,8 +11768,13 @@
                 <w:rFonts w:eastAsia="Calibri" w:cs="Times New Roman"/>
               </w:rPr>
             </w:pPr>
-            <w:r>
-              <w:t>id_usuario, nombre, correo.</w:t>
+            <w:proofErr w:type="spellStart"/>
+            <w:r>
+              <w:t>id_usuario</w:t>
+            </w:r>
+            <w:proofErr w:type="spellEnd"/>
+            <w:r>
+              <w:t>, nombre, correo.</w:t>
             </w:r>
           </w:p>
         </w:tc>
@@ -11387,8 +11789,13 @@
                 <w:rFonts w:eastAsia="Calibri" w:cs="Times New Roman"/>
               </w:rPr>
             </w:pPr>
-            <w:r>
-              <w:t>id_usuario (PK).</w:t>
+            <w:proofErr w:type="spellStart"/>
+            <w:r>
+              <w:t>id_usuario</w:t>
+            </w:r>
+            <w:proofErr w:type="spellEnd"/>
+            <w:r>
+              <w:t xml:space="preserve"> (PK).</w:t>
             </w:r>
           </w:p>
         </w:tc>
@@ -11421,8 +11828,13 @@
                 <w:rFonts w:eastAsia="Calibri" w:cs="Times New Roman"/>
               </w:rPr>
             </w:pPr>
-            <w:r>
-              <w:t>id_libro, titulo, autor.</w:t>
+            <w:proofErr w:type="spellStart"/>
+            <w:r>
+              <w:t>id_libro</w:t>
+            </w:r>
+            <w:proofErr w:type="spellEnd"/>
+            <w:r>
+              <w:t>, titulo, autor.</w:t>
             </w:r>
           </w:p>
         </w:tc>
@@ -11437,8 +11849,13 @@
                 <w:rFonts w:eastAsia="Calibri" w:cs="Times New Roman"/>
               </w:rPr>
             </w:pPr>
-            <w:r>
-              <w:t>id_libro (PK).</w:t>
+            <w:proofErr w:type="spellStart"/>
+            <w:r>
+              <w:t>id_libro</w:t>
+            </w:r>
+            <w:proofErr w:type="spellEnd"/>
+            <w:r>
+              <w:t xml:space="preserve"> (PK).</w:t>
             </w:r>
           </w:p>
         </w:tc>
@@ -11458,8 +11875,13 @@
                 <w:rFonts w:eastAsia="Calibri" w:cs="Times New Roman"/>
               </w:rPr>
             </w:pPr>
-            <w:r>
-              <w:t>Prestamo.</w:t>
+            <w:proofErr w:type="spellStart"/>
+            <w:r>
+              <w:t>Prestamo</w:t>
+            </w:r>
+            <w:proofErr w:type="spellEnd"/>
+            <w:r>
+              <w:t>.</w:t>
             </w:r>
           </w:p>
         </w:tc>
@@ -11474,8 +11896,37 @@
                 <w:rFonts w:eastAsia="Calibri" w:cs="Times New Roman"/>
               </w:rPr>
             </w:pPr>
-            <w:r>
-              <w:t>id_prestamo, fecha_prestamo, id_usuario, id_libro.</w:t>
+            <w:proofErr w:type="spellStart"/>
+            <w:r>
+              <w:t>id_prestamo</w:t>
+            </w:r>
+            <w:proofErr w:type="spellEnd"/>
+            <w:r>
+              <w:t xml:space="preserve">, </w:t>
+            </w:r>
+            <w:proofErr w:type="spellStart"/>
+            <w:r>
+              <w:t>fecha_prestamo</w:t>
+            </w:r>
+            <w:proofErr w:type="spellEnd"/>
+            <w:r>
+              <w:t xml:space="preserve">, </w:t>
+            </w:r>
+            <w:proofErr w:type="spellStart"/>
+            <w:r>
+              <w:t>id_usuario</w:t>
+            </w:r>
+            <w:proofErr w:type="spellEnd"/>
+            <w:r>
+              <w:t xml:space="preserve">, </w:t>
+            </w:r>
+            <w:proofErr w:type="spellStart"/>
+            <w:r>
+              <w:t>id_libro</w:t>
+            </w:r>
+            <w:proofErr w:type="spellEnd"/>
+            <w:r>
+              <w:t>.</w:t>
             </w:r>
           </w:p>
         </w:tc>
@@ -11490,8 +11941,13 @@
                 <w:rFonts w:eastAsia="Calibri" w:cs="Times New Roman"/>
               </w:rPr>
             </w:pPr>
-            <w:r>
-              <w:t>id_prestamo (PK).</w:t>
+            <w:proofErr w:type="spellStart"/>
+            <w:r>
+              <w:t>id_prestamo</w:t>
+            </w:r>
+            <w:proofErr w:type="spellEnd"/>
+            <w:r>
+              <w:t xml:space="preserve"> (PK).</w:t>
             </w:r>
           </w:p>
         </w:tc>
@@ -11520,7 +11976,43 @@
           <w:lang w:eastAsia="es-CO"/>
           <w14:ligatures w14:val="none"/>
         </w:rPr>
-        <w:t>En este caso, la tabla Préstamo incluye los campos id_usuario y id_libro, los cuales funcionan como claves foráneas (FK) que permiten relacionar los préstamos con el usuario que realiza el préstamo y con el libro prestado.</w:t>
+        <w:t xml:space="preserve">En este caso, la tabla Préstamo incluye los campos </w:t>
+      </w:r>
+      <w:proofErr w:type="spellStart"/>
+      <w:r>
+        <w:rPr>
+          <w:rFonts w:ascii="Calibri" w:eastAsia="Calibri" w:hAnsi="Calibri" w:cs="Times New Roman"/>
+          <w:lang w:eastAsia="es-CO"/>
+          <w14:ligatures w14:val="none"/>
+        </w:rPr>
+        <w:t>id_usuario</w:t>
+      </w:r>
+      <w:proofErr w:type="spellEnd"/>
+      <w:r>
+        <w:rPr>
+          <w:rFonts w:ascii="Calibri" w:eastAsia="Calibri" w:hAnsi="Calibri" w:cs="Times New Roman"/>
+          <w:lang w:eastAsia="es-CO"/>
+          <w14:ligatures w14:val="none"/>
+        </w:rPr>
+        <w:t xml:space="preserve"> y </w:t>
+      </w:r>
+      <w:proofErr w:type="spellStart"/>
+      <w:r>
+        <w:rPr>
+          <w:rFonts w:ascii="Calibri" w:eastAsia="Calibri" w:hAnsi="Calibri" w:cs="Times New Roman"/>
+          <w:lang w:eastAsia="es-CO"/>
+          <w14:ligatures w14:val="none"/>
+        </w:rPr>
+        <w:t>id_libro</w:t>
+      </w:r>
+      <w:proofErr w:type="spellEnd"/>
+      <w:r>
+        <w:rPr>
+          <w:rFonts w:ascii="Calibri" w:eastAsia="Calibri" w:hAnsi="Calibri" w:cs="Times New Roman"/>
+          <w:lang w:eastAsia="es-CO"/>
+          <w14:ligatures w14:val="none"/>
+        </w:rPr>
+        <w:t>, los cuales funcionan como claves foráneas (FK) que permiten relacionar los préstamos con el usuario que realiza el préstamo y con el libro prestado.</w:t>
       </w:r>
     </w:p>
     <w:p>
@@ -11986,9 +12478,11 @@
                 <w:rFonts w:eastAsia="Calibri" w:cs="Times New Roman"/>
               </w:rPr>
             </w:pPr>
+            <w:proofErr w:type="spellStart"/>
             <w:r>
               <w:t>id_usuario</w:t>
             </w:r>
+            <w:proofErr w:type="spellEnd"/>
           </w:p>
         </w:tc>
         <w:tc>
@@ -12145,9 +12639,11 @@
                 <w:rFonts w:eastAsia="Calibri" w:cs="Times New Roman"/>
               </w:rPr>
             </w:pPr>
+            <w:proofErr w:type="spellStart"/>
             <w:r>
               <w:t>fecha_registro</w:t>
             </w:r>
+            <w:proofErr w:type="spellEnd"/>
           </w:p>
         </w:tc>
         <w:tc>
@@ -12742,8 +13238,29 @@
                 <w:rFonts w:eastAsia="Calibri" w:cs="Times New Roman"/>
               </w:rPr>
             </w:pPr>
-            <w:r>
-              <w:t>id_usuario, nombre_usuario, libro, autor_libro.</w:t>
+            <w:proofErr w:type="spellStart"/>
+            <w:r>
+              <w:t>id_usuario</w:t>
+            </w:r>
+            <w:proofErr w:type="spellEnd"/>
+            <w:r>
+              <w:t xml:space="preserve">, </w:t>
+            </w:r>
+            <w:proofErr w:type="spellStart"/>
+            <w:r>
+              <w:t>nombre_usuario</w:t>
+            </w:r>
+            <w:proofErr w:type="spellEnd"/>
+            <w:r>
+              <w:t xml:space="preserve">, libro, </w:t>
+            </w:r>
+            <w:proofErr w:type="spellStart"/>
+            <w:r>
+              <w:t>autor_libro</w:t>
+            </w:r>
+            <w:proofErr w:type="spellEnd"/>
+            <w:r>
+              <w:t>.</w:t>
             </w:r>
           </w:p>
         </w:tc>
@@ -12884,8 +13401,21 @@
                 <w:rFonts w:eastAsia="Calibri" w:cs="Times New Roman"/>
               </w:rPr>
             </w:pPr>
-            <w:r>
-              <w:t>id_usuario (PK), nombre_usuario.</w:t>
+            <w:proofErr w:type="spellStart"/>
+            <w:r>
+              <w:t>id_usuario</w:t>
+            </w:r>
+            <w:proofErr w:type="spellEnd"/>
+            <w:r>
+              <w:t xml:space="preserve"> (PK), </w:t>
+            </w:r>
+            <w:proofErr w:type="spellStart"/>
+            <w:r>
+              <w:t>nombre_usuario</w:t>
+            </w:r>
+            <w:proofErr w:type="spellEnd"/>
+            <w:r>
+              <w:t>.</w:t>
             </w:r>
           </w:p>
         </w:tc>
@@ -12993,8 +13523,13 @@
                 <w:rFonts w:eastAsia="Calibri" w:cs="Times New Roman"/>
               </w:rPr>
             </w:pPr>
-            <w:r>
-              <w:t>id_libro (PK), titulo, autor.</w:t>
+            <w:proofErr w:type="spellStart"/>
+            <w:r>
+              <w:t>id_libro</w:t>
+            </w:r>
+            <w:proofErr w:type="spellEnd"/>
+            <w:r>
+              <w:t xml:space="preserve"> (PK), titulo, autor.</w:t>
             </w:r>
           </w:p>
         </w:tc>
@@ -13070,8 +13605,13 @@
               </w:rPr>
             </w:pPr>
             <w:r>
-              <w:t>Tabla Prestamo</w:t>
-            </w:r>
+              <w:t xml:space="preserve">Tabla </w:t>
+            </w:r>
+            <w:proofErr w:type="spellStart"/>
+            <w:r>
+              <w:t>Prestamo</w:t>
+            </w:r>
+            <w:proofErr w:type="spellEnd"/>
           </w:p>
         </w:tc>
         <w:tc>
@@ -13106,8 +13646,13 @@
                 <w:rFonts w:eastAsia="Calibri" w:cs="Times New Roman"/>
               </w:rPr>
             </w:pPr>
-            <w:r>
-              <w:t>Prestamo.</w:t>
+            <w:proofErr w:type="spellStart"/>
+            <w:r>
+              <w:t>Prestamo</w:t>
+            </w:r>
+            <w:proofErr w:type="spellEnd"/>
+            <w:r>
+              <w:t>.</w:t>
             </w:r>
           </w:p>
         </w:tc>
@@ -13122,8 +13667,29 @@
                 <w:rFonts w:eastAsia="Calibri" w:cs="Times New Roman"/>
               </w:rPr>
             </w:pPr>
-            <w:r>
-              <w:t>id_prestamo (PK), id_usuario, id_libro.</w:t>
+            <w:proofErr w:type="spellStart"/>
+            <w:r>
+              <w:t>id_prestamo</w:t>
+            </w:r>
+            <w:proofErr w:type="spellEnd"/>
+            <w:r>
+              <w:t xml:space="preserve"> (PK), </w:t>
+            </w:r>
+            <w:proofErr w:type="spellStart"/>
+            <w:r>
+              <w:t>id_usuario</w:t>
+            </w:r>
+            <w:proofErr w:type="spellEnd"/>
+            <w:r>
+              <w:t xml:space="preserve">, </w:t>
+            </w:r>
+            <w:proofErr w:type="spellStart"/>
+            <w:r>
+              <w:t>id_libro</w:t>
+            </w:r>
+            <w:proofErr w:type="spellEnd"/>
+            <w:r>
+              <w:t>.</w:t>
             </w:r>
           </w:p>
         </w:tc>
@@ -13455,7 +14021,27 @@
           <w:lang w:eastAsia="es-CO"/>
           <w14:ligatures w14:val="none"/>
         </w:rPr>
-        <w:t>La llave primaria (Primary Key - PK)</w:t>
+        <w:t>La llave primaria (</w:t>
+      </w:r>
+      <w:proofErr w:type="spellStart"/>
+      <w:r>
+        <w:rPr>
+          <w:rFonts w:ascii="Calibri" w:eastAsia="Calibri" w:hAnsi="Calibri" w:cs="Times New Roman"/>
+          <w:b/>
+          <w:lang w:eastAsia="es-CO"/>
+          <w14:ligatures w14:val="none"/>
+        </w:rPr>
+        <w:t>Primary</w:t>
+      </w:r>
+      <w:proofErr w:type="spellEnd"/>
+      <w:r>
+        <w:rPr>
+          <w:rFonts w:ascii="Calibri" w:eastAsia="Calibri" w:hAnsi="Calibri" w:cs="Times New Roman"/>
+          <w:b/>
+          <w:lang w:eastAsia="es-CO"/>
+          <w14:ligatures w14:val="none"/>
+        </w:rPr>
+        <w:t xml:space="preserve"> Key - PK)</w:t>
       </w:r>
     </w:p>
     <w:p>
@@ -13488,7 +14074,25 @@
           <w:lang w:eastAsia="es-CO"/>
           <w14:ligatures w14:val="none"/>
         </w:rPr>
-        <w:t xml:space="preserve"> cada registro dentro de una tabla. Sus valores no pueden repetirse ni ser nulos. Por ejemplo, en una tabla llamada Usuario, el campo id_usuario puede funcionar como ll</w:t>
+        <w:t xml:space="preserve"> cada registro dentro de una tabla. Sus valores no pueden repetirse ni ser nulos. Por ejemplo, en una tabla llamada Usuario, el campo </w:t>
+      </w:r>
+      <w:proofErr w:type="spellStart"/>
+      <w:r>
+        <w:rPr>
+          <w:rFonts w:ascii="Calibri" w:eastAsia="Calibri" w:hAnsi="Calibri" w:cs="Times New Roman"/>
+          <w:lang w:eastAsia="es-CO"/>
+          <w14:ligatures w14:val="none"/>
+        </w:rPr>
+        <w:t>id_usuario</w:t>
+      </w:r>
+      <w:proofErr w:type="spellEnd"/>
+      <w:r>
+        <w:rPr>
+          <w:rFonts w:ascii="Calibri" w:eastAsia="Calibri" w:hAnsi="Calibri" w:cs="Times New Roman"/>
+          <w:lang w:eastAsia="es-CO"/>
+          <w14:ligatures w14:val="none"/>
+        </w:rPr>
+        <w:t xml:space="preserve"> puede funcionar como ll</w:t>
       </w:r>
       <w:r>
         <w:rPr>
@@ -13537,6 +14141,7 @@
           <w14:ligatures w14:val="none"/>
         </w:rPr>
       </w:pPr>
+      <w:proofErr w:type="spellStart"/>
       <w:r>
         <w:rPr>
           <w:rFonts w:ascii="Calibri" w:eastAsia="Calibri" w:hAnsi="Calibri" w:cs="Times New Roman"/>
@@ -13544,8 +14149,9 @@
           <w:lang w:val="en-US" w:eastAsia="es-CO"/>
           <w14:ligatures w14:val="none"/>
         </w:rPr>
-        <w:t xml:space="preserve">Llave </w:t>
-      </w:r>
+        <w:t>Llave</w:t>
+      </w:r>
+      <w:proofErr w:type="spellEnd"/>
       <w:r>
         <w:rPr>
           <w:rFonts w:ascii="Calibri" w:eastAsia="Calibri" w:hAnsi="Calibri" w:cs="Times New Roman"/>
@@ -13553,8 +14159,9 @@
           <w:lang w:val="en-US" w:eastAsia="es-CO"/>
           <w14:ligatures w14:val="none"/>
         </w:rPr>
-        <w:t>foránea</w:t>
-      </w:r>
+        <w:t xml:space="preserve"> </w:t>
+      </w:r>
+      <w:proofErr w:type="spellStart"/>
       <w:r>
         <w:rPr>
           <w:rFonts w:ascii="Calibri" w:eastAsia="Calibri" w:hAnsi="Calibri" w:cs="Times New Roman"/>
@@ -13562,6 +14169,16 @@
           <w:lang w:val="en-US" w:eastAsia="es-CO"/>
           <w14:ligatures w14:val="none"/>
         </w:rPr>
+        <w:t>foránea</w:t>
+      </w:r>
+      <w:proofErr w:type="spellEnd"/>
+      <w:r>
+        <w:rPr>
+          <w:rFonts w:ascii="Calibri" w:eastAsia="Calibri" w:hAnsi="Calibri" w:cs="Times New Roman"/>
+          <w:b/>
+          <w:lang w:val="en-US" w:eastAsia="es-CO"/>
+          <w14:ligatures w14:val="none"/>
+        </w:rPr>
         <w:t xml:space="preserve"> (Foreign Key - FK)</w:t>
       </w:r>
     </w:p>
@@ -13597,6 +14214,7 @@
         </w:rPr>
         <w:t xml:space="preserve"> entre dos tablas. Este campo hace referencia a la llave primaria de otra tabla, permitiendo conectar la información almacenada en diferentes entidades. Por ejemplo, en una tabla llamado </w:t>
       </w:r>
+      <w:proofErr w:type="spellStart"/>
       <w:r>
         <w:rPr>
           <w:rFonts w:ascii="Calibri" w:eastAsia="Calibri" w:hAnsi="Calibri" w:cs="Times New Roman"/>
@@ -13621,13 +14239,32 @@
         </w:rPr>
         <w:t>stamo</w:t>
       </w:r>
-      <w:r>
-        <w:rPr>
-          <w:rFonts w:ascii="Calibri" w:eastAsia="Calibri" w:hAnsi="Calibri" w:cs="Times New Roman"/>
-          <w:lang w:eastAsia="es-CO"/>
-          <w14:ligatures w14:val="none"/>
-        </w:rPr>
-        <w:t xml:space="preserve">, el campo id_usuario puede funcionar como llave </w:t>
+      <w:proofErr w:type="spellEnd"/>
+      <w:r>
+        <w:rPr>
+          <w:rFonts w:ascii="Calibri" w:eastAsia="Calibri" w:hAnsi="Calibri" w:cs="Times New Roman"/>
+          <w:lang w:eastAsia="es-CO"/>
+          <w14:ligatures w14:val="none"/>
+        </w:rPr>
+        <w:t xml:space="preserve">, el campo </w:t>
+      </w:r>
+      <w:proofErr w:type="spellStart"/>
+      <w:r>
+        <w:rPr>
+          <w:rFonts w:ascii="Calibri" w:eastAsia="Calibri" w:hAnsi="Calibri" w:cs="Times New Roman"/>
+          <w:lang w:eastAsia="es-CO"/>
+          <w14:ligatures w14:val="none"/>
+        </w:rPr>
+        <w:t>id_usuario</w:t>
+      </w:r>
+      <w:proofErr w:type="spellEnd"/>
+      <w:r>
+        <w:rPr>
+          <w:rFonts w:ascii="Calibri" w:eastAsia="Calibri" w:hAnsi="Calibri" w:cs="Times New Roman"/>
+          <w:lang w:eastAsia="es-CO"/>
+          <w14:ligatures w14:val="none"/>
+        </w:rPr>
+        <w:t xml:space="preserve"> puede funcionar como llave </w:t>
       </w:r>
       <w:r>
         <w:rPr>
@@ -13643,7 +14280,25 @@
           <w:lang w:eastAsia="es-CO"/>
           <w14:ligatures w14:val="none"/>
         </w:rPr>
-        <w:t xml:space="preserve"> que hace referencia al id_usuario de la tabla Usuario.</w:t>
+        <w:t xml:space="preserve"> que hace referencia al </w:t>
+      </w:r>
+      <w:proofErr w:type="spellStart"/>
+      <w:r>
+        <w:rPr>
+          <w:rFonts w:ascii="Calibri" w:eastAsia="Calibri" w:hAnsi="Calibri" w:cs="Times New Roman"/>
+          <w:lang w:eastAsia="es-CO"/>
+          <w14:ligatures w14:val="none"/>
+        </w:rPr>
+        <w:t>id_usuario</w:t>
+      </w:r>
+      <w:proofErr w:type="spellEnd"/>
+      <w:r>
+        <w:rPr>
+          <w:rFonts w:ascii="Calibri" w:eastAsia="Calibri" w:hAnsi="Calibri" w:cs="Times New Roman"/>
+          <w:lang w:eastAsia="es-CO"/>
+          <w14:ligatures w14:val="none"/>
+        </w:rPr>
+        <w:t xml:space="preserve"> de la tabla Usuario.</w:t>
       </w:r>
     </w:p>
     <w:p>
@@ -13793,8 +14448,13 @@
                 <w:rFonts w:eastAsia="Calibri" w:cs="Times New Roman"/>
               </w:rPr>
             </w:pPr>
-            <w:r>
-              <w:t>id_usuario, nombre, correo</w:t>
+            <w:proofErr w:type="spellStart"/>
+            <w:r>
+              <w:t>id_usuario</w:t>
+            </w:r>
+            <w:proofErr w:type="spellEnd"/>
+            <w:r>
+              <w:t>, nombre, correo</w:t>
             </w:r>
           </w:p>
         </w:tc>
@@ -13809,8 +14469,13 @@
                 <w:rFonts w:eastAsia="Calibri" w:cs="Times New Roman"/>
               </w:rPr>
             </w:pPr>
-            <w:r>
-              <w:t>id_usuario (PK).</w:t>
+            <w:proofErr w:type="spellStart"/>
+            <w:r>
+              <w:t>id_usuario</w:t>
+            </w:r>
+            <w:proofErr w:type="spellEnd"/>
+            <w:r>
+              <w:t xml:space="preserve"> (PK).</w:t>
             </w:r>
           </w:p>
         </w:tc>
@@ -13862,8 +14527,13 @@
                 <w:rFonts w:eastAsia="Calibri" w:cs="Times New Roman"/>
               </w:rPr>
             </w:pPr>
-            <w:r>
-              <w:t>id_libro, titulo, autor</w:t>
+            <w:proofErr w:type="spellStart"/>
+            <w:r>
+              <w:t>id_libro</w:t>
+            </w:r>
+            <w:proofErr w:type="spellEnd"/>
+            <w:r>
+              <w:t>, titulo, autor</w:t>
             </w:r>
           </w:p>
         </w:tc>
@@ -13878,8 +14548,13 @@
                 <w:rFonts w:eastAsia="Calibri" w:cs="Times New Roman"/>
               </w:rPr>
             </w:pPr>
-            <w:r>
-              <w:t>id_libro (PK).</w:t>
+            <w:proofErr w:type="spellStart"/>
+            <w:r>
+              <w:t>id_libro</w:t>
+            </w:r>
+            <w:proofErr w:type="spellEnd"/>
+            <w:r>
+              <w:t xml:space="preserve"> (PK).</w:t>
             </w:r>
           </w:p>
         </w:tc>
@@ -13912,10 +14587,12 @@
             <w:pPr>
               <w:pStyle w:val="TextoTablas"/>
             </w:pPr>
+            <w:proofErr w:type="spellStart"/>
             <w:r>
               <w:lastRenderedPageBreak/>
               <w:t>Prestamo</w:t>
             </w:r>
+            <w:proofErr w:type="spellEnd"/>
             <w:r>
               <w:t>.</w:t>
             </w:r>
@@ -13929,9 +14606,35 @@
             <w:pPr>
               <w:pStyle w:val="TextoTablas"/>
             </w:pPr>
-            <w:r>
-              <w:t>id_prestamo, fecha_prestamo, id_usuario, id_libro</w:t>
-            </w:r>
+            <w:proofErr w:type="spellStart"/>
+            <w:r>
+              <w:t>id_prestamo</w:t>
+            </w:r>
+            <w:proofErr w:type="spellEnd"/>
+            <w:r>
+              <w:t xml:space="preserve">, </w:t>
+            </w:r>
+            <w:proofErr w:type="spellStart"/>
+            <w:r>
+              <w:t>fecha_prestamo</w:t>
+            </w:r>
+            <w:proofErr w:type="spellEnd"/>
+            <w:r>
+              <w:t xml:space="preserve">, </w:t>
+            </w:r>
+            <w:proofErr w:type="spellStart"/>
+            <w:r>
+              <w:t>id_usuario</w:t>
+            </w:r>
+            <w:proofErr w:type="spellEnd"/>
+            <w:r>
+              <w:t xml:space="preserve">, </w:t>
+            </w:r>
+            <w:proofErr w:type="spellStart"/>
+            <w:r>
+              <w:t>id_libro</w:t>
+            </w:r>
+            <w:proofErr w:type="spellEnd"/>
           </w:p>
         </w:tc>
         <w:tc>
@@ -13942,8 +14645,13 @@
             <w:pPr>
               <w:pStyle w:val="TextoTablas"/>
             </w:pPr>
-            <w:r>
-              <w:t>id_prestamo (PK).</w:t>
+            <w:proofErr w:type="spellStart"/>
+            <w:r>
+              <w:t>id_prestamo</w:t>
+            </w:r>
+            <w:proofErr w:type="spellEnd"/>
+            <w:r>
+              <w:t xml:space="preserve"> (PK).</w:t>
             </w:r>
           </w:p>
         </w:tc>
@@ -13955,8 +14663,21 @@
             <w:pPr>
               <w:pStyle w:val="TextoTablas"/>
             </w:pPr>
-            <w:r>
-              <w:t>id_usuario (FK), id_libro (FK).</w:t>
+            <w:proofErr w:type="spellStart"/>
+            <w:r>
+              <w:t>id_usuario</w:t>
+            </w:r>
+            <w:proofErr w:type="spellEnd"/>
+            <w:r>
+              <w:t xml:space="preserve"> (FK), </w:t>
+            </w:r>
+            <w:proofErr w:type="spellStart"/>
+            <w:r>
+              <w:t>id_libro</w:t>
+            </w:r>
+            <w:proofErr w:type="spellEnd"/>
+            <w:r>
+              <w:t xml:space="preserve"> (FK).</w:t>
             </w:r>
           </w:p>
         </w:tc>
@@ -14096,7 +14817,25 @@
           <w:lang w:eastAsia="es-CO"/>
           <w14:ligatures w14:val="none"/>
         </w:rPr>
-        <w:t xml:space="preserve">stablece que cada registro dentro de una tabla debe ser identificado de manera única mediante una llave primaria (Primary Key o PK). Esto significa que el valor de la </w:t>
+        <w:t>stablece que cada registro dentro de una tabla debe ser identificado de manera única mediante una llave primaria (</w:t>
+      </w:r>
+      <w:proofErr w:type="spellStart"/>
+      <w:r>
+        <w:rPr>
+          <w:rFonts w:ascii="Calibri" w:eastAsia="Calibri" w:hAnsi="Calibri" w:cs="Times New Roman"/>
+          <w:lang w:eastAsia="es-CO"/>
+          <w14:ligatures w14:val="none"/>
+        </w:rPr>
+        <w:t>Primary</w:t>
+      </w:r>
+      <w:proofErr w:type="spellEnd"/>
+      <w:r>
+        <w:rPr>
+          <w:rFonts w:ascii="Calibri" w:eastAsia="Calibri" w:hAnsi="Calibri" w:cs="Times New Roman"/>
+          <w:lang w:eastAsia="es-CO"/>
+          <w14:ligatures w14:val="none"/>
+        </w:rPr>
+        <w:t xml:space="preserve"> Key o PK). Esto significa que el valor de la </w:t>
       </w:r>
       <w:r>
         <w:rPr>
@@ -14122,7 +14861,25 @@
           <w:lang w:eastAsia="es-CO"/>
           <w14:ligatures w14:val="none"/>
         </w:rPr>
-        <w:t>Por ejemplo, en una tabla llamada Usuario, el atributo id_usuario puede utilizarse como llave primaria. De esta manera, cada usuario tendrá un identificador único dentro de la base de datos, lo que permite evitar duplicidad de registros y facilita la organización de la información.</w:t>
+        <w:t xml:space="preserve">Por ejemplo, en una tabla llamada Usuario, el atributo </w:t>
+      </w:r>
+      <w:proofErr w:type="spellStart"/>
+      <w:r>
+        <w:rPr>
+          <w:rFonts w:ascii="Calibri" w:eastAsia="Calibri" w:hAnsi="Calibri" w:cs="Times New Roman"/>
+          <w:lang w:eastAsia="es-CO"/>
+          <w14:ligatures w14:val="none"/>
+        </w:rPr>
+        <w:t>id_usuario</w:t>
+      </w:r>
+      <w:proofErr w:type="spellEnd"/>
+      <w:r>
+        <w:rPr>
+          <w:rFonts w:ascii="Calibri" w:eastAsia="Calibri" w:hAnsi="Calibri" w:cs="Times New Roman"/>
+          <w:lang w:eastAsia="es-CO"/>
+          <w14:ligatures w14:val="none"/>
+        </w:rPr>
+        <w:t xml:space="preserve"> puede utilizarse como llave primaria. De esta manera, cada usuario tendrá un identificador único dentro de la base de datos, lo que permite evitar duplicidad de registros y facilita la organización de la información.</w:t>
       </w:r>
     </w:p>
     <w:p>
@@ -14170,7 +14927,25 @@
           <w:lang w:eastAsia="es-CO"/>
           <w14:ligatures w14:val="none"/>
         </w:rPr>
-        <w:t>arantiza la coherencia de las relaciones entre las tablas de una base de datos. Este principio se cumple mediante el uso de llaves foráneas (Foreign Key o FK), las cuales permiten conectar registros de diferentes tablas.</w:t>
+        <w:t>arantiza la coherencia de las relaciones entre las tablas de una base de datos. Este principio se cumple mediante el uso de llaves foráneas (</w:t>
+      </w:r>
+      <w:proofErr w:type="spellStart"/>
+      <w:r>
+        <w:rPr>
+          <w:rFonts w:ascii="Calibri" w:eastAsia="Calibri" w:hAnsi="Calibri" w:cs="Times New Roman"/>
+          <w:lang w:eastAsia="es-CO"/>
+          <w14:ligatures w14:val="none"/>
+        </w:rPr>
+        <w:t>Foreign</w:t>
+      </w:r>
+      <w:proofErr w:type="spellEnd"/>
+      <w:r>
+        <w:rPr>
+          <w:rFonts w:ascii="Calibri" w:eastAsia="Calibri" w:hAnsi="Calibri" w:cs="Times New Roman"/>
+          <w:lang w:eastAsia="es-CO"/>
+          <w14:ligatures w14:val="none"/>
+        </w:rPr>
+        <w:t xml:space="preserve"> Key o FK), las cuales permiten conectar registros de diferentes tablas.</w:t>
       </w:r>
     </w:p>
     <w:p>
@@ -14204,7 +14979,61 @@
           <w:lang w:eastAsia="es-CO"/>
           <w14:ligatures w14:val="none"/>
         </w:rPr>
-        <w:t>Por ejemplo, en una tabla Prestamo pueden existir los atributos id_usuario e id_libro como llaves foráneas. Estos valores deben corresponder a usuarios y libros previamente registrados en las tablas Usuario y Libro. De esta forma se evita registrar préstamos asociados a usuarios o libros inexistentes.</w:t>
+        <w:t xml:space="preserve">Por ejemplo, en una tabla </w:t>
+      </w:r>
+      <w:proofErr w:type="spellStart"/>
+      <w:r>
+        <w:rPr>
+          <w:rFonts w:ascii="Calibri" w:eastAsia="Calibri" w:hAnsi="Calibri" w:cs="Times New Roman"/>
+          <w:lang w:eastAsia="es-CO"/>
+          <w14:ligatures w14:val="none"/>
+        </w:rPr>
+        <w:t>Prestamo</w:t>
+      </w:r>
+      <w:proofErr w:type="spellEnd"/>
+      <w:r>
+        <w:rPr>
+          <w:rFonts w:ascii="Calibri" w:eastAsia="Calibri" w:hAnsi="Calibri" w:cs="Times New Roman"/>
+          <w:lang w:eastAsia="es-CO"/>
+          <w14:ligatures w14:val="none"/>
+        </w:rPr>
+        <w:t xml:space="preserve"> pueden existir los atributos </w:t>
+      </w:r>
+      <w:proofErr w:type="spellStart"/>
+      <w:r>
+        <w:rPr>
+          <w:rFonts w:ascii="Calibri" w:eastAsia="Calibri" w:hAnsi="Calibri" w:cs="Times New Roman"/>
+          <w:lang w:eastAsia="es-CO"/>
+          <w14:ligatures w14:val="none"/>
+        </w:rPr>
+        <w:t>id_usuario</w:t>
+      </w:r>
+      <w:proofErr w:type="spellEnd"/>
+      <w:r>
+        <w:rPr>
+          <w:rFonts w:ascii="Calibri" w:eastAsia="Calibri" w:hAnsi="Calibri" w:cs="Times New Roman"/>
+          <w:lang w:eastAsia="es-CO"/>
+          <w14:ligatures w14:val="none"/>
+        </w:rPr>
+        <w:t xml:space="preserve"> e </w:t>
+      </w:r>
+      <w:proofErr w:type="spellStart"/>
+      <w:r>
+        <w:rPr>
+          <w:rFonts w:ascii="Calibri" w:eastAsia="Calibri" w:hAnsi="Calibri" w:cs="Times New Roman"/>
+          <w:lang w:eastAsia="es-CO"/>
+          <w14:ligatures w14:val="none"/>
+        </w:rPr>
+        <w:t>id_libro</w:t>
+      </w:r>
+      <w:proofErr w:type="spellEnd"/>
+      <w:r>
+        <w:rPr>
+          <w:rFonts w:ascii="Calibri" w:eastAsia="Calibri" w:hAnsi="Calibri" w:cs="Times New Roman"/>
+          <w:lang w:eastAsia="es-CO"/>
+          <w14:ligatures w14:val="none"/>
+        </w:rPr>
+        <w:t xml:space="preserve"> como llaves foráneas. Estos valores deben corresponder a usuarios y libros previamente registrados en las tablas Usuario y Libro. De esta forma se evita registrar préstamos asociados a usuarios o libros inexistentes.</w:t>
       </w:r>
     </w:p>
     <w:p>
@@ -14526,7 +15355,61 @@
           <w:lang w:eastAsia="es-CO"/>
           <w14:ligatures w14:val="none"/>
         </w:rPr>
-        <w:t>La manipulación de bases de datos se realiza mediante lenguajes especializados que permiten definir, administrar y consultar la información almacenada en los sistemas gestores de bases de datos. Estos lenguajes forman parte del Structured Query Language (SQL), ampliamente utilizado para interactuar con bases de datos relacionales.</w:t>
+        <w:t xml:space="preserve">La manipulación de bases de datos se realiza mediante lenguajes especializados que permiten definir, administrar y consultar la información almacenada en los sistemas gestores de bases de datos. Estos lenguajes forman parte del </w:t>
+      </w:r>
+      <w:proofErr w:type="spellStart"/>
+      <w:r>
+        <w:rPr>
+          <w:rFonts w:ascii="Calibri" w:eastAsia="Calibri" w:hAnsi="Calibri" w:cs="Times New Roman"/>
+          <w:lang w:eastAsia="es-CO"/>
+          <w14:ligatures w14:val="none"/>
+        </w:rPr>
+        <w:t>Structured</w:t>
+      </w:r>
+      <w:proofErr w:type="spellEnd"/>
+      <w:r>
+        <w:rPr>
+          <w:rFonts w:ascii="Calibri" w:eastAsia="Calibri" w:hAnsi="Calibri" w:cs="Times New Roman"/>
+          <w:lang w:eastAsia="es-CO"/>
+          <w14:ligatures w14:val="none"/>
+        </w:rPr>
+        <w:t xml:space="preserve"> </w:t>
+      </w:r>
+      <w:proofErr w:type="spellStart"/>
+      <w:r>
+        <w:rPr>
+          <w:rFonts w:ascii="Calibri" w:eastAsia="Calibri" w:hAnsi="Calibri" w:cs="Times New Roman"/>
+          <w:lang w:eastAsia="es-CO"/>
+          <w14:ligatures w14:val="none"/>
+        </w:rPr>
+        <w:t>Query</w:t>
+      </w:r>
+      <w:proofErr w:type="spellEnd"/>
+      <w:r>
+        <w:rPr>
+          <w:rFonts w:ascii="Calibri" w:eastAsia="Calibri" w:hAnsi="Calibri" w:cs="Times New Roman"/>
+          <w:lang w:eastAsia="es-CO"/>
+          <w14:ligatures w14:val="none"/>
+        </w:rPr>
+        <w:t xml:space="preserve"> </w:t>
+      </w:r>
+      <w:proofErr w:type="spellStart"/>
+      <w:r>
+        <w:rPr>
+          <w:rFonts w:ascii="Calibri" w:eastAsia="Calibri" w:hAnsi="Calibri" w:cs="Times New Roman"/>
+          <w:lang w:eastAsia="es-CO"/>
+          <w14:ligatures w14:val="none"/>
+        </w:rPr>
+        <w:t>Language</w:t>
+      </w:r>
+      <w:proofErr w:type="spellEnd"/>
+      <w:r>
+        <w:rPr>
+          <w:rFonts w:ascii="Calibri" w:eastAsia="Calibri" w:hAnsi="Calibri" w:cs="Times New Roman"/>
+          <w:lang w:eastAsia="es-CO"/>
+          <w14:ligatures w14:val="none"/>
+        </w:rPr>
+        <w:t xml:space="preserve"> (SQL), ampliamente utilizado para interactuar con bases de datos relacionales.</w:t>
       </w:r>
     </w:p>
     <w:p>
@@ -14623,24 +15506,150 @@
           <w:lang w:eastAsia="es-CO"/>
           <w14:ligatures w14:val="none"/>
         </w:rPr>
-        <w:t>El Structured Query Language (SQL) es el lenguaje utilizado para crear, administrar y manipular bases de datos relacionales. Dentro de SQL existen diferentes tipos de instrucciones que permiten gestionar tanto la estructura como la información almacenada en la base de datos.</w:t>
-      </w:r>
-    </w:p>
-    <w:p>
-      <w:pPr>
-        <w:rPr>
-          <w:rFonts w:ascii="Calibri" w:eastAsia="Calibri" w:hAnsi="Calibri" w:cs="Times New Roman"/>
-          <w:lang w:eastAsia="es-CO"/>
-          <w14:ligatures w14:val="none"/>
-        </w:rPr>
-      </w:pPr>
-      <w:r>
-        <w:rPr>
-          <w:rFonts w:ascii="Calibri" w:eastAsia="Calibri" w:hAnsi="Calibri" w:cs="Times New Roman"/>
-          <w:lang w:eastAsia="es-CO"/>
-          <w14:ligatures w14:val="none"/>
-        </w:rPr>
-        <w:t>Entre los más importantes se encuentran el Data Definition Language (DDL) y el Data Manipulation Language (DML).</w:t>
+        <w:t xml:space="preserve">El </w:t>
+      </w:r>
+      <w:proofErr w:type="spellStart"/>
+      <w:r>
+        <w:rPr>
+          <w:rFonts w:ascii="Calibri" w:eastAsia="Calibri" w:hAnsi="Calibri" w:cs="Times New Roman"/>
+          <w:lang w:eastAsia="es-CO"/>
+          <w14:ligatures w14:val="none"/>
+        </w:rPr>
+        <w:t>Structured</w:t>
+      </w:r>
+      <w:proofErr w:type="spellEnd"/>
+      <w:r>
+        <w:rPr>
+          <w:rFonts w:ascii="Calibri" w:eastAsia="Calibri" w:hAnsi="Calibri" w:cs="Times New Roman"/>
+          <w:lang w:eastAsia="es-CO"/>
+          <w14:ligatures w14:val="none"/>
+        </w:rPr>
+        <w:t xml:space="preserve"> </w:t>
+      </w:r>
+      <w:proofErr w:type="spellStart"/>
+      <w:r>
+        <w:rPr>
+          <w:rFonts w:ascii="Calibri" w:eastAsia="Calibri" w:hAnsi="Calibri" w:cs="Times New Roman"/>
+          <w:lang w:eastAsia="es-CO"/>
+          <w14:ligatures w14:val="none"/>
+        </w:rPr>
+        <w:t>Query</w:t>
+      </w:r>
+      <w:proofErr w:type="spellEnd"/>
+      <w:r>
+        <w:rPr>
+          <w:rFonts w:ascii="Calibri" w:eastAsia="Calibri" w:hAnsi="Calibri" w:cs="Times New Roman"/>
+          <w:lang w:eastAsia="es-CO"/>
+          <w14:ligatures w14:val="none"/>
+        </w:rPr>
+        <w:t xml:space="preserve"> </w:t>
+      </w:r>
+      <w:proofErr w:type="spellStart"/>
+      <w:r>
+        <w:rPr>
+          <w:rFonts w:ascii="Calibri" w:eastAsia="Calibri" w:hAnsi="Calibri" w:cs="Times New Roman"/>
+          <w:lang w:eastAsia="es-CO"/>
+          <w14:ligatures w14:val="none"/>
+        </w:rPr>
+        <w:t>Language</w:t>
+      </w:r>
+      <w:proofErr w:type="spellEnd"/>
+      <w:r>
+        <w:rPr>
+          <w:rFonts w:ascii="Calibri" w:eastAsia="Calibri" w:hAnsi="Calibri" w:cs="Times New Roman"/>
+          <w:lang w:eastAsia="es-CO"/>
+          <w14:ligatures w14:val="none"/>
+        </w:rPr>
+        <w:t xml:space="preserve"> (SQL) es el lenguaje utilizado para crear, administrar y manipular bases de datos relacionales. Dentro de SQL existen diferentes tipos de instrucciones que permiten gestionar tanto la estructura como la información almacenada en la base de datos.</w:t>
+      </w:r>
+    </w:p>
+    <w:p>
+      <w:pPr>
+        <w:rPr>
+          <w:rFonts w:ascii="Calibri" w:eastAsia="Calibri" w:hAnsi="Calibri" w:cs="Times New Roman"/>
+          <w:lang w:eastAsia="es-CO"/>
+          <w14:ligatures w14:val="none"/>
+        </w:rPr>
+      </w:pPr>
+      <w:r>
+        <w:rPr>
+          <w:rFonts w:ascii="Calibri" w:eastAsia="Calibri" w:hAnsi="Calibri" w:cs="Times New Roman"/>
+          <w:lang w:eastAsia="es-CO"/>
+          <w14:ligatures w14:val="none"/>
+        </w:rPr>
+        <w:t xml:space="preserve">Entre los más importantes se encuentran el Data </w:t>
+      </w:r>
+      <w:proofErr w:type="spellStart"/>
+      <w:r>
+        <w:rPr>
+          <w:rFonts w:ascii="Calibri" w:eastAsia="Calibri" w:hAnsi="Calibri" w:cs="Times New Roman"/>
+          <w:lang w:eastAsia="es-CO"/>
+          <w14:ligatures w14:val="none"/>
+        </w:rPr>
+        <w:t>Definition</w:t>
+      </w:r>
+      <w:proofErr w:type="spellEnd"/>
+      <w:r>
+        <w:rPr>
+          <w:rFonts w:ascii="Calibri" w:eastAsia="Calibri" w:hAnsi="Calibri" w:cs="Times New Roman"/>
+          <w:lang w:eastAsia="es-CO"/>
+          <w14:ligatures w14:val="none"/>
+        </w:rPr>
+        <w:t xml:space="preserve"> </w:t>
+      </w:r>
+      <w:proofErr w:type="spellStart"/>
+      <w:r>
+        <w:rPr>
+          <w:rFonts w:ascii="Calibri" w:eastAsia="Calibri" w:hAnsi="Calibri" w:cs="Times New Roman"/>
+          <w:lang w:eastAsia="es-CO"/>
+          <w14:ligatures w14:val="none"/>
+        </w:rPr>
+        <w:t>Language</w:t>
+      </w:r>
+      <w:proofErr w:type="spellEnd"/>
+      <w:r>
+        <w:rPr>
+          <w:rFonts w:ascii="Calibri" w:eastAsia="Calibri" w:hAnsi="Calibri" w:cs="Times New Roman"/>
+          <w:lang w:eastAsia="es-CO"/>
+          <w14:ligatures w14:val="none"/>
+        </w:rPr>
+        <w:t xml:space="preserve"> (DDL) y el Data </w:t>
+      </w:r>
+      <w:proofErr w:type="spellStart"/>
+      <w:r>
+        <w:rPr>
+          <w:rFonts w:ascii="Calibri" w:eastAsia="Calibri" w:hAnsi="Calibri" w:cs="Times New Roman"/>
+          <w:lang w:eastAsia="es-CO"/>
+          <w14:ligatures w14:val="none"/>
+        </w:rPr>
+        <w:t>Manipulation</w:t>
+      </w:r>
+      <w:proofErr w:type="spellEnd"/>
+      <w:r>
+        <w:rPr>
+          <w:rFonts w:ascii="Calibri" w:eastAsia="Calibri" w:hAnsi="Calibri" w:cs="Times New Roman"/>
+          <w:lang w:eastAsia="es-CO"/>
+          <w14:ligatures w14:val="none"/>
+        </w:rPr>
+        <w:t xml:space="preserve"> </w:t>
+      </w:r>
+      <w:proofErr w:type="spellStart"/>
+      <w:r>
+        <w:rPr>
+          <w:rFonts w:ascii="Calibri" w:eastAsia="Calibri" w:hAnsi="Calibri" w:cs="Times New Roman"/>
+          <w:lang w:eastAsia="es-CO"/>
+          <w14:ligatures w14:val="none"/>
+        </w:rPr>
+        <w:t>Language</w:t>
+      </w:r>
+      <w:proofErr w:type="spellEnd"/>
+      <w:r>
+        <w:rPr>
+          <w:rFonts w:ascii="Calibri" w:eastAsia="Calibri" w:hAnsi="Calibri" w:cs="Times New Roman"/>
+          <w:lang w:eastAsia="es-CO"/>
+          <w14:ligatures w14:val="none"/>
+        </w:rPr>
+        <w:t xml:space="preserve"> (DML).</w:t>
       </w:r>
     </w:p>
     <w:p>
@@ -14664,7 +15673,47 @@
           <w:lang w:eastAsia="es-CO"/>
           <w14:ligatures w14:val="none"/>
         </w:rPr>
-        <w:t>Data Definition Language (DDL)</w:t>
+        <w:t xml:space="preserve">Data </w:t>
+      </w:r>
+      <w:proofErr w:type="spellStart"/>
+      <w:r>
+        <w:rPr>
+          <w:rFonts w:ascii="Calibri" w:eastAsia="Calibri" w:hAnsi="Calibri" w:cs="Times New Roman"/>
+          <w:b/>
+          <w:lang w:eastAsia="es-CO"/>
+          <w14:ligatures w14:val="none"/>
+        </w:rPr>
+        <w:t>Definition</w:t>
+      </w:r>
+      <w:proofErr w:type="spellEnd"/>
+      <w:r>
+        <w:rPr>
+          <w:rFonts w:ascii="Calibri" w:eastAsia="Calibri" w:hAnsi="Calibri" w:cs="Times New Roman"/>
+          <w:b/>
+          <w:lang w:eastAsia="es-CO"/>
+          <w14:ligatures w14:val="none"/>
+        </w:rPr>
+        <w:t xml:space="preserve"> </w:t>
+      </w:r>
+      <w:proofErr w:type="spellStart"/>
+      <w:r>
+        <w:rPr>
+          <w:rFonts w:ascii="Calibri" w:eastAsia="Calibri" w:hAnsi="Calibri" w:cs="Times New Roman"/>
+          <w:b/>
+          <w:lang w:eastAsia="es-CO"/>
+          <w14:ligatures w14:val="none"/>
+        </w:rPr>
+        <w:t>Language</w:t>
+      </w:r>
+      <w:proofErr w:type="spellEnd"/>
+      <w:r>
+        <w:rPr>
+          <w:rFonts w:ascii="Calibri" w:eastAsia="Calibri" w:hAnsi="Calibri" w:cs="Times New Roman"/>
+          <w:b/>
+          <w:lang w:eastAsia="es-CO"/>
+          <w14:ligatures w14:val="none"/>
+        </w:rPr>
+        <w:t xml:space="preserve"> (DDL)</w:t>
       </w:r>
     </w:p>
     <w:p>
@@ -15093,7 +16142,25 @@
           <w:lang w:eastAsia="es-CO"/>
           <w14:ligatures w14:val="none"/>
         </w:rPr>
-        <w:t xml:space="preserve">    id_estudiante INT PRIMARY KEY,</w:t>
+        <w:t xml:space="preserve">    </w:t>
+      </w:r>
+      <w:proofErr w:type="spellStart"/>
+      <w:r>
+        <w:rPr>
+          <w:rFonts w:ascii="Calibri" w:eastAsia="Calibri" w:hAnsi="Calibri" w:cs="Times New Roman"/>
+          <w:lang w:eastAsia="es-CO"/>
+          <w14:ligatures w14:val="none"/>
+        </w:rPr>
+        <w:t>id_estudiante</w:t>
+      </w:r>
+      <w:proofErr w:type="spellEnd"/>
+      <w:r>
+        <w:rPr>
+          <w:rFonts w:ascii="Calibri" w:eastAsia="Calibri" w:hAnsi="Calibri" w:cs="Times New Roman"/>
+          <w:lang w:eastAsia="es-CO"/>
+          <w14:ligatures w14:val="none"/>
+        </w:rPr>
+        <w:t xml:space="preserve"> INT PRIMARY KEY,</w:t>
       </w:r>
     </w:p>
     <w:p>
@@ -15168,7 +16235,47 @@
           <w:lang w:eastAsia="es-CO"/>
           <w14:ligatures w14:val="none"/>
         </w:rPr>
-        <w:t>Data Manipulation Language (DML)</w:t>
+        <w:t xml:space="preserve">Data </w:t>
+      </w:r>
+      <w:proofErr w:type="spellStart"/>
+      <w:r>
+        <w:rPr>
+          <w:rFonts w:ascii="Calibri" w:eastAsia="Calibri" w:hAnsi="Calibri" w:cs="Times New Roman"/>
+          <w:b/>
+          <w:lang w:eastAsia="es-CO"/>
+          <w14:ligatures w14:val="none"/>
+        </w:rPr>
+        <w:t>Manipulation</w:t>
+      </w:r>
+      <w:proofErr w:type="spellEnd"/>
+      <w:r>
+        <w:rPr>
+          <w:rFonts w:ascii="Calibri" w:eastAsia="Calibri" w:hAnsi="Calibri" w:cs="Times New Roman"/>
+          <w:b/>
+          <w:lang w:eastAsia="es-CO"/>
+          <w14:ligatures w14:val="none"/>
+        </w:rPr>
+        <w:t xml:space="preserve"> </w:t>
+      </w:r>
+      <w:proofErr w:type="spellStart"/>
+      <w:r>
+        <w:rPr>
+          <w:rFonts w:ascii="Calibri" w:eastAsia="Calibri" w:hAnsi="Calibri" w:cs="Times New Roman"/>
+          <w:b/>
+          <w:lang w:eastAsia="es-CO"/>
+          <w14:ligatures w14:val="none"/>
+        </w:rPr>
+        <w:t>Language</w:t>
+      </w:r>
+      <w:proofErr w:type="spellEnd"/>
+      <w:r>
+        <w:rPr>
+          <w:rFonts w:ascii="Calibri" w:eastAsia="Calibri" w:hAnsi="Calibri" w:cs="Times New Roman"/>
+          <w:b/>
+          <w:lang w:eastAsia="es-CO"/>
+          <w14:ligatures w14:val="none"/>
+        </w:rPr>
+        <w:t xml:space="preserve"> (DML)</w:t>
       </w:r>
     </w:p>
     <w:p>
@@ -15593,7 +16700,25 @@
           <w:lang w:eastAsia="es-CO"/>
           <w14:ligatures w14:val="none"/>
         </w:rPr>
-        <w:t>INSERT INTO Estudiante (id_estudiante, nombre, edad)</w:t>
+        <w:t>INSERT INTO Estudiante (</w:t>
+      </w:r>
+      <w:proofErr w:type="spellStart"/>
+      <w:r>
+        <w:rPr>
+          <w:rFonts w:ascii="Calibri" w:eastAsia="Calibri" w:hAnsi="Calibri" w:cs="Times New Roman"/>
+          <w:lang w:eastAsia="es-CO"/>
+          <w14:ligatures w14:val="none"/>
+        </w:rPr>
+        <w:t>id_estudiante</w:t>
+      </w:r>
+      <w:proofErr w:type="spellEnd"/>
+      <w:r>
+        <w:rPr>
+          <w:rFonts w:ascii="Calibri" w:eastAsia="Calibri" w:hAnsi="Calibri" w:cs="Times New Roman"/>
+          <w:lang w:eastAsia="es-CO"/>
+          <w14:ligatures w14:val="none"/>
+        </w:rPr>
+        <w:t>, nombre, edad)</w:t>
       </w:r>
     </w:p>
     <w:p>
@@ -15723,7 +16848,97 @@
           <w:lang w:eastAsia="es-CO"/>
           <w14:ligatures w14:val="none"/>
         </w:rPr>
-        <w:t>Para realizar estas operaciones se utilizan comandos del Data Definition Language (DDL) dentro del lenguaje Structured Query Language (SQL).</w:t>
+        <w:t xml:space="preserve">Para realizar estas operaciones se utilizan comandos del Data </w:t>
+      </w:r>
+      <w:proofErr w:type="spellStart"/>
+      <w:r>
+        <w:rPr>
+          <w:rFonts w:ascii="Calibri" w:eastAsia="Calibri" w:hAnsi="Calibri" w:cs="Times New Roman"/>
+          <w:lang w:eastAsia="es-CO"/>
+          <w14:ligatures w14:val="none"/>
+        </w:rPr>
+        <w:t>Definition</w:t>
+      </w:r>
+      <w:proofErr w:type="spellEnd"/>
+      <w:r>
+        <w:rPr>
+          <w:rFonts w:ascii="Calibri" w:eastAsia="Calibri" w:hAnsi="Calibri" w:cs="Times New Roman"/>
+          <w:lang w:eastAsia="es-CO"/>
+          <w14:ligatures w14:val="none"/>
+        </w:rPr>
+        <w:t xml:space="preserve"> </w:t>
+      </w:r>
+      <w:proofErr w:type="spellStart"/>
+      <w:r>
+        <w:rPr>
+          <w:rFonts w:ascii="Calibri" w:eastAsia="Calibri" w:hAnsi="Calibri" w:cs="Times New Roman"/>
+          <w:lang w:eastAsia="es-CO"/>
+          <w14:ligatures w14:val="none"/>
+        </w:rPr>
+        <w:t>Language</w:t>
+      </w:r>
+      <w:proofErr w:type="spellEnd"/>
+      <w:r>
+        <w:rPr>
+          <w:rFonts w:ascii="Calibri" w:eastAsia="Calibri" w:hAnsi="Calibri" w:cs="Times New Roman"/>
+          <w:lang w:eastAsia="es-CO"/>
+          <w14:ligatures w14:val="none"/>
+        </w:rPr>
+        <w:t xml:space="preserve"> (DDL) dentro del lenguaje </w:t>
+      </w:r>
+      <w:proofErr w:type="spellStart"/>
+      <w:r>
+        <w:rPr>
+          <w:rFonts w:ascii="Calibri" w:eastAsia="Calibri" w:hAnsi="Calibri" w:cs="Times New Roman"/>
+          <w:lang w:eastAsia="es-CO"/>
+          <w14:ligatures w14:val="none"/>
+        </w:rPr>
+        <w:t>Structured</w:t>
+      </w:r>
+      <w:proofErr w:type="spellEnd"/>
+      <w:r>
+        <w:rPr>
+          <w:rFonts w:ascii="Calibri" w:eastAsia="Calibri" w:hAnsi="Calibri" w:cs="Times New Roman"/>
+          <w:lang w:eastAsia="es-CO"/>
+          <w14:ligatures w14:val="none"/>
+        </w:rPr>
+        <w:t xml:space="preserve"> </w:t>
+      </w:r>
+      <w:proofErr w:type="spellStart"/>
+      <w:r>
+        <w:rPr>
+          <w:rFonts w:ascii="Calibri" w:eastAsia="Calibri" w:hAnsi="Calibri" w:cs="Times New Roman"/>
+          <w:lang w:eastAsia="es-CO"/>
+          <w14:ligatures w14:val="none"/>
+        </w:rPr>
+        <w:t>Query</w:t>
+      </w:r>
+      <w:proofErr w:type="spellEnd"/>
+      <w:r>
+        <w:rPr>
+          <w:rFonts w:ascii="Calibri" w:eastAsia="Calibri" w:hAnsi="Calibri" w:cs="Times New Roman"/>
+          <w:lang w:eastAsia="es-CO"/>
+          <w14:ligatures w14:val="none"/>
+        </w:rPr>
+        <w:t xml:space="preserve"> </w:t>
+      </w:r>
+      <w:proofErr w:type="spellStart"/>
+      <w:r>
+        <w:rPr>
+          <w:rFonts w:ascii="Calibri" w:eastAsia="Calibri" w:hAnsi="Calibri" w:cs="Times New Roman"/>
+          <w:lang w:eastAsia="es-CO"/>
+          <w14:ligatures w14:val="none"/>
+        </w:rPr>
+        <w:t>Language</w:t>
+      </w:r>
+      <w:proofErr w:type="spellEnd"/>
+      <w:r>
+        <w:rPr>
+          <w:rFonts w:ascii="Calibri" w:eastAsia="Calibri" w:hAnsi="Calibri" w:cs="Times New Roman"/>
+          <w:lang w:eastAsia="es-CO"/>
+          <w14:ligatures w14:val="none"/>
+        </w:rPr>
+        <w:t xml:space="preserve"> (SQL).</w:t>
       </w:r>
     </w:p>
     <w:p>
@@ -15904,7 +17119,25 @@
           <w14:ligatures w14:val="none"/>
         </w:rPr>
         <w:lastRenderedPageBreak/>
-        <w:t xml:space="preserve">    id_usuario INT PRIMARY KEY,</w:t>
+        <w:t xml:space="preserve">    </w:t>
+      </w:r>
+      <w:proofErr w:type="spellStart"/>
+      <w:r>
+        <w:rPr>
+          <w:rFonts w:ascii="Calibri" w:eastAsia="Calibri" w:hAnsi="Calibri" w:cs="Times New Roman"/>
+          <w:lang w:val="en-US" w:eastAsia="es-CO"/>
+          <w14:ligatures w14:val="none"/>
+        </w:rPr>
+        <w:t>id_usuario</w:t>
+      </w:r>
+      <w:proofErr w:type="spellEnd"/>
+      <w:r>
+        <w:rPr>
+          <w:rFonts w:ascii="Calibri" w:eastAsia="Calibri" w:hAnsi="Calibri" w:cs="Times New Roman"/>
+          <w:lang w:val="en-US" w:eastAsia="es-CO"/>
+          <w14:ligatures w14:val="none"/>
+        </w:rPr>
+        <w:t xml:space="preserve"> INT PRIMARY KEY,</w:t>
       </w:r>
     </w:p>
     <w:p>
@@ -15996,13 +17229,23 @@
           <w14:ligatures w14:val="none"/>
         </w:rPr>
       </w:pPr>
-      <w:r>
-        <w:rPr>
-          <w:rFonts w:ascii="Calibri" w:eastAsia="Calibri" w:hAnsi="Calibri" w:cs="Times New Roman"/>
-          <w:lang w:eastAsia="es-CO"/>
-          <w14:ligatures w14:val="none"/>
-        </w:rPr>
-        <w:t>id_usuario: identifica de manera única a cada usuario y funciona como clave primaria.</w:t>
+      <w:proofErr w:type="spellStart"/>
+      <w:r>
+        <w:rPr>
+          <w:rFonts w:ascii="Calibri" w:eastAsia="Calibri" w:hAnsi="Calibri" w:cs="Times New Roman"/>
+          <w:lang w:eastAsia="es-CO"/>
+          <w14:ligatures w14:val="none"/>
+        </w:rPr>
+        <w:t>id_usuario</w:t>
+      </w:r>
+      <w:proofErr w:type="spellEnd"/>
+      <w:r>
+        <w:rPr>
+          <w:rFonts w:ascii="Calibri" w:eastAsia="Calibri" w:hAnsi="Calibri" w:cs="Times New Roman"/>
+          <w:lang w:eastAsia="es-CO"/>
+          <w14:ligatures w14:val="none"/>
+        </w:rPr>
+        <w:t>: identifica de manera única a cada usuario y funciona como clave primaria.</w:t>
       </w:r>
     </w:p>
     <w:p>
@@ -16116,8 +17359,45 @@
           <w:lang w:eastAsia="es-CO"/>
           <w14:ligatures w14:val="none"/>
         </w:rPr>
-        <w:t xml:space="preserve">La modificación de la estructura de las tablas se realiza mediante el comando ALTER TABLE, el cual forma parte del Data Definition Language (DDL) dentro del </w:t>
-      </w:r>
+        <w:t xml:space="preserve">La modificación de la estructura de las tablas se realiza mediante el comando ALTER TABLE, el cual forma parte del Data </w:t>
+      </w:r>
+      <w:proofErr w:type="spellStart"/>
+      <w:r>
+        <w:rPr>
+          <w:rFonts w:ascii="Calibri" w:eastAsia="Calibri" w:hAnsi="Calibri" w:cs="Times New Roman"/>
+          <w:lang w:eastAsia="es-CO"/>
+          <w14:ligatures w14:val="none"/>
+        </w:rPr>
+        <w:t>Definition</w:t>
+      </w:r>
+      <w:proofErr w:type="spellEnd"/>
+      <w:r>
+        <w:rPr>
+          <w:rFonts w:ascii="Calibri" w:eastAsia="Calibri" w:hAnsi="Calibri" w:cs="Times New Roman"/>
+          <w:lang w:eastAsia="es-CO"/>
+          <w14:ligatures w14:val="none"/>
+        </w:rPr>
+        <w:t xml:space="preserve"> </w:t>
+      </w:r>
+      <w:proofErr w:type="spellStart"/>
+      <w:r>
+        <w:rPr>
+          <w:rFonts w:ascii="Calibri" w:eastAsia="Calibri" w:hAnsi="Calibri" w:cs="Times New Roman"/>
+          <w:lang w:eastAsia="es-CO"/>
+          <w14:ligatures w14:val="none"/>
+        </w:rPr>
+        <w:t>Language</w:t>
+      </w:r>
+      <w:proofErr w:type="spellEnd"/>
+      <w:r>
+        <w:rPr>
+          <w:rFonts w:ascii="Calibri" w:eastAsia="Calibri" w:hAnsi="Calibri" w:cs="Times New Roman"/>
+          <w:lang w:eastAsia="es-CO"/>
+          <w14:ligatures w14:val="none"/>
+        </w:rPr>
+        <w:t xml:space="preserve"> (DDL) dentro del </w:t>
+      </w:r>
+      <w:proofErr w:type="spellStart"/>
       <w:r>
         <w:rPr>
           <w:rFonts w:ascii="Calibri" w:eastAsia="Calibri" w:hAnsi="Calibri" w:cs="Times New Roman"/>
@@ -16125,7 +17405,52 @@
           <w14:ligatures w14:val="none"/>
         </w:rPr>
         <w:lastRenderedPageBreak/>
-        <w:t>Structured Query Language (SQL). Este comando permite agregar, modificar o eliminar columnas en una tabla existente sin afectar la base de datos completa.</w:t>
+        <w:t>Structured</w:t>
+      </w:r>
+      <w:proofErr w:type="spellEnd"/>
+      <w:r>
+        <w:rPr>
+          <w:rFonts w:ascii="Calibri" w:eastAsia="Calibri" w:hAnsi="Calibri" w:cs="Times New Roman"/>
+          <w:lang w:eastAsia="es-CO"/>
+          <w14:ligatures w14:val="none"/>
+        </w:rPr>
+        <w:t xml:space="preserve"> </w:t>
+      </w:r>
+      <w:proofErr w:type="spellStart"/>
+      <w:r>
+        <w:rPr>
+          <w:rFonts w:ascii="Calibri" w:eastAsia="Calibri" w:hAnsi="Calibri" w:cs="Times New Roman"/>
+          <w:lang w:eastAsia="es-CO"/>
+          <w14:ligatures w14:val="none"/>
+        </w:rPr>
+        <w:t>Query</w:t>
+      </w:r>
+      <w:proofErr w:type="spellEnd"/>
+      <w:r>
+        <w:rPr>
+          <w:rFonts w:ascii="Calibri" w:eastAsia="Calibri" w:hAnsi="Calibri" w:cs="Times New Roman"/>
+          <w:lang w:eastAsia="es-CO"/>
+          <w14:ligatures w14:val="none"/>
+        </w:rPr>
+        <w:t xml:space="preserve"> </w:t>
+      </w:r>
+      <w:proofErr w:type="spellStart"/>
+      <w:r>
+        <w:rPr>
+          <w:rFonts w:ascii="Calibri" w:eastAsia="Calibri" w:hAnsi="Calibri" w:cs="Times New Roman"/>
+          <w:lang w:eastAsia="es-CO"/>
+          <w14:ligatures w14:val="none"/>
+        </w:rPr>
+        <w:t>Language</w:t>
+      </w:r>
+      <w:proofErr w:type="spellEnd"/>
+      <w:r>
+        <w:rPr>
+          <w:rFonts w:ascii="Calibri" w:eastAsia="Calibri" w:hAnsi="Calibri" w:cs="Times New Roman"/>
+          <w:lang w:eastAsia="es-CO"/>
+          <w14:ligatures w14:val="none"/>
+        </w:rPr>
+        <w:t xml:space="preserve"> (SQL). Este comando permite agregar, modificar o eliminar columnas en una tabla existente sin afectar la base de datos completa.</w:t>
       </w:r>
     </w:p>
     <w:p>
@@ -16190,24 +17515,60 @@
           <w:lang w:eastAsia="es-CO"/>
           <w14:ligatures w14:val="none"/>
         </w:rPr>
-        <w:t>ADD telefono VARCHAR(20);</w:t>
-      </w:r>
-    </w:p>
-    <w:p>
-      <w:pPr>
-        <w:rPr>
-          <w:rFonts w:ascii="Calibri" w:eastAsia="Calibri" w:hAnsi="Calibri" w:cs="Times New Roman"/>
-          <w:lang w:eastAsia="es-CO"/>
-          <w14:ligatures w14:val="none"/>
-        </w:rPr>
-      </w:pPr>
-      <w:r>
-        <w:rPr>
-          <w:rFonts w:ascii="Calibri" w:eastAsia="Calibri" w:hAnsi="Calibri" w:cs="Times New Roman"/>
-          <w:lang w:eastAsia="es-CO"/>
-          <w14:ligatures w14:val="none"/>
-        </w:rPr>
-        <w:t>En este caso se agrega la columna telefono a la tabla Usuario, permitiendo registrar un número de contacto para cada usuario.</w:t>
+        <w:t xml:space="preserve">ADD </w:t>
+      </w:r>
+      <w:proofErr w:type="spellStart"/>
+      <w:r>
+        <w:rPr>
+          <w:rFonts w:ascii="Calibri" w:eastAsia="Calibri" w:hAnsi="Calibri" w:cs="Times New Roman"/>
+          <w:lang w:eastAsia="es-CO"/>
+          <w14:ligatures w14:val="none"/>
+        </w:rPr>
+        <w:t>telefono</w:t>
+      </w:r>
+      <w:proofErr w:type="spellEnd"/>
+      <w:r>
+        <w:rPr>
+          <w:rFonts w:ascii="Calibri" w:eastAsia="Calibri" w:hAnsi="Calibri" w:cs="Times New Roman"/>
+          <w:lang w:eastAsia="es-CO"/>
+          <w14:ligatures w14:val="none"/>
+        </w:rPr>
+        <w:t xml:space="preserve"> VARCHAR(20);</w:t>
+      </w:r>
+    </w:p>
+    <w:p>
+      <w:pPr>
+        <w:rPr>
+          <w:rFonts w:ascii="Calibri" w:eastAsia="Calibri" w:hAnsi="Calibri" w:cs="Times New Roman"/>
+          <w:lang w:eastAsia="es-CO"/>
+          <w14:ligatures w14:val="none"/>
+        </w:rPr>
+      </w:pPr>
+      <w:r>
+        <w:rPr>
+          <w:rFonts w:ascii="Calibri" w:eastAsia="Calibri" w:hAnsi="Calibri" w:cs="Times New Roman"/>
+          <w:lang w:eastAsia="es-CO"/>
+          <w14:ligatures w14:val="none"/>
+        </w:rPr>
+        <w:t xml:space="preserve">En este caso se agrega la columna </w:t>
+      </w:r>
+      <w:proofErr w:type="spellStart"/>
+      <w:r>
+        <w:rPr>
+          <w:rFonts w:ascii="Calibri" w:eastAsia="Calibri" w:hAnsi="Calibri" w:cs="Times New Roman"/>
+          <w:lang w:eastAsia="es-CO"/>
+          <w14:ligatures w14:val="none"/>
+        </w:rPr>
+        <w:t>telefono</w:t>
+      </w:r>
+      <w:proofErr w:type="spellEnd"/>
+      <w:r>
+        <w:rPr>
+          <w:rFonts w:ascii="Calibri" w:eastAsia="Calibri" w:hAnsi="Calibri" w:cs="Times New Roman"/>
+          <w:lang w:eastAsia="es-CO"/>
+          <w14:ligatures w14:val="none"/>
+        </w:rPr>
+        <w:t xml:space="preserve"> a la tabla Usuario, permitiendo registrar un número de contacto para cada usuario.</w:t>
       </w:r>
     </w:p>
     <w:p>
@@ -16357,24 +17718,60 @@
           <w:lang w:eastAsia="es-CO"/>
           <w14:ligatures w14:val="none"/>
         </w:rPr>
-        <w:t>DROP COLUMN telefono;</w:t>
-      </w:r>
-    </w:p>
-    <w:p>
-      <w:pPr>
-        <w:rPr>
-          <w:rFonts w:ascii="Calibri" w:eastAsia="Calibri" w:hAnsi="Calibri" w:cs="Times New Roman"/>
-          <w:lang w:eastAsia="es-CO"/>
-          <w14:ligatures w14:val="none"/>
-        </w:rPr>
-      </w:pPr>
-      <w:r>
-        <w:rPr>
-          <w:rFonts w:ascii="Calibri" w:eastAsia="Calibri" w:hAnsi="Calibri" w:cs="Times New Roman"/>
-          <w:lang w:eastAsia="es-CO"/>
-          <w14:ligatures w14:val="none"/>
-        </w:rPr>
-        <w:t>Esta instrucción elimina la columna telefono de la tabla Usuario.</w:t>
+        <w:t xml:space="preserve">DROP COLUMN </w:t>
+      </w:r>
+      <w:proofErr w:type="spellStart"/>
+      <w:r>
+        <w:rPr>
+          <w:rFonts w:ascii="Calibri" w:eastAsia="Calibri" w:hAnsi="Calibri" w:cs="Times New Roman"/>
+          <w:lang w:eastAsia="es-CO"/>
+          <w14:ligatures w14:val="none"/>
+        </w:rPr>
+        <w:t>telefono</w:t>
+      </w:r>
+      <w:proofErr w:type="spellEnd"/>
+      <w:r>
+        <w:rPr>
+          <w:rFonts w:ascii="Calibri" w:eastAsia="Calibri" w:hAnsi="Calibri" w:cs="Times New Roman"/>
+          <w:lang w:eastAsia="es-CO"/>
+          <w14:ligatures w14:val="none"/>
+        </w:rPr>
+        <w:t>;</w:t>
+      </w:r>
+    </w:p>
+    <w:p>
+      <w:pPr>
+        <w:rPr>
+          <w:rFonts w:ascii="Calibri" w:eastAsia="Calibri" w:hAnsi="Calibri" w:cs="Times New Roman"/>
+          <w:lang w:eastAsia="es-CO"/>
+          <w14:ligatures w14:val="none"/>
+        </w:rPr>
+      </w:pPr>
+      <w:r>
+        <w:rPr>
+          <w:rFonts w:ascii="Calibri" w:eastAsia="Calibri" w:hAnsi="Calibri" w:cs="Times New Roman"/>
+          <w:lang w:eastAsia="es-CO"/>
+          <w14:ligatures w14:val="none"/>
+        </w:rPr>
+        <w:t xml:space="preserve">Esta instrucción elimina la columna </w:t>
+      </w:r>
+      <w:proofErr w:type="spellStart"/>
+      <w:r>
+        <w:rPr>
+          <w:rFonts w:ascii="Calibri" w:eastAsia="Calibri" w:hAnsi="Calibri" w:cs="Times New Roman"/>
+          <w:lang w:eastAsia="es-CO"/>
+          <w14:ligatures w14:val="none"/>
+        </w:rPr>
+        <w:t>telefono</w:t>
+      </w:r>
+      <w:proofErr w:type="spellEnd"/>
+      <w:r>
+        <w:rPr>
+          <w:rFonts w:ascii="Calibri" w:eastAsia="Calibri" w:hAnsi="Calibri" w:cs="Times New Roman"/>
+          <w:lang w:eastAsia="es-CO"/>
+          <w14:ligatures w14:val="none"/>
+        </w:rPr>
+        <w:t xml:space="preserve"> de la tabla Usuario.</w:t>
       </w:r>
     </w:p>
     <w:p>
@@ -16428,7 +17825,97 @@
           <w:lang w:eastAsia="es-CO"/>
           <w14:ligatures w14:val="none"/>
         </w:rPr>
-        <w:t>La gestión de la información almacenada en una base de datos implica realizar diferentes operaciones sobre los registros de las tablas. Estas operaciones permiten agregar nuevos datos, modificar información existente o eliminar registros que ya no son necesarios. Para ello se utilizan los comandos del Data Manipulation Language (DML) del Structured Query Language (SQL).</w:t>
+        <w:t xml:space="preserve">La gestión de la información almacenada en una base de datos implica realizar diferentes operaciones sobre los registros de las tablas. Estas operaciones permiten agregar nuevos datos, modificar información existente o eliminar registros que ya no son necesarios. Para ello se utilizan los comandos del Data </w:t>
+      </w:r>
+      <w:proofErr w:type="spellStart"/>
+      <w:r>
+        <w:rPr>
+          <w:rFonts w:ascii="Calibri" w:eastAsia="Calibri" w:hAnsi="Calibri" w:cs="Times New Roman"/>
+          <w:lang w:eastAsia="es-CO"/>
+          <w14:ligatures w14:val="none"/>
+        </w:rPr>
+        <w:t>Manipulation</w:t>
+      </w:r>
+      <w:proofErr w:type="spellEnd"/>
+      <w:r>
+        <w:rPr>
+          <w:rFonts w:ascii="Calibri" w:eastAsia="Calibri" w:hAnsi="Calibri" w:cs="Times New Roman"/>
+          <w:lang w:eastAsia="es-CO"/>
+          <w14:ligatures w14:val="none"/>
+        </w:rPr>
+        <w:t xml:space="preserve"> </w:t>
+      </w:r>
+      <w:proofErr w:type="spellStart"/>
+      <w:r>
+        <w:rPr>
+          <w:rFonts w:ascii="Calibri" w:eastAsia="Calibri" w:hAnsi="Calibri" w:cs="Times New Roman"/>
+          <w:lang w:eastAsia="es-CO"/>
+          <w14:ligatures w14:val="none"/>
+        </w:rPr>
+        <w:t>Language</w:t>
+      </w:r>
+      <w:proofErr w:type="spellEnd"/>
+      <w:r>
+        <w:rPr>
+          <w:rFonts w:ascii="Calibri" w:eastAsia="Calibri" w:hAnsi="Calibri" w:cs="Times New Roman"/>
+          <w:lang w:eastAsia="es-CO"/>
+          <w14:ligatures w14:val="none"/>
+        </w:rPr>
+        <w:t xml:space="preserve"> (DML) del </w:t>
+      </w:r>
+      <w:proofErr w:type="spellStart"/>
+      <w:r>
+        <w:rPr>
+          <w:rFonts w:ascii="Calibri" w:eastAsia="Calibri" w:hAnsi="Calibri" w:cs="Times New Roman"/>
+          <w:lang w:eastAsia="es-CO"/>
+          <w14:ligatures w14:val="none"/>
+        </w:rPr>
+        <w:t>Structured</w:t>
+      </w:r>
+      <w:proofErr w:type="spellEnd"/>
+      <w:r>
+        <w:rPr>
+          <w:rFonts w:ascii="Calibri" w:eastAsia="Calibri" w:hAnsi="Calibri" w:cs="Times New Roman"/>
+          <w:lang w:eastAsia="es-CO"/>
+          <w14:ligatures w14:val="none"/>
+        </w:rPr>
+        <w:t xml:space="preserve"> </w:t>
+      </w:r>
+      <w:proofErr w:type="spellStart"/>
+      <w:r>
+        <w:rPr>
+          <w:rFonts w:ascii="Calibri" w:eastAsia="Calibri" w:hAnsi="Calibri" w:cs="Times New Roman"/>
+          <w:lang w:eastAsia="es-CO"/>
+          <w14:ligatures w14:val="none"/>
+        </w:rPr>
+        <w:t>Query</w:t>
+      </w:r>
+      <w:proofErr w:type="spellEnd"/>
+      <w:r>
+        <w:rPr>
+          <w:rFonts w:ascii="Calibri" w:eastAsia="Calibri" w:hAnsi="Calibri" w:cs="Times New Roman"/>
+          <w:lang w:eastAsia="es-CO"/>
+          <w14:ligatures w14:val="none"/>
+        </w:rPr>
+        <w:t xml:space="preserve"> </w:t>
+      </w:r>
+      <w:proofErr w:type="spellStart"/>
+      <w:r>
+        <w:rPr>
+          <w:rFonts w:ascii="Calibri" w:eastAsia="Calibri" w:hAnsi="Calibri" w:cs="Times New Roman"/>
+          <w:lang w:eastAsia="es-CO"/>
+          <w14:ligatures w14:val="none"/>
+        </w:rPr>
+        <w:t>Language</w:t>
+      </w:r>
+      <w:proofErr w:type="spellEnd"/>
+      <w:r>
+        <w:rPr>
+          <w:rFonts w:ascii="Calibri" w:eastAsia="Calibri" w:hAnsi="Calibri" w:cs="Times New Roman"/>
+          <w:lang w:eastAsia="es-CO"/>
+          <w14:ligatures w14:val="none"/>
+        </w:rPr>
+        <w:t xml:space="preserve"> (SQL).</w:t>
       </w:r>
     </w:p>
     <w:p>
@@ -16493,7 +17980,25 @@
           <w:lang w:eastAsia="es-CO"/>
           <w14:ligatures w14:val="none"/>
         </w:rPr>
-        <w:t>INSERT INTO Usuario (id_usuario, nombre, correo)</w:t>
+        <w:t>INSERT INTO Usuario (</w:t>
+      </w:r>
+      <w:proofErr w:type="spellStart"/>
+      <w:r>
+        <w:rPr>
+          <w:rFonts w:ascii="Calibri" w:eastAsia="Calibri" w:hAnsi="Calibri" w:cs="Times New Roman"/>
+          <w:lang w:eastAsia="es-CO"/>
+          <w14:ligatures w14:val="none"/>
+        </w:rPr>
+        <w:t>id_usuario</w:t>
+      </w:r>
+      <w:proofErr w:type="spellEnd"/>
+      <w:r>
+        <w:rPr>
+          <w:rFonts w:ascii="Calibri" w:eastAsia="Calibri" w:hAnsi="Calibri" w:cs="Times New Roman"/>
+          <w:lang w:eastAsia="es-CO"/>
+          <w14:ligatures w14:val="none"/>
+        </w:rPr>
+        <w:t>, nombre, correo)</w:t>
       </w:r>
     </w:p>
     <w:p>
@@ -16593,24 +18098,60 @@
           <w:lang w:val="en-US" w:eastAsia="es-CO"/>
           <w14:ligatures w14:val="none"/>
         </w:rPr>
-        <w:t>SET correo = 'ana.lopez@correo.com'</w:t>
-      </w:r>
-    </w:p>
-    <w:p>
-      <w:pPr>
-        <w:rPr>
-          <w:rFonts w:ascii="Calibri" w:eastAsia="Calibri" w:hAnsi="Calibri" w:cs="Times New Roman"/>
-          <w:lang w:eastAsia="es-CO"/>
-          <w14:ligatures w14:val="none"/>
-        </w:rPr>
-      </w:pPr>
-      <w:r>
-        <w:rPr>
-          <w:rFonts w:ascii="Calibri" w:eastAsia="Calibri" w:hAnsi="Calibri" w:cs="Times New Roman"/>
-          <w:lang w:eastAsia="es-CO"/>
-          <w14:ligatures w14:val="none"/>
-        </w:rPr>
-        <w:t>WHERE id_usuario = 1;</w:t>
+        <w:t xml:space="preserve">SET </w:t>
+      </w:r>
+      <w:proofErr w:type="spellStart"/>
+      <w:r>
+        <w:rPr>
+          <w:rFonts w:ascii="Calibri" w:eastAsia="Calibri" w:hAnsi="Calibri" w:cs="Times New Roman"/>
+          <w:lang w:val="en-US" w:eastAsia="es-CO"/>
+          <w14:ligatures w14:val="none"/>
+        </w:rPr>
+        <w:t>correo</w:t>
+      </w:r>
+      <w:proofErr w:type="spellEnd"/>
+      <w:r>
+        <w:rPr>
+          <w:rFonts w:ascii="Calibri" w:eastAsia="Calibri" w:hAnsi="Calibri" w:cs="Times New Roman"/>
+          <w:lang w:val="en-US" w:eastAsia="es-CO"/>
+          <w14:ligatures w14:val="none"/>
+        </w:rPr>
+        <w:t xml:space="preserve"> = 'ana.lopez@correo.com'</w:t>
+      </w:r>
+    </w:p>
+    <w:p>
+      <w:pPr>
+        <w:rPr>
+          <w:rFonts w:ascii="Calibri" w:eastAsia="Calibri" w:hAnsi="Calibri" w:cs="Times New Roman"/>
+          <w:lang w:eastAsia="es-CO"/>
+          <w14:ligatures w14:val="none"/>
+        </w:rPr>
+      </w:pPr>
+      <w:r>
+        <w:rPr>
+          <w:rFonts w:ascii="Calibri" w:eastAsia="Calibri" w:hAnsi="Calibri" w:cs="Times New Roman"/>
+          <w:lang w:eastAsia="es-CO"/>
+          <w14:ligatures w14:val="none"/>
+        </w:rPr>
+        <w:t xml:space="preserve">WHERE </w:t>
+      </w:r>
+      <w:proofErr w:type="spellStart"/>
+      <w:r>
+        <w:rPr>
+          <w:rFonts w:ascii="Calibri" w:eastAsia="Calibri" w:hAnsi="Calibri" w:cs="Times New Roman"/>
+          <w:lang w:eastAsia="es-CO"/>
+          <w14:ligatures w14:val="none"/>
+        </w:rPr>
+        <w:t>id_usuario</w:t>
+      </w:r>
+      <w:proofErr w:type="spellEnd"/>
+      <w:r>
+        <w:rPr>
+          <w:rFonts w:ascii="Calibri" w:eastAsia="Calibri" w:hAnsi="Calibri" w:cs="Times New Roman"/>
+          <w:lang w:eastAsia="es-CO"/>
+          <w14:ligatures w14:val="none"/>
+        </w:rPr>
+        <w:t xml:space="preserve"> = 1;</w:t>
       </w:r>
     </w:p>
     <w:p>
@@ -16692,7 +18233,25 @@
           <w:lang w:eastAsia="es-CO"/>
           <w14:ligatures w14:val="none"/>
         </w:rPr>
-        <w:t>WHERE id_usuario = 1;</w:t>
+        <w:t xml:space="preserve">WHERE </w:t>
+      </w:r>
+      <w:proofErr w:type="spellStart"/>
+      <w:r>
+        <w:rPr>
+          <w:rFonts w:ascii="Calibri" w:eastAsia="Calibri" w:hAnsi="Calibri" w:cs="Times New Roman"/>
+          <w:lang w:eastAsia="es-CO"/>
+          <w14:ligatures w14:val="none"/>
+        </w:rPr>
+        <w:t>id_usuario</w:t>
+      </w:r>
+      <w:proofErr w:type="spellEnd"/>
+      <w:r>
+        <w:rPr>
+          <w:rFonts w:ascii="Calibri" w:eastAsia="Calibri" w:hAnsi="Calibri" w:cs="Times New Roman"/>
+          <w:lang w:eastAsia="es-CO"/>
+          <w14:ligatures w14:val="none"/>
+        </w:rPr>
+        <w:t xml:space="preserve"> = 1;</w:t>
       </w:r>
     </w:p>
     <w:p>
@@ -16771,7 +18330,97 @@
           <w14:ligatures w14:val="none"/>
         </w:rPr>
         <w:lastRenderedPageBreak/>
-        <w:t>comandos del Data Definition Language (DDL) del Structured Query Language (SQL), los cuales permiten eliminar tablas completas o incluso bases de datos.</w:t>
+        <w:t xml:space="preserve">comandos del Data </w:t>
+      </w:r>
+      <w:proofErr w:type="spellStart"/>
+      <w:r>
+        <w:rPr>
+          <w:rFonts w:ascii="Calibri" w:eastAsia="Calibri" w:hAnsi="Calibri" w:cs="Times New Roman"/>
+          <w:lang w:eastAsia="es-CO"/>
+          <w14:ligatures w14:val="none"/>
+        </w:rPr>
+        <w:t>Definition</w:t>
+      </w:r>
+      <w:proofErr w:type="spellEnd"/>
+      <w:r>
+        <w:rPr>
+          <w:rFonts w:ascii="Calibri" w:eastAsia="Calibri" w:hAnsi="Calibri" w:cs="Times New Roman"/>
+          <w:lang w:eastAsia="es-CO"/>
+          <w14:ligatures w14:val="none"/>
+        </w:rPr>
+        <w:t xml:space="preserve"> </w:t>
+      </w:r>
+      <w:proofErr w:type="spellStart"/>
+      <w:r>
+        <w:rPr>
+          <w:rFonts w:ascii="Calibri" w:eastAsia="Calibri" w:hAnsi="Calibri" w:cs="Times New Roman"/>
+          <w:lang w:eastAsia="es-CO"/>
+          <w14:ligatures w14:val="none"/>
+        </w:rPr>
+        <w:t>Language</w:t>
+      </w:r>
+      <w:proofErr w:type="spellEnd"/>
+      <w:r>
+        <w:rPr>
+          <w:rFonts w:ascii="Calibri" w:eastAsia="Calibri" w:hAnsi="Calibri" w:cs="Times New Roman"/>
+          <w:lang w:eastAsia="es-CO"/>
+          <w14:ligatures w14:val="none"/>
+        </w:rPr>
+        <w:t xml:space="preserve"> (DDL) del </w:t>
+      </w:r>
+      <w:proofErr w:type="spellStart"/>
+      <w:r>
+        <w:rPr>
+          <w:rFonts w:ascii="Calibri" w:eastAsia="Calibri" w:hAnsi="Calibri" w:cs="Times New Roman"/>
+          <w:lang w:eastAsia="es-CO"/>
+          <w14:ligatures w14:val="none"/>
+        </w:rPr>
+        <w:t>Structured</w:t>
+      </w:r>
+      <w:proofErr w:type="spellEnd"/>
+      <w:r>
+        <w:rPr>
+          <w:rFonts w:ascii="Calibri" w:eastAsia="Calibri" w:hAnsi="Calibri" w:cs="Times New Roman"/>
+          <w:lang w:eastAsia="es-CO"/>
+          <w14:ligatures w14:val="none"/>
+        </w:rPr>
+        <w:t xml:space="preserve"> </w:t>
+      </w:r>
+      <w:proofErr w:type="spellStart"/>
+      <w:r>
+        <w:rPr>
+          <w:rFonts w:ascii="Calibri" w:eastAsia="Calibri" w:hAnsi="Calibri" w:cs="Times New Roman"/>
+          <w:lang w:eastAsia="es-CO"/>
+          <w14:ligatures w14:val="none"/>
+        </w:rPr>
+        <w:t>Query</w:t>
+      </w:r>
+      <w:proofErr w:type="spellEnd"/>
+      <w:r>
+        <w:rPr>
+          <w:rFonts w:ascii="Calibri" w:eastAsia="Calibri" w:hAnsi="Calibri" w:cs="Times New Roman"/>
+          <w:lang w:eastAsia="es-CO"/>
+          <w14:ligatures w14:val="none"/>
+        </w:rPr>
+        <w:t xml:space="preserve"> </w:t>
+      </w:r>
+      <w:proofErr w:type="spellStart"/>
+      <w:r>
+        <w:rPr>
+          <w:rFonts w:ascii="Calibri" w:eastAsia="Calibri" w:hAnsi="Calibri" w:cs="Times New Roman"/>
+          <w:lang w:eastAsia="es-CO"/>
+          <w14:ligatures w14:val="none"/>
+        </w:rPr>
+        <w:t>Language</w:t>
+      </w:r>
+      <w:proofErr w:type="spellEnd"/>
+      <w:r>
+        <w:rPr>
+          <w:rFonts w:ascii="Calibri" w:eastAsia="Calibri" w:hAnsi="Calibri" w:cs="Times New Roman"/>
+          <w:lang w:eastAsia="es-CO"/>
+          <w14:ligatures w14:val="none"/>
+        </w:rPr>
+        <w:t xml:space="preserve"> (SQL), los cuales permiten eliminar tablas completas o incluso bases de datos.</w:t>
       </w:r>
     </w:p>
     <w:p>
@@ -17020,7 +18669,43 @@
           <w:lang w:eastAsia="es-CO"/>
           <w14:ligatures w14:val="none"/>
         </w:rPr>
-        <w:t xml:space="preserve"> especializado conocido como Database Management System (DBMS). Estos sistemas permiten crear, almacenar, consultar y administrar grandes volúmenes de información de manera organizada y eficiente.</w:t>
+        <w:t xml:space="preserve"> especializado conocido como </w:t>
+      </w:r>
+      <w:proofErr w:type="spellStart"/>
+      <w:r>
+        <w:rPr>
+          <w:rFonts w:ascii="Calibri" w:eastAsia="Calibri" w:hAnsi="Calibri" w:cs="Times New Roman"/>
+          <w:lang w:eastAsia="es-CO"/>
+          <w14:ligatures w14:val="none"/>
+        </w:rPr>
+        <w:t>Database</w:t>
+      </w:r>
+      <w:proofErr w:type="spellEnd"/>
+      <w:r>
+        <w:rPr>
+          <w:rFonts w:ascii="Calibri" w:eastAsia="Calibri" w:hAnsi="Calibri" w:cs="Times New Roman"/>
+          <w:lang w:eastAsia="es-CO"/>
+          <w14:ligatures w14:val="none"/>
+        </w:rPr>
+        <w:t xml:space="preserve"> Management </w:t>
+      </w:r>
+      <w:proofErr w:type="spellStart"/>
+      <w:r>
+        <w:rPr>
+          <w:rFonts w:ascii="Calibri" w:eastAsia="Calibri" w:hAnsi="Calibri" w:cs="Times New Roman"/>
+          <w:lang w:eastAsia="es-CO"/>
+          <w14:ligatures w14:val="none"/>
+        </w:rPr>
+        <w:t>System</w:t>
+      </w:r>
+      <w:proofErr w:type="spellEnd"/>
+      <w:r>
+        <w:rPr>
+          <w:rFonts w:ascii="Calibri" w:eastAsia="Calibri" w:hAnsi="Calibri" w:cs="Times New Roman"/>
+          <w:lang w:eastAsia="es-CO"/>
+          <w14:ligatures w14:val="none"/>
+        </w:rPr>
+        <w:t xml:space="preserve"> (DBMS). Estos sistemas permiten crear, almacenar, consultar y administrar grandes volúmenes de información de manera organizada y eficiente.</w:t>
       </w:r>
     </w:p>
     <w:p>
@@ -17090,7 +18775,43 @@
           <w:lang w:eastAsia="es-CO"/>
           <w14:ligatures w14:val="none"/>
         </w:rPr>
-        <w:t xml:space="preserve">Un Database Management System (DBMS) es un </w:t>
+        <w:t xml:space="preserve">Un </w:t>
+      </w:r>
+      <w:proofErr w:type="spellStart"/>
+      <w:r>
+        <w:rPr>
+          <w:rFonts w:ascii="Calibri" w:eastAsia="Calibri" w:hAnsi="Calibri" w:cs="Times New Roman"/>
+          <w:lang w:eastAsia="es-CO"/>
+          <w14:ligatures w14:val="none"/>
+        </w:rPr>
+        <w:t>Database</w:t>
+      </w:r>
+      <w:proofErr w:type="spellEnd"/>
+      <w:r>
+        <w:rPr>
+          <w:rFonts w:ascii="Calibri" w:eastAsia="Calibri" w:hAnsi="Calibri" w:cs="Times New Roman"/>
+          <w:lang w:eastAsia="es-CO"/>
+          <w14:ligatures w14:val="none"/>
+        </w:rPr>
+        <w:t xml:space="preserve"> Management </w:t>
+      </w:r>
+      <w:proofErr w:type="spellStart"/>
+      <w:r>
+        <w:rPr>
+          <w:rFonts w:ascii="Calibri" w:eastAsia="Calibri" w:hAnsi="Calibri" w:cs="Times New Roman"/>
+          <w:lang w:eastAsia="es-CO"/>
+          <w14:ligatures w14:val="none"/>
+        </w:rPr>
+        <w:t>System</w:t>
+      </w:r>
+      <w:proofErr w:type="spellEnd"/>
+      <w:r>
+        <w:rPr>
+          <w:rFonts w:ascii="Calibri" w:eastAsia="Calibri" w:hAnsi="Calibri" w:cs="Times New Roman"/>
+          <w:lang w:eastAsia="es-CO"/>
+          <w14:ligatures w14:val="none"/>
+        </w:rPr>
+        <w:t xml:space="preserve"> (DBMS) es un </w:t>
       </w:r>
       <w:r>
         <w:rPr>
@@ -17284,7 +19005,25 @@
           <w:lang w:eastAsia="es-CO"/>
           <w14:ligatures w14:val="none"/>
         </w:rPr>
-        <w:t>Entre los sistemas gestores de bases de datos más utilizados se encuentran MySQL, Oracle, PostgreSQL, MongoDB, Cassandra y Neo4j, los cuales ofrecen diferentes características y aplicaciones dentro del desarrollo de sistemas de información.</w:t>
+        <w:t xml:space="preserve">Entre los sistemas gestores de bases de datos más utilizados se encuentran MySQL, Oracle, PostgreSQL, MongoDB, </w:t>
+      </w:r>
+      <w:proofErr w:type="spellStart"/>
+      <w:r>
+        <w:rPr>
+          <w:rFonts w:ascii="Calibri" w:eastAsia="Calibri" w:hAnsi="Calibri" w:cs="Times New Roman"/>
+          <w:lang w:eastAsia="es-CO"/>
+          <w14:ligatures w14:val="none"/>
+        </w:rPr>
+        <w:t>Cassandra</w:t>
+      </w:r>
+      <w:proofErr w:type="spellEnd"/>
+      <w:r>
+        <w:rPr>
+          <w:rFonts w:ascii="Calibri" w:eastAsia="Calibri" w:hAnsi="Calibri" w:cs="Times New Roman"/>
+          <w:lang w:eastAsia="es-CO"/>
+          <w14:ligatures w14:val="none"/>
+        </w:rPr>
+        <w:t xml:space="preserve"> y Neo4j, los cuales ofrecen diferentes características y aplicaciones dentro del desarrollo de sistemas de información.</w:t>
       </w:r>
     </w:p>
     <w:p>
@@ -17370,7 +19109,25 @@
           <w:lang w:eastAsia="es-CO"/>
           <w14:ligatures w14:val="none"/>
         </w:rPr>
-        <w:t>Entre los sistemas gestores de bases de datos más utilizados se encuentran MySQL, Oracle y PostgreSQL para bases de datos relacionales, y MongoDB, Cassandra y Neo4j en el contexto de bases de datos NoSQL.</w:t>
+        <w:t xml:space="preserve">Entre los sistemas gestores de bases de datos más utilizados se encuentran MySQL, Oracle y PostgreSQL para bases de datos relacionales, y MongoDB, </w:t>
+      </w:r>
+      <w:proofErr w:type="spellStart"/>
+      <w:r>
+        <w:rPr>
+          <w:rFonts w:ascii="Calibri" w:eastAsia="Calibri" w:hAnsi="Calibri" w:cs="Times New Roman"/>
+          <w:lang w:eastAsia="es-CO"/>
+          <w14:ligatures w14:val="none"/>
+        </w:rPr>
+        <w:t>Cassandra</w:t>
+      </w:r>
+      <w:proofErr w:type="spellEnd"/>
+      <w:r>
+        <w:rPr>
+          <w:rFonts w:ascii="Calibri" w:eastAsia="Calibri" w:hAnsi="Calibri" w:cs="Times New Roman"/>
+          <w:lang w:eastAsia="es-CO"/>
+          <w14:ligatures w14:val="none"/>
+        </w:rPr>
+        <w:t xml:space="preserve"> y Neo4j en el contexto de bases de datos NoSQL.</w:t>
       </w:r>
     </w:p>
     <w:p>
@@ -17720,10 +19477,12 @@
                 <w:rFonts w:eastAsia="Calibri" w:cs="Times New Roman"/>
               </w:rPr>
             </w:pPr>
+            <w:proofErr w:type="spellStart"/>
             <w:r>
               <w:lastRenderedPageBreak/>
               <w:t>Cassandra</w:t>
             </w:r>
+            <w:proofErr w:type="spellEnd"/>
             <w:r>
               <w:t>.</w:t>
             </w:r>
@@ -18126,8 +19885,13 @@
               </w:rPr>
             </w:pPr>
             <w:r>
-              <w:t>Oracle Data Modeler</w:t>
-            </w:r>
+              <w:t xml:space="preserve">Oracle Data </w:t>
+            </w:r>
+            <w:proofErr w:type="spellStart"/>
+            <w:r>
+              <w:t>Modeler</w:t>
+            </w:r>
+            <w:proofErr w:type="spellEnd"/>
             <w:r>
               <w:t>.</w:t>
             </w:r>
@@ -18163,8 +19927,13 @@
               </w:rPr>
             </w:pPr>
             <w:r>
-              <w:t>MySQL Workbench</w:t>
-            </w:r>
+              <w:t xml:space="preserve">MySQL </w:t>
+            </w:r>
+            <w:proofErr w:type="spellStart"/>
+            <w:r>
+              <w:t>Workbench</w:t>
+            </w:r>
+            <w:proofErr w:type="spellEnd"/>
             <w:r>
               <w:t>.</w:t>
             </w:r>
@@ -18202,9 +19971,11 @@
                 <w:rFonts w:eastAsia="Calibri" w:cs="Times New Roman"/>
               </w:rPr>
             </w:pPr>
+            <w:proofErr w:type="spellStart"/>
             <w:r>
               <w:t>PowerDesigner</w:t>
             </w:r>
+            <w:proofErr w:type="spellEnd"/>
             <w:r>
               <w:t>.</w:t>
             </w:r>
@@ -18240,8 +20011,13 @@
               </w:rPr>
             </w:pPr>
             <w:r>
-              <w:t>Visual Paradigm</w:t>
-            </w:r>
+              <w:t xml:space="preserve">Visual </w:t>
+            </w:r>
+            <w:proofErr w:type="spellStart"/>
+            <w:r>
+              <w:t>Paradigm</w:t>
+            </w:r>
+            <w:proofErr w:type="spellEnd"/>
             <w:r>
               <w:t>.</w:t>
             </w:r>
@@ -18280,8 +20056,13 @@
               </w:rPr>
             </w:pPr>
             <w:r>
-              <w:t>AWS NoSQL Workbench</w:t>
-            </w:r>
+              <w:t xml:space="preserve">AWS NoSQL </w:t>
+            </w:r>
+            <w:proofErr w:type="spellStart"/>
+            <w:r>
+              <w:t>Workbench</w:t>
+            </w:r>
+            <w:proofErr w:type="spellEnd"/>
             <w:r>
               <w:t>.</w:t>
             </w:r>
@@ -18547,7 +20328,25 @@
           <w14:ligatures w14:val="none"/>
         </w:rPr>
         <w:lastRenderedPageBreak/>
-        <w:t>Este tipo de procesamiento se asocia generalmente con sistemas conocidos como OLTP (Online Transaction Processing), los cuales están diseñados para gestionar grandes volúmenes de transacciones simultáneas manteniendo la integridad y disponibilidad de los datos. Estas características permiten que las bases de datos soporten operaciones críticas que requieren rapidez, confiabilidad y control en el manejo de la información.</w:t>
+        <w:t xml:space="preserve">Este tipo de procesamiento se asocia generalmente con sistemas conocidos como OLTP (Online </w:t>
+      </w:r>
+      <w:proofErr w:type="spellStart"/>
+      <w:r>
+        <w:rPr>
+          <w:rFonts w:ascii="Calibri" w:eastAsia="Calibri" w:hAnsi="Calibri" w:cs="Times New Roman"/>
+          <w:lang w:eastAsia="es-CO"/>
+          <w14:ligatures w14:val="none"/>
+        </w:rPr>
+        <w:t>Transaction</w:t>
+      </w:r>
+      <w:proofErr w:type="spellEnd"/>
+      <w:r>
+        <w:rPr>
+          <w:rFonts w:ascii="Calibri" w:eastAsia="Calibri" w:hAnsi="Calibri" w:cs="Times New Roman"/>
+          <w:lang w:eastAsia="es-CO"/>
+          <w14:ligatures w14:val="none"/>
+        </w:rPr>
+        <w:t xml:space="preserve"> Processing), los cuales están diseñados para gestionar grandes volúmenes de transacciones simultáneas manteniendo la integridad y disponibilidad de los datos. Estas características permiten que las bases de datos soporten operaciones críticas que requieren rapidez, confiabilidad y control en el manejo de la información.</w:t>
       </w:r>
     </w:p>
     <w:p>
@@ -18624,8 +20423,17 @@
           <w:rStyle w:val="Extranjerismo"/>
           <w:lang w:val="es-CO"/>
         </w:rPr>
-        <w:t>data warehouse</w:t>
-      </w:r>
+        <w:t xml:space="preserve">data </w:t>
+      </w:r>
+      <w:proofErr w:type="spellStart"/>
+      <w:r>
+        <w:rPr>
+          <w:rStyle w:val="Extranjerismo"/>
+          <w:lang w:val="es-CO"/>
+        </w:rPr>
+        <w:t>warehouse</w:t>
+      </w:r>
+      <w:proofErr w:type="spellEnd"/>
       <w:r>
         <w:rPr>
           <w:rFonts w:ascii="Calibri" w:eastAsia="Calibri" w:hAnsi="Calibri" w:cs="Times New Roman"/>
@@ -19276,7 +21084,43 @@
           <w:lang w:eastAsia="es-CO"/>
           <w14:ligatures w14:val="none"/>
         </w:rPr>
-        <w:t>El término NoSQL significa “Not Only SQL” (no solo SQL), lo que indica que estos sistemas no buscan reemplazar completamente a las bases de datos relacionales, sino ofrecer alternativas que se adapten mejor a determinados tipos de aplicaciones, especialmente aquellas que requieren alto rendimiento, distribución de datos y capacidad de escalar en múltiples servidores.</w:t>
+        <w:t>El término NoSQL significa “</w:t>
+      </w:r>
+      <w:proofErr w:type="spellStart"/>
+      <w:r>
+        <w:rPr>
+          <w:rFonts w:ascii="Calibri" w:eastAsia="Calibri" w:hAnsi="Calibri" w:cs="Times New Roman"/>
+          <w:lang w:eastAsia="es-CO"/>
+          <w14:ligatures w14:val="none"/>
+        </w:rPr>
+        <w:t>Not</w:t>
+      </w:r>
+      <w:proofErr w:type="spellEnd"/>
+      <w:r>
+        <w:rPr>
+          <w:rFonts w:ascii="Calibri" w:eastAsia="Calibri" w:hAnsi="Calibri" w:cs="Times New Roman"/>
+          <w:lang w:eastAsia="es-CO"/>
+          <w14:ligatures w14:val="none"/>
+        </w:rPr>
+        <w:t xml:space="preserve"> </w:t>
+      </w:r>
+      <w:proofErr w:type="spellStart"/>
+      <w:r>
+        <w:rPr>
+          <w:rFonts w:ascii="Calibri" w:eastAsia="Calibri" w:hAnsi="Calibri" w:cs="Times New Roman"/>
+          <w:lang w:eastAsia="es-CO"/>
+          <w14:ligatures w14:val="none"/>
+        </w:rPr>
+        <w:t>Only</w:t>
+      </w:r>
+      <w:proofErr w:type="spellEnd"/>
+      <w:r>
+        <w:rPr>
+          <w:rFonts w:ascii="Calibri" w:eastAsia="Calibri" w:hAnsi="Calibri" w:cs="Times New Roman"/>
+          <w:lang w:eastAsia="es-CO"/>
+          <w14:ligatures w14:val="none"/>
+        </w:rPr>
+        <w:t xml:space="preserve"> SQL” (no solo SQL), lo que indica que estos sistemas no buscan reemplazar completamente a las bases de datos relacionales, sino ofrecer alternativas que se adapten mejor a determinados tipos de aplicaciones, especialmente aquellas que requieren alto rendimiento, distribución de datos y capacidad de escalar en múltiples servidores.</w:t>
       </w:r>
     </w:p>
     <w:p>
@@ -19849,13 +21693,23 @@
           <w14:ligatures w14:val="none"/>
         </w:rPr>
       </w:pPr>
-      <w:r>
-        <w:rPr>
-          <w:rFonts w:ascii="Calibri" w:eastAsia="Calibri" w:hAnsi="Calibri" w:cs="Times New Roman"/>
-          <w:lang w:eastAsia="es-CO"/>
-          <w14:ligatures w14:val="none"/>
-        </w:rPr>
-        <w:t>db.estudiantes.find()</w:t>
+      <w:proofErr w:type="spellStart"/>
+      <w:r>
+        <w:rPr>
+          <w:rFonts w:ascii="Calibri" w:eastAsia="Calibri" w:hAnsi="Calibri" w:cs="Times New Roman"/>
+          <w:lang w:eastAsia="es-CO"/>
+          <w14:ligatures w14:val="none"/>
+        </w:rPr>
+        <w:t>db.estudiantes.find</w:t>
+      </w:r>
+      <w:proofErr w:type="spellEnd"/>
+      <w:r>
+        <w:rPr>
+          <w:rFonts w:ascii="Calibri" w:eastAsia="Calibri" w:hAnsi="Calibri" w:cs="Times New Roman"/>
+          <w:lang w:eastAsia="es-CO"/>
+          <w14:ligatures w14:val="none"/>
+        </w:rPr>
+        <w:t>()</w:t>
       </w:r>
       <w:r>
         <w:rPr>
@@ -19906,13 +21760,23 @@
           <w14:ligatures w14:val="none"/>
         </w:rPr>
       </w:pPr>
-      <w:r>
-        <w:rPr>
-          <w:rFonts w:ascii="Calibri" w:eastAsia="Calibri" w:hAnsi="Calibri" w:cs="Times New Roman"/>
-          <w:lang w:eastAsia="es-CO"/>
-          <w14:ligatures w14:val="none"/>
-        </w:rPr>
-        <w:t>db.estudiantes.find({edad: 20})</w:t>
+      <w:proofErr w:type="spellStart"/>
+      <w:r>
+        <w:rPr>
+          <w:rFonts w:ascii="Calibri" w:eastAsia="Calibri" w:hAnsi="Calibri" w:cs="Times New Roman"/>
+          <w:lang w:eastAsia="es-CO"/>
+          <w14:ligatures w14:val="none"/>
+        </w:rPr>
+        <w:t>db.estudiantes.find</w:t>
+      </w:r>
+      <w:proofErr w:type="spellEnd"/>
+      <w:r>
+        <w:rPr>
+          <w:rFonts w:ascii="Calibri" w:eastAsia="Calibri" w:hAnsi="Calibri" w:cs="Times New Roman"/>
+          <w:lang w:eastAsia="es-CO"/>
+          <w14:ligatures w14:val="none"/>
+        </w:rPr>
+        <w:t>({edad: 20})</w:t>
       </w:r>
     </w:p>
     <w:p>
@@ -19982,13 +21846,23 @@
         </w:rPr>
         <w:t xml:space="preserve"> </w:t>
       </w:r>
-      <w:r>
-        <w:rPr>
-          <w:rFonts w:ascii="Calibri" w:eastAsia="Calibri" w:hAnsi="Calibri" w:cs="Times New Roman"/>
-          <w:lang w:eastAsia="es-CO"/>
-          <w14:ligatures w14:val="none"/>
-        </w:rPr>
-        <w:t>db.estudiantes.aggregate([</w:t>
+      <w:proofErr w:type="spellStart"/>
+      <w:r>
+        <w:rPr>
+          <w:rFonts w:ascii="Calibri" w:eastAsia="Calibri" w:hAnsi="Calibri" w:cs="Times New Roman"/>
+          <w:lang w:eastAsia="es-CO"/>
+          <w14:ligatures w14:val="none"/>
+        </w:rPr>
+        <w:t>db.estudiantes.aggregate</w:t>
+      </w:r>
+      <w:proofErr w:type="spellEnd"/>
+      <w:r>
+        <w:rPr>
+          <w:rFonts w:ascii="Calibri" w:eastAsia="Calibri" w:hAnsi="Calibri" w:cs="Times New Roman"/>
+          <w:lang w:eastAsia="es-CO"/>
+          <w14:ligatures w14:val="none"/>
+        </w:rPr>
+        <w:t>([</w:t>
       </w:r>
     </w:p>
     <w:p>
@@ -20006,7 +21880,25 @@
           <w:lang w:val="en-US" w:eastAsia="es-CO"/>
           <w14:ligatures w14:val="none"/>
         </w:rPr>
-        <w:t xml:space="preserve">  { $group: { _id: "$programa", total: { $sum: 1 } } }</w:t>
+        <w:t xml:space="preserve">  { $group: { _id: "$</w:t>
+      </w:r>
+      <w:proofErr w:type="spellStart"/>
+      <w:r>
+        <w:rPr>
+          <w:rFonts w:ascii="Calibri" w:eastAsia="Calibri" w:hAnsi="Calibri" w:cs="Times New Roman"/>
+          <w:lang w:val="en-US" w:eastAsia="es-CO"/>
+          <w14:ligatures w14:val="none"/>
+        </w:rPr>
+        <w:t>programa</w:t>
+      </w:r>
+      <w:proofErr w:type="spellEnd"/>
+      <w:r>
+        <w:rPr>
+          <w:rFonts w:ascii="Calibri" w:eastAsia="Calibri" w:hAnsi="Calibri" w:cs="Times New Roman"/>
+          <w:lang w:val="en-US" w:eastAsia="es-CO"/>
+          <w14:ligatures w14:val="none"/>
+        </w:rPr>
+        <w:t>", total: { $sum: 1 } } }</w:t>
       </w:r>
     </w:p>
     <w:p>
@@ -20165,6 +22057,7 @@
       </w:r>
       <w:r>
         <w:rPr>
+          <w:rStyle w:val="Extranjerismo"/>
           <w:b/>
           <w:bCs/>
         </w:rPr>
@@ -20212,6 +22105,7 @@
       </w:r>
       <w:r>
         <w:rPr>
+          <w:rStyle w:val="Extranjerismo"/>
           <w:b/>
           <w:bCs/>
         </w:rPr>
@@ -20259,6 +22153,7 @@
       </w:r>
       <w:r>
         <w:rPr>
+          <w:rStyle w:val="Extranjerismo"/>
           <w:b/>
           <w:bCs/>
         </w:rPr>
@@ -20986,7 +22881,15 @@
         <w:t xml:space="preserve">Coronel, C., &amp; Morris, S. (2015). Database systems: Design, implementation, and management (11th ed.). </w:t>
       </w:r>
       <w:r>
-        <w:t>Cengage Learning.</w:t>
+        <w:t xml:space="preserve">Cengage </w:t>
+      </w:r>
+      <w:proofErr w:type="spellStart"/>
+      <w:r>
+        <w:t>Learning</w:t>
+      </w:r>
+      <w:proofErr w:type="spellEnd"/>
+      <w:r>
+        <w:t>.</w:t>
       </w:r>
     </w:p>
     <w:p>
@@ -21002,15 +22905,51 @@
         <w:rPr>
           <w:lang w:val="en-US"/>
         </w:rPr>
-        <w:t>Pearson Educación.</w:t>
-      </w:r>
-    </w:p>
-    <w:p>
+        <w:t xml:space="preserve">Pearson </w:t>
+      </w:r>
+      <w:proofErr w:type="spellStart"/>
       <w:r>
         <w:rPr>
           <w:lang w:val="en-US"/>
         </w:rPr>
-        <w:t xml:space="preserve">Elmasri, R., &amp; Navathe, S. B. (2016). Fundamentals of database systems (7th ed.). </w:t>
+        <w:t>Educación</w:t>
+      </w:r>
+      <w:proofErr w:type="spellEnd"/>
+      <w:r>
+        <w:rPr>
+          <w:lang w:val="en-US"/>
+        </w:rPr>
+        <w:t>.</w:t>
+      </w:r>
+    </w:p>
+    <w:p>
+      <w:proofErr w:type="spellStart"/>
+      <w:r>
+        <w:rPr>
+          <w:lang w:val="en-US"/>
+        </w:rPr>
+        <w:t>Elmasri</w:t>
+      </w:r>
+      <w:proofErr w:type="spellEnd"/>
+      <w:r>
+        <w:rPr>
+          <w:lang w:val="en-US"/>
+        </w:rPr>
+        <w:t xml:space="preserve">, R., &amp; </w:t>
+      </w:r>
+      <w:proofErr w:type="spellStart"/>
+      <w:r>
+        <w:rPr>
+          <w:lang w:val="en-US"/>
+        </w:rPr>
+        <w:t>Navathe</w:t>
+      </w:r>
+      <w:proofErr w:type="spellEnd"/>
+      <w:r>
+        <w:rPr>
+          <w:lang w:val="en-US"/>
+        </w:rPr>
+        <w:t xml:space="preserve">, S. B. (2016). Fundamentals of database systems (7th ed.). </w:t>
       </w:r>
       <w:r>
         <w:t>Pearson.</w:t>
@@ -21064,32 +23003,105 @@
         <w:rPr>
           <w:lang w:val="en-US"/>
         </w:rPr>
-        <w:t>Garcia-Molina, H., Ullman, J. D., &amp; Widom, J. (2009). Database systems: The complete book (2nd ed.). Pearson.</w:t>
-      </w:r>
-    </w:p>
-    <w:p>
-      <w:pPr>
+        <w:t xml:space="preserve">Garcia-Molina, H., Ullman, J. D., &amp; </w:t>
+      </w:r>
+      <w:proofErr w:type="spellStart"/>
+      <w:r>
         <w:rPr>
           <w:lang w:val="en-US"/>
         </w:rPr>
-      </w:pPr>
+        <w:t>Widom</w:t>
+      </w:r>
+      <w:proofErr w:type="spellEnd"/>
       <w:r>
         <w:rPr>
           <w:lang w:val="en-US"/>
         </w:rPr>
-        <w:t>Silberschatz, A., Korth, H. F., &amp; Sudarshan, S. (2020). Database system concepts (7th ed.). McGraw-Hill Education.</w:t>
-      </w:r>
-    </w:p>
-    <w:p>
-      <w:r>
+        <w:t>, J. (2009). Database systems: The complete book (2nd ed.). Pearson.</w:t>
+      </w:r>
+    </w:p>
+    <w:p>
+      <w:pPr>
         <w:rPr>
           <w:lang w:val="en-US"/>
         </w:rPr>
+      </w:pPr>
+      <w:proofErr w:type="spellStart"/>
+      <w:r>
+        <w:rPr>
+          <w:lang w:val="en-US"/>
+        </w:rPr>
+        <w:t>Silberschatz</w:t>
+      </w:r>
+      <w:proofErr w:type="spellEnd"/>
+      <w:r>
+        <w:rPr>
+          <w:lang w:val="en-US"/>
+        </w:rPr>
+        <w:t xml:space="preserve">, A., </w:t>
+      </w:r>
+      <w:proofErr w:type="spellStart"/>
+      <w:r>
+        <w:rPr>
+          <w:lang w:val="en-US"/>
+        </w:rPr>
+        <w:t>Korth</w:t>
+      </w:r>
+      <w:proofErr w:type="spellEnd"/>
+      <w:r>
+        <w:rPr>
+          <w:lang w:val="en-US"/>
+        </w:rPr>
+        <w:t>, H. F., &amp; Sudarshan, S. (2020). Database system concepts (7th ed.). McGraw-Hill Education.</w:t>
+      </w:r>
+    </w:p>
+    <w:p>
+      <w:proofErr w:type="spellStart"/>
+      <w:r>
+        <w:rPr>
+          <w:lang w:val="en-US"/>
+        </w:rPr>
         <w:lastRenderedPageBreak/>
-        <w:t xml:space="preserve">Stonebraker, M., &amp; Hellerstein, J. M. (2005). What goes around comes around. </w:t>
-      </w:r>
-      <w:r>
-        <w:t>Readings in Database Systems (4th ed.). MIT Press.</w:t>
+        <w:t>Stonebraker</w:t>
+      </w:r>
+      <w:proofErr w:type="spellEnd"/>
+      <w:r>
+        <w:rPr>
+          <w:lang w:val="en-US"/>
+        </w:rPr>
+        <w:t xml:space="preserve">, M., &amp; Hellerstein, J. M. (2005). What goes around comes around. </w:t>
+      </w:r>
+      <w:proofErr w:type="spellStart"/>
+      <w:r>
+        <w:t>Readings</w:t>
+      </w:r>
+      <w:proofErr w:type="spellEnd"/>
+      <w:r>
+        <w:t xml:space="preserve"> in </w:t>
+      </w:r>
+      <w:proofErr w:type="spellStart"/>
+      <w:r>
+        <w:t>Database</w:t>
+      </w:r>
+      <w:proofErr w:type="spellEnd"/>
+      <w:r>
+        <w:t xml:space="preserve"> </w:t>
+      </w:r>
+      <w:proofErr w:type="spellStart"/>
+      <w:r>
+        <w:t>Systems</w:t>
+      </w:r>
+      <w:proofErr w:type="spellEnd"/>
+      <w:r>
+        <w:t xml:space="preserve"> (4th ed.). MIT </w:t>
+      </w:r>
+      <w:proofErr w:type="spellStart"/>
+      <w:r>
+        <w:t>Press</w:t>
+      </w:r>
+      <w:proofErr w:type="spellEnd"/>
+      <w:r>
+        <w:t>.</w:t>
       </w:r>
     </w:p>
     <w:p/>
@@ -21256,7 +23268,15 @@
               </w:rPr>
             </w:pPr>
             <w:r>
-              <w:t>Diana Rocío Possos Beltrán</w:t>
+              <w:t xml:space="preserve">Diana Rocío </w:t>
+            </w:r>
+            <w:proofErr w:type="spellStart"/>
+            <w:r>
+              <w:t>Possos</w:t>
+            </w:r>
+            <w:proofErr w:type="spellEnd"/>
+            <w:r>
+              <w:t xml:space="preserve"> Beltrán</w:t>
             </w:r>
           </w:p>
         </w:tc>
@@ -21452,8 +23472,13 @@
                 <w:lang w:val="es-CO"/>
               </w:rPr>
             </w:pPr>
-            <w:r>
-              <w:t>Jose Yobani Penagos Mora</w:t>
+            <w:proofErr w:type="spellStart"/>
+            <w:r>
+              <w:t>Jose</w:t>
+            </w:r>
+            <w:proofErr w:type="spellEnd"/>
+            <w:r>
+              <w:t xml:space="preserve"> Yobani Penagos Mora</w:t>
             </w:r>
           </w:p>
         </w:tc>
@@ -21505,9 +23530,19 @@
                 <w:lang w:val="es-CO"/>
               </w:rPr>
             </w:pPr>
-            <w:r>
-              <w:t>Veimar Celis Melendez</w:t>
-            </w:r>
+            <w:proofErr w:type="spellStart"/>
+            <w:r>
+              <w:t>Veimar</w:t>
+            </w:r>
+            <w:proofErr w:type="spellEnd"/>
+            <w:r>
+              <w:t xml:space="preserve"> Celis </w:t>
+            </w:r>
+            <w:proofErr w:type="spellStart"/>
+            <w:r>
+              <w:t>Melendez</w:t>
+            </w:r>
+            <w:proofErr w:type="spellEnd"/>
           </w:p>
         </w:tc>
         <w:tc>
@@ -21558,8 +23593,13 @@
             <w:pPr>
               <w:pStyle w:val="TextoTablas"/>
             </w:pPr>
-            <w:r>
-              <w:t>Sebastian Trujillo Afanador</w:t>
+            <w:proofErr w:type="spellStart"/>
+            <w:r>
+              <w:t>Sebastian</w:t>
+            </w:r>
+            <w:proofErr w:type="spellEnd"/>
+            <w:r>
+              <w:t xml:space="preserve"> Trujillo Afanador</w:t>
             </w:r>
           </w:p>
         </w:tc>
@@ -21609,8 +23649,13 @@
               <w:pStyle w:val="TextoTablas"/>
             </w:pPr>
             <w:r>
-              <w:t>Gilberto Junior Rodríguez Rodríguez</w:t>
-            </w:r>
+              <w:t xml:space="preserve">Gilberto Junior Rodríguez </w:t>
+            </w:r>
+            <w:proofErr w:type="spellStart"/>
+            <w:r>
+              <w:t>Rodríguez</w:t>
+            </w:r>
+            <w:proofErr w:type="spellEnd"/>
           </w:p>
         </w:tc>
         <w:tc>
@@ -21672,7 +23717,15 @@
               </w:rPr>
             </w:pPr>
             <w:r>
-              <w:t>Evaluador ade contenidos inclusivos y accesibles</w:t>
+              <w:t xml:space="preserve">Evaluador </w:t>
+            </w:r>
+            <w:proofErr w:type="spellStart"/>
+            <w:r>
+              <w:t>ade</w:t>
+            </w:r>
+            <w:proofErr w:type="spellEnd"/>
+            <w:r>
+              <w:t xml:space="preserve"> contenidos inclusivos y accesibles</w:t>
             </w:r>
           </w:p>
         </w:tc>
@@ -29692,6 +31745,10 @@
 </file>
 
 <file path=customXml/item1.xml><?xml version="1.0" encoding="utf-8"?>
+<b:Sources xmlns:b="http://schemas.openxmlformats.org/officeDocument/2006/bibliography" xmlns="http://schemas.openxmlformats.org/officeDocument/2006/bibliography" SelectedStyle="\APASixthEditionOfficeOnline.xsl" StyleName="APA" Version="6"/>
+</file>
+
+<file path=customXml/item2.xml><?xml version="1.0" encoding="utf-8"?>
 <p:properties xmlns:p="http://schemas.microsoft.com/office/2006/metadata/properties" xmlns:xsi="http://www.w3.org/2001/XMLSchema-instance" xmlns:pc="http://schemas.microsoft.com/office/infopath/2007/PartnerControls">
   <documentManagement>
     <TaxCatchAll xmlns="13c90a0b-73bc-4dc0-be5f-28d77b615beb" xsi:nil="true"/>
@@ -29702,20 +31759,7 @@
 </p:properties>
 </file>
 
-<file path=customXml/item2.xml><?xml version="1.0" encoding="utf-8"?>
-<b:Sources xmlns:b="http://schemas.openxmlformats.org/officeDocument/2006/bibliography" xmlns="http://schemas.openxmlformats.org/officeDocument/2006/bibliography" SelectedStyle="\APASixthEditionOfficeOnline.xsl" StyleName="APA" Version="6"/>
-</file>
-
 <file path=customXml/item3.xml><?xml version="1.0" encoding="utf-8"?>
-<?mso-contentType ?>
-<FormTemplates xmlns="http://schemas.microsoft.com/sharepoint/v3/contenttype/forms">
-  <Display>DocumentLibraryForm</Display>
-  <Edit>DocumentLibraryForm</Edit>
-  <New>DocumentLibraryForm</New>
-</FormTemplates>
-</file>
-
-<file path=customXml/item4.xml><?xml version="1.0" encoding="utf-8"?>
 <ct:contentTypeSchema xmlns:ct="http://schemas.microsoft.com/office/2006/metadata/contentType" xmlns:ma="http://schemas.microsoft.com/office/2006/metadata/properties/metaAttributes" ct:_="" ma:_="" ma:contentTypeName="Documento" ma:contentTypeID="0x0101006A81D6BD42E8DF4C91013959704817E1" ma:contentTypeVersion="15" ma:contentTypeDescription="Crear nuevo documento." ma:contentTypeScope="" ma:versionID="bf4f72ffd194f0963ff564daca6869f7">
   <xsd:schema xmlns:xsd="http://www.w3.org/2001/XMLSchema" xmlns:xs="http://www.w3.org/2001/XMLSchema" xmlns:p="http://schemas.microsoft.com/office/2006/metadata/properties" xmlns:ns2="13c90a0b-73bc-4dc0-be5f-28d77b615beb" xmlns:ns3="13c93bba-48ce-428c-bfe5-88b42c19b028" targetNamespace="http://schemas.microsoft.com/office/2006/metadata/properties" ma:root="true" ma:fieldsID="8718d6f4873a5b1392a45044efa78385" ns2:_="" ns3:_="">
     <xsd:import namespace="13c90a0b-73bc-4dc0-be5f-28d77b615beb"/>
@@ -29950,7 +31994,24 @@
 </ct:contentTypeSchema>
 </file>
 
+<file path=customXml/item4.xml><?xml version="1.0" encoding="utf-8"?>
+<?mso-contentType ?>
+<FormTemplates xmlns="http://schemas.microsoft.com/sharepoint/v3/contenttype/forms">
+  <Display>DocumentLibraryForm</Display>
+  <Edit>DocumentLibraryForm</Edit>
+  <New>DocumentLibraryForm</New>
+</FormTemplates>
+</file>
+
 <file path=customXml/itemProps1.xml><?xml version="1.0" encoding="utf-8"?>
+<ds:datastoreItem xmlns:ds="http://schemas.openxmlformats.org/officeDocument/2006/customXml" ds:itemID="{277B3CE0-BEBA-4C1E-8713-77DCDF51EB96}">
+  <ds:schemaRefs>
+    <ds:schemaRef ds:uri="http://schemas.openxmlformats.org/officeDocument/2006/bibliography"/>
+  </ds:schemaRefs>
+</ds:datastoreItem>
+</file>
+
+<file path=customXml/itemProps2.xml><?xml version="1.0" encoding="utf-8"?>
 <ds:datastoreItem xmlns:ds="http://schemas.openxmlformats.org/officeDocument/2006/customXml" ds:itemID="{1279454D-02BE-4A9C-A117-DCD1573E2608}">
   <ds:schemaRefs>
     <ds:schemaRef ds:uri="http://schemas.microsoft.com/office/2006/metadata/properties"/>
@@ -29961,23 +32022,7 @@
 </ds:datastoreItem>
 </file>
 
-<file path=customXml/itemProps2.xml><?xml version="1.0" encoding="utf-8"?>
-<ds:datastoreItem xmlns:ds="http://schemas.openxmlformats.org/officeDocument/2006/customXml" ds:itemID="{277B3CE0-BEBA-4C1E-8713-77DCDF51EB96}">
-  <ds:schemaRefs>
-    <ds:schemaRef ds:uri="http://schemas.openxmlformats.org/officeDocument/2006/bibliography"/>
-  </ds:schemaRefs>
-</ds:datastoreItem>
-</file>
-
 <file path=customXml/itemProps3.xml><?xml version="1.0" encoding="utf-8"?>
-<ds:datastoreItem xmlns:ds="http://schemas.openxmlformats.org/officeDocument/2006/customXml" ds:itemID="{10663269-2064-4804-8290-36D4A57F5557}">
-  <ds:schemaRefs>
-    <ds:schemaRef ds:uri="http://schemas.microsoft.com/sharepoint/v3/contenttype/forms"/>
-  </ds:schemaRefs>
-</ds:datastoreItem>
-</file>
-
-<file path=customXml/itemProps4.xml><?xml version="1.0" encoding="utf-8"?>
 <ds:datastoreItem xmlns:ds="http://schemas.openxmlformats.org/officeDocument/2006/customXml" ds:itemID="{59065960-E0CA-4804-83B5-320CBCDCC160}">
   <ds:schemaRefs>
     <ds:schemaRef ds:uri="http://schemas.microsoft.com/office/2006/metadata/contentType"/>
@@ -29994,4 +32039,12 @@
     <ds:schemaRef ds:uri="http://schemas.microsoft.com/internal/obd"/>
   </ds:schemaRefs>
 </ds:datastoreItem>
+</file>
+
+<file path=customXml/itemProps4.xml><?xml version="1.0" encoding="utf-8"?>
+<ds:datastoreItem xmlns:ds="http://schemas.openxmlformats.org/officeDocument/2006/customXml" ds:itemID="{10663269-2064-4804-8290-36D4A57F5557}">
+  <ds:schemaRefs>
+    <ds:schemaRef ds:uri="http://schemas.microsoft.com/sharepoint/v3/contenttype/forms"/>
+  </ds:schemaRefs>
+</ds:datastoreItem>
 </file>